--- a/templates/invoices/inv_Kost_De.docx
+++ b/templates/invoices/inv_Kost_De.docx
@@ -110,6 +110,7 @@
                 <w:lang w:val="en-US"/>
               </w:rPr>
             </w:pPr>
+            <w:proofErr w:type="gramStart"/>
             <w:r>
               <w:rPr>
                 <w:rFonts w:ascii="Neue Hans Kendrick" w:hAnsi="Neue Hans Kendrick"/>
@@ -117,8 +118,9 @@
                 <w:szCs w:val="16"/>
                 <w:lang w:val="en-US"/>
               </w:rPr>
-              <w:t>{{ client_</w:t>
-            </w:r>
+              <w:t>{{ client</w:t>
+            </w:r>
+            <w:proofErr w:type="gramEnd"/>
             <w:r>
               <w:rPr>
                 <w:rFonts w:ascii="Neue Hans Kendrick" w:hAnsi="Neue Hans Kendrick"/>
@@ -126,8 +128,9 @@
                 <w:szCs w:val="16"/>
                 <w:lang w:val="en-US"/>
               </w:rPr>
-              <w:t>firm</w:t>
-            </w:r>
+              <w:t>_</w:t>
+            </w:r>
+            <w:proofErr w:type="gramStart"/>
             <w:r>
               <w:rPr>
                 <w:rFonts w:ascii="Neue Hans Kendrick" w:hAnsi="Neue Hans Kendrick"/>
@@ -135,7 +138,26 @@
                 <w:szCs w:val="16"/>
                 <w:lang w:val="en-US"/>
               </w:rPr>
-              <w:t xml:space="preserve"> }}</w:t>
+              <w:t>firm</w:t>
+            </w:r>
+            <w:r>
+              <w:rPr>
+                <w:rFonts w:ascii="Neue Hans Kendrick" w:hAnsi="Neue Hans Kendrick"/>
+                <w:sz w:val="16"/>
+                <w:szCs w:val="16"/>
+                <w:lang w:val="en-US"/>
+              </w:rPr>
+              <w:t xml:space="preserve"> }</w:t>
+            </w:r>
+            <w:proofErr w:type="gramEnd"/>
+            <w:r>
+              <w:rPr>
+                <w:rFonts w:ascii="Neue Hans Kendrick" w:hAnsi="Neue Hans Kendrick"/>
+                <w:sz w:val="16"/>
+                <w:szCs w:val="16"/>
+                <w:lang w:val="en-US"/>
+              </w:rPr>
+              <w:t>}</w:t>
             </w:r>
           </w:p>
           <w:p>
@@ -148,6 +170,7 @@
                 <w:lang w:val="en-US" w:eastAsia="de-DE" w:bidi="de-DE"/>
               </w:rPr>
             </w:pPr>
+            <w:proofErr w:type="gramStart"/>
             <w:r>
               <w:rPr>
                 <w:rFonts w:ascii="Neue Hans Kendrick" w:hAnsi="Neue Hans Kendrick"/>
@@ -155,7 +178,37 @@
                 <w:szCs w:val="16"/>
                 <w:lang w:val="en-US"/>
               </w:rPr>
-              <w:t>{{ client_address }}</w:t>
+              <w:t>{{ client</w:t>
+            </w:r>
+            <w:proofErr w:type="gramEnd"/>
+            <w:r>
+              <w:rPr>
+                <w:rFonts w:ascii="Neue Hans Kendrick" w:hAnsi="Neue Hans Kendrick"/>
+                <w:sz w:val="16"/>
+                <w:szCs w:val="16"/>
+                <w:lang w:val="en-US"/>
+              </w:rPr>
+              <w:t>_</w:t>
+            </w:r>
+            <w:proofErr w:type="gramStart"/>
+            <w:r>
+              <w:rPr>
+                <w:rFonts w:ascii="Neue Hans Kendrick" w:hAnsi="Neue Hans Kendrick"/>
+                <w:sz w:val="16"/>
+                <w:szCs w:val="16"/>
+                <w:lang w:val="en-US"/>
+              </w:rPr>
+              <w:t>address }</w:t>
+            </w:r>
+            <w:proofErr w:type="gramEnd"/>
+            <w:r>
+              <w:rPr>
+                <w:rFonts w:ascii="Neue Hans Kendrick" w:hAnsi="Neue Hans Kendrick"/>
+                <w:sz w:val="16"/>
+                <w:szCs w:val="16"/>
+                <w:lang w:val="en-US"/>
+              </w:rPr>
+              <w:t>}</w:t>
             </w:r>
           </w:p>
           <w:p>
@@ -442,6 +495,7 @@
                 <w:lang w:val="en-US"/>
               </w:rPr>
             </w:pPr>
+            <w:proofErr w:type="gramStart"/>
             <w:r>
               <w:rPr>
                 <w:rFonts w:ascii="Neue Hans Kendrick" w:hAnsi="Neue Hans Kendrick"/>
@@ -449,7 +503,17 @@
                 <w:szCs w:val="16"/>
                 <w:lang w:val="en-US"/>
               </w:rPr>
-              <w:t>{{ created_at}}</w:t>
+              <w:t>{{ created</w:t>
+            </w:r>
+            <w:proofErr w:type="gramEnd"/>
+            <w:r>
+              <w:rPr>
+                <w:rFonts w:ascii="Neue Hans Kendrick" w:hAnsi="Neue Hans Kendrick"/>
+                <w:sz w:val="16"/>
+                <w:szCs w:val="16"/>
+                <w:lang w:val="en-US"/>
+              </w:rPr>
+              <w:t>_at}}</w:t>
             </w:r>
           </w:p>
           <w:p>
@@ -499,7 +563,7 @@
                 <w:rFonts w:ascii="Neue Hans Kendrick" w:eastAsia="Neue Hans Kendrick Light" w:hAnsi="Neue Hans Kendrick"/>
                 <w:b/>
                 <w:sz w:val="16"/>
-                <w:lang w:val="de-DE" w:eastAsia="de-DE" w:bidi="de-DE"/>
+                <w:lang w:val="en-US" w:eastAsia="de-DE" w:bidi="de-DE"/>
               </w:rPr>
             </w:pPr>
             <w:r>
@@ -507,7 +571,7 @@
                 <w:rFonts w:ascii="Neue Hans Kendrick" w:eastAsia="Neue Hans Kendrick Light" w:hAnsi="Neue Hans Kendrick"/>
                 <w:b/>
                 <w:sz w:val="16"/>
-                <w:lang w:val="de-DE" w:eastAsia="de-DE" w:bidi="de-DE"/>
+                <w:lang w:val="en-US" w:eastAsia="de-DE" w:bidi="de-DE"/>
               </w:rPr>
               <w:t>BETREFF</w:t>
             </w:r>
@@ -522,6 +586,7 @@
                 <w:lang w:val="de-DE"/>
               </w:rPr>
             </w:pPr>
+            <w:proofErr w:type="gramStart"/>
             <w:r>
               <w:rPr>
                 <w:rFonts w:ascii="Neue Hans Kendrick" w:hAnsi="Neue Hans Kendrick"/>
@@ -529,15 +594,82 @@
                 <w:szCs w:val="16"/>
                 <w:lang w:val="en-US"/>
               </w:rPr>
-              <w:t>{{ invoice_title}} {% if invoice_type == 'AR' %}</w:t>
-            </w:r>
+              <w:t>{{ invoice</w:t>
+            </w:r>
+            <w:proofErr w:type="gramEnd"/>
             <w:r>
               <w:rPr>
                 <w:rFonts w:ascii="Neue Hans Kendrick" w:hAnsi="Neue Hans Kendrick"/>
                 <w:sz w:val="16"/>
                 <w:szCs w:val="16"/>
-              </w:rPr>
-              <w:t>{{ current_ar_number }}</w:t>
+                <w:lang w:val="en-US"/>
+              </w:rPr>
+              <w:t>_</w:t>
+            </w:r>
+            <w:proofErr w:type="gramStart"/>
+            <w:r>
+              <w:rPr>
+                <w:rFonts w:ascii="Neue Hans Kendrick" w:hAnsi="Neue Hans Kendrick"/>
+                <w:sz w:val="16"/>
+                <w:szCs w:val="16"/>
+                <w:lang w:val="en-US"/>
+              </w:rPr>
+              <w:t>title}} {%</w:t>
+            </w:r>
+            <w:proofErr w:type="gramEnd"/>
+            <w:r>
+              <w:rPr>
+                <w:rFonts w:ascii="Neue Hans Kendrick" w:hAnsi="Neue Hans Kendrick"/>
+                <w:sz w:val="16"/>
+                <w:szCs w:val="16"/>
+                <w:lang w:val="en-US"/>
+              </w:rPr>
+              <w:t xml:space="preserve"> if invoice_type == 'AR' </w:t>
+            </w:r>
+            <w:proofErr w:type="gramStart"/>
+            <w:r>
+              <w:rPr>
+                <w:rFonts w:ascii="Neue Hans Kendrick" w:hAnsi="Neue Hans Kendrick"/>
+                <w:sz w:val="16"/>
+                <w:szCs w:val="16"/>
+                <w:lang w:val="en-US"/>
+              </w:rPr>
+              <w:t>%}</w:t>
+            </w:r>
+            <w:r>
+              <w:rPr>
+                <w:rFonts w:ascii="Neue Hans Kendrick" w:hAnsi="Neue Hans Kendrick"/>
+                <w:sz w:val="16"/>
+                <w:szCs w:val="16"/>
+              </w:rPr>
+              <w:t>{{ current</w:t>
+            </w:r>
+            <w:proofErr w:type="gramEnd"/>
+            <w:r>
+              <w:rPr>
+                <w:rFonts w:ascii="Neue Hans Kendrick" w:hAnsi="Neue Hans Kendrick"/>
+                <w:sz w:val="16"/>
+                <w:szCs w:val="16"/>
+              </w:rPr>
+              <w:t>_ar_</w:t>
+            </w:r>
+            <w:proofErr w:type="gramStart"/>
+            <w:r>
+              <w:rPr>
+                <w:rFonts w:ascii="Neue Hans Kendrick" w:hAnsi="Neue Hans Kendrick"/>
+                <w:sz w:val="16"/>
+                <w:szCs w:val="16"/>
+              </w:rPr>
+              <w:t>number }</w:t>
+            </w:r>
+            <w:proofErr w:type="gramEnd"/>
+            <w:r>
+              <w:rPr>
+                <w:rFonts w:ascii="Neue Hans Kendrick" w:hAnsi="Neue Hans Kendrick"/>
+                <w:sz w:val="16"/>
+                <w:szCs w:val="16"/>
+              </w:rPr>
+              <w:t>}</w:t>
             </w:r>
             <w:r>
               <w:rPr>
@@ -679,6 +811,7 @@
                 <w:lang w:val="en-US"/>
               </w:rPr>
             </w:pPr>
+            <w:proofErr w:type="gramStart"/>
             <w:r>
               <w:rPr>
                 <w:rFonts w:ascii="Neue Hans Kendrick" w:hAnsi="Neue Hans Kendrick"/>
@@ -686,27 +819,48 @@
                 <w:szCs w:val="16"/>
                 <w:lang w:val="en-US"/>
               </w:rPr>
-              <w:t>{{ project_no}}</w:t>
-            </w:r>
-          </w:p>
-          <w:p>
-            <w:pPr>
-              <w:pStyle w:val="Tabelleninhalt"/>
+              <w:t>{{ project</w:t>
+            </w:r>
+            <w:proofErr w:type="gramEnd"/>
+            <w:r>
               <w:rPr>
                 <w:rFonts w:ascii="Neue Hans Kendrick" w:hAnsi="Neue Hans Kendrick"/>
                 <w:sz w:val="16"/>
                 <w:szCs w:val="16"/>
                 <w:lang w:val="en-US"/>
               </w:rPr>
-            </w:pPr>
-            <w:r>
+              <w:t>_no}}</w:t>
+            </w:r>
+          </w:p>
+          <w:p>
+            <w:pPr>
+              <w:pStyle w:val="Tabelleninhalt"/>
               <w:rPr>
                 <w:rFonts w:ascii="Neue Hans Kendrick" w:hAnsi="Neue Hans Kendrick"/>
                 <w:sz w:val="16"/>
                 <w:szCs w:val="16"/>
                 <w:lang w:val="en-US"/>
               </w:rPr>
-              <w:t>{{ project_name}}</w:t>
+            </w:pPr>
+            <w:proofErr w:type="gramStart"/>
+            <w:r>
+              <w:rPr>
+                <w:rFonts w:ascii="Neue Hans Kendrick" w:hAnsi="Neue Hans Kendrick"/>
+                <w:sz w:val="16"/>
+                <w:szCs w:val="16"/>
+                <w:lang w:val="en-US"/>
+              </w:rPr>
+              <w:t>{{ project</w:t>
+            </w:r>
+            <w:proofErr w:type="gramEnd"/>
+            <w:r>
+              <w:rPr>
+                <w:rFonts w:ascii="Neue Hans Kendrick" w:hAnsi="Neue Hans Kendrick"/>
+                <w:sz w:val="16"/>
+                <w:szCs w:val="16"/>
+                <w:lang w:val="en-US"/>
+              </w:rPr>
+              <w:t>_name}}</w:t>
             </w:r>
           </w:p>
           <w:p>
@@ -743,21 +897,21 @@
               <w:rPr>
                 <w:rFonts w:ascii="Neue Hans Kendrick" w:eastAsia="Neue Hans Kendrick Light" w:hAnsi="Neue Hans Kendrick"/>
                 <w:color w:val="000000"/>
-                <w:lang w:eastAsia="de-DE" w:bidi="de-DE"/>
+                <w:lang w:val="en-US" w:eastAsia="de-DE" w:bidi="de-DE"/>
               </w:rPr>
             </w:pPr>
             <w:r>
               <w:rPr>
                 <w:rFonts w:ascii="Neue Hans Kendrick" w:eastAsia="Neue Hans Kendrick Light" w:hAnsi="Neue Hans Kendrick"/>
                 <w:b/>
-                <w:lang w:eastAsia="de-DE" w:bidi="de-DE"/>
+                <w:lang w:val="en-US" w:eastAsia="de-DE" w:bidi="de-DE"/>
               </w:rPr>
               <w:t>RECHNUNG</w:t>
             </w:r>
             <w:r>
               <w:rPr>
                 <w:rFonts w:ascii="Neue Hans Kendrick" w:eastAsia="Neue Hans Kendrick Light" w:hAnsi="Neue Hans Kendrick"/>
-                <w:lang w:eastAsia="de-DE" w:bidi="de-DE"/>
+                <w:lang w:val="en-US" w:eastAsia="de-DE" w:bidi="de-DE"/>
               </w:rPr>
               <w:t xml:space="preserve"> </w:t>
             </w:r>
@@ -772,6 +926,7 @@
                 <w:lang w:val="en-US"/>
               </w:rPr>
             </w:pPr>
+            <w:proofErr w:type="gramStart"/>
             <w:r>
               <w:rPr>
                 <w:rFonts w:ascii="Neue Hans Kendrick" w:hAnsi="Neue Hans Kendrick"/>
@@ -779,8 +934,9 @@
                 <w:szCs w:val="16"/>
                 <w:lang w:val="en-US"/>
               </w:rPr>
-              <w:t>{{ invoice_title}}</w:t>
-            </w:r>
+              <w:t>{{ invoice</w:t>
+            </w:r>
+            <w:proofErr w:type="gramEnd"/>
             <w:r>
               <w:rPr>
                 <w:rFonts w:ascii="Neue Hans Kendrick" w:hAnsi="Neue Hans Kendrick"/>
@@ -788,35 +944,99 @@
                 <w:szCs w:val="16"/>
                 <w:lang w:val="en-US"/>
               </w:rPr>
-              <w:t xml:space="preserve"> </w:t>
-            </w:r>
-          </w:p>
-          <w:p>
-            <w:pPr>
-              <w:pStyle w:val="Tabelleninhalt"/>
+              <w:t>_title}}</w:t>
+            </w:r>
+            <w:r>
               <w:rPr>
                 <w:rFonts w:ascii="Neue Hans Kendrick" w:hAnsi="Neue Hans Kendrick"/>
                 <w:sz w:val="16"/>
                 <w:szCs w:val="16"/>
                 <w:lang w:val="en-US"/>
               </w:rPr>
-            </w:pPr>
-            <w:r>
+              <w:t xml:space="preserve"> </w:t>
+            </w:r>
+          </w:p>
+          <w:p>
+            <w:pPr>
+              <w:pStyle w:val="Tabelleninhalt"/>
               <w:rPr>
                 <w:rFonts w:ascii="Neue Hans Kendrick" w:hAnsi="Neue Hans Kendrick"/>
                 <w:sz w:val="16"/>
                 <w:szCs w:val="16"/>
                 <w:lang w:val="en-US"/>
               </w:rPr>
-              <w:t>{% if invoice_type == 'AR' %}</w:t>
-            </w:r>
+            </w:pPr>
             <w:r>
               <w:rPr>
                 <w:rFonts w:ascii="Neue Hans Kendrick" w:hAnsi="Neue Hans Kendrick"/>
                 <w:sz w:val="16"/>
                 <w:szCs w:val="16"/>
-              </w:rPr>
-              <w:t>{% if current_ar_number %}{{ current_ar_number }}</w:t>
+                <w:lang w:val="en-US"/>
+              </w:rPr>
+              <w:t xml:space="preserve">{% if invoice_type == 'AR' </w:t>
+            </w:r>
+            <w:proofErr w:type="gramStart"/>
+            <w:r>
+              <w:rPr>
+                <w:rFonts w:ascii="Neue Hans Kendrick" w:hAnsi="Neue Hans Kendrick"/>
+                <w:sz w:val="16"/>
+                <w:szCs w:val="16"/>
+                <w:lang w:val="en-US"/>
+              </w:rPr>
+              <w:t>%}</w:t>
+            </w:r>
+            <w:r>
+              <w:rPr>
+                <w:rFonts w:ascii="Neue Hans Kendrick" w:hAnsi="Neue Hans Kendrick"/>
+                <w:sz w:val="16"/>
+                <w:szCs w:val="16"/>
+              </w:rPr>
+              <w:t>{</w:t>
+            </w:r>
+            <w:proofErr w:type="gramEnd"/>
+            <w:r>
+              <w:rPr>
+                <w:rFonts w:ascii="Neue Hans Kendrick" w:hAnsi="Neue Hans Kendrick"/>
+                <w:sz w:val="16"/>
+                <w:szCs w:val="16"/>
+              </w:rPr>
+              <w:t xml:space="preserve">% if current_ar_number </w:t>
+            </w:r>
+            <w:proofErr w:type="gramStart"/>
+            <w:r>
+              <w:rPr>
+                <w:rFonts w:ascii="Neue Hans Kendrick" w:hAnsi="Neue Hans Kendrick"/>
+                <w:sz w:val="16"/>
+                <w:szCs w:val="16"/>
+              </w:rPr>
+              <w:t>%}{{ current</w:t>
+            </w:r>
+            <w:proofErr w:type="gramEnd"/>
+            <w:r>
+              <w:rPr>
+                <w:rFonts w:ascii="Neue Hans Kendrick" w:hAnsi="Neue Hans Kendrick"/>
+                <w:sz w:val="16"/>
+                <w:szCs w:val="16"/>
+              </w:rPr>
+              <w:t>_ar_</w:t>
+            </w:r>
+            <w:proofErr w:type="gramStart"/>
+            <w:r>
+              <w:rPr>
+                <w:rFonts w:ascii="Neue Hans Kendrick" w:hAnsi="Neue Hans Kendrick"/>
+                <w:sz w:val="16"/>
+                <w:szCs w:val="16"/>
+              </w:rPr>
+              <w:t>number }</w:t>
+            </w:r>
+            <w:proofErr w:type="gramEnd"/>
+            <w:r>
+              <w:rPr>
+                <w:rFonts w:ascii="Neue Hans Kendrick" w:hAnsi="Neue Hans Kendrick"/>
+                <w:sz w:val="16"/>
+                <w:szCs w:val="16"/>
+              </w:rPr>
+              <w:t>}</w:t>
             </w:r>
             <w:r>
               <w:rPr>
@@ -1118,15 +1338,7 @@
                 <w:sz w:val="16"/>
                 <w:szCs w:val="16"/>
               </w:rPr>
-              <w:t>.</w:t>
-            </w:r>
-            <w:r>
-              <w:rPr>
-                <w:rFonts w:ascii="Neue Hans Kendrick" w:hAnsi="Neue Hans Kendrick"/>
-                <w:sz w:val="16"/>
-                <w:szCs w:val="16"/>
-              </w:rPr>
-              <w:t xml:space="preserve"> </w:t>
+              <w:t xml:space="preserve">. </w:t>
             </w:r>
             <w:r>
               <w:rPr>
@@ -2316,8 +2528,17 @@
                 <w:rFonts w:ascii="Neue Hans Kendrick" w:eastAsia="Neue Hans Kendrick Light" w:hAnsi="Neue Hans Kendrick"/>
                 <w:lang w:val="en-US" w:eastAsia="de-DE" w:bidi="de-DE"/>
               </w:rPr>
-              <w:t>{% elif invoice_type == 'AR' or invoice_type == 'ER' %}</w:t>
-            </w:r>
+              <w:t>{% elif invoice_type == 'AR' or invoice_type == 'ER</w:t>
+            </w:r>
+            <w:proofErr w:type="gramStart"/>
+            <w:r>
+              <w:rPr>
+                <w:rFonts w:ascii="Neue Hans Kendrick" w:eastAsia="Neue Hans Kendrick Light" w:hAnsi="Neue Hans Kendrick"/>
+                <w:lang w:val="en-US" w:eastAsia="de-DE" w:bidi="de-DE"/>
+              </w:rPr>
+              <w:t>' %}</w:t>
+            </w:r>
+            <w:proofErr w:type="gramEnd"/>
           </w:p>
           <w:p>
             <w:pPr>
@@ -2966,8 +3187,9 @@
           <w:u w:val="single"/>
           <w:lang w:val="en-US" w:eastAsia="de-DE" w:bidi="de-DE"/>
         </w:rPr>
-        <w:t xml:space="preserve">is_hoai_contract </w:t>
+        <w:t>is_hoai_</w:t>
       </w:r>
+      <w:proofErr w:type="gramStart"/>
       <w:r>
         <w:rPr>
           <w:rFonts w:ascii="Neue Hans Kendrick" w:eastAsia="Neue Hans Kendrick Light" w:hAnsi="Neue Hans Kendrick" w:cs="Neue Hans Kendrick Light"/>
@@ -2977,8 +3199,20 @@
           <w:u w:val="single"/>
           <w:lang w:val="en-US" w:eastAsia="de-DE" w:bidi="de-DE"/>
         </w:rPr>
+        <w:t xml:space="preserve">contract </w:t>
+      </w:r>
+      <w:r>
+        <w:rPr>
+          <w:rFonts w:ascii="Neue Hans Kendrick" w:eastAsia="Neue Hans Kendrick Light" w:hAnsi="Neue Hans Kendrick" w:cs="Neue Hans Kendrick Light"/>
+          <w:b/>
+          <w:color w:val="000000"/>
+          <w:sz w:val="18"/>
+          <w:u w:val="single"/>
+          <w:lang w:val="en-US" w:eastAsia="de-DE" w:bidi="de-DE"/>
+        </w:rPr>
         <w:t>%}</w:t>
       </w:r>
+      <w:proofErr w:type="gramEnd"/>
     </w:p>
     <w:p>
       <w:pPr>
@@ -3066,8 +3300,22 @@
           <w:lang w:val="en-US" w:eastAsia="de-DE" w:bidi="de-DE"/>
         </w:rPr>
         <w:lastRenderedPageBreak/>
-        <w:t>{% if is_hoai_contract %}</w:t>
+        <w:t>{% if is_hoai_</w:t>
       </w:r>
+      <w:proofErr w:type="gramStart"/>
+      <w:r>
+        <w:rPr>
+          <w:rFonts w:ascii="Neue Hans Kendrick" w:eastAsia="Neue Hans Kendrick Light" w:hAnsi="Neue Hans Kendrick" w:cs="Neue Hans Kendrick Light"/>
+          <w:b/>
+          <w:color w:val="000000"/>
+          <w:sz w:val="2"/>
+          <w:szCs w:val="2"/>
+          <w:u w:val="single"/>
+          <w:lang w:val="en-US" w:eastAsia="de-DE" w:bidi="de-DE"/>
+        </w:rPr>
+        <w:t>contract %}</w:t>
+      </w:r>
+      <w:proofErr w:type="gramEnd"/>
     </w:p>
     <w:p>
       <w:pPr>
@@ -6338,8 +6586,19 @@
           <w:szCs w:val="2"/>
           <w:lang w:val="en-US"/>
         </w:rPr>
-        <w:t>{% for lp in lp_sections %}</w:t>
+        <w:t>{% for lp in lp_</w:t>
       </w:r>
+      <w:proofErr w:type="gramStart"/>
+      <w:r>
+        <w:rPr>
+          <w:rFonts w:ascii="Neue Hans Kendrick" w:hAnsi="Neue Hans Kendrick"/>
+          <w:sz w:val="2"/>
+          <w:szCs w:val="2"/>
+          <w:lang w:val="en-US"/>
+        </w:rPr>
+        <w:t>sections %}</w:t>
+      </w:r>
+      <w:proofErr w:type="gramEnd"/>
     </w:p>
     <w:tbl>
       <w:tblPr>
@@ -6393,12 +6652,21 @@
               </w:rPr>
             </w:pPr>
             <w:bookmarkStart w:id="5" w:name="_Hlk190349867"/>
+            <w:proofErr w:type="gramStart"/>
             <w:r>
               <w:rPr>
                 <w:rFonts w:ascii="Neue Hans Kendrick" w:eastAsia="Neue Hans Kendrick Light" w:hAnsi="Neue Hans Kendrick" w:cs="Neue Hans Kendrick Light"/>
                 <w:lang w:val="en-US" w:eastAsia="de-DE" w:bidi="de-DE"/>
               </w:rPr>
-              <w:t>{{ lp.lp_name }}</w:t>
+              <w:t>{{ lp</w:t>
+            </w:r>
+            <w:proofErr w:type="gramEnd"/>
+            <w:r>
+              <w:rPr>
+                <w:rFonts w:ascii="Neue Hans Kendrick" w:eastAsia="Neue Hans Kendrick Light" w:hAnsi="Neue Hans Kendrick" w:cs="Neue Hans Kendrick Light"/>
+                <w:lang w:val="en-US" w:eastAsia="de-DE" w:bidi="de-DE"/>
+              </w:rPr>
+              <w:t>.lp_name }}</w:t>
             </w:r>
           </w:p>
         </w:tc>
@@ -6449,7 +6717,29 @@
                 <w:szCs w:val="2"/>
                 <w:lang w:val="en-US" w:eastAsia="de-DE" w:bidi="de-DE"/>
               </w:rPr>
-              <w:t>% for item in lp.Item %}</w:t>
+              <w:t xml:space="preserve">% for item in </w:t>
+            </w:r>
+            <w:proofErr w:type="gramStart"/>
+            <w:r>
+              <w:rPr>
+                <w:rFonts w:ascii="Neue Hans Kendrick" w:eastAsia="Neue Hans Kendrick Light" w:hAnsi="Neue Hans Kendrick" w:cs="Neue Hans Kendrick Light"/>
+                <w:bCs/>
+                <w:sz w:val="2"/>
+                <w:szCs w:val="2"/>
+                <w:lang w:val="en-US" w:eastAsia="de-DE" w:bidi="de-DE"/>
+              </w:rPr>
+              <w:t>lp.Item</w:t>
+            </w:r>
+            <w:proofErr w:type="gramEnd"/>
+            <w:r>
+              <w:rPr>
+                <w:rFonts w:ascii="Neue Hans Kendrick" w:eastAsia="Neue Hans Kendrick Light" w:hAnsi="Neue Hans Kendrick" w:cs="Neue Hans Kendrick Light"/>
+                <w:bCs/>
+                <w:sz w:val="2"/>
+                <w:szCs w:val="2"/>
+                <w:lang w:val="en-US" w:eastAsia="de-DE" w:bidi="de-DE"/>
+              </w:rPr>
+              <w:t xml:space="preserve"> %}</w:t>
             </w:r>
           </w:p>
         </w:tc>
@@ -6501,7 +6791,23 @@
                 <w:rFonts w:ascii="Neue Hans Kendrick" w:eastAsia="Neue Hans Kendrick Light" w:hAnsi="Neue Hans Kendrick" w:cs="Neue Hans Kendrick Light"/>
                 <w:lang w:val="en-US" w:eastAsia="de-DE" w:bidi="de-DE"/>
               </w:rPr>
-              <w:t xml:space="preserve">lp_percentage }} </w:t>
+              <w:t>lp_</w:t>
+            </w:r>
+            <w:proofErr w:type="gramStart"/>
+            <w:r>
+              <w:rPr>
+                <w:rFonts w:ascii="Neue Hans Kendrick" w:eastAsia="Neue Hans Kendrick Light" w:hAnsi="Neue Hans Kendrick" w:cs="Neue Hans Kendrick Light"/>
+                <w:lang w:val="en-US" w:eastAsia="de-DE" w:bidi="de-DE"/>
+              </w:rPr>
+              <w:t>percentage }</w:t>
+            </w:r>
+            <w:proofErr w:type="gramEnd"/>
+            <w:r>
+              <w:rPr>
+                <w:rFonts w:ascii="Neue Hans Kendrick" w:eastAsia="Neue Hans Kendrick Light" w:hAnsi="Neue Hans Kendrick" w:cs="Neue Hans Kendrick Light"/>
+                <w:lang w:val="en-US" w:eastAsia="de-DE" w:bidi="de-DE"/>
+              </w:rPr>
+              <w:t xml:space="preserve">} </w:t>
             </w:r>
             <w:r>
               <w:rPr>
@@ -6561,7 +6867,23 @@
                 <w:rFonts w:ascii="Neue Hans Kendrick" w:eastAsia="Neue Hans Kendrick Light" w:hAnsi="Neue Hans Kendrick" w:cs="Neue Hans Kendrick Light"/>
                 <w:lang w:val="en-US" w:eastAsia="de-DE" w:bidi="de-DE"/>
               </w:rPr>
-              <w:t xml:space="preserve">lp_beauftragt }} </w:t>
+              <w:t>lp_</w:t>
+            </w:r>
+            <w:proofErr w:type="gramStart"/>
+            <w:r>
+              <w:rPr>
+                <w:rFonts w:ascii="Neue Hans Kendrick" w:eastAsia="Neue Hans Kendrick Light" w:hAnsi="Neue Hans Kendrick" w:cs="Neue Hans Kendrick Light"/>
+                <w:lang w:val="en-US" w:eastAsia="de-DE" w:bidi="de-DE"/>
+              </w:rPr>
+              <w:t>beauftragt }</w:t>
+            </w:r>
+            <w:proofErr w:type="gramEnd"/>
+            <w:r>
+              <w:rPr>
+                <w:rFonts w:ascii="Neue Hans Kendrick" w:eastAsia="Neue Hans Kendrick Light" w:hAnsi="Neue Hans Kendrick" w:cs="Neue Hans Kendrick Light"/>
+                <w:lang w:val="en-US" w:eastAsia="de-DE" w:bidi="de-DE"/>
+              </w:rPr>
+              <w:t xml:space="preserve">} </w:t>
             </w:r>
             <w:r>
               <w:rPr>
@@ -6602,12 +6924,37 @@
                 <w:lang w:eastAsia="de-DE" w:bidi="de-DE"/>
               </w:rPr>
             </w:pPr>
+            <w:proofErr w:type="gramStart"/>
             <w:r>
               <w:rPr>
                 <w:rFonts w:ascii="Neue Hans Kendrick" w:eastAsia="Neue Hans Kendrick Light" w:hAnsi="Neue Hans Kendrick" w:cs="Neue Hans Kendrick Light"/>
                 <w:lang w:val="en-US" w:eastAsia="de-DE" w:bidi="de-DE"/>
               </w:rPr>
-              <w:t xml:space="preserve">{{ item.quantity }} </w:t>
+              <w:t>{{ item</w:t>
+            </w:r>
+            <w:proofErr w:type="gramEnd"/>
+            <w:r>
+              <w:rPr>
+                <w:rFonts w:ascii="Neue Hans Kendrick" w:eastAsia="Neue Hans Kendrick Light" w:hAnsi="Neue Hans Kendrick" w:cs="Neue Hans Kendrick Light"/>
+                <w:lang w:val="en-US" w:eastAsia="de-DE" w:bidi="de-DE"/>
+              </w:rPr>
+              <w:t>.</w:t>
+            </w:r>
+            <w:proofErr w:type="gramStart"/>
+            <w:r>
+              <w:rPr>
+                <w:rFonts w:ascii="Neue Hans Kendrick" w:eastAsia="Neue Hans Kendrick Light" w:hAnsi="Neue Hans Kendrick" w:cs="Neue Hans Kendrick Light"/>
+                <w:lang w:val="en-US" w:eastAsia="de-DE" w:bidi="de-DE"/>
+              </w:rPr>
+              <w:t>quantity }</w:t>
+            </w:r>
+            <w:proofErr w:type="gramEnd"/>
+            <w:r>
+              <w:rPr>
+                <w:rFonts w:ascii="Neue Hans Kendrick" w:eastAsia="Neue Hans Kendrick Light" w:hAnsi="Neue Hans Kendrick" w:cs="Neue Hans Kendrick Light"/>
+                <w:lang w:val="en-US" w:eastAsia="de-DE" w:bidi="de-DE"/>
+              </w:rPr>
+              <w:t xml:space="preserve">} </w:t>
             </w:r>
             <w:r>
               <w:rPr>
@@ -7483,8 +7830,19 @@
           <w:szCs w:val="8"/>
           <w:lang w:val="en-US"/>
         </w:rPr>
-        <w:t>{% for section in contract_sections %}</w:t>
+        <w:t>{% for section in contract_</w:t>
       </w:r>
+      <w:proofErr w:type="gramStart"/>
+      <w:r>
+        <w:rPr>
+          <w:rFonts w:ascii="Neue Hans Kendrick" w:hAnsi="Neue Hans Kendrick"/>
+          <w:sz w:val="2"/>
+          <w:szCs w:val="8"/>
+          <w:lang w:val="en-US"/>
+        </w:rPr>
+        <w:t>sections %}</w:t>
+      </w:r>
+      <w:proofErr w:type="gramEnd"/>
     </w:p>
     <w:tbl>
       <w:tblPr>
@@ -7540,7 +7898,55 @@
                 <w:rFonts w:ascii="Neue Hans Kendrick" w:eastAsia="Neue Hans Kendrick Light" w:hAnsi="Neue Hans Kendrick" w:cs="Neue Hans Kendrick Light"/>
                 <w:lang w:val="en-US" w:eastAsia="de-DE" w:bidi="de-DE"/>
               </w:rPr>
-              <w:t>{{section.section_serial }}. {{ section.section_name }}</w:t>
+              <w:t>{{</w:t>
+            </w:r>
+            <w:proofErr w:type="gramStart"/>
+            <w:r>
+              <w:rPr>
+                <w:rFonts w:ascii="Neue Hans Kendrick" w:eastAsia="Neue Hans Kendrick Light" w:hAnsi="Neue Hans Kendrick" w:cs="Neue Hans Kendrick Light"/>
+                <w:lang w:val="en-US" w:eastAsia="de-DE" w:bidi="de-DE"/>
+              </w:rPr>
+              <w:t>section.section</w:t>
+            </w:r>
+            <w:proofErr w:type="gramEnd"/>
+            <w:r>
+              <w:rPr>
+                <w:rFonts w:ascii="Neue Hans Kendrick" w:eastAsia="Neue Hans Kendrick Light" w:hAnsi="Neue Hans Kendrick" w:cs="Neue Hans Kendrick Light"/>
+                <w:lang w:val="en-US" w:eastAsia="de-DE" w:bidi="de-DE"/>
+              </w:rPr>
+              <w:t>_</w:t>
+            </w:r>
+            <w:proofErr w:type="gramStart"/>
+            <w:r>
+              <w:rPr>
+                <w:rFonts w:ascii="Neue Hans Kendrick" w:eastAsia="Neue Hans Kendrick Light" w:hAnsi="Neue Hans Kendrick" w:cs="Neue Hans Kendrick Light"/>
+                <w:lang w:val="en-US" w:eastAsia="de-DE" w:bidi="de-DE"/>
+              </w:rPr>
+              <w:t>serial }</w:t>
+            </w:r>
+            <w:proofErr w:type="gramEnd"/>
+            <w:r>
+              <w:rPr>
+                <w:rFonts w:ascii="Neue Hans Kendrick" w:eastAsia="Neue Hans Kendrick Light" w:hAnsi="Neue Hans Kendrick" w:cs="Neue Hans Kendrick Light"/>
+                <w:lang w:val="en-US" w:eastAsia="de-DE" w:bidi="de-DE"/>
+              </w:rPr>
+              <w:t xml:space="preserve">}. </w:t>
+            </w:r>
+            <w:proofErr w:type="gramStart"/>
+            <w:r>
+              <w:rPr>
+                <w:rFonts w:ascii="Neue Hans Kendrick" w:eastAsia="Neue Hans Kendrick Light" w:hAnsi="Neue Hans Kendrick" w:cs="Neue Hans Kendrick Light"/>
+                <w:lang w:val="en-US" w:eastAsia="de-DE" w:bidi="de-DE"/>
+              </w:rPr>
+              <w:t>{{ section</w:t>
+            </w:r>
+            <w:proofErr w:type="gramEnd"/>
+            <w:r>
+              <w:rPr>
+                <w:rFonts w:ascii="Neue Hans Kendrick" w:eastAsia="Neue Hans Kendrick Light" w:hAnsi="Neue Hans Kendrick" w:cs="Neue Hans Kendrick Light"/>
+                <w:lang w:val="en-US" w:eastAsia="de-DE" w:bidi="de-DE"/>
+              </w:rPr>
+              <w:t>.section_name }}</w:t>
             </w:r>
           </w:p>
         </w:tc>
@@ -7724,7 +8130,29 @@
           <w:szCs w:val="4"/>
           <w:lang w:val="en-US" w:eastAsia="de-DE" w:bidi="de-DE"/>
         </w:rPr>
-        <w:t>{% for item in section.Item %}</w:t>
+        <w:t xml:space="preserve">{% for item in </w:t>
+      </w:r>
+      <w:proofErr w:type="gramStart"/>
+      <w:r>
+        <w:rPr>
+          <w:rFonts w:ascii="Neue Hans Kendrick" w:eastAsia="Neue Hans Kendrick Light" w:hAnsi="Neue Hans Kendrick" w:cs="Neue Hans Kendrick Light"/>
+          <w:b/>
+          <w:sz w:val="2"/>
+          <w:szCs w:val="4"/>
+          <w:lang w:val="en-US" w:eastAsia="de-DE" w:bidi="de-DE"/>
+        </w:rPr>
+        <w:t>section.Item</w:t>
+      </w:r>
+      <w:proofErr w:type="gramEnd"/>
+      <w:r>
+        <w:rPr>
+          <w:rFonts w:ascii="Neue Hans Kendrick" w:eastAsia="Neue Hans Kendrick Light" w:hAnsi="Neue Hans Kendrick" w:cs="Neue Hans Kendrick Light"/>
+          <w:b/>
+          <w:sz w:val="2"/>
+          <w:szCs w:val="4"/>
+          <w:lang w:val="en-US" w:eastAsia="de-DE" w:bidi="de-DE"/>
+        </w:rPr>
+        <w:t xml:space="preserve"> %}</w:t>
       </w:r>
     </w:p>
     <w:tbl>
@@ -7779,12 +8207,21 @@
                 <w:lang w:val="en-US" w:eastAsia="de-DE" w:bidi="de-DE"/>
               </w:rPr>
             </w:pPr>
+            <w:proofErr w:type="gramStart"/>
             <w:r>
               <w:rPr>
                 <w:rFonts w:ascii="Neue Hans Kendrick" w:eastAsia="Neue Hans Kendrick Light" w:hAnsi="Neue Hans Kendrick" w:cs="Neue Hans Kendrick Light"/>
                 <w:lang w:val="en-US" w:eastAsia="de-DE" w:bidi="de-DE"/>
               </w:rPr>
-              <w:t>{{ item.Item_serial }}</w:t>
+              <w:t>{{ item</w:t>
+            </w:r>
+            <w:proofErr w:type="gramEnd"/>
+            <w:r>
+              <w:rPr>
+                <w:rFonts w:ascii="Neue Hans Kendrick" w:eastAsia="Neue Hans Kendrick Light" w:hAnsi="Neue Hans Kendrick" w:cs="Neue Hans Kendrick Light"/>
+                <w:lang w:val="en-US" w:eastAsia="de-DE" w:bidi="de-DE"/>
+              </w:rPr>
+              <w:t>.Item_serial }}</w:t>
             </w:r>
           </w:p>
         </w:tc>
@@ -7815,12 +8252,21 @@
                 <w:lang w:val="en-US" w:eastAsia="de-DE" w:bidi="de-DE"/>
               </w:rPr>
             </w:pPr>
+            <w:proofErr w:type="gramStart"/>
             <w:r>
               <w:rPr>
                 <w:rFonts w:ascii="Neue Hans Kendrick" w:eastAsia="Neue Hans Kendrick Light" w:hAnsi="Neue Hans Kendrick" w:cs="Neue Hans Kendrick Light"/>
                 <w:lang w:val="en-US" w:eastAsia="de-DE" w:bidi="de-DE"/>
               </w:rPr>
-              <w:t>{{ item.Item_name }}</w:t>
+              <w:t>{{ item</w:t>
+            </w:r>
+            <w:proofErr w:type="gramEnd"/>
+            <w:r>
+              <w:rPr>
+                <w:rFonts w:ascii="Neue Hans Kendrick" w:eastAsia="Neue Hans Kendrick Light" w:hAnsi="Neue Hans Kendrick" w:cs="Neue Hans Kendrick Light"/>
+                <w:lang w:val="en-US" w:eastAsia="de-DE" w:bidi="de-DE"/>
+              </w:rPr>
+              <w:t>.Item_name }}</w:t>
             </w:r>
           </w:p>
         </w:tc>
@@ -8146,6 +8592,7 @@
             <w:r>
               <w:rPr>
                 <w:rFonts w:ascii="Neue Hans Kendrick" w:eastAsia="Neue Hans Kendrick Light" w:hAnsi="Neue Hans Kendrick" w:cs="Neue Hans Kendrick Light"/>
+                <w:color w:val="767171" w:themeColor="background2" w:themeShade="80"/>
                 <w:szCs w:val="20"/>
                 <w:lang w:eastAsia="de-DE" w:bidi="de-DE"/>
               </w:rPr>
@@ -8269,8 +8716,42 @@
           <w:szCs w:val="6"/>
           <w:lang w:val="en-US" w:eastAsia="de-DE" w:bidi="de-DE"/>
         </w:rPr>
-        <w:t>{% endfor %}{% endfor %}</w:t>
+        <w:t xml:space="preserve">{% endfor </w:t>
       </w:r>
+      <w:proofErr w:type="gramStart"/>
+      <w:r>
+        <w:rPr>
+          <w:rFonts w:ascii="Neue Hans Kendrick" w:eastAsia="Neue Hans Kendrick Light" w:hAnsi="Neue Hans Kendrick" w:cs="Neue Hans Kendrick Light"/>
+          <w:b/>
+          <w:sz w:val="2"/>
+          <w:szCs w:val="6"/>
+          <w:lang w:val="en-US" w:eastAsia="de-DE" w:bidi="de-DE"/>
+        </w:rPr>
+        <w:t>%}{</w:t>
+      </w:r>
+      <w:proofErr w:type="gramEnd"/>
+      <w:r>
+        <w:rPr>
+          <w:rFonts w:ascii="Neue Hans Kendrick" w:eastAsia="Neue Hans Kendrick Light" w:hAnsi="Neue Hans Kendrick" w:cs="Neue Hans Kendrick Light"/>
+          <w:b/>
+          <w:sz w:val="2"/>
+          <w:szCs w:val="6"/>
+          <w:lang w:val="en-US" w:eastAsia="de-DE" w:bidi="de-DE"/>
+        </w:rPr>
+        <w:t xml:space="preserve">% </w:t>
+      </w:r>
+      <w:proofErr w:type="gramStart"/>
+      <w:r>
+        <w:rPr>
+          <w:rFonts w:ascii="Neue Hans Kendrick" w:eastAsia="Neue Hans Kendrick Light" w:hAnsi="Neue Hans Kendrick" w:cs="Neue Hans Kendrick Light"/>
+          <w:b/>
+          <w:sz w:val="2"/>
+          <w:szCs w:val="6"/>
+          <w:lang w:val="en-US" w:eastAsia="de-DE" w:bidi="de-DE"/>
+        </w:rPr>
+        <w:t>endfor %}</w:t>
+      </w:r>
+      <w:proofErr w:type="gramEnd"/>
     </w:p>
     <w:tbl>
       <w:tblPr>
@@ -8385,7 +8866,6 @@
                 <w:color w:val="CE9178"/>
                 <w:sz w:val="21"/>
                 <w:szCs w:val="21"/>
-                <w:lang/>
               </w:rPr>
               <w:t xml:space="preserve"> </w:t>
             </w:r>
@@ -8598,8 +9078,20 @@
           <w:u w:val="single"/>
           <w:lang w:val="en-US" w:eastAsia="de-DE" w:bidi="de-DE"/>
         </w:rPr>
-        <w:t>{% if additional_fee_percentage %}</w:t>
+        <w:t>{% if additional_fee_</w:t>
       </w:r>
+      <w:proofErr w:type="gramStart"/>
+      <w:r>
+        <w:rPr>
+          <w:rFonts w:ascii="Neue Hans Kendrick" w:eastAsia="Neue Hans Kendrick Light" w:hAnsi="Neue Hans Kendrick" w:cs="Neue Hans Kendrick Light"/>
+          <w:b/>
+          <w:color w:val="000000"/>
+          <w:u w:val="single"/>
+          <w:lang w:val="en-US" w:eastAsia="de-DE" w:bidi="de-DE"/>
+        </w:rPr>
+        <w:t>percentage %}</w:t>
+      </w:r>
+      <w:proofErr w:type="gramEnd"/>
     </w:p>
     <w:p>
       <w:pPr>
@@ -9559,8 +10051,17 @@
           <w:rFonts w:ascii="Neue Hans Kendrick" w:eastAsia="Liberation Serif" w:hAnsi="Neue Hans Kendrick" w:cs="Liberation Serif"/>
           <w:lang w:val="en-US" w:eastAsia="x-none"/>
         </w:rPr>
-        <w:t>R' %}</w:t>
+        <w:t>R</w:t>
       </w:r>
+      <w:proofErr w:type="gramStart"/>
+      <w:r>
+        <w:rPr>
+          <w:rFonts w:ascii="Neue Hans Kendrick" w:eastAsia="Liberation Serif" w:hAnsi="Neue Hans Kendrick" w:cs="Liberation Serif"/>
+          <w:lang w:val="en-US" w:eastAsia="x-none"/>
+        </w:rPr>
+        <w:t>' %}</w:t>
+      </w:r>
+      <w:proofErr w:type="gramEnd"/>
     </w:p>
     <w:p>
       <w:pPr>
@@ -9815,8 +10316,19 @@
           <w:szCs w:val="8"/>
           <w:lang w:val="en-US"/>
         </w:rPr>
-        <w:t>{% for inv in previous_invoices %}</w:t>
+        <w:t>{% for inv in previous_</w:t>
       </w:r>
+      <w:proofErr w:type="gramStart"/>
+      <w:r>
+        <w:rPr>
+          <w:rFonts w:ascii="Neue Hans Kendrick" w:hAnsi="Neue Hans Kendrick"/>
+          <w:sz w:val="2"/>
+          <w:szCs w:val="8"/>
+          <w:lang w:val="en-US"/>
+        </w:rPr>
+        <w:t>invoices %}</w:t>
+      </w:r>
+      <w:proofErr w:type="gramEnd"/>
     </w:p>
     <w:tbl>
       <w:tblPr>
@@ -9864,58 +10376,101 @@
               </w:tabs>
               <w:spacing w:before="20" w:after="20"/>
               <w:rPr>
-                <w:rFonts w:ascii="Neue Hans Kendrick" w:eastAsia="Neue Hans Kendrick Light" w:hAnsi="Neue Hans Kendrick"/>
+                <w:rFonts w:ascii="Neue Hans Kendrick" w:hAnsi="Neue Hans Kendrick"/>
+                <w:lang/>
+              </w:rPr>
+            </w:pPr>
+            <w:proofErr w:type="gramStart"/>
+            <w:r>
+              <w:rPr>
+                <w:rFonts w:ascii="Neue Hans Kendrick" w:hAnsi="Neue Hans Kendrick"/>
                 <w:lang w:val="en-US"/>
               </w:rPr>
-            </w:pPr>
+              <w:t>{{ inv.</w:t>
+            </w:r>
+            <w:r>
+              <w:rPr>
+                <w:rFonts w:ascii="Neue Hans Kendrick" w:hAnsi="Neue Hans Kendrick"/>
+                <w:lang/>
+              </w:rPr>
+              <w:t>get</w:t>
+            </w:r>
+            <w:proofErr w:type="gramEnd"/>
+            <w:r>
+              <w:rPr>
+                <w:rFonts w:ascii="Neue Hans Kendrick" w:hAnsi="Neue Hans Kendrick"/>
+                <w:lang/>
+              </w:rPr>
+              <w:t>_invoice_label</w:t>
+            </w:r>
             <w:r>
               <w:rPr>
                 <w:rFonts w:ascii="Neue Hans Kendrick" w:hAnsi="Neue Hans Kendrick"/>
                 <w:lang w:val="en-US"/>
               </w:rPr>
-              <w:t>{{ inv.invoice_t</w:t>
-            </w:r>
+              <w:t>}}</w:t>
+            </w:r>
+            <w:proofErr w:type="gramStart"/>
             <w:r>
               <w:rPr>
                 <w:rFonts w:ascii="Neue Hans Kendrick" w:hAnsi="Neue Hans Kendrick"/>
                 <w:lang w:val="en-US"/>
               </w:rPr>
-              <w:t>ype</w:t>
+              <w:t>/</w:t>
             </w:r>
             <w:r>
               <w:rPr>
                 <w:rFonts w:ascii="Neue Hans Kendrick" w:hAnsi="Neue Hans Kendrick"/>
                 <w:lang w:val="en-US"/>
               </w:rPr>
-              <w:t xml:space="preserve"> }}/</w:t>
+              <w:t xml:space="preserve">  </w:t>
             </w:r>
             <w:r>
               <w:rPr>
                 <w:rFonts w:ascii="Neue Hans Kendrick" w:hAnsi="Neue Hans Kendrick"/>
                 <w:lang w:val="en-US"/>
               </w:rPr>
+              <w:t>{{ inv</w:t>
+            </w:r>
+            <w:proofErr w:type="gramEnd"/>
+            <w:r>
+              <w:rPr>
+                <w:rFonts w:ascii="Neue Hans Kendrick" w:hAnsi="Neue Hans Kendrick"/>
+                <w:lang w:val="en-US"/>
+              </w:rPr>
+              <w:t>.invoice_</w:t>
+            </w:r>
+            <w:proofErr w:type="gramStart"/>
+            <w:r>
+              <w:rPr>
+                <w:rFonts w:ascii="Neue Hans Kendrick" w:hAnsi="Neue Hans Kendrick"/>
+                <w:lang w:val="en-US"/>
+              </w:rPr>
+              <w:t>title }}/</w:t>
+            </w:r>
+            <w:proofErr w:type="gramEnd"/>
+            <w:r>
+              <w:rPr>
+                <w:rFonts w:ascii="Neue Hans Kendrick" w:hAnsi="Neue Hans Kendrick"/>
+                <w:lang w:val="en-US"/>
+              </w:rPr>
               <w:t xml:space="preserve">  </w:t>
             </w:r>
+            <w:proofErr w:type="gramStart"/>
             <w:r>
               <w:rPr>
                 <w:rFonts w:ascii="Neue Hans Kendrick" w:hAnsi="Neue Hans Kendrick"/>
                 <w:lang w:val="en-US"/>
               </w:rPr>
-              <w:t>{{ inv.invoice_title }}/</w:t>
-            </w:r>
+              <w:t>{{ inv</w:t>
+            </w:r>
+            <w:proofErr w:type="gramEnd"/>
             <w:r>
               <w:rPr>
                 <w:rFonts w:ascii="Neue Hans Kendrick" w:hAnsi="Neue Hans Kendrick"/>
                 <w:lang w:val="en-US"/>
               </w:rPr>
-              <w:t xml:space="preserve">  </w:t>
-            </w:r>
-            <w:r>
-              <w:rPr>
-                <w:rFonts w:ascii="Neue Hans Kendrick" w:hAnsi="Neue Hans Kendrick"/>
-                <w:lang w:val="en-US"/>
-              </w:rPr>
-              <w:t>{{ inv.created_at}}</w:t>
+              <w:t>.created_at}}</w:t>
             </w:r>
           </w:p>
         </w:tc>
@@ -10000,12 +10555,37 @@
                 <w:lang w:eastAsia="de-DE" w:bidi="de-DE"/>
               </w:rPr>
             </w:pPr>
+            <w:proofErr w:type="gramStart"/>
             <w:r>
               <w:rPr>
                 <w:rFonts w:ascii="Neue Hans Kendrick" w:hAnsi="Neue Hans Kendrick"/>
                 <w:lang w:val="en-US"/>
               </w:rPr>
-              <w:t xml:space="preserve">{{ inv.invoice_gross }} </w:t>
+              <w:t>{{ inv</w:t>
+            </w:r>
+            <w:proofErr w:type="gramEnd"/>
+            <w:r>
+              <w:rPr>
+                <w:rFonts w:ascii="Neue Hans Kendrick" w:hAnsi="Neue Hans Kendrick"/>
+                <w:lang w:val="en-US"/>
+              </w:rPr>
+              <w:t>.invoice_</w:t>
+            </w:r>
+            <w:proofErr w:type="gramStart"/>
+            <w:r>
+              <w:rPr>
+                <w:rFonts w:ascii="Neue Hans Kendrick" w:hAnsi="Neue Hans Kendrick"/>
+                <w:lang w:val="en-US"/>
+              </w:rPr>
+              <w:t>gross }</w:t>
+            </w:r>
+            <w:proofErr w:type="gramEnd"/>
+            <w:r>
+              <w:rPr>
+                <w:rFonts w:ascii="Neue Hans Kendrick" w:hAnsi="Neue Hans Kendrick"/>
+                <w:lang w:val="en-US"/>
+              </w:rPr>
+              <w:t xml:space="preserve">} </w:t>
             </w:r>
             <w:r>
               <w:rPr>
@@ -10048,12 +10628,37 @@
                 <w:lang w:val="en-US" w:eastAsia="de-DE" w:bidi="de-DE"/>
               </w:rPr>
             </w:pPr>
+            <w:proofErr w:type="gramStart"/>
             <w:r>
               <w:rPr>
                 <w:rFonts w:ascii="Neue Hans Kendrick" w:hAnsi="Neue Hans Kendrick"/>
                 <w:lang w:val="en-US"/>
               </w:rPr>
-              <w:t xml:space="preserve">{{ inv.invoice_net }} </w:t>
+              <w:t>{{ inv</w:t>
+            </w:r>
+            <w:proofErr w:type="gramEnd"/>
+            <w:r>
+              <w:rPr>
+                <w:rFonts w:ascii="Neue Hans Kendrick" w:hAnsi="Neue Hans Kendrick"/>
+                <w:lang w:val="en-US"/>
+              </w:rPr>
+              <w:t>.invoice_</w:t>
+            </w:r>
+            <w:proofErr w:type="gramStart"/>
+            <w:r>
+              <w:rPr>
+                <w:rFonts w:ascii="Neue Hans Kendrick" w:hAnsi="Neue Hans Kendrick"/>
+                <w:lang w:val="en-US"/>
+              </w:rPr>
+              <w:t>net }</w:t>
+            </w:r>
+            <w:proofErr w:type="gramEnd"/>
+            <w:r>
+              <w:rPr>
+                <w:rFonts w:ascii="Neue Hans Kendrick" w:hAnsi="Neue Hans Kendrick"/>
+                <w:lang w:val="en-US"/>
+              </w:rPr>
+              <w:t xml:space="preserve">} </w:t>
             </w:r>
             <w:r>
               <w:rPr>
@@ -10257,13 +10862,41 @@
                 <w:lang w:val="en-US" w:eastAsia="de-DE" w:bidi="de-DE"/>
               </w:rPr>
             </w:pPr>
+            <w:proofErr w:type="gramStart"/>
             <w:r>
               <w:rPr>
                 <w:rFonts w:ascii="Neue Hans Kendrick" w:eastAsia="Neue Hans Kendrick Light" w:hAnsi="Neue Hans Kendrick"/>
                 <w:b/>
                 <w:lang w:val="en-US" w:eastAsia="de-DE" w:bidi="de-DE"/>
               </w:rPr>
-              <w:t>{{ total_invoice_gross }} €</w:t>
+              <w:t>{{ total</w:t>
+            </w:r>
+            <w:proofErr w:type="gramEnd"/>
+            <w:r>
+              <w:rPr>
+                <w:rFonts w:ascii="Neue Hans Kendrick" w:eastAsia="Neue Hans Kendrick Light" w:hAnsi="Neue Hans Kendrick"/>
+                <w:b/>
+                <w:lang w:val="en-US" w:eastAsia="de-DE" w:bidi="de-DE"/>
+              </w:rPr>
+              <w:t>_invoice_</w:t>
+            </w:r>
+            <w:proofErr w:type="gramStart"/>
+            <w:r>
+              <w:rPr>
+                <w:rFonts w:ascii="Neue Hans Kendrick" w:eastAsia="Neue Hans Kendrick Light" w:hAnsi="Neue Hans Kendrick"/>
+                <w:b/>
+                <w:lang w:val="en-US" w:eastAsia="de-DE" w:bidi="de-DE"/>
+              </w:rPr>
+              <w:t>gross }</w:t>
+            </w:r>
+            <w:proofErr w:type="gramEnd"/>
+            <w:r>
+              <w:rPr>
+                <w:rFonts w:ascii="Neue Hans Kendrick" w:eastAsia="Neue Hans Kendrick Light" w:hAnsi="Neue Hans Kendrick"/>
+                <w:b/>
+                <w:lang w:val="en-US" w:eastAsia="de-DE" w:bidi="de-DE"/>
+              </w:rPr>
+              <w:t>} €</w:t>
             </w:r>
           </w:p>
         </w:tc>
@@ -10298,13 +10931,41 @@
                 <w:lang w:val="en-US" w:eastAsia="de-DE" w:bidi="de-DE"/>
               </w:rPr>
             </w:pPr>
+            <w:proofErr w:type="gramStart"/>
             <w:r>
               <w:rPr>
                 <w:rFonts w:ascii="Neue Hans Kendrick" w:eastAsia="Neue Hans Kendrick Light" w:hAnsi="Neue Hans Kendrick"/>
                 <w:b/>
                 <w:lang w:val="en-US" w:eastAsia="de-DE" w:bidi="de-DE"/>
               </w:rPr>
-              <w:t>{{ total_invoice_net }} €</w:t>
+              <w:t>{{ total</w:t>
+            </w:r>
+            <w:proofErr w:type="gramEnd"/>
+            <w:r>
+              <w:rPr>
+                <w:rFonts w:ascii="Neue Hans Kendrick" w:eastAsia="Neue Hans Kendrick Light" w:hAnsi="Neue Hans Kendrick"/>
+                <w:b/>
+                <w:lang w:val="en-US" w:eastAsia="de-DE" w:bidi="de-DE"/>
+              </w:rPr>
+              <w:t>_invoice_</w:t>
+            </w:r>
+            <w:proofErr w:type="gramStart"/>
+            <w:r>
+              <w:rPr>
+                <w:rFonts w:ascii="Neue Hans Kendrick" w:eastAsia="Neue Hans Kendrick Light" w:hAnsi="Neue Hans Kendrick"/>
+                <w:b/>
+                <w:lang w:val="en-US" w:eastAsia="de-DE" w:bidi="de-DE"/>
+              </w:rPr>
+              <w:t>net }</w:t>
+            </w:r>
+            <w:proofErr w:type="gramEnd"/>
+            <w:r>
+              <w:rPr>
+                <w:rFonts w:ascii="Neue Hans Kendrick" w:eastAsia="Neue Hans Kendrick Light" w:hAnsi="Neue Hans Kendrick"/>
+                <w:b/>
+                <w:lang w:val="en-US" w:eastAsia="de-DE" w:bidi="de-DE"/>
+              </w:rPr>
+              <w:t>} €</w:t>
             </w:r>
           </w:p>
         </w:tc>

--- a/templates/invoices/inv_Kost_De.docx
+++ b/templates/invoices/inv_Kost_De.docx
@@ -118,9 +118,9 @@
                 <w:szCs w:val="16"/>
                 <w:lang w:val="en-US"/>
               </w:rPr>
-              <w:t>{{ client</w:t>
-            </w:r>
-            <w:proofErr w:type="gramEnd"/>
+              <w:t xml:space="preserve">{{ </w:t>
+            </w:r>
+            <w:proofErr w:type="spellStart"/>
             <w:r>
               <w:rPr>
                 <w:rFonts w:ascii="Neue Hans Kendrick" w:hAnsi="Neue Hans Kendrick"/>
@@ -128,9 +128,9 @@
                 <w:szCs w:val="16"/>
                 <w:lang w:val="en-US"/>
               </w:rPr>
-              <w:t>_</w:t>
-            </w:r>
-            <w:proofErr w:type="gramStart"/>
+              <w:t>client</w:t>
+            </w:r>
+            <w:proofErr w:type="gramEnd"/>
             <w:r>
               <w:rPr>
                 <w:rFonts w:ascii="Neue Hans Kendrick" w:hAnsi="Neue Hans Kendrick"/>
@@ -138,8 +138,9 @@
                 <w:szCs w:val="16"/>
                 <w:lang w:val="en-US"/>
               </w:rPr>
-              <w:t>firm</w:t>
-            </w:r>
+              <w:t>_</w:t>
+            </w:r>
+            <w:proofErr w:type="gramStart"/>
             <w:r>
               <w:rPr>
                 <w:rFonts w:ascii="Neue Hans Kendrick" w:hAnsi="Neue Hans Kendrick"/>
@@ -147,9 +148,9 @@
                 <w:szCs w:val="16"/>
                 <w:lang w:val="en-US"/>
               </w:rPr>
-              <w:t xml:space="preserve"> }</w:t>
-            </w:r>
-            <w:proofErr w:type="gramEnd"/>
+              <w:t>firm</w:t>
+            </w:r>
+            <w:proofErr w:type="spellEnd"/>
             <w:r>
               <w:rPr>
                 <w:rFonts w:ascii="Neue Hans Kendrick" w:hAnsi="Neue Hans Kendrick"/>
@@ -157,6 +158,16 @@
                 <w:szCs w:val="16"/>
                 <w:lang w:val="en-US"/>
               </w:rPr>
+              <w:t xml:space="preserve"> }</w:t>
+            </w:r>
+            <w:proofErr w:type="gramEnd"/>
+            <w:r>
+              <w:rPr>
+                <w:rFonts w:ascii="Neue Hans Kendrick" w:hAnsi="Neue Hans Kendrick"/>
+                <w:sz w:val="16"/>
+                <w:szCs w:val="16"/>
+                <w:lang w:val="en-US"/>
+              </w:rPr>
               <w:t>}</w:t>
             </w:r>
           </w:p>
@@ -178,9 +189,9 @@
                 <w:szCs w:val="16"/>
                 <w:lang w:val="en-US"/>
               </w:rPr>
-              <w:t>{{ client</w:t>
-            </w:r>
-            <w:proofErr w:type="gramEnd"/>
+              <w:t xml:space="preserve">{{ </w:t>
+            </w:r>
+            <w:proofErr w:type="spellStart"/>
             <w:r>
               <w:rPr>
                 <w:rFonts w:ascii="Neue Hans Kendrick" w:hAnsi="Neue Hans Kendrick"/>
@@ -188,9 +199,9 @@
                 <w:szCs w:val="16"/>
                 <w:lang w:val="en-US"/>
               </w:rPr>
-              <w:t>_</w:t>
-            </w:r>
-            <w:proofErr w:type="gramStart"/>
+              <w:t>client</w:t>
+            </w:r>
+            <w:proofErr w:type="gramEnd"/>
             <w:r>
               <w:rPr>
                 <w:rFonts w:ascii="Neue Hans Kendrick" w:hAnsi="Neue Hans Kendrick"/>
@@ -198,7 +209,27 @@
                 <w:szCs w:val="16"/>
                 <w:lang w:val="en-US"/>
               </w:rPr>
-              <w:t>address }</w:t>
+              <w:t>_</w:t>
+            </w:r>
+            <w:proofErr w:type="gramStart"/>
+            <w:r>
+              <w:rPr>
+                <w:rFonts w:ascii="Neue Hans Kendrick" w:hAnsi="Neue Hans Kendrick"/>
+                <w:sz w:val="16"/>
+                <w:szCs w:val="16"/>
+                <w:lang w:val="en-US"/>
+              </w:rPr>
+              <w:t>address</w:t>
+            </w:r>
+            <w:proofErr w:type="spellEnd"/>
+            <w:r>
+              <w:rPr>
+                <w:rFonts w:ascii="Neue Hans Kendrick" w:hAnsi="Neue Hans Kendrick"/>
+                <w:sz w:val="16"/>
+                <w:szCs w:val="16"/>
+                <w:lang w:val="en-US"/>
+              </w:rPr>
+              <w:t xml:space="preserve"> }</w:t>
             </w:r>
             <w:proofErr w:type="gramEnd"/>
             <w:r>
@@ -503,9 +534,9 @@
                 <w:szCs w:val="16"/>
                 <w:lang w:val="en-US"/>
               </w:rPr>
-              <w:t>{{ created</w:t>
-            </w:r>
-            <w:proofErr w:type="gramEnd"/>
+              <w:t xml:space="preserve">{{ </w:t>
+            </w:r>
+            <w:proofErr w:type="spellStart"/>
             <w:r>
               <w:rPr>
                 <w:rFonts w:ascii="Neue Hans Kendrick" w:hAnsi="Neue Hans Kendrick"/>
@@ -513,7 +544,27 @@
                 <w:szCs w:val="16"/>
                 <w:lang w:val="en-US"/>
               </w:rPr>
-              <w:t>_at}}</w:t>
+              <w:t>created</w:t>
+            </w:r>
+            <w:proofErr w:type="gramEnd"/>
+            <w:r>
+              <w:rPr>
+                <w:rFonts w:ascii="Neue Hans Kendrick" w:hAnsi="Neue Hans Kendrick"/>
+                <w:sz w:val="16"/>
+                <w:szCs w:val="16"/>
+                <w:lang w:val="en-US"/>
+              </w:rPr>
+              <w:t>_at</w:t>
+            </w:r>
+            <w:proofErr w:type="spellEnd"/>
+            <w:r>
+              <w:rPr>
+                <w:rFonts w:ascii="Neue Hans Kendrick" w:hAnsi="Neue Hans Kendrick"/>
+                <w:sz w:val="16"/>
+                <w:szCs w:val="16"/>
+                <w:lang w:val="en-US"/>
+              </w:rPr>
+              <w:t>}}</w:t>
             </w:r>
           </w:p>
           <w:p>
@@ -594,9 +645,9 @@
                 <w:szCs w:val="16"/>
                 <w:lang w:val="en-US"/>
               </w:rPr>
-              <w:t>{{ invoice</w:t>
-            </w:r>
-            <w:proofErr w:type="gramEnd"/>
+              <w:t xml:space="preserve">{{ </w:t>
+            </w:r>
+            <w:proofErr w:type="spellStart"/>
             <w:r>
               <w:rPr>
                 <w:rFonts w:ascii="Neue Hans Kendrick" w:hAnsi="Neue Hans Kendrick"/>
@@ -604,9 +655,9 @@
                 <w:szCs w:val="16"/>
                 <w:lang w:val="en-US"/>
               </w:rPr>
-              <w:t>_</w:t>
-            </w:r>
-            <w:proofErr w:type="gramStart"/>
+              <w:t>invoice</w:t>
+            </w:r>
+            <w:proofErr w:type="gramEnd"/>
             <w:r>
               <w:rPr>
                 <w:rFonts w:ascii="Neue Hans Kendrick" w:hAnsi="Neue Hans Kendrick"/>
@@ -614,9 +665,9 @@
                 <w:szCs w:val="16"/>
                 <w:lang w:val="en-US"/>
               </w:rPr>
-              <w:t>title}} {%</w:t>
-            </w:r>
-            <w:proofErr w:type="gramEnd"/>
+              <w:t>_</w:t>
+            </w:r>
+            <w:proofErr w:type="gramStart"/>
             <w:r>
               <w:rPr>
                 <w:rFonts w:ascii="Neue Hans Kendrick" w:hAnsi="Neue Hans Kendrick"/>
@@ -624,7 +675,47 @@
                 <w:szCs w:val="16"/>
                 <w:lang w:val="en-US"/>
               </w:rPr>
-              <w:t xml:space="preserve"> if invoice_type == 'AR' </w:t>
+              <w:t>title</w:t>
+            </w:r>
+            <w:proofErr w:type="spellEnd"/>
+            <w:r>
+              <w:rPr>
+                <w:rFonts w:ascii="Neue Hans Kendrick" w:hAnsi="Neue Hans Kendrick"/>
+                <w:sz w:val="16"/>
+                <w:szCs w:val="16"/>
+                <w:lang w:val="en-US"/>
+              </w:rPr>
+              <w:t>}} {%</w:t>
+            </w:r>
+            <w:proofErr w:type="gramEnd"/>
+            <w:r>
+              <w:rPr>
+                <w:rFonts w:ascii="Neue Hans Kendrick" w:hAnsi="Neue Hans Kendrick"/>
+                <w:sz w:val="16"/>
+                <w:szCs w:val="16"/>
+                <w:lang w:val="en-US"/>
+              </w:rPr>
+              <w:t xml:space="preserve"> if </w:t>
+            </w:r>
+            <w:proofErr w:type="spellStart"/>
+            <w:r>
+              <w:rPr>
+                <w:rFonts w:ascii="Neue Hans Kendrick" w:hAnsi="Neue Hans Kendrick"/>
+                <w:sz w:val="16"/>
+                <w:szCs w:val="16"/>
+                <w:lang w:val="en-US"/>
+              </w:rPr>
+              <w:t>invoice_type</w:t>
+            </w:r>
+            <w:proofErr w:type="spellEnd"/>
+            <w:r>
+              <w:rPr>
+                <w:rFonts w:ascii="Neue Hans Kendrick" w:hAnsi="Neue Hans Kendrick"/>
+                <w:sz w:val="16"/>
+                <w:szCs w:val="16"/>
+                <w:lang w:val="en-US"/>
+              </w:rPr>
+              <w:t xml:space="preserve"> == 'AR' </w:t>
             </w:r>
             <w:proofErr w:type="gramStart"/>
             <w:r>
@@ -788,7 +879,7 @@
                 <w:rFonts w:ascii="Neue Hans Kendrick" w:eastAsia="Neue Hans Kendrick Light" w:hAnsi="Neue Hans Kendrick"/>
                 <w:b/>
                 <w:sz w:val="16"/>
-                <w:lang w:val="en-US" w:eastAsia="de-DE" w:bidi="de-DE"/>
+                <w:lang w:val="de-DE" w:eastAsia="de-DE" w:bidi="de-DE"/>
               </w:rPr>
             </w:pPr>
             <w:r>
@@ -796,7 +887,7 @@
                 <w:rFonts w:ascii="Neue Hans Kendrick" w:eastAsia="Neue Hans Kendrick Light" w:hAnsi="Neue Hans Kendrick"/>
                 <w:b/>
                 <w:sz w:val="16"/>
-                <w:lang w:val="en-US" w:eastAsia="de-DE" w:bidi="de-DE"/>
+                <w:lang w:val="de-DE" w:eastAsia="de-DE" w:bidi="de-DE"/>
               </w:rPr>
               <w:t>PROJEKT</w:t>
             </w:r>
@@ -808,59 +899,37 @@
                 <w:rFonts w:ascii="Neue Hans Kendrick" w:hAnsi="Neue Hans Kendrick"/>
                 <w:sz w:val="16"/>
                 <w:szCs w:val="16"/>
-                <w:lang w:val="en-US"/>
-              </w:rPr>
-            </w:pPr>
-            <w:proofErr w:type="gramStart"/>
+                <w:lang w:val="de-DE"/>
+              </w:rPr>
+            </w:pPr>
             <w:r>
               <w:rPr>
                 <w:rFonts w:ascii="Neue Hans Kendrick" w:hAnsi="Neue Hans Kendrick"/>
                 <w:sz w:val="16"/>
                 <w:szCs w:val="16"/>
-                <w:lang w:val="en-US"/>
-              </w:rPr>
-              <w:t>{{ project</w:t>
-            </w:r>
-            <w:proofErr w:type="gramEnd"/>
-            <w:r>
+                <w:lang w:val="de-DE"/>
+              </w:rPr>
+              <w:t>{{ project_no}}</w:t>
+            </w:r>
+          </w:p>
+          <w:p>
+            <w:pPr>
+              <w:pStyle w:val="Tabelleninhalt"/>
               <w:rPr>
                 <w:rFonts w:ascii="Neue Hans Kendrick" w:hAnsi="Neue Hans Kendrick"/>
                 <w:sz w:val="16"/>
                 <w:szCs w:val="16"/>
-                <w:lang w:val="en-US"/>
-              </w:rPr>
-              <w:t>_no}}</w:t>
-            </w:r>
-          </w:p>
-          <w:p>
-            <w:pPr>
-              <w:pStyle w:val="Tabelleninhalt"/>
+                <w:lang w:val="de-DE"/>
+              </w:rPr>
+            </w:pPr>
+            <w:r>
               <w:rPr>
                 <w:rFonts w:ascii="Neue Hans Kendrick" w:hAnsi="Neue Hans Kendrick"/>
                 <w:sz w:val="16"/>
                 <w:szCs w:val="16"/>
-                <w:lang w:val="en-US"/>
-              </w:rPr>
-            </w:pPr>
-            <w:proofErr w:type="gramStart"/>
-            <w:r>
-              <w:rPr>
-                <w:rFonts w:ascii="Neue Hans Kendrick" w:hAnsi="Neue Hans Kendrick"/>
-                <w:sz w:val="16"/>
-                <w:szCs w:val="16"/>
-                <w:lang w:val="en-US"/>
-              </w:rPr>
-              <w:t>{{ project</w:t>
-            </w:r>
-            <w:proofErr w:type="gramEnd"/>
-            <w:r>
-              <w:rPr>
-                <w:rFonts w:ascii="Neue Hans Kendrick" w:hAnsi="Neue Hans Kendrick"/>
-                <w:sz w:val="16"/>
-                <w:szCs w:val="16"/>
-                <w:lang w:val="en-US"/>
-              </w:rPr>
-              <w:t>_name}}</w:t>
+                <w:lang w:val="de-DE"/>
+              </w:rPr>
+              <w:t>{{ project_name}}</w:t>
             </w:r>
           </w:p>
           <w:p>
@@ -870,7 +939,7 @@
                 <w:rFonts w:ascii="Neue Hans Kendrick" w:eastAsia="Neue Hans Kendrick Light" w:hAnsi="Neue Hans Kendrick"/>
                 <w:color w:val="000000"/>
                 <w:sz w:val="16"/>
-                <w:lang w:val="en-US" w:eastAsia="de-DE" w:bidi="de-DE"/>
+                <w:lang w:val="de-DE" w:eastAsia="de-DE" w:bidi="de-DE"/>
               </w:rPr>
             </w:pPr>
           </w:p>
@@ -897,21 +966,21 @@
               <w:rPr>
                 <w:rFonts w:ascii="Neue Hans Kendrick" w:eastAsia="Neue Hans Kendrick Light" w:hAnsi="Neue Hans Kendrick"/>
                 <w:color w:val="000000"/>
-                <w:lang w:val="en-US" w:eastAsia="de-DE" w:bidi="de-DE"/>
-              </w:rPr>
-            </w:pPr>
-            <w:r>
-              <w:rPr>
-                <w:rFonts w:ascii="Neue Hans Kendrick" w:eastAsia="Neue Hans Kendrick Light" w:hAnsi="Neue Hans Kendrick"/>
-                <w:b/>
-                <w:lang w:val="en-US" w:eastAsia="de-DE" w:bidi="de-DE"/>
+                <w:lang w:eastAsia="de-DE" w:bidi="de-DE"/>
+              </w:rPr>
+            </w:pPr>
+            <w:r>
+              <w:rPr>
+                <w:rFonts w:ascii="Neue Hans Kendrick" w:eastAsia="Neue Hans Kendrick Light" w:hAnsi="Neue Hans Kendrick"/>
+                <w:b/>
+                <w:lang w:eastAsia="de-DE" w:bidi="de-DE"/>
               </w:rPr>
               <w:t>RECHNUNG</w:t>
             </w:r>
             <w:r>
               <w:rPr>
                 <w:rFonts w:ascii="Neue Hans Kendrick" w:eastAsia="Neue Hans Kendrick Light" w:hAnsi="Neue Hans Kendrick"/>
-                <w:lang w:val="en-US" w:eastAsia="de-DE" w:bidi="de-DE"/>
+                <w:lang w:eastAsia="de-DE" w:bidi="de-DE"/>
               </w:rPr>
               <w:t xml:space="preserve"> </w:t>
             </w:r>
@@ -934,9 +1003,9 @@
                 <w:szCs w:val="16"/>
                 <w:lang w:val="en-US"/>
               </w:rPr>
-              <w:t>{{ invoice</w:t>
-            </w:r>
-            <w:proofErr w:type="gramEnd"/>
+              <w:t xml:space="preserve">{{ </w:t>
+            </w:r>
+            <w:proofErr w:type="spellStart"/>
             <w:r>
               <w:rPr>
                 <w:rFonts w:ascii="Neue Hans Kendrick" w:hAnsi="Neue Hans Kendrick"/>
@@ -944,8 +1013,9 @@
                 <w:szCs w:val="16"/>
                 <w:lang w:val="en-US"/>
               </w:rPr>
-              <w:t>_title}}</w:t>
-            </w:r>
+              <w:t>invoice</w:t>
+            </w:r>
+            <w:proofErr w:type="gramEnd"/>
             <w:r>
               <w:rPr>
                 <w:rFonts w:ascii="Neue Hans Kendrick" w:hAnsi="Neue Hans Kendrick"/>
@@ -953,19 +1023,18 @@
                 <w:szCs w:val="16"/>
                 <w:lang w:val="en-US"/>
               </w:rPr>
-              <w:t xml:space="preserve"> </w:t>
-            </w:r>
-          </w:p>
-          <w:p>
-            <w:pPr>
-              <w:pStyle w:val="Tabelleninhalt"/>
+              <w:t>_title</w:t>
+            </w:r>
+            <w:proofErr w:type="spellEnd"/>
+            <w:r>
               <w:rPr>
                 <w:rFonts w:ascii="Neue Hans Kendrick" w:hAnsi="Neue Hans Kendrick"/>
                 <w:sz w:val="16"/>
                 <w:szCs w:val="16"/>
                 <w:lang w:val="en-US"/>
               </w:rPr>
-            </w:pPr>
+              <w:t>}}</w:t>
+            </w:r>
             <w:r>
               <w:rPr>
                 <w:rFonts w:ascii="Neue Hans Kendrick" w:hAnsi="Neue Hans Kendrick"/>
@@ -973,95 +1042,19 @@
                 <w:szCs w:val="16"/>
                 <w:lang w:val="en-US"/>
               </w:rPr>
-              <w:t xml:space="preserve">{% if invoice_type == 'AR' </w:t>
-            </w:r>
-            <w:proofErr w:type="gramStart"/>
-            <w:r>
+              <w:t xml:space="preserve"> </w:t>
+            </w:r>
+          </w:p>
+          <w:p>
+            <w:pPr>
+              <w:pStyle w:val="Tabelleninhalt"/>
               <w:rPr>
                 <w:rFonts w:ascii="Neue Hans Kendrick" w:hAnsi="Neue Hans Kendrick"/>
                 <w:sz w:val="16"/>
                 <w:szCs w:val="16"/>
                 <w:lang w:val="en-US"/>
               </w:rPr>
-              <w:t>%}</w:t>
-            </w:r>
-            <w:r>
-              <w:rPr>
-                <w:rFonts w:ascii="Neue Hans Kendrick" w:hAnsi="Neue Hans Kendrick"/>
-                <w:sz w:val="16"/>
-                <w:szCs w:val="16"/>
-              </w:rPr>
-              <w:t>{</w:t>
-            </w:r>
-            <w:proofErr w:type="gramEnd"/>
-            <w:r>
-              <w:rPr>
-                <w:rFonts w:ascii="Neue Hans Kendrick" w:hAnsi="Neue Hans Kendrick"/>
-                <w:sz w:val="16"/>
-                <w:szCs w:val="16"/>
-              </w:rPr>
-              <w:t xml:space="preserve">% if current_ar_number </w:t>
-            </w:r>
-            <w:proofErr w:type="gramStart"/>
-            <w:r>
-              <w:rPr>
-                <w:rFonts w:ascii="Neue Hans Kendrick" w:hAnsi="Neue Hans Kendrick"/>
-                <w:sz w:val="16"/>
-                <w:szCs w:val="16"/>
-              </w:rPr>
-              <w:t>%}{{ current</w:t>
-            </w:r>
-            <w:proofErr w:type="gramEnd"/>
-            <w:r>
-              <w:rPr>
-                <w:rFonts w:ascii="Neue Hans Kendrick" w:hAnsi="Neue Hans Kendrick"/>
-                <w:sz w:val="16"/>
-                <w:szCs w:val="16"/>
-              </w:rPr>
-              <w:t>_ar_</w:t>
-            </w:r>
-            <w:proofErr w:type="gramStart"/>
-            <w:r>
-              <w:rPr>
-                <w:rFonts w:ascii="Neue Hans Kendrick" w:hAnsi="Neue Hans Kendrick"/>
-                <w:sz w:val="16"/>
-                <w:szCs w:val="16"/>
-              </w:rPr>
-              <w:t>number }</w:t>
-            </w:r>
-            <w:proofErr w:type="gramEnd"/>
-            <w:r>
-              <w:rPr>
-                <w:rFonts w:ascii="Neue Hans Kendrick" w:hAnsi="Neue Hans Kendrick"/>
-                <w:sz w:val="16"/>
-                <w:szCs w:val="16"/>
-              </w:rPr>
-              <w:t>}</w:t>
-            </w:r>
-            <w:r>
-              <w:rPr>
-                <w:rFonts w:ascii="Neue Hans Kendrick" w:hAnsi="Neue Hans Kendrick"/>
-                <w:sz w:val="16"/>
-                <w:szCs w:val="16"/>
-              </w:rPr>
-              <w:t xml:space="preserve">. </w:t>
-            </w:r>
-            <w:r>
-              <w:rPr>
-                <w:rFonts w:ascii="Neue Hans Kendrick" w:hAnsi="Neue Hans Kendrick"/>
-                <w:sz w:val="16"/>
-                <w:szCs w:val="16"/>
-              </w:rPr>
-              <w:t>{% endif %}</w:t>
-            </w:r>
-            <w:r>
-              <w:rPr>
-                <w:rFonts w:ascii="Neue Hans Kendrick" w:hAnsi="Neue Hans Kendrick"/>
-                <w:sz w:val="16"/>
-                <w:szCs w:val="16"/>
-              </w:rPr>
-              <w:t>Abschlagsrechnung</w:t>
-            </w:r>
+            </w:pPr>
             <w:r>
               <w:rPr>
                 <w:rFonts w:ascii="Neue Hans Kendrick" w:hAnsi="Neue Hans Kendrick"/>
@@ -1069,7 +1062,243 @@
                 <w:szCs w:val="16"/>
                 <w:lang w:val="en-US"/>
               </w:rPr>
-              <w:t xml:space="preserve">{% elif invoice_type == 'ZR' %}Anzahlungsrechnung{% elif invoice_type == 'ER' %}Rechnung{% else %} </w:t>
+              <w:t xml:space="preserve">{% if </w:t>
+            </w:r>
+            <w:proofErr w:type="spellStart"/>
+            <w:r>
+              <w:rPr>
+                <w:rFonts w:ascii="Neue Hans Kendrick" w:hAnsi="Neue Hans Kendrick"/>
+                <w:sz w:val="16"/>
+                <w:szCs w:val="16"/>
+                <w:lang w:val="en-US"/>
+              </w:rPr>
+              <w:t>invoice_type</w:t>
+            </w:r>
+            <w:proofErr w:type="spellEnd"/>
+            <w:r>
+              <w:rPr>
+                <w:rFonts w:ascii="Neue Hans Kendrick" w:hAnsi="Neue Hans Kendrick"/>
+                <w:sz w:val="16"/>
+                <w:szCs w:val="16"/>
+                <w:lang w:val="en-US"/>
+              </w:rPr>
+              <w:t xml:space="preserve"> == 'AR' </w:t>
+            </w:r>
+            <w:proofErr w:type="gramStart"/>
+            <w:r>
+              <w:rPr>
+                <w:rFonts w:ascii="Neue Hans Kendrick" w:hAnsi="Neue Hans Kendrick"/>
+                <w:sz w:val="16"/>
+                <w:szCs w:val="16"/>
+                <w:lang w:val="en-US"/>
+              </w:rPr>
+              <w:t>%}</w:t>
+            </w:r>
+            <w:r>
+              <w:rPr>
+                <w:rFonts w:ascii="Neue Hans Kendrick" w:hAnsi="Neue Hans Kendrick"/>
+                <w:sz w:val="16"/>
+                <w:szCs w:val="16"/>
+              </w:rPr>
+              <w:t>{</w:t>
+            </w:r>
+            <w:proofErr w:type="gramEnd"/>
+            <w:r>
+              <w:rPr>
+                <w:rFonts w:ascii="Neue Hans Kendrick" w:hAnsi="Neue Hans Kendrick"/>
+                <w:sz w:val="16"/>
+                <w:szCs w:val="16"/>
+              </w:rPr>
+              <w:t xml:space="preserve">% if current_ar_number </w:t>
+            </w:r>
+            <w:proofErr w:type="gramStart"/>
+            <w:r>
+              <w:rPr>
+                <w:rFonts w:ascii="Neue Hans Kendrick" w:hAnsi="Neue Hans Kendrick"/>
+                <w:sz w:val="16"/>
+                <w:szCs w:val="16"/>
+              </w:rPr>
+              <w:t>%}{{ current</w:t>
+            </w:r>
+            <w:proofErr w:type="gramEnd"/>
+            <w:r>
+              <w:rPr>
+                <w:rFonts w:ascii="Neue Hans Kendrick" w:hAnsi="Neue Hans Kendrick"/>
+                <w:sz w:val="16"/>
+                <w:szCs w:val="16"/>
+              </w:rPr>
+              <w:t>_ar_</w:t>
+            </w:r>
+            <w:proofErr w:type="gramStart"/>
+            <w:r>
+              <w:rPr>
+                <w:rFonts w:ascii="Neue Hans Kendrick" w:hAnsi="Neue Hans Kendrick"/>
+                <w:sz w:val="16"/>
+                <w:szCs w:val="16"/>
+              </w:rPr>
+              <w:t>number }</w:t>
+            </w:r>
+            <w:proofErr w:type="gramEnd"/>
+            <w:r>
+              <w:rPr>
+                <w:rFonts w:ascii="Neue Hans Kendrick" w:hAnsi="Neue Hans Kendrick"/>
+                <w:sz w:val="16"/>
+                <w:szCs w:val="16"/>
+              </w:rPr>
+              <w:t>}</w:t>
+            </w:r>
+            <w:r>
+              <w:rPr>
+                <w:rFonts w:ascii="Neue Hans Kendrick" w:hAnsi="Neue Hans Kendrick"/>
+                <w:sz w:val="16"/>
+                <w:szCs w:val="16"/>
+              </w:rPr>
+              <w:t xml:space="preserve">. </w:t>
+            </w:r>
+            <w:r>
+              <w:rPr>
+                <w:rFonts w:ascii="Neue Hans Kendrick" w:hAnsi="Neue Hans Kendrick"/>
+                <w:sz w:val="16"/>
+                <w:szCs w:val="16"/>
+              </w:rPr>
+              <w:t>{% endif %}</w:t>
+            </w:r>
+            <w:r>
+              <w:rPr>
+                <w:rFonts w:ascii="Neue Hans Kendrick" w:hAnsi="Neue Hans Kendrick"/>
+                <w:sz w:val="16"/>
+                <w:szCs w:val="16"/>
+              </w:rPr>
+              <w:t>Abschlagsrechnung</w:t>
+            </w:r>
+            <w:r>
+              <w:rPr>
+                <w:rFonts w:ascii="Neue Hans Kendrick" w:hAnsi="Neue Hans Kendrick"/>
+                <w:sz w:val="16"/>
+                <w:szCs w:val="16"/>
+                <w:lang w:val="en-US"/>
+              </w:rPr>
+              <w:t xml:space="preserve">{% </w:t>
+            </w:r>
+            <w:proofErr w:type="spellStart"/>
+            <w:r>
+              <w:rPr>
+                <w:rFonts w:ascii="Neue Hans Kendrick" w:hAnsi="Neue Hans Kendrick"/>
+                <w:sz w:val="16"/>
+                <w:szCs w:val="16"/>
+                <w:lang w:val="en-US"/>
+              </w:rPr>
+              <w:t>elif</w:t>
+            </w:r>
+            <w:proofErr w:type="spellEnd"/>
+            <w:r>
+              <w:rPr>
+                <w:rFonts w:ascii="Neue Hans Kendrick" w:hAnsi="Neue Hans Kendrick"/>
+                <w:sz w:val="16"/>
+                <w:szCs w:val="16"/>
+                <w:lang w:val="en-US"/>
+              </w:rPr>
+              <w:t xml:space="preserve"> </w:t>
+            </w:r>
+            <w:proofErr w:type="spellStart"/>
+            <w:r>
+              <w:rPr>
+                <w:rFonts w:ascii="Neue Hans Kendrick" w:hAnsi="Neue Hans Kendrick"/>
+                <w:sz w:val="16"/>
+                <w:szCs w:val="16"/>
+                <w:lang w:val="en-US"/>
+              </w:rPr>
+              <w:t>invoice_type</w:t>
+            </w:r>
+            <w:proofErr w:type="spellEnd"/>
+            <w:r>
+              <w:rPr>
+                <w:rFonts w:ascii="Neue Hans Kendrick" w:hAnsi="Neue Hans Kendrick"/>
+                <w:sz w:val="16"/>
+                <w:szCs w:val="16"/>
+                <w:lang w:val="en-US"/>
+              </w:rPr>
+              <w:t xml:space="preserve"> == 'ZR' %}</w:t>
+            </w:r>
+            <w:proofErr w:type="spellStart"/>
+            <w:r>
+              <w:rPr>
+                <w:rFonts w:ascii="Neue Hans Kendrick" w:hAnsi="Neue Hans Kendrick"/>
+                <w:sz w:val="16"/>
+                <w:szCs w:val="16"/>
+                <w:lang w:val="en-US"/>
+              </w:rPr>
+              <w:t>Anzahlungsrechnung</w:t>
+            </w:r>
+            <w:proofErr w:type="spellEnd"/>
+            <w:r>
+              <w:rPr>
+                <w:rFonts w:ascii="Neue Hans Kendrick" w:hAnsi="Neue Hans Kendrick"/>
+                <w:sz w:val="16"/>
+                <w:szCs w:val="16"/>
+                <w:lang w:val="en-US"/>
+              </w:rPr>
+              <w:t xml:space="preserve">{% </w:t>
+            </w:r>
+            <w:proofErr w:type="spellStart"/>
+            <w:r>
+              <w:rPr>
+                <w:rFonts w:ascii="Neue Hans Kendrick" w:hAnsi="Neue Hans Kendrick"/>
+                <w:sz w:val="16"/>
+                <w:szCs w:val="16"/>
+                <w:lang w:val="en-US"/>
+              </w:rPr>
+              <w:t>elif</w:t>
+            </w:r>
+            <w:proofErr w:type="spellEnd"/>
+            <w:r>
+              <w:rPr>
+                <w:rFonts w:ascii="Neue Hans Kendrick" w:hAnsi="Neue Hans Kendrick"/>
+                <w:sz w:val="16"/>
+                <w:szCs w:val="16"/>
+                <w:lang w:val="en-US"/>
+              </w:rPr>
+              <w:t xml:space="preserve"> </w:t>
+            </w:r>
+            <w:proofErr w:type="spellStart"/>
+            <w:r>
+              <w:rPr>
+                <w:rFonts w:ascii="Neue Hans Kendrick" w:hAnsi="Neue Hans Kendrick"/>
+                <w:sz w:val="16"/>
+                <w:szCs w:val="16"/>
+                <w:lang w:val="en-US"/>
+              </w:rPr>
+              <w:t>invoice_type</w:t>
+            </w:r>
+            <w:proofErr w:type="spellEnd"/>
+            <w:r>
+              <w:rPr>
+                <w:rFonts w:ascii="Neue Hans Kendrick" w:hAnsi="Neue Hans Kendrick"/>
+                <w:sz w:val="16"/>
+                <w:szCs w:val="16"/>
+                <w:lang w:val="en-US"/>
+              </w:rPr>
+              <w:t xml:space="preserve"> == 'ER' %}</w:t>
+            </w:r>
+            <w:proofErr w:type="spellStart"/>
+            <w:r>
+              <w:rPr>
+                <w:rFonts w:ascii="Neue Hans Kendrick" w:hAnsi="Neue Hans Kendrick"/>
+                <w:sz w:val="16"/>
+                <w:szCs w:val="16"/>
+                <w:lang w:val="en-US"/>
+              </w:rPr>
+              <w:t>Rechnung</w:t>
+            </w:r>
+            <w:proofErr w:type="spellEnd"/>
+            <w:r>
+              <w:rPr>
+                <w:rFonts w:ascii="Neue Hans Kendrick" w:hAnsi="Neue Hans Kendrick"/>
+                <w:sz w:val="16"/>
+                <w:szCs w:val="16"/>
+                <w:lang w:val="en-US"/>
+              </w:rPr>
+              <w:t xml:space="preserve">{% else %} </w:t>
             </w:r>
             <w:r>
               <w:rPr>
@@ -2528,7 +2757,55 @@
                 <w:rFonts w:ascii="Neue Hans Kendrick" w:eastAsia="Neue Hans Kendrick Light" w:hAnsi="Neue Hans Kendrick"/>
                 <w:lang w:val="en-US" w:eastAsia="de-DE" w:bidi="de-DE"/>
               </w:rPr>
-              <w:t>{% elif invoice_type == 'AR' or invoice_type == 'ER</w:t>
+              <w:t xml:space="preserve">{% </w:t>
+            </w:r>
+            <w:proofErr w:type="spellStart"/>
+            <w:r>
+              <w:rPr>
+                <w:rFonts w:ascii="Neue Hans Kendrick" w:eastAsia="Neue Hans Kendrick Light" w:hAnsi="Neue Hans Kendrick"/>
+                <w:lang w:val="en-US" w:eastAsia="de-DE" w:bidi="de-DE"/>
+              </w:rPr>
+              <w:t>elif</w:t>
+            </w:r>
+            <w:proofErr w:type="spellEnd"/>
+            <w:r>
+              <w:rPr>
+                <w:rFonts w:ascii="Neue Hans Kendrick" w:eastAsia="Neue Hans Kendrick Light" w:hAnsi="Neue Hans Kendrick"/>
+                <w:lang w:val="en-US" w:eastAsia="de-DE" w:bidi="de-DE"/>
+              </w:rPr>
+              <w:t xml:space="preserve"> </w:t>
+            </w:r>
+            <w:proofErr w:type="spellStart"/>
+            <w:r>
+              <w:rPr>
+                <w:rFonts w:ascii="Neue Hans Kendrick" w:eastAsia="Neue Hans Kendrick Light" w:hAnsi="Neue Hans Kendrick"/>
+                <w:lang w:val="en-US" w:eastAsia="de-DE" w:bidi="de-DE"/>
+              </w:rPr>
+              <w:t>invoice_type</w:t>
+            </w:r>
+            <w:proofErr w:type="spellEnd"/>
+            <w:r>
+              <w:rPr>
+                <w:rFonts w:ascii="Neue Hans Kendrick" w:eastAsia="Neue Hans Kendrick Light" w:hAnsi="Neue Hans Kendrick"/>
+                <w:lang w:val="en-US" w:eastAsia="de-DE" w:bidi="de-DE"/>
+              </w:rPr>
+              <w:t xml:space="preserve"> == 'AR' or </w:t>
+            </w:r>
+            <w:proofErr w:type="spellStart"/>
+            <w:r>
+              <w:rPr>
+                <w:rFonts w:ascii="Neue Hans Kendrick" w:eastAsia="Neue Hans Kendrick Light" w:hAnsi="Neue Hans Kendrick"/>
+                <w:lang w:val="en-US" w:eastAsia="de-DE" w:bidi="de-DE"/>
+              </w:rPr>
+              <w:t>invoice_type</w:t>
+            </w:r>
+            <w:proofErr w:type="spellEnd"/>
+            <w:r>
+              <w:rPr>
+                <w:rFonts w:ascii="Neue Hans Kendrick" w:eastAsia="Neue Hans Kendrick Light" w:hAnsi="Neue Hans Kendrick"/>
+                <w:lang w:val="en-US" w:eastAsia="de-DE" w:bidi="de-DE"/>
+              </w:rPr>
+              <w:t xml:space="preserve"> == 'ER</w:t>
             </w:r>
             <w:proofErr w:type="gramStart"/>
             <w:r>
@@ -3178,6 +3455,7 @@
         </w:rPr>
         <w:t xml:space="preserve">{% if </w:t>
       </w:r>
+      <w:proofErr w:type="spellStart"/>
       <w:r>
         <w:rPr>
           <w:rFonts w:ascii="Neue Hans Kendrick" w:eastAsia="Neue Hans Kendrick Light" w:hAnsi="Neue Hans Kendrick" w:cs="Neue Hans Kendrick Light"/>
@@ -3199,7 +3477,19 @@
           <w:u w:val="single"/>
           <w:lang w:val="en-US" w:eastAsia="de-DE" w:bidi="de-DE"/>
         </w:rPr>
-        <w:t xml:space="preserve">contract </w:t>
+        <w:t>contract</w:t>
+      </w:r>
+      <w:proofErr w:type="spellEnd"/>
+      <w:r>
+        <w:rPr>
+          <w:rFonts w:ascii="Neue Hans Kendrick" w:eastAsia="Neue Hans Kendrick Light" w:hAnsi="Neue Hans Kendrick" w:cs="Neue Hans Kendrick Light"/>
+          <w:b/>
+          <w:color w:val="000000"/>
+          <w:sz w:val="18"/>
+          <w:u w:val="single"/>
+          <w:lang w:val="en-US" w:eastAsia="de-DE" w:bidi="de-DE"/>
+        </w:rPr>
+        <w:t xml:space="preserve"> </w:t>
       </w:r>
       <w:r>
         <w:rPr>
@@ -3300,9 +3590,9 @@
           <w:lang w:val="en-US" w:eastAsia="de-DE" w:bidi="de-DE"/>
         </w:rPr>
         <w:lastRenderedPageBreak/>
-        <w:t>{% if is_hoai_</w:t>
+        <w:t xml:space="preserve">{% if </w:t>
       </w:r>
-      <w:proofErr w:type="gramStart"/>
+      <w:proofErr w:type="spellStart"/>
       <w:r>
         <w:rPr>
           <w:rFonts w:ascii="Neue Hans Kendrick" w:eastAsia="Neue Hans Kendrick Light" w:hAnsi="Neue Hans Kendrick" w:cs="Neue Hans Kendrick Light"/>
@@ -3313,7 +3603,33 @@
           <w:u w:val="single"/>
           <w:lang w:val="en-US" w:eastAsia="de-DE" w:bidi="de-DE"/>
         </w:rPr>
-        <w:t>contract %}</w:t>
+        <w:t>is_hoai_</w:t>
+      </w:r>
+      <w:proofErr w:type="gramStart"/>
+      <w:r>
+        <w:rPr>
+          <w:rFonts w:ascii="Neue Hans Kendrick" w:eastAsia="Neue Hans Kendrick Light" w:hAnsi="Neue Hans Kendrick" w:cs="Neue Hans Kendrick Light"/>
+          <w:b/>
+          <w:color w:val="000000"/>
+          <w:sz w:val="2"/>
+          <w:szCs w:val="2"/>
+          <w:u w:val="single"/>
+          <w:lang w:val="en-US" w:eastAsia="de-DE" w:bidi="de-DE"/>
+        </w:rPr>
+        <w:t>contract</w:t>
+      </w:r>
+      <w:proofErr w:type="spellEnd"/>
+      <w:r>
+        <w:rPr>
+          <w:rFonts w:ascii="Neue Hans Kendrick" w:eastAsia="Neue Hans Kendrick Light" w:hAnsi="Neue Hans Kendrick" w:cs="Neue Hans Kendrick Light"/>
+          <w:b/>
+          <w:color w:val="000000"/>
+          <w:sz w:val="2"/>
+          <w:szCs w:val="2"/>
+          <w:u w:val="single"/>
+          <w:lang w:val="en-US" w:eastAsia="de-DE" w:bidi="de-DE"/>
+        </w:rPr>
+        <w:t xml:space="preserve"> %}</w:t>
       </w:r>
       <w:proofErr w:type="gramEnd"/>
     </w:p>
@@ -3331,6 +3647,7 @@
           <w:lang w:val="en-US" w:eastAsia="de-DE" w:bidi="de-DE"/>
         </w:rPr>
       </w:pPr>
+      <w:proofErr w:type="spellStart"/>
       <w:r>
         <w:rPr>
           <w:rFonts w:ascii="Neue Hans Kendrick" w:hAnsi="Neue Hans Kendrick"/>
@@ -3343,6 +3660,7 @@
         </w:rPr>
         <w:t>Honoraransatz</w:t>
       </w:r>
+      <w:proofErr w:type="spellEnd"/>
     </w:p>
     <w:p>
       <w:pPr>
@@ -6271,8 +6589,8 @@
       </w:tblPr>
       <w:tblGrid>
         <w:gridCol w:w="3060"/>
-        <w:gridCol w:w="1800"/>
-        <w:gridCol w:w="1620"/>
+        <w:gridCol w:w="1530"/>
+        <w:gridCol w:w="1890"/>
         <w:gridCol w:w="1440"/>
         <w:gridCol w:w="1573"/>
       </w:tblGrid>
@@ -6323,7 +6641,7 @@
         </w:tc>
         <w:tc>
           <w:tcPr>
-            <w:tcW w:w="1800" w:type="dxa"/>
+            <w:tcW w:w="1530" w:type="dxa"/>
             <w:shd w:val="clear" w:color="auto" w:fill="C0C0C0"/>
           </w:tcPr>
           <w:p>
@@ -6372,7 +6690,7 @@
         </w:tc>
         <w:tc>
           <w:tcPr>
-            <w:tcW w:w="1620" w:type="dxa"/>
+            <w:tcW w:w="1890" w:type="dxa"/>
             <w:shd w:val="clear" w:color="auto" w:fill="C0C0C0"/>
           </w:tcPr>
           <w:p>
@@ -6586,9 +6904,9 @@
           <w:szCs w:val="2"/>
           <w:lang w:val="en-US"/>
         </w:rPr>
-        <w:t>{% for lp in lp_</w:t>
+        <w:t xml:space="preserve">{% for </w:t>
       </w:r>
-      <w:proofErr w:type="gramStart"/>
+      <w:proofErr w:type="spellStart"/>
       <w:r>
         <w:rPr>
           <w:rFonts w:ascii="Neue Hans Kendrick" w:hAnsi="Neue Hans Kendrick"/>
@@ -6596,7 +6914,47 @@
           <w:szCs w:val="2"/>
           <w:lang w:val="en-US"/>
         </w:rPr>
-        <w:t>sections %}</w:t>
+        <w:t>lp</w:t>
+      </w:r>
+      <w:proofErr w:type="spellEnd"/>
+      <w:r>
+        <w:rPr>
+          <w:rFonts w:ascii="Neue Hans Kendrick" w:hAnsi="Neue Hans Kendrick"/>
+          <w:sz w:val="2"/>
+          <w:szCs w:val="2"/>
+          <w:lang w:val="en-US"/>
+        </w:rPr>
+        <w:t xml:space="preserve"> in </w:t>
+      </w:r>
+      <w:proofErr w:type="spellStart"/>
+      <w:r>
+        <w:rPr>
+          <w:rFonts w:ascii="Neue Hans Kendrick" w:hAnsi="Neue Hans Kendrick"/>
+          <w:sz w:val="2"/>
+          <w:szCs w:val="2"/>
+          <w:lang w:val="en-US"/>
+        </w:rPr>
+        <w:t>lp_</w:t>
+      </w:r>
+      <w:proofErr w:type="gramStart"/>
+      <w:r>
+        <w:rPr>
+          <w:rFonts w:ascii="Neue Hans Kendrick" w:hAnsi="Neue Hans Kendrick"/>
+          <w:sz w:val="2"/>
+          <w:szCs w:val="2"/>
+          <w:lang w:val="en-US"/>
+        </w:rPr>
+        <w:t>sections</w:t>
+      </w:r>
+      <w:proofErr w:type="spellEnd"/>
+      <w:r>
+        <w:rPr>
+          <w:rFonts w:ascii="Neue Hans Kendrick" w:hAnsi="Neue Hans Kendrick"/>
+          <w:sz w:val="2"/>
+          <w:szCs w:val="2"/>
+          <w:lang w:val="en-US"/>
+        </w:rPr>
+        <w:t xml:space="preserve"> %}</w:t>
       </w:r>
       <w:proofErr w:type="gramEnd"/>
     </w:p>
@@ -6614,8 +6972,8 @@
       <w:tblGrid>
         <w:gridCol w:w="2700"/>
         <w:gridCol w:w="360"/>
-        <w:gridCol w:w="1800"/>
-        <w:gridCol w:w="1620"/>
+        <w:gridCol w:w="1530"/>
+        <w:gridCol w:w="1890"/>
         <w:gridCol w:w="1440"/>
         <w:gridCol w:w="1573"/>
       </w:tblGrid>
@@ -6658,7 +7016,15 @@
                 <w:rFonts w:ascii="Neue Hans Kendrick" w:eastAsia="Neue Hans Kendrick Light" w:hAnsi="Neue Hans Kendrick" w:cs="Neue Hans Kendrick Light"/>
                 <w:lang w:val="en-US" w:eastAsia="de-DE" w:bidi="de-DE"/>
               </w:rPr>
-              <w:t>{{ lp</w:t>
+              <w:t xml:space="preserve">{{ </w:t>
+            </w:r>
+            <w:proofErr w:type="spellStart"/>
+            <w:r>
+              <w:rPr>
+                <w:rFonts w:ascii="Neue Hans Kendrick" w:eastAsia="Neue Hans Kendrick Light" w:hAnsi="Neue Hans Kendrick" w:cs="Neue Hans Kendrick Light"/>
+                <w:lang w:val="en-US" w:eastAsia="de-DE" w:bidi="de-DE"/>
+              </w:rPr>
+              <w:t>lp</w:t>
             </w:r>
             <w:proofErr w:type="gramEnd"/>
             <w:r>
@@ -6666,7 +7032,15 @@
                 <w:rFonts w:ascii="Neue Hans Kendrick" w:eastAsia="Neue Hans Kendrick Light" w:hAnsi="Neue Hans Kendrick" w:cs="Neue Hans Kendrick Light"/>
                 <w:lang w:val="en-US" w:eastAsia="de-DE" w:bidi="de-DE"/>
               </w:rPr>
-              <w:t>.lp_name }}</w:t>
+              <w:t>.lp_name</w:t>
+            </w:r>
+            <w:proofErr w:type="spellEnd"/>
+            <w:r>
+              <w:rPr>
+                <w:rFonts w:ascii="Neue Hans Kendrick" w:eastAsia="Neue Hans Kendrick Light" w:hAnsi="Neue Hans Kendrick" w:cs="Neue Hans Kendrick Light"/>
+                <w:lang w:val="en-US" w:eastAsia="de-DE" w:bidi="de-DE"/>
+              </w:rPr>
+              <w:t xml:space="preserve"> }}</w:t>
             </w:r>
           </w:p>
         </w:tc>
@@ -6719,6 +7093,7 @@
               </w:rPr>
               <w:t xml:space="preserve">% for item in </w:t>
             </w:r>
+            <w:proofErr w:type="spellStart"/>
             <w:proofErr w:type="gramStart"/>
             <w:r>
               <w:rPr>
@@ -6730,6 +7105,7 @@
               </w:rPr>
               <w:t>lp.Item</w:t>
             </w:r>
+            <w:proofErr w:type="spellEnd"/>
             <w:proofErr w:type="gramEnd"/>
             <w:r>
               <w:rPr>
@@ -6745,7 +7121,7 @@
         </w:tc>
         <w:tc>
           <w:tcPr>
-            <w:tcW w:w="1800" w:type="dxa"/>
+            <w:tcW w:w="1530" w:type="dxa"/>
             <w:shd w:val="clear" w:color="auto" w:fill="DBDBDB" w:themeFill="accent3" w:themeFillTint="66"/>
           </w:tcPr>
           <w:p>
@@ -6777,7 +7153,23 @@
                 <w:rFonts w:ascii="Neue Hans Kendrick" w:eastAsia="Neue Hans Kendrick Light" w:hAnsi="Neue Hans Kendrick" w:cs="Neue Hans Kendrick Light"/>
                 <w:lang w:val="en-US" w:eastAsia="de-DE" w:bidi="de-DE"/>
               </w:rPr>
-              <w:t>{{lp.</w:t>
+              <w:t>{{</w:t>
+            </w:r>
+            <w:proofErr w:type="spellStart"/>
+            <w:r>
+              <w:rPr>
+                <w:rFonts w:ascii="Neue Hans Kendrick" w:eastAsia="Neue Hans Kendrick Light" w:hAnsi="Neue Hans Kendrick" w:cs="Neue Hans Kendrick Light"/>
+                <w:lang w:val="en-US" w:eastAsia="de-DE" w:bidi="de-DE"/>
+              </w:rPr>
+              <w:t>lp</w:t>
+            </w:r>
+            <w:proofErr w:type="spellEnd"/>
+            <w:r>
+              <w:rPr>
+                <w:rFonts w:ascii="Neue Hans Kendrick" w:eastAsia="Neue Hans Kendrick Light" w:hAnsi="Neue Hans Kendrick" w:cs="Neue Hans Kendrick Light"/>
+                <w:lang w:val="en-US" w:eastAsia="de-DE" w:bidi="de-DE"/>
+              </w:rPr>
+              <w:t>.</w:t>
             </w:r>
             <w:r>
               <w:rPr>
@@ -6786,6 +7178,7 @@
               </w:rPr>
               <w:t xml:space="preserve"> </w:t>
             </w:r>
+            <w:proofErr w:type="spellStart"/>
             <w:r>
               <w:rPr>
                 <w:rFonts w:ascii="Neue Hans Kendrick" w:eastAsia="Neue Hans Kendrick Light" w:hAnsi="Neue Hans Kendrick" w:cs="Neue Hans Kendrick Light"/>
@@ -6799,7 +7192,15 @@
                 <w:rFonts w:ascii="Neue Hans Kendrick" w:eastAsia="Neue Hans Kendrick Light" w:hAnsi="Neue Hans Kendrick" w:cs="Neue Hans Kendrick Light"/>
                 <w:lang w:val="en-US" w:eastAsia="de-DE" w:bidi="de-DE"/>
               </w:rPr>
-              <w:t>percentage }</w:t>
+              <w:t>percentage</w:t>
+            </w:r>
+            <w:proofErr w:type="spellEnd"/>
+            <w:r>
+              <w:rPr>
+                <w:rFonts w:ascii="Neue Hans Kendrick" w:eastAsia="Neue Hans Kendrick Light" w:hAnsi="Neue Hans Kendrick" w:cs="Neue Hans Kendrick Light"/>
+                <w:lang w:val="en-US" w:eastAsia="de-DE" w:bidi="de-DE"/>
+              </w:rPr>
+              <w:t xml:space="preserve"> }</w:t>
             </w:r>
             <w:proofErr w:type="gramEnd"/>
             <w:r>
@@ -6821,7 +7222,7 @@
         </w:tc>
         <w:tc>
           <w:tcPr>
-            <w:tcW w:w="1620" w:type="dxa"/>
+            <w:tcW w:w="1890" w:type="dxa"/>
             <w:shd w:val="clear" w:color="auto" w:fill="DBDBDB" w:themeFill="accent3" w:themeFillTint="66"/>
           </w:tcPr>
           <w:p>
@@ -6853,7 +7254,23 @@
                 <w:rFonts w:ascii="Neue Hans Kendrick" w:eastAsia="Neue Hans Kendrick Light" w:hAnsi="Neue Hans Kendrick" w:cs="Neue Hans Kendrick Light"/>
                 <w:lang w:val="en-US" w:eastAsia="de-DE" w:bidi="de-DE"/>
               </w:rPr>
-              <w:t>{{lp.</w:t>
+              <w:t>{{</w:t>
+            </w:r>
+            <w:proofErr w:type="spellStart"/>
+            <w:r>
+              <w:rPr>
+                <w:rFonts w:ascii="Neue Hans Kendrick" w:eastAsia="Neue Hans Kendrick Light" w:hAnsi="Neue Hans Kendrick" w:cs="Neue Hans Kendrick Light"/>
+                <w:lang w:val="en-US" w:eastAsia="de-DE" w:bidi="de-DE"/>
+              </w:rPr>
+              <w:t>lp</w:t>
+            </w:r>
+            <w:proofErr w:type="spellEnd"/>
+            <w:r>
+              <w:rPr>
+                <w:rFonts w:ascii="Neue Hans Kendrick" w:eastAsia="Neue Hans Kendrick Light" w:hAnsi="Neue Hans Kendrick" w:cs="Neue Hans Kendrick Light"/>
+                <w:lang w:val="en-US" w:eastAsia="de-DE" w:bidi="de-DE"/>
+              </w:rPr>
+              <w:t>.</w:t>
             </w:r>
             <w:r>
               <w:rPr>
@@ -6862,6 +7279,7 @@
               </w:rPr>
               <w:t xml:space="preserve"> </w:t>
             </w:r>
+            <w:proofErr w:type="spellStart"/>
             <w:r>
               <w:rPr>
                 <w:rFonts w:ascii="Neue Hans Kendrick" w:eastAsia="Neue Hans Kendrick Light" w:hAnsi="Neue Hans Kendrick" w:cs="Neue Hans Kendrick Light"/>
@@ -6875,7 +7293,15 @@
                 <w:rFonts w:ascii="Neue Hans Kendrick" w:eastAsia="Neue Hans Kendrick Light" w:hAnsi="Neue Hans Kendrick" w:cs="Neue Hans Kendrick Light"/>
                 <w:lang w:val="en-US" w:eastAsia="de-DE" w:bidi="de-DE"/>
               </w:rPr>
-              <w:t>beauftragt }</w:t>
+              <w:t>beauftragt</w:t>
+            </w:r>
+            <w:proofErr w:type="spellEnd"/>
+            <w:r>
+              <w:rPr>
+                <w:rFonts w:ascii="Neue Hans Kendrick" w:eastAsia="Neue Hans Kendrick Light" w:hAnsi="Neue Hans Kendrick" w:cs="Neue Hans Kendrick Light"/>
+                <w:lang w:val="en-US" w:eastAsia="de-DE" w:bidi="de-DE"/>
+              </w:rPr>
+              <w:t xml:space="preserve"> }</w:t>
             </w:r>
             <w:proofErr w:type="gramEnd"/>
             <w:r>
@@ -6930,7 +7356,15 @@
                 <w:rFonts w:ascii="Neue Hans Kendrick" w:eastAsia="Neue Hans Kendrick Light" w:hAnsi="Neue Hans Kendrick" w:cs="Neue Hans Kendrick Light"/>
                 <w:lang w:val="en-US" w:eastAsia="de-DE" w:bidi="de-DE"/>
               </w:rPr>
-              <w:t>{{ item</w:t>
+              <w:t xml:space="preserve">{{ </w:t>
+            </w:r>
+            <w:proofErr w:type="spellStart"/>
+            <w:r>
+              <w:rPr>
+                <w:rFonts w:ascii="Neue Hans Kendrick" w:eastAsia="Neue Hans Kendrick Light" w:hAnsi="Neue Hans Kendrick" w:cs="Neue Hans Kendrick Light"/>
+                <w:lang w:val="en-US" w:eastAsia="de-DE" w:bidi="de-DE"/>
+              </w:rPr>
+              <w:t>item</w:t>
             </w:r>
             <w:proofErr w:type="gramEnd"/>
             <w:r>
@@ -6946,7 +7380,15 @@
                 <w:rFonts w:ascii="Neue Hans Kendrick" w:eastAsia="Neue Hans Kendrick Light" w:hAnsi="Neue Hans Kendrick" w:cs="Neue Hans Kendrick Light"/>
                 <w:lang w:val="en-US" w:eastAsia="de-DE" w:bidi="de-DE"/>
               </w:rPr>
-              <w:t>quantity }</w:t>
+              <w:t>quantity</w:t>
+            </w:r>
+            <w:proofErr w:type="spellEnd"/>
+            <w:r>
+              <w:rPr>
+                <w:rFonts w:ascii="Neue Hans Kendrick" w:eastAsia="Neue Hans Kendrick Light" w:hAnsi="Neue Hans Kendrick" w:cs="Neue Hans Kendrick Light"/>
+                <w:lang w:val="en-US" w:eastAsia="de-DE" w:bidi="de-DE"/>
+              </w:rPr>
+              <w:t xml:space="preserve"> }</w:t>
             </w:r>
             <w:proofErr w:type="gramEnd"/>
             <w:r>
@@ -7050,28 +7492,10 @@
           <w:szCs w:val="2"/>
           <w:lang w:val="en-US" w:eastAsia="de-DE" w:bidi="de-DE"/>
         </w:rPr>
-        <w:t>{% endfor %}</w:t>
+        <w:t xml:space="preserve">{% </w:t>
       </w:r>
-    </w:p>
-    <w:p>
-      <w:pPr>
-        <w:tabs>
-          <w:tab w:val="left" w:pos="1134"/>
-          <w:tab w:val="left" w:pos="2268"/>
-          <w:tab w:val="left" w:pos="3402"/>
-          <w:tab w:val="left" w:pos="4536"/>
-          <w:tab w:val="left" w:pos="5670"/>
-          <w:tab w:val="left" w:pos="6804"/>
-          <w:tab w:val="left" w:pos="7938"/>
-          <w:tab w:val="left" w:pos="9072"/>
-          <w:tab w:val="left" w:pos="10206"/>
-          <w:tab w:val="left" w:pos="11340"/>
-          <w:tab w:val="left" w:pos="12474"/>
-          <w:tab w:val="left" w:pos="13608"/>
-          <w:tab w:val="left" w:pos="14742"/>
-          <w:tab w:val="left" w:pos="15876"/>
-        </w:tabs>
-        <w:spacing w:line="259" w:lineRule="auto"/>
+      <w:proofErr w:type="spellStart"/>
+      <w:r>
         <w:rPr>
           <w:rFonts w:ascii="Neue Hans Kendrick" w:eastAsia="Neue Hans Kendrick Light" w:hAnsi="Neue Hans Kendrick" w:cs="Neue Hans Kendrick Light"/>
           <w:b/>
@@ -7079,7 +7503,9 @@
           <w:szCs w:val="2"/>
           <w:lang w:val="en-US" w:eastAsia="de-DE" w:bidi="de-DE"/>
         </w:rPr>
-      </w:pPr>
+        <w:t>endfor</w:t>
+      </w:r>
+      <w:proofErr w:type="spellEnd"/>
       <w:r>
         <w:rPr>
           <w:rFonts w:ascii="Neue Hans Kendrick" w:eastAsia="Neue Hans Kendrick Light" w:hAnsi="Neue Hans Kendrick" w:cs="Neue Hans Kendrick Light"/>
@@ -7088,8 +7514,54 @@
           <w:szCs w:val="2"/>
           <w:lang w:val="en-US" w:eastAsia="de-DE" w:bidi="de-DE"/>
         </w:rPr>
-        <w:t>{% endfor %}</w:t>
+        <w:t xml:space="preserve"> </w:t>
       </w:r>
+      <w:proofErr w:type="gramStart"/>
+      <w:r>
+        <w:rPr>
+          <w:rFonts w:ascii="Neue Hans Kendrick" w:eastAsia="Neue Hans Kendrick Light" w:hAnsi="Neue Hans Kendrick" w:cs="Neue Hans Kendrick Light"/>
+          <w:b/>
+          <w:sz w:val="2"/>
+          <w:szCs w:val="2"/>
+          <w:lang w:val="en-US" w:eastAsia="de-DE" w:bidi="de-DE"/>
+        </w:rPr>
+        <w:t>%}{</w:t>
+      </w:r>
+      <w:proofErr w:type="gramEnd"/>
+      <w:r>
+        <w:rPr>
+          <w:rFonts w:ascii="Neue Hans Kendrick" w:eastAsia="Neue Hans Kendrick Light" w:hAnsi="Neue Hans Kendrick" w:cs="Neue Hans Kendrick Light"/>
+          <w:b/>
+          <w:sz w:val="2"/>
+          <w:szCs w:val="2"/>
+          <w:lang w:val="en-US" w:eastAsia="de-DE" w:bidi="de-DE"/>
+        </w:rPr>
+        <w:t xml:space="preserve">% </w:t>
+      </w:r>
+      <w:proofErr w:type="spellStart"/>
+      <w:proofErr w:type="gramStart"/>
+      <w:r>
+        <w:rPr>
+          <w:rFonts w:ascii="Neue Hans Kendrick" w:eastAsia="Neue Hans Kendrick Light" w:hAnsi="Neue Hans Kendrick" w:cs="Neue Hans Kendrick Light"/>
+          <w:b/>
+          <w:sz w:val="2"/>
+          <w:szCs w:val="2"/>
+          <w:lang w:val="en-US" w:eastAsia="de-DE" w:bidi="de-DE"/>
+        </w:rPr>
+        <w:t>endfor</w:t>
+      </w:r>
+      <w:proofErr w:type="spellEnd"/>
+      <w:r>
+        <w:rPr>
+          <w:rFonts w:ascii="Neue Hans Kendrick" w:eastAsia="Neue Hans Kendrick Light" w:hAnsi="Neue Hans Kendrick" w:cs="Neue Hans Kendrick Light"/>
+          <w:b/>
+          <w:sz w:val="2"/>
+          <w:szCs w:val="2"/>
+          <w:lang w:val="en-US" w:eastAsia="de-DE" w:bidi="de-DE"/>
+        </w:rPr>
+        <w:t xml:space="preserve"> %}</w:t>
+      </w:r>
+      <w:proofErr w:type="gramEnd"/>
     </w:p>
     <w:tbl>
       <w:tblPr>
@@ -7107,8 +7579,8 @@
       </w:tblPr>
       <w:tblGrid>
         <w:gridCol w:w="3060"/>
-        <w:gridCol w:w="1800"/>
-        <w:gridCol w:w="1620"/>
+        <w:gridCol w:w="1530"/>
+        <w:gridCol w:w="1890"/>
         <w:gridCol w:w="1440"/>
         <w:gridCol w:w="1583"/>
       </w:tblGrid>
@@ -7176,7 +7648,7 @@
         </w:tc>
         <w:tc>
           <w:tcPr>
-            <w:tcW w:w="1800" w:type="dxa"/>
+            <w:tcW w:w="1530" w:type="dxa"/>
             <w:tcBorders>
               <w:top w:val="single" w:sz="2" w:space="0" w:color="auto"/>
             </w:tcBorders>
@@ -7220,7 +7692,7 @@
         </w:tc>
         <w:tc>
           <w:tcPr>
-            <w:tcW w:w="1620" w:type="dxa"/>
+            <w:tcW w:w="1890" w:type="dxa"/>
             <w:tcBorders>
               <w:top w:val="single" w:sz="2" w:space="0" w:color="auto"/>
             </w:tcBorders>
@@ -7508,9 +7980,9 @@
       </w:tblPr>
       <w:tblGrid>
         <w:gridCol w:w="3060"/>
-        <w:gridCol w:w="1260"/>
-        <w:gridCol w:w="1080"/>
-        <w:gridCol w:w="1080"/>
+        <w:gridCol w:w="1530"/>
+        <w:gridCol w:w="990"/>
+        <w:gridCol w:w="900"/>
         <w:gridCol w:w="1440"/>
         <w:gridCol w:w="1573"/>
       </w:tblGrid>
@@ -7561,7 +8033,7 @@
         </w:tc>
         <w:tc>
           <w:tcPr>
-            <w:tcW w:w="1260" w:type="dxa"/>
+            <w:tcW w:w="1530" w:type="dxa"/>
             <w:shd w:val="clear" w:color="auto" w:fill="C0C0C0"/>
           </w:tcPr>
           <w:p>
@@ -7610,7 +8082,7 @@
         </w:tc>
         <w:tc>
           <w:tcPr>
-            <w:tcW w:w="1080" w:type="dxa"/>
+            <w:tcW w:w="990" w:type="dxa"/>
             <w:shd w:val="clear" w:color="auto" w:fill="C0C0C0"/>
           </w:tcPr>
           <w:p>
@@ -7632,20 +8104,20 @@
                 <w:tab w:val="left" w:pos="15876"/>
               </w:tabs>
               <w:spacing w:line="259" w:lineRule="auto"/>
-              <w:jc w:val="center"/>
-              <w:rPr>
-                <w:rFonts w:ascii="Neue Hans Kendrick" w:eastAsia="Neue Hans Kendrick Light" w:hAnsi="Neue Hans Kendrick" w:cs="Neue Hans Kendrick Light"/>
-                <w:b/>
-                <w:lang w:eastAsia="de-DE" w:bidi="de-DE"/>
-              </w:rPr>
-            </w:pPr>
-            <w:r>
-              <w:rPr>
-                <w:rFonts w:ascii="Neue Hans Kendrick" w:eastAsia="Neue Hans Kendrick Light" w:hAnsi="Neue Hans Kendrick" w:cs="Neue Hans Kendrick Light"/>
-                <w:b/>
-                <w:lang w:eastAsia="de-DE" w:bidi="de-DE"/>
-              </w:rPr>
-              <w:t>m</w:t>
+              <w:jc w:val="right"/>
+              <w:rPr>
+                <w:rFonts w:eastAsia="Neue Hans Kendrick Light" w:cs="Neue Hans Kendrick Light"/>
+                <w:b/>
+                <w:lang w:eastAsia="de-DE" w:bidi="de-DE"/>
+              </w:rPr>
+            </w:pPr>
+            <w:r>
+              <w:rPr>
+                <w:rFonts w:ascii="Neue Hans Kendrick" w:eastAsia="Neue Hans Kendrick Light" w:hAnsi="Neue Hans Kendrick" w:cs="Neue Hans Kendrick Light"/>
+                <w:b/>
+                <w:lang w:eastAsia="de-DE" w:bidi="de-DE"/>
+              </w:rPr>
+              <w:t>M</w:t>
             </w:r>
             <w:r>
               <w:rPr>
@@ -7656,12 +8128,6 @@
               <w:t>enge</w:t>
             </w:r>
           </w:p>
-        </w:tc>
-        <w:tc>
-          <w:tcPr>
-            <w:tcW w:w="1080" w:type="dxa"/>
-            <w:shd w:val="clear" w:color="auto" w:fill="C0C0C0"/>
-          </w:tcPr>
           <w:p>
             <w:pPr>
               <w:tabs>
@@ -7681,34 +8147,26 @@
                 <w:tab w:val="left" w:pos="15876"/>
               </w:tabs>
               <w:spacing w:line="259" w:lineRule="auto"/>
-              <w:jc w:val="center"/>
-              <w:rPr>
-                <w:rFonts w:ascii="Neue Hans Kendrick" w:eastAsia="Neue Hans Kendrick Light" w:hAnsi="Neue Hans Kendrick" w:cs="Neue Hans Kendrick Light"/>
-                <w:b/>
-                <w:lang w:eastAsia="de-DE" w:bidi="de-DE"/>
-              </w:rPr>
-            </w:pPr>
-            <w:r>
-              <w:rPr>
-                <w:rFonts w:ascii="Neue Hans Kendrick" w:eastAsia="Neue Hans Kendrick Light" w:hAnsi="Neue Hans Kendrick" w:cs="Neue Hans Kendrick Light"/>
-                <w:b/>
-                <w:lang w:eastAsia="de-DE" w:bidi="de-DE"/>
-              </w:rPr>
-              <w:t>e</w:t>
-            </w:r>
-            <w:r>
-              <w:rPr>
-                <w:rFonts w:ascii="Neue Hans Kendrick" w:eastAsia="Neue Hans Kendrick Light" w:hAnsi="Neue Hans Kendrick" w:cs="Neue Hans Kendrick Light"/>
-                <w:b/>
-                <w:lang w:eastAsia="de-DE" w:bidi="de-DE"/>
-              </w:rPr>
-              <w:t>inheit</w:t>
-            </w:r>
-          </w:p>
-        </w:tc>
-        <w:tc>
-          <w:tcPr>
-            <w:tcW w:w="1440" w:type="dxa"/>
+              <w:jc w:val="right"/>
+              <w:rPr>
+                <w:rFonts w:ascii="Neue Hans Kendrick" w:eastAsia="Neue Hans Kendrick Light" w:hAnsi="Neue Hans Kendrick" w:cs="Neue Hans Kendrick Light"/>
+                <w:b/>
+                <w:lang w:eastAsia="de-DE" w:bidi="de-DE"/>
+              </w:rPr>
+            </w:pPr>
+            <w:r>
+              <w:rPr>
+                <w:rFonts w:ascii="Neue Hans Kendrick" w:eastAsia="Neue Hans Kendrick Light" w:hAnsi="Neue Hans Kendrick" w:cs="Neue Hans Kendrick Light"/>
+                <w:b/>
+                <w:lang w:eastAsia="de-DE" w:bidi="de-DE"/>
+              </w:rPr>
+              <w:t>geleistet</w:t>
+            </w:r>
+          </w:p>
+        </w:tc>
+        <w:tc>
+          <w:tcPr>
+            <w:tcW w:w="900" w:type="dxa"/>
             <w:shd w:val="clear" w:color="auto" w:fill="C0C0C0"/>
           </w:tcPr>
           <w:p>
@@ -7730,29 +8188,13 @@
                 <w:tab w:val="left" w:pos="15876"/>
               </w:tabs>
               <w:spacing w:line="259" w:lineRule="auto"/>
-              <w:jc w:val="center"/>
-              <w:rPr>
-                <w:rFonts w:ascii="Neue Hans Kendrick" w:eastAsia="Neue Hans Kendrick Light" w:hAnsi="Neue Hans Kendrick" w:cs="Neue Hans Kendrick Light"/>
-                <w:b/>
-                <w:lang w:eastAsia="de-DE" w:bidi="de-DE"/>
-              </w:rPr>
-            </w:pPr>
-            <w:r>
-              <w:rPr>
-                <w:rFonts w:ascii="Neue Hans Kendrick" w:eastAsia="Neue Hans Kendrick Light" w:hAnsi="Neue Hans Kendrick" w:cs="Neue Hans Kendrick Light"/>
-                <w:b/>
-                <w:lang w:eastAsia="de-DE" w:bidi="de-DE"/>
-              </w:rPr>
-              <w:t>h</w:t>
-            </w:r>
-            <w:r>
-              <w:rPr>
-                <w:rFonts w:ascii="Neue Hans Kendrick" w:eastAsia="Neue Hans Kendrick Light" w:hAnsi="Neue Hans Kendrick" w:cs="Neue Hans Kendrick Light"/>
-                <w:b/>
-                <w:lang w:eastAsia="de-DE" w:bidi="de-DE"/>
-              </w:rPr>
-              <w:t xml:space="preserve">onorar / </w:t>
-            </w:r>
+              <w:jc w:val="right"/>
+              <w:rPr>
+                <w:rFonts w:ascii="Neue Hans Kendrick" w:eastAsia="Neue Hans Kendrick Light" w:hAnsi="Neue Hans Kendrick" w:cs="Neue Hans Kendrick Light"/>
+                <w:b/>
+                <w:lang w:eastAsia="de-DE" w:bidi="de-DE"/>
+              </w:rPr>
+            </w:pPr>
             <w:r>
               <w:rPr>
                 <w:rFonts w:ascii="Neue Hans Kendrick" w:eastAsia="Neue Hans Kendrick Light" w:hAnsi="Neue Hans Kendrick" w:cs="Neue Hans Kendrick Light"/>
@@ -7773,7 +8215,7 @@
         </w:tc>
         <w:tc>
           <w:tcPr>
-            <w:tcW w:w="1573" w:type="dxa"/>
+            <w:tcW w:w="1440" w:type="dxa"/>
             <w:shd w:val="clear" w:color="auto" w:fill="C0C0C0"/>
           </w:tcPr>
           <w:p>
@@ -7808,6 +8250,71 @@
                 <w:b/>
                 <w:lang w:eastAsia="de-DE" w:bidi="de-DE"/>
               </w:rPr>
+              <w:t>h</w:t>
+            </w:r>
+            <w:r>
+              <w:rPr>
+                <w:rFonts w:ascii="Neue Hans Kendrick" w:eastAsia="Neue Hans Kendrick Light" w:hAnsi="Neue Hans Kendrick" w:cs="Neue Hans Kendrick Light"/>
+                <w:b/>
+                <w:lang w:eastAsia="de-DE" w:bidi="de-DE"/>
+              </w:rPr>
+              <w:t>onorar/</w:t>
+            </w:r>
+            <w:r>
+              <w:rPr>
+                <w:rFonts w:ascii="Neue Hans Kendrick" w:eastAsia="Neue Hans Kendrick Light" w:hAnsi="Neue Hans Kendrick" w:cs="Neue Hans Kendrick Light"/>
+                <w:b/>
+                <w:lang w:eastAsia="de-DE" w:bidi="de-DE"/>
+              </w:rPr>
+              <w:t>e</w:t>
+            </w:r>
+            <w:r>
+              <w:rPr>
+                <w:rFonts w:ascii="Neue Hans Kendrick" w:eastAsia="Neue Hans Kendrick Light" w:hAnsi="Neue Hans Kendrick" w:cs="Neue Hans Kendrick Light"/>
+                <w:b/>
+                <w:lang w:eastAsia="de-DE" w:bidi="de-DE"/>
+              </w:rPr>
+              <w:t>inheit</w:t>
+            </w:r>
+          </w:p>
+        </w:tc>
+        <w:tc>
+          <w:tcPr>
+            <w:tcW w:w="1573" w:type="dxa"/>
+            <w:shd w:val="clear" w:color="auto" w:fill="C0C0C0"/>
+          </w:tcPr>
+          <w:p>
+            <w:pPr>
+              <w:tabs>
+                <w:tab w:val="left" w:pos="1134"/>
+                <w:tab w:val="left" w:pos="2268"/>
+                <w:tab w:val="left" w:pos="3402"/>
+                <w:tab w:val="left" w:pos="4536"/>
+                <w:tab w:val="left" w:pos="5670"/>
+                <w:tab w:val="left" w:pos="6804"/>
+                <w:tab w:val="left" w:pos="7938"/>
+                <w:tab w:val="left" w:pos="9072"/>
+                <w:tab w:val="left" w:pos="10206"/>
+                <w:tab w:val="left" w:pos="11340"/>
+                <w:tab w:val="left" w:pos="12474"/>
+                <w:tab w:val="left" w:pos="13608"/>
+                <w:tab w:val="left" w:pos="14742"/>
+                <w:tab w:val="left" w:pos="15876"/>
+              </w:tabs>
+              <w:spacing w:line="259" w:lineRule="auto"/>
+              <w:jc w:val="right"/>
+              <w:rPr>
+                <w:rFonts w:ascii="Neue Hans Kendrick" w:eastAsia="Neue Hans Kendrick Light" w:hAnsi="Neue Hans Kendrick" w:cs="Neue Hans Kendrick Light"/>
+                <w:b/>
+                <w:lang w:eastAsia="de-DE" w:bidi="de-DE"/>
+              </w:rPr>
+            </w:pPr>
+            <w:r>
+              <w:rPr>
+                <w:rFonts w:ascii="Neue Hans Kendrick" w:eastAsia="Neue Hans Kendrick Light" w:hAnsi="Neue Hans Kendrick" w:cs="Neue Hans Kendrick Light"/>
+                <w:b/>
+                <w:lang w:eastAsia="de-DE" w:bidi="de-DE"/>
+              </w:rPr>
               <w:t>Honorar für Leistungen</w:t>
             </w:r>
           </w:p>
@@ -7830,9 +8337,9 @@
           <w:szCs w:val="8"/>
           <w:lang w:val="en-US"/>
         </w:rPr>
-        <w:t>{% for section in contract_</w:t>
+        <w:t xml:space="preserve">{% for section in </w:t>
       </w:r>
-      <w:proofErr w:type="gramStart"/>
+      <w:proofErr w:type="spellStart"/>
       <w:r>
         <w:rPr>
           <w:rFonts w:ascii="Neue Hans Kendrick" w:hAnsi="Neue Hans Kendrick"/>
@@ -7840,7 +8347,27 @@
           <w:szCs w:val="8"/>
           <w:lang w:val="en-US"/>
         </w:rPr>
-        <w:t>sections %}</w:t>
+        <w:t>contract_</w:t>
+      </w:r>
+      <w:proofErr w:type="gramStart"/>
+      <w:r>
+        <w:rPr>
+          <w:rFonts w:ascii="Neue Hans Kendrick" w:hAnsi="Neue Hans Kendrick"/>
+          <w:sz w:val="2"/>
+          <w:szCs w:val="8"/>
+          <w:lang w:val="en-US"/>
+        </w:rPr>
+        <w:t>sections</w:t>
+      </w:r>
+      <w:proofErr w:type="spellEnd"/>
+      <w:r>
+        <w:rPr>
+          <w:rFonts w:ascii="Neue Hans Kendrick" w:hAnsi="Neue Hans Kendrick"/>
+          <w:sz w:val="2"/>
+          <w:szCs w:val="8"/>
+          <w:lang w:val="en-US"/>
+        </w:rPr>
+        <w:t xml:space="preserve"> %}</w:t>
       </w:r>
       <w:proofErr w:type="gramEnd"/>
     </w:p>
@@ -7856,8 +8383,8 @@
       </w:tblPr>
       <w:tblGrid>
         <w:gridCol w:w="3060"/>
-        <w:gridCol w:w="1260"/>
-        <w:gridCol w:w="3600"/>
+        <w:gridCol w:w="1530"/>
+        <w:gridCol w:w="3330"/>
         <w:gridCol w:w="1573"/>
       </w:tblGrid>
       <w:tr>
@@ -7900,6 +8427,7 @@
               </w:rPr>
               <w:t>{{</w:t>
             </w:r>
+            <w:proofErr w:type="spellStart"/>
             <w:proofErr w:type="gramStart"/>
             <w:r>
               <w:rPr>
@@ -7922,7 +8450,15 @@
                 <w:rFonts w:ascii="Neue Hans Kendrick" w:eastAsia="Neue Hans Kendrick Light" w:hAnsi="Neue Hans Kendrick" w:cs="Neue Hans Kendrick Light"/>
                 <w:lang w:val="en-US" w:eastAsia="de-DE" w:bidi="de-DE"/>
               </w:rPr>
-              <w:t>serial }</w:t>
+              <w:t>serial</w:t>
+            </w:r>
+            <w:proofErr w:type="spellEnd"/>
+            <w:r>
+              <w:rPr>
+                <w:rFonts w:ascii="Neue Hans Kendrick" w:eastAsia="Neue Hans Kendrick Light" w:hAnsi="Neue Hans Kendrick" w:cs="Neue Hans Kendrick Light"/>
+                <w:lang w:val="en-US" w:eastAsia="de-DE" w:bidi="de-DE"/>
+              </w:rPr>
+              <w:t xml:space="preserve"> }</w:t>
             </w:r>
             <w:proofErr w:type="gramEnd"/>
             <w:r>
@@ -7938,7 +8474,15 @@
                 <w:rFonts w:ascii="Neue Hans Kendrick" w:eastAsia="Neue Hans Kendrick Light" w:hAnsi="Neue Hans Kendrick" w:cs="Neue Hans Kendrick Light"/>
                 <w:lang w:val="en-US" w:eastAsia="de-DE" w:bidi="de-DE"/>
               </w:rPr>
-              <w:t>{{ section</w:t>
+              <w:t xml:space="preserve">{{ </w:t>
+            </w:r>
+            <w:proofErr w:type="spellStart"/>
+            <w:r>
+              <w:rPr>
+                <w:rFonts w:ascii="Neue Hans Kendrick" w:eastAsia="Neue Hans Kendrick Light" w:hAnsi="Neue Hans Kendrick" w:cs="Neue Hans Kendrick Light"/>
+                <w:lang w:val="en-US" w:eastAsia="de-DE" w:bidi="de-DE"/>
+              </w:rPr>
+              <w:t>section</w:t>
             </w:r>
             <w:proofErr w:type="gramEnd"/>
             <w:r>
@@ -7946,13 +8490,21 @@
                 <w:rFonts w:ascii="Neue Hans Kendrick" w:eastAsia="Neue Hans Kendrick Light" w:hAnsi="Neue Hans Kendrick" w:cs="Neue Hans Kendrick Light"/>
                 <w:lang w:val="en-US" w:eastAsia="de-DE" w:bidi="de-DE"/>
               </w:rPr>
-              <w:t>.section_name }}</w:t>
-            </w:r>
-          </w:p>
-        </w:tc>
-        <w:tc>
-          <w:tcPr>
-            <w:tcW w:w="1260" w:type="dxa"/>
+              <w:t>.section_name</w:t>
+            </w:r>
+            <w:proofErr w:type="spellEnd"/>
+            <w:r>
+              <w:rPr>
+                <w:rFonts w:ascii="Neue Hans Kendrick" w:eastAsia="Neue Hans Kendrick Light" w:hAnsi="Neue Hans Kendrick" w:cs="Neue Hans Kendrick Light"/>
+                <w:lang w:val="en-US" w:eastAsia="de-DE" w:bidi="de-DE"/>
+              </w:rPr>
+              <w:t xml:space="preserve"> }}</w:t>
+            </w:r>
+          </w:p>
+        </w:tc>
+        <w:tc>
+          <w:tcPr>
+            <w:tcW w:w="1530" w:type="dxa"/>
             <w:shd w:val="clear" w:color="auto" w:fill="E5E5E5"/>
           </w:tcPr>
           <w:p>
@@ -7990,6 +8542,7 @@
             <w:r>
               <w:t xml:space="preserve"> </w:t>
             </w:r>
+            <w:proofErr w:type="spellStart"/>
             <w:r>
               <w:rPr>
                 <w:rFonts w:ascii="Neue Hans Kendrick" w:eastAsia="Neue Hans Kendrick Light" w:hAnsi="Neue Hans Kendrick" w:cs="Neue Hans Kendrick Light"/>
@@ -8004,6 +8557,7 @@
               </w:rPr>
               <w:t>eauftragt</w:t>
             </w:r>
+            <w:proofErr w:type="spellEnd"/>
             <w:r>
               <w:rPr>
                 <w:rFonts w:ascii="Neue Hans Kendrick" w:eastAsia="Neue Hans Kendrick Light" w:hAnsi="Neue Hans Kendrick" w:cs="Neue Hans Kendrick Light"/>
@@ -8022,7 +8576,7 @@
         </w:tc>
         <w:tc>
           <w:tcPr>
-            <w:tcW w:w="3600" w:type="dxa"/>
+            <w:tcW w:w="3330" w:type="dxa"/>
             <w:shd w:val="clear" w:color="auto" w:fill="E5E5E5"/>
           </w:tcPr>
           <w:p>
@@ -8132,6 +8686,7 @@
         </w:rPr>
         <w:t xml:space="preserve">{% for item in </w:t>
       </w:r>
+      <w:proofErr w:type="spellStart"/>
       <w:proofErr w:type="gramStart"/>
       <w:r>
         <w:rPr>
@@ -8143,6 +8698,7 @@
         </w:rPr>
         <w:t>section.Item</w:t>
       </w:r>
+      <w:proofErr w:type="spellEnd"/>
       <w:proofErr w:type="gramEnd"/>
       <w:r>
         <w:rPr>
@@ -8168,9 +8724,9 @@
       <w:tblGrid>
         <w:gridCol w:w="432"/>
         <w:gridCol w:w="2628"/>
-        <w:gridCol w:w="1260"/>
-        <w:gridCol w:w="1080"/>
-        <w:gridCol w:w="1080"/>
+        <w:gridCol w:w="1530"/>
+        <w:gridCol w:w="990"/>
+        <w:gridCol w:w="900"/>
         <w:gridCol w:w="1440"/>
         <w:gridCol w:w="1573"/>
       </w:tblGrid>
@@ -8213,7 +8769,15 @@
                 <w:rFonts w:ascii="Neue Hans Kendrick" w:eastAsia="Neue Hans Kendrick Light" w:hAnsi="Neue Hans Kendrick" w:cs="Neue Hans Kendrick Light"/>
                 <w:lang w:val="en-US" w:eastAsia="de-DE" w:bidi="de-DE"/>
               </w:rPr>
-              <w:t>{{ item</w:t>
+              <w:t xml:space="preserve">{{ </w:t>
+            </w:r>
+            <w:proofErr w:type="spellStart"/>
+            <w:r>
+              <w:rPr>
+                <w:rFonts w:ascii="Neue Hans Kendrick" w:eastAsia="Neue Hans Kendrick Light" w:hAnsi="Neue Hans Kendrick" w:cs="Neue Hans Kendrick Light"/>
+                <w:lang w:val="en-US" w:eastAsia="de-DE" w:bidi="de-DE"/>
+              </w:rPr>
+              <w:t>item</w:t>
             </w:r>
             <w:proofErr w:type="gramEnd"/>
             <w:r>
@@ -8221,7 +8785,15 @@
                 <w:rFonts w:ascii="Neue Hans Kendrick" w:eastAsia="Neue Hans Kendrick Light" w:hAnsi="Neue Hans Kendrick" w:cs="Neue Hans Kendrick Light"/>
                 <w:lang w:val="en-US" w:eastAsia="de-DE" w:bidi="de-DE"/>
               </w:rPr>
-              <w:t>.Item_serial }}</w:t>
+              <w:t>.Item_serial</w:t>
+            </w:r>
+            <w:proofErr w:type="spellEnd"/>
+            <w:r>
+              <w:rPr>
+                <w:rFonts w:ascii="Neue Hans Kendrick" w:eastAsia="Neue Hans Kendrick Light" w:hAnsi="Neue Hans Kendrick" w:cs="Neue Hans Kendrick Light"/>
+                <w:lang w:val="en-US" w:eastAsia="de-DE" w:bidi="de-DE"/>
+              </w:rPr>
+              <w:t xml:space="preserve"> }}</w:t>
             </w:r>
           </w:p>
         </w:tc>
@@ -8258,7 +8830,15 @@
                 <w:rFonts w:ascii="Neue Hans Kendrick" w:eastAsia="Neue Hans Kendrick Light" w:hAnsi="Neue Hans Kendrick" w:cs="Neue Hans Kendrick Light"/>
                 <w:lang w:val="en-US" w:eastAsia="de-DE" w:bidi="de-DE"/>
               </w:rPr>
-              <w:t>{{ item</w:t>
+              <w:t xml:space="preserve">{{ </w:t>
+            </w:r>
+            <w:proofErr w:type="spellStart"/>
+            <w:r>
+              <w:rPr>
+                <w:rFonts w:ascii="Neue Hans Kendrick" w:eastAsia="Neue Hans Kendrick Light" w:hAnsi="Neue Hans Kendrick" w:cs="Neue Hans Kendrick Light"/>
+                <w:lang w:val="en-US" w:eastAsia="de-DE" w:bidi="de-DE"/>
+              </w:rPr>
+              <w:t>item</w:t>
             </w:r>
             <w:proofErr w:type="gramEnd"/>
             <w:r>
@@ -8266,13 +8846,21 @@
                 <w:rFonts w:ascii="Neue Hans Kendrick" w:eastAsia="Neue Hans Kendrick Light" w:hAnsi="Neue Hans Kendrick" w:cs="Neue Hans Kendrick Light"/>
                 <w:lang w:val="en-US" w:eastAsia="de-DE" w:bidi="de-DE"/>
               </w:rPr>
-              <w:t>.Item_name }}</w:t>
-            </w:r>
-          </w:p>
-        </w:tc>
-        <w:tc>
-          <w:tcPr>
-            <w:tcW w:w="1260" w:type="dxa"/>
+              <w:t>.Item_name</w:t>
+            </w:r>
+            <w:proofErr w:type="spellEnd"/>
+            <w:r>
+              <w:rPr>
+                <w:rFonts w:ascii="Neue Hans Kendrick" w:eastAsia="Neue Hans Kendrick Light" w:hAnsi="Neue Hans Kendrick" w:cs="Neue Hans Kendrick Light"/>
+                <w:lang w:val="en-US" w:eastAsia="de-DE" w:bidi="de-DE"/>
+              </w:rPr>
+              <w:t xml:space="preserve"> }}</w:t>
+            </w:r>
+          </w:p>
+        </w:tc>
+        <w:tc>
+          <w:tcPr>
+            <w:tcW w:w="1530" w:type="dxa"/>
           </w:tcPr>
           <w:p>
             <w:pPr>
@@ -8301,7 +8889,7 @@
         </w:tc>
         <w:tc>
           <w:tcPr>
-            <w:tcW w:w="1080" w:type="dxa"/>
+            <w:tcW w:w="990" w:type="dxa"/>
           </w:tcPr>
           <w:p>
             <w:pPr>
@@ -8321,7 +8909,7 @@
                 <w:tab w:val="left" w:pos="14742"/>
                 <w:tab w:val="left" w:pos="15876"/>
               </w:tabs>
-              <w:jc w:val="center"/>
+              <w:jc w:val="right"/>
               <w:rPr>
                 <w:rFonts w:ascii="Neue Hans Kendrick" w:eastAsia="Neue Hans Kendrick Light" w:hAnsi="Neue Hans Kendrick" w:cs="Neue Hans Kendrick Light"/>
                 <w:lang w:eastAsia="de-DE" w:bidi="de-DE"/>
@@ -8338,7 +8926,7 @@
         </w:tc>
         <w:tc>
           <w:tcPr>
-            <w:tcW w:w="1080" w:type="dxa"/>
+            <w:tcW w:w="900" w:type="dxa"/>
           </w:tcPr>
           <w:p>
             <w:pPr>
@@ -8358,7 +8946,7 @@
                 <w:tab w:val="left" w:pos="14742"/>
                 <w:tab w:val="left" w:pos="15876"/>
               </w:tabs>
-              <w:jc w:val="center"/>
+              <w:jc w:val="right"/>
               <w:rPr>
                 <w:rFonts w:ascii="Neue Hans Kendrick" w:eastAsia="Neue Hans Kendrick Light" w:hAnsi="Neue Hans Kendrick" w:cs="Neue Hans Kendrick Light"/>
                 <w:lang w:eastAsia="de-DE" w:bidi="de-DE"/>
@@ -8395,7 +8983,7 @@
                 <w:tab w:val="left" w:pos="14742"/>
                 <w:tab w:val="left" w:pos="15876"/>
               </w:tabs>
-              <w:jc w:val="center"/>
+              <w:jc w:val="right"/>
               <w:rPr>
                 <w:rFonts w:ascii="Neue Hans Kendrick" w:eastAsia="Neue Hans Kendrick Light" w:hAnsi="Neue Hans Kendrick" w:cs="Neue Hans Kendrick Light"/>
                 <w:lang w:eastAsia="de-DE" w:bidi="de-DE"/>
@@ -8678,28 +9266,10 @@
           <w:szCs w:val="6"/>
           <w:lang w:val="en-US" w:eastAsia="de-DE" w:bidi="de-DE"/>
         </w:rPr>
-        <w:t>{% endif %}</w:t>
+        <w:t xml:space="preserve">{% endif %}{% </w:t>
       </w:r>
-    </w:p>
-    <w:p>
-      <w:pPr>
-        <w:tabs>
-          <w:tab w:val="left" w:pos="1134"/>
-          <w:tab w:val="left" w:pos="2268"/>
-          <w:tab w:val="left" w:pos="3402"/>
-          <w:tab w:val="left" w:pos="4536"/>
-          <w:tab w:val="left" w:pos="5670"/>
-          <w:tab w:val="left" w:pos="6804"/>
-          <w:tab w:val="left" w:pos="7938"/>
-          <w:tab w:val="left" w:pos="9072"/>
-          <w:tab w:val="left" w:pos="10206"/>
-          <w:tab w:val="left" w:pos="11340"/>
-          <w:tab w:val="left" w:pos="12474"/>
-          <w:tab w:val="left" w:pos="13608"/>
-          <w:tab w:val="left" w:pos="14742"/>
-          <w:tab w:val="left" w:pos="15876"/>
-        </w:tabs>
-        <w:spacing w:line="259" w:lineRule="auto"/>
+      <w:proofErr w:type="spellStart"/>
+      <w:r>
         <w:rPr>
           <w:rFonts w:ascii="Neue Hans Kendrick" w:eastAsia="Neue Hans Kendrick Light" w:hAnsi="Neue Hans Kendrick" w:cs="Neue Hans Kendrick Light"/>
           <w:b/>
@@ -8707,7 +9277,9 @@
           <w:szCs w:val="6"/>
           <w:lang w:val="en-US" w:eastAsia="de-DE" w:bidi="de-DE"/>
         </w:rPr>
-      </w:pPr>
+        <w:t>endfor</w:t>
+      </w:r>
+      <w:proofErr w:type="spellEnd"/>
       <w:r>
         <w:rPr>
           <w:rFonts w:ascii="Neue Hans Kendrick" w:eastAsia="Neue Hans Kendrick Light" w:hAnsi="Neue Hans Kendrick" w:cs="Neue Hans Kendrick Light"/>
@@ -8716,9 +9288,9 @@
           <w:szCs w:val="6"/>
           <w:lang w:val="en-US" w:eastAsia="de-DE" w:bidi="de-DE"/>
         </w:rPr>
-        <w:t xml:space="preserve">{% endfor </w:t>
+        <w:t xml:space="preserve"> %}{% </w:t>
       </w:r>
-      <w:proofErr w:type="gramStart"/>
+      <w:proofErr w:type="spellStart"/>
       <w:r>
         <w:rPr>
           <w:rFonts w:ascii="Neue Hans Kendrick" w:eastAsia="Neue Hans Kendrick Light" w:hAnsi="Neue Hans Kendrick" w:cs="Neue Hans Kendrick Light"/>
@@ -8727,9 +9299,9 @@
           <w:szCs w:val="6"/>
           <w:lang w:val="en-US" w:eastAsia="de-DE" w:bidi="de-DE"/>
         </w:rPr>
-        <w:t>%}{</w:t>
+        <w:t>endfor</w:t>
       </w:r>
-      <w:proofErr w:type="gramEnd"/>
+      <w:proofErr w:type="spellEnd"/>
       <w:r>
         <w:rPr>
           <w:rFonts w:ascii="Neue Hans Kendrick" w:eastAsia="Neue Hans Kendrick Light" w:hAnsi="Neue Hans Kendrick" w:cs="Neue Hans Kendrick Light"/>
@@ -8738,20 +9310,8 @@
           <w:szCs w:val="6"/>
           <w:lang w:val="en-US" w:eastAsia="de-DE" w:bidi="de-DE"/>
         </w:rPr>
-        <w:t xml:space="preserve">% </w:t>
+        <w:t xml:space="preserve"> %}</w:t>
       </w:r>
-      <w:proofErr w:type="gramStart"/>
-      <w:r>
-        <w:rPr>
-          <w:rFonts w:ascii="Neue Hans Kendrick" w:eastAsia="Neue Hans Kendrick Light" w:hAnsi="Neue Hans Kendrick" w:cs="Neue Hans Kendrick Light"/>
-          <w:b/>
-          <w:sz w:val="2"/>
-          <w:szCs w:val="6"/>
-          <w:lang w:val="en-US" w:eastAsia="de-DE" w:bidi="de-DE"/>
-        </w:rPr>
-        <w:t>endfor %}</w:t>
-      </w:r>
-      <w:proofErr w:type="gramEnd"/>
     </w:p>
     <w:tbl>
       <w:tblPr>
@@ -8769,8 +9329,8 @@
       </w:tblPr>
       <w:tblGrid>
         <w:gridCol w:w="3060"/>
-        <w:gridCol w:w="1260"/>
-        <w:gridCol w:w="3600"/>
+        <w:gridCol w:w="1530"/>
+        <w:gridCol w:w="3330"/>
         <w:gridCol w:w="1583"/>
       </w:tblGrid>
       <w:tr>
@@ -8821,7 +9381,7 @@
         </w:tc>
         <w:tc>
           <w:tcPr>
-            <w:tcW w:w="1260" w:type="dxa"/>
+            <w:tcW w:w="1530" w:type="dxa"/>
             <w:tcBorders>
               <w:top w:val="single" w:sz="2" w:space="0" w:color="auto"/>
             </w:tcBorders>
@@ -8924,7 +9484,7 @@
         </w:tc>
         <w:tc>
           <w:tcPr>
-            <w:tcW w:w="3600" w:type="dxa"/>
+            <w:tcW w:w="3330" w:type="dxa"/>
             <w:tcBorders>
               <w:top w:val="single" w:sz="2" w:space="0" w:color="auto"/>
             </w:tcBorders>
@@ -9078,9 +9638,9 @@
           <w:u w:val="single"/>
           <w:lang w:val="en-US" w:eastAsia="de-DE" w:bidi="de-DE"/>
         </w:rPr>
-        <w:t>{% if additional_fee_</w:t>
+        <w:t xml:space="preserve">{% if </w:t>
       </w:r>
-      <w:proofErr w:type="gramStart"/>
+      <w:proofErr w:type="spellStart"/>
       <w:r>
         <w:rPr>
           <w:rFonts w:ascii="Neue Hans Kendrick" w:eastAsia="Neue Hans Kendrick Light" w:hAnsi="Neue Hans Kendrick" w:cs="Neue Hans Kendrick Light"/>
@@ -9089,7 +9649,29 @@
           <w:u w:val="single"/>
           <w:lang w:val="en-US" w:eastAsia="de-DE" w:bidi="de-DE"/>
         </w:rPr>
-        <w:t>percentage %}</w:t>
+        <w:t>additional_fee_</w:t>
+      </w:r>
+      <w:proofErr w:type="gramStart"/>
+      <w:r>
+        <w:rPr>
+          <w:rFonts w:ascii="Neue Hans Kendrick" w:eastAsia="Neue Hans Kendrick Light" w:hAnsi="Neue Hans Kendrick" w:cs="Neue Hans Kendrick Light"/>
+          <w:b/>
+          <w:color w:val="000000"/>
+          <w:u w:val="single"/>
+          <w:lang w:val="en-US" w:eastAsia="de-DE" w:bidi="de-DE"/>
+        </w:rPr>
+        <w:t>percentage</w:t>
+      </w:r>
+      <w:proofErr w:type="spellEnd"/>
+      <w:r>
+        <w:rPr>
+          <w:rFonts w:ascii="Neue Hans Kendrick" w:eastAsia="Neue Hans Kendrick Light" w:hAnsi="Neue Hans Kendrick" w:cs="Neue Hans Kendrick Light"/>
+          <w:b/>
+          <w:color w:val="000000"/>
+          <w:u w:val="single"/>
+          <w:lang w:val="en-US" w:eastAsia="de-DE" w:bidi="de-DE"/>
+        </w:rPr>
+        <w:t xml:space="preserve"> %}</w:t>
       </w:r>
       <w:proofErr w:type="gramEnd"/>
     </w:p>
@@ -9142,9 +9724,9 @@
       </w:tblPr>
       <w:tblGrid>
         <w:gridCol w:w="3060"/>
-        <w:gridCol w:w="3060"/>
-        <w:gridCol w:w="1530"/>
-        <w:gridCol w:w="1848"/>
+        <w:gridCol w:w="2610"/>
+        <w:gridCol w:w="2250"/>
+        <w:gridCol w:w="1578"/>
       </w:tblGrid>
       <w:tr>
         <w:trPr>
@@ -9191,7 +9773,7 @@
         </w:tc>
         <w:tc>
           <w:tcPr>
-            <w:tcW w:w="3060" w:type="dxa"/>
+            <w:tcW w:w="2610" w:type="dxa"/>
           </w:tcPr>
           <w:p>
             <w:pPr>
@@ -9229,7 +9811,7 @@
         </w:tc>
         <w:tc>
           <w:tcPr>
-            <w:tcW w:w="1530" w:type="dxa"/>
+            <w:tcW w:w="2250" w:type="dxa"/>
           </w:tcPr>
           <w:p>
             <w:pPr>
@@ -9313,7 +9895,7 @@
         </w:tc>
         <w:tc>
           <w:tcPr>
-            <w:tcW w:w="1848" w:type="dxa"/>
+            <w:tcW w:w="1578" w:type="dxa"/>
           </w:tcPr>
           <w:p>
             <w:pPr>
@@ -9424,34 +10006,6 @@
         <w:t>{% endif %}</w:t>
       </w:r>
     </w:p>
-    <w:p>
-      <w:pPr>
-        <w:widowControl w:val="0"/>
-        <w:tabs>
-          <w:tab w:val="decimal" w:pos="6236"/>
-          <w:tab w:val="right" w:pos="9524"/>
-          <w:tab w:val="left" w:pos="10080"/>
-          <w:tab w:val="left" w:pos="10800"/>
-          <w:tab w:val="left" w:pos="11520"/>
-          <w:tab w:val="left" w:pos="12240"/>
-          <w:tab w:val="left" w:pos="12960"/>
-          <w:tab w:val="left" w:pos="13680"/>
-          <w:tab w:val="left" w:pos="14400"/>
-          <w:tab w:val="left" w:pos="15120"/>
-          <w:tab w:val="left" w:pos="15840"/>
-          <w:tab w:val="left" w:pos="16560"/>
-          <w:tab w:val="left" w:pos="17280"/>
-          <w:tab w:val="left" w:pos="18000"/>
-        </w:tabs>
-        <w:spacing w:line="240" w:lineRule="atLeast"/>
-        <w:rPr>
-          <w:rFonts w:ascii="Neue Hans Kendrick" w:eastAsia="Neue Hans Kendrick Light" w:hAnsi="Neue Hans Kendrick" w:cs="Neue Hans Kendrick Light"/>
-          <w:b/>
-          <w:sz w:val="18"/>
-          <w:lang w:eastAsia="de-DE" w:bidi="de-DE"/>
-        </w:rPr>
-      </w:pPr>
-    </w:p>
     <w:tbl>
       <w:tblPr>
         <w:tblW w:w="9498" w:type="dxa"/>
@@ -9463,8 +10017,8 @@
       </w:tblPr>
       <w:tblGrid>
         <w:gridCol w:w="3060"/>
-        <w:gridCol w:w="4934"/>
-        <w:gridCol w:w="1504"/>
+        <w:gridCol w:w="4860"/>
+        <w:gridCol w:w="1578"/>
       </w:tblGrid>
       <w:tr>
         <w:tc>
@@ -9515,7 +10069,7 @@
         </w:tc>
         <w:tc>
           <w:tcPr>
-            <w:tcW w:w="4934" w:type="dxa"/>
+            <w:tcW w:w="4860" w:type="dxa"/>
           </w:tcPr>
           <w:p>
             <w:pPr>
@@ -9547,7 +10101,7 @@
         </w:tc>
         <w:tc>
           <w:tcPr>
-            <w:tcW w:w="1504" w:type="dxa"/>
+            <w:tcW w:w="1578" w:type="dxa"/>
             <w:tcMar>
               <w:right w:w="51" w:type="dxa"/>
             </w:tcMar>
@@ -9696,9 +10250,9 @@
       </w:tblPr>
       <w:tblGrid>
         <w:gridCol w:w="3060"/>
-        <w:gridCol w:w="3031"/>
-        <w:gridCol w:w="1559"/>
-        <w:gridCol w:w="1911"/>
+        <w:gridCol w:w="2610"/>
+        <w:gridCol w:w="2250"/>
+        <w:gridCol w:w="1641"/>
       </w:tblGrid>
       <w:tr>
         <w:trPr>
@@ -9745,7 +10299,7 @@
         </w:tc>
         <w:tc>
           <w:tcPr>
-            <w:tcW w:w="3031" w:type="dxa"/>
+            <w:tcW w:w="2610" w:type="dxa"/>
           </w:tcPr>
           <w:p>
             <w:pPr>
@@ -9826,7 +10380,7 @@
         </w:tc>
         <w:tc>
           <w:tcPr>
-            <w:tcW w:w="1559" w:type="dxa"/>
+            <w:tcW w:w="2250" w:type="dxa"/>
           </w:tcPr>
           <w:p>
             <w:pPr>
@@ -9893,7 +10447,7 @@
         </w:tc>
         <w:tc>
           <w:tcPr>
-            <w:tcW w:w="1911" w:type="dxa"/>
+            <w:tcW w:w="1641" w:type="dxa"/>
           </w:tcPr>
           <w:p>
             <w:pPr>
@@ -10022,7 +10576,27 @@
           <w:szCs w:val="14"/>
           <w:lang w:val="en-GB"/>
         </w:rPr>
-        <w:t xml:space="preserve">{% if previous_invoices %} </w:t>
+        <w:t xml:space="preserve">{% if </w:t>
+      </w:r>
+      <w:proofErr w:type="spellStart"/>
+      <w:r>
+        <w:rPr>
+          <w:rFonts w:ascii="Neue Hans Kendrick" w:hAnsi="Neue Hans Kendrick"/>
+          <w:sz w:val="14"/>
+          <w:szCs w:val="14"/>
+          <w:lang w:val="en-GB"/>
+        </w:rPr>
+        <w:t>previous_invoices</w:t>
+      </w:r>
+      <w:proofErr w:type="spellEnd"/>
+      <w:r>
+        <w:rPr>
+          <w:rFonts w:ascii="Neue Hans Kendrick" w:hAnsi="Neue Hans Kendrick"/>
+          <w:sz w:val="14"/>
+          <w:szCs w:val="14"/>
+          <w:lang w:val="en-GB"/>
+        </w:rPr>
+        <w:t xml:space="preserve"> %} </w:t>
       </w:r>
     </w:p>
     <w:p>
@@ -10037,7 +10611,39 @@
           <w:rFonts w:ascii="Neue Hans Kendrick" w:eastAsia="Liberation Serif" w:hAnsi="Neue Hans Kendrick" w:cs="Liberation Serif"/>
           <w:lang w:val="en-US" w:eastAsia="x-none"/>
         </w:rPr>
-        <w:t>{% if invoice_type == 'AR' or invoice_type == '</w:t>
+        <w:t xml:space="preserve">{% if </w:t>
+      </w:r>
+      <w:proofErr w:type="spellStart"/>
+      <w:r>
+        <w:rPr>
+          <w:rFonts w:ascii="Neue Hans Kendrick" w:eastAsia="Liberation Serif" w:hAnsi="Neue Hans Kendrick" w:cs="Liberation Serif"/>
+          <w:lang w:val="en-US" w:eastAsia="x-none"/>
+        </w:rPr>
+        <w:t>invoice_type</w:t>
+      </w:r>
+      <w:proofErr w:type="spellEnd"/>
+      <w:r>
+        <w:rPr>
+          <w:rFonts w:ascii="Neue Hans Kendrick" w:eastAsia="Liberation Serif" w:hAnsi="Neue Hans Kendrick" w:cs="Liberation Serif"/>
+          <w:lang w:val="en-US" w:eastAsia="x-none"/>
+        </w:rPr>
+        <w:t xml:space="preserve"> == 'AR' or </w:t>
+      </w:r>
+      <w:proofErr w:type="spellStart"/>
+      <w:r>
+        <w:rPr>
+          <w:rFonts w:ascii="Neue Hans Kendrick" w:eastAsia="Liberation Serif" w:hAnsi="Neue Hans Kendrick" w:cs="Liberation Serif"/>
+          <w:lang w:val="en-US" w:eastAsia="x-none"/>
+        </w:rPr>
+        <w:t>invoice_type</w:t>
+      </w:r>
+      <w:proofErr w:type="spellEnd"/>
+      <w:r>
+        <w:rPr>
+          <w:rFonts w:ascii="Neue Hans Kendrick" w:eastAsia="Liberation Serif" w:hAnsi="Neue Hans Kendrick" w:cs="Liberation Serif"/>
+          <w:lang w:val="en-US" w:eastAsia="x-none"/>
+        </w:rPr>
+        <w:t xml:space="preserve"> == '</w:t>
       </w:r>
       <w:r>
         <w:rPr>
@@ -10316,9 +10922,9 @@
           <w:szCs w:val="8"/>
           <w:lang w:val="en-US"/>
         </w:rPr>
-        <w:t>{% for inv in previous_</w:t>
+        <w:t xml:space="preserve">{% for inv in </w:t>
       </w:r>
-      <w:proofErr w:type="gramStart"/>
+      <w:proofErr w:type="spellStart"/>
       <w:r>
         <w:rPr>
           <w:rFonts w:ascii="Neue Hans Kendrick" w:hAnsi="Neue Hans Kendrick"/>
@@ -10326,7 +10932,27 @@
           <w:szCs w:val="8"/>
           <w:lang w:val="en-US"/>
         </w:rPr>
-        <w:t>invoices %}</w:t>
+        <w:t>previous_</w:t>
+      </w:r>
+      <w:proofErr w:type="gramStart"/>
+      <w:r>
+        <w:rPr>
+          <w:rFonts w:ascii="Neue Hans Kendrick" w:hAnsi="Neue Hans Kendrick"/>
+          <w:sz w:val="2"/>
+          <w:szCs w:val="8"/>
+          <w:lang w:val="en-US"/>
+        </w:rPr>
+        <w:t>invoices</w:t>
+      </w:r>
+      <w:proofErr w:type="spellEnd"/>
+      <w:r>
+        <w:rPr>
+          <w:rFonts w:ascii="Neue Hans Kendrick" w:hAnsi="Neue Hans Kendrick"/>
+          <w:sz w:val="2"/>
+          <w:szCs w:val="8"/>
+          <w:lang w:val="en-US"/>
+        </w:rPr>
+        <w:t xml:space="preserve"> %}</w:t>
       </w:r>
       <w:proofErr w:type="gramEnd"/>
     </w:p>
@@ -10377,7 +11003,7 @@
               <w:spacing w:before="20" w:after="20"/>
               <w:rPr>
                 <w:rFonts w:ascii="Neue Hans Kendrick" w:hAnsi="Neue Hans Kendrick"/>
-                <w:lang/>
+                <w:lang w:val="en-US"/>
               </w:rPr>
             </w:pPr>
             <w:proofErr w:type="gramStart"/>
@@ -10386,12 +11012,20 @@
                 <w:rFonts w:ascii="Neue Hans Kendrick" w:hAnsi="Neue Hans Kendrick"/>
                 <w:lang w:val="en-US"/>
               </w:rPr>
-              <w:t>{{ inv.</w:t>
-            </w:r>
-            <w:r>
-              <w:rPr>
-                <w:rFonts w:ascii="Neue Hans Kendrick" w:hAnsi="Neue Hans Kendrick"/>
-                <w:lang/>
+              <w:t xml:space="preserve">{{ </w:t>
+            </w:r>
+            <w:proofErr w:type="spellStart"/>
+            <w:r>
+              <w:rPr>
+                <w:rFonts w:ascii="Neue Hans Kendrick" w:hAnsi="Neue Hans Kendrick"/>
+                <w:lang w:val="en-US"/>
+              </w:rPr>
+              <w:t>inv.</w:t>
+            </w:r>
+            <w:r>
+              <w:rPr>
+                <w:rFonts w:ascii="Neue Hans Kendrick" w:hAnsi="Neue Hans Kendrick"/>
+                <w:lang w:val="en-US"/>
               </w:rPr>
               <w:t>get</w:t>
             </w:r>
@@ -10399,10 +11033,11 @@
             <w:r>
               <w:rPr>
                 <w:rFonts w:ascii="Neue Hans Kendrick" w:hAnsi="Neue Hans Kendrick"/>
-                <w:lang/>
+                <w:lang w:val="en-US"/>
               </w:rPr>
               <w:t>_invoice_label</w:t>
             </w:r>
+            <w:proofErr w:type="spellEnd"/>
             <w:r>
               <w:rPr>
                 <w:rFonts w:ascii="Neue Hans Kendrick" w:hAnsi="Neue Hans Kendrick"/>
@@ -10430,7 +11065,15 @@
                 <w:rFonts w:ascii="Neue Hans Kendrick" w:hAnsi="Neue Hans Kendrick"/>
                 <w:lang w:val="en-US"/>
               </w:rPr>
-              <w:t>{{ inv</w:t>
+              <w:t xml:space="preserve">{{ </w:t>
+            </w:r>
+            <w:proofErr w:type="spellStart"/>
+            <w:r>
+              <w:rPr>
+                <w:rFonts w:ascii="Neue Hans Kendrick" w:hAnsi="Neue Hans Kendrick"/>
+                <w:lang w:val="en-US"/>
+              </w:rPr>
+              <w:t>inv</w:t>
             </w:r>
             <w:proofErr w:type="gramEnd"/>
             <w:r>
@@ -10446,7 +11089,15 @@
                 <w:rFonts w:ascii="Neue Hans Kendrick" w:hAnsi="Neue Hans Kendrick"/>
                 <w:lang w:val="en-US"/>
               </w:rPr>
-              <w:t>title }}/</w:t>
+              <w:t>title</w:t>
+            </w:r>
+            <w:proofErr w:type="spellEnd"/>
+            <w:r>
+              <w:rPr>
+                <w:rFonts w:ascii="Neue Hans Kendrick" w:hAnsi="Neue Hans Kendrick"/>
+                <w:lang w:val="en-US"/>
+              </w:rPr>
+              <w:t xml:space="preserve"> }}/</w:t>
             </w:r>
             <w:proofErr w:type="gramEnd"/>
             <w:r>
@@ -10462,7 +11113,15 @@
                 <w:rFonts w:ascii="Neue Hans Kendrick" w:hAnsi="Neue Hans Kendrick"/>
                 <w:lang w:val="en-US"/>
               </w:rPr>
-              <w:t>{{ inv</w:t>
+              <w:t xml:space="preserve">{{ </w:t>
+            </w:r>
+            <w:proofErr w:type="spellStart"/>
+            <w:r>
+              <w:rPr>
+                <w:rFonts w:ascii="Neue Hans Kendrick" w:hAnsi="Neue Hans Kendrick"/>
+                <w:lang w:val="en-US"/>
+              </w:rPr>
+              <w:t>inv</w:t>
             </w:r>
             <w:proofErr w:type="gramEnd"/>
             <w:r>
@@ -10470,7 +11129,15 @@
                 <w:rFonts w:ascii="Neue Hans Kendrick" w:hAnsi="Neue Hans Kendrick"/>
                 <w:lang w:val="en-US"/>
               </w:rPr>
-              <w:t>.created_at}}</w:t>
+              <w:t>.created_at</w:t>
+            </w:r>
+            <w:proofErr w:type="spellEnd"/>
+            <w:r>
+              <w:rPr>
+                <w:rFonts w:ascii="Neue Hans Kendrick" w:hAnsi="Neue Hans Kendrick"/>
+                <w:lang w:val="en-US"/>
+              </w:rPr>
+              <w:t>}}</w:t>
             </w:r>
           </w:p>
         </w:tc>
@@ -10561,7 +11228,15 @@
                 <w:rFonts w:ascii="Neue Hans Kendrick" w:hAnsi="Neue Hans Kendrick"/>
                 <w:lang w:val="en-US"/>
               </w:rPr>
-              <w:t>{{ inv</w:t>
+              <w:t xml:space="preserve">{{ </w:t>
+            </w:r>
+            <w:proofErr w:type="spellStart"/>
+            <w:r>
+              <w:rPr>
+                <w:rFonts w:ascii="Neue Hans Kendrick" w:hAnsi="Neue Hans Kendrick"/>
+                <w:lang w:val="en-US"/>
+              </w:rPr>
+              <w:t>inv</w:t>
             </w:r>
             <w:proofErr w:type="gramEnd"/>
             <w:r>
@@ -10577,7 +11252,15 @@
                 <w:rFonts w:ascii="Neue Hans Kendrick" w:hAnsi="Neue Hans Kendrick"/>
                 <w:lang w:val="en-US"/>
               </w:rPr>
-              <w:t>gross }</w:t>
+              <w:t>gross</w:t>
+            </w:r>
+            <w:proofErr w:type="spellEnd"/>
+            <w:r>
+              <w:rPr>
+                <w:rFonts w:ascii="Neue Hans Kendrick" w:hAnsi="Neue Hans Kendrick"/>
+                <w:lang w:val="en-US"/>
+              </w:rPr>
+              <w:t xml:space="preserve"> }</w:t>
             </w:r>
             <w:proofErr w:type="gramEnd"/>
             <w:r>
@@ -10634,7 +11317,15 @@
                 <w:rFonts w:ascii="Neue Hans Kendrick" w:hAnsi="Neue Hans Kendrick"/>
                 <w:lang w:val="en-US"/>
               </w:rPr>
-              <w:t>{{ inv</w:t>
+              <w:t xml:space="preserve">{{ </w:t>
+            </w:r>
+            <w:proofErr w:type="spellStart"/>
+            <w:r>
+              <w:rPr>
+                <w:rFonts w:ascii="Neue Hans Kendrick" w:hAnsi="Neue Hans Kendrick"/>
+                <w:lang w:val="en-US"/>
+              </w:rPr>
+              <w:t>inv</w:t>
             </w:r>
             <w:proofErr w:type="gramEnd"/>
             <w:r>
@@ -10650,7 +11341,15 @@
                 <w:rFonts w:ascii="Neue Hans Kendrick" w:hAnsi="Neue Hans Kendrick"/>
                 <w:lang w:val="en-US"/>
               </w:rPr>
-              <w:t>net }</w:t>
+              <w:t>net</w:t>
+            </w:r>
+            <w:proofErr w:type="spellEnd"/>
+            <w:r>
+              <w:rPr>
+                <w:rFonts w:ascii="Neue Hans Kendrick" w:hAnsi="Neue Hans Kendrick"/>
+                <w:lang w:val="en-US"/>
+              </w:rPr>
+              <w:t xml:space="preserve"> }</w:t>
             </w:r>
             <w:proofErr w:type="gramEnd"/>
             <w:r>
@@ -10755,7 +11454,23 @@
                 <w:b/>
                 <w:lang w:eastAsia="de-DE" w:bidi="de-DE"/>
               </w:rPr>
-              <w:t xml:space="preserve"> bisher gestellter Abschlagsrechnungen</w:t>
+              <w:t xml:space="preserve"> bisher gestellter</w:t>
+            </w:r>
+            <w:r>
+              <w:rPr>
+                <w:rFonts w:ascii="Neue Hans Kendrick" w:eastAsia="Neue Hans Kendrick Light" w:hAnsi="Neue Hans Kendrick"/>
+                <w:b/>
+                <w:lang w:eastAsia="de-DE" w:bidi="de-DE"/>
+              </w:rPr>
+              <w:t xml:space="preserve"> </w:t>
+            </w:r>
+            <w:r>
+              <w:rPr>
+                <w:rFonts w:ascii="Neue Hans Kendrick" w:eastAsia="Neue Hans Kendrick Light" w:hAnsi="Neue Hans Kendrick"/>
+                <w:b/>
+                <w:lang w:eastAsia="de-DE" w:bidi="de-DE"/>
+              </w:rPr>
+              <w:t>Abschlagsrechnungen</w:t>
             </w:r>
           </w:p>
         </w:tc>
@@ -10869,7 +11584,16 @@
                 <w:b/>
                 <w:lang w:val="en-US" w:eastAsia="de-DE" w:bidi="de-DE"/>
               </w:rPr>
-              <w:t>{{ total</w:t>
+              <w:t xml:space="preserve">{{ </w:t>
+            </w:r>
+            <w:proofErr w:type="spellStart"/>
+            <w:r>
+              <w:rPr>
+                <w:rFonts w:ascii="Neue Hans Kendrick" w:eastAsia="Neue Hans Kendrick Light" w:hAnsi="Neue Hans Kendrick"/>
+                <w:b/>
+                <w:lang w:val="en-US" w:eastAsia="de-DE" w:bidi="de-DE"/>
+              </w:rPr>
+              <w:t>total</w:t>
             </w:r>
             <w:proofErr w:type="gramEnd"/>
             <w:r>
@@ -10887,7 +11611,16 @@
                 <w:b/>
                 <w:lang w:val="en-US" w:eastAsia="de-DE" w:bidi="de-DE"/>
               </w:rPr>
-              <w:t>gross }</w:t>
+              <w:t>gross</w:t>
+            </w:r>
+            <w:proofErr w:type="spellEnd"/>
+            <w:r>
+              <w:rPr>
+                <w:rFonts w:ascii="Neue Hans Kendrick" w:eastAsia="Neue Hans Kendrick Light" w:hAnsi="Neue Hans Kendrick"/>
+                <w:b/>
+                <w:lang w:val="en-US" w:eastAsia="de-DE" w:bidi="de-DE"/>
+              </w:rPr>
+              <w:t xml:space="preserve"> }</w:t>
             </w:r>
             <w:proofErr w:type="gramEnd"/>
             <w:r>
@@ -10938,7 +11671,16 @@
                 <w:b/>
                 <w:lang w:val="en-US" w:eastAsia="de-DE" w:bidi="de-DE"/>
               </w:rPr>
-              <w:t>{{ total</w:t>
+              <w:t xml:space="preserve">{{ </w:t>
+            </w:r>
+            <w:proofErr w:type="spellStart"/>
+            <w:r>
+              <w:rPr>
+                <w:rFonts w:ascii="Neue Hans Kendrick" w:eastAsia="Neue Hans Kendrick Light" w:hAnsi="Neue Hans Kendrick"/>
+                <w:b/>
+                <w:lang w:val="en-US" w:eastAsia="de-DE" w:bidi="de-DE"/>
+              </w:rPr>
+              <w:t>total</w:t>
             </w:r>
             <w:proofErr w:type="gramEnd"/>
             <w:r>
@@ -10956,7 +11698,16 @@
                 <w:b/>
                 <w:lang w:val="en-US" w:eastAsia="de-DE" w:bidi="de-DE"/>
               </w:rPr>
-              <w:t>net }</w:t>
+              <w:t>net</w:t>
+            </w:r>
+            <w:proofErr w:type="spellEnd"/>
+            <w:r>
+              <w:rPr>
+                <w:rFonts w:ascii="Neue Hans Kendrick" w:eastAsia="Neue Hans Kendrick Light" w:hAnsi="Neue Hans Kendrick"/>
+                <w:b/>
+                <w:lang w:val="en-US" w:eastAsia="de-DE" w:bidi="de-DE"/>
+              </w:rPr>
+              <w:t xml:space="preserve"> }</w:t>
             </w:r>
             <w:proofErr w:type="gramEnd"/>
             <w:r>
@@ -11029,31 +11780,6 @@
       <w:pPr>
         <w:widowControl w:val="0"/>
         <w:tabs>
-          <w:tab w:val="decimal" w:pos="6236"/>
-          <w:tab w:val="right" w:pos="9524"/>
-          <w:tab w:val="left" w:pos="10080"/>
-          <w:tab w:val="left" w:pos="10800"/>
-          <w:tab w:val="left" w:pos="11520"/>
-          <w:tab w:val="left" w:pos="12240"/>
-          <w:tab w:val="left" w:pos="12960"/>
-          <w:tab w:val="left" w:pos="13680"/>
-          <w:tab w:val="left" w:pos="14400"/>
-          <w:tab w:val="left" w:pos="15120"/>
-          <w:tab w:val="left" w:pos="15840"/>
-          <w:tab w:val="left" w:pos="16560"/>
-          <w:tab w:val="left" w:pos="17280"/>
-          <w:tab w:val="left" w:pos="18000"/>
-        </w:tabs>
-        <w:spacing w:line="240" w:lineRule="atLeast"/>
-        <w:rPr>
-          <w:rFonts w:ascii="Neue Hans Kendrick" w:hAnsi="Neue Hans Kendrick"/>
-        </w:rPr>
-      </w:pPr>
-    </w:p>
-    <w:p>
-      <w:pPr>
-        <w:widowControl w:val="0"/>
-        <w:tabs>
           <w:tab w:val="right" w:pos="9524"/>
           <w:tab w:val="left" w:pos="10080"/>
           <w:tab w:val="left" w:pos="10800"/>
@@ -11436,7 +12162,6 @@
                 <w:b/>
                 <w:bCs/>
               </w:rPr>
-              <w:lastRenderedPageBreak/>
               <w:t>Rechnungssumme brutto</w:t>
             </w:r>
           </w:p>
@@ -12363,7 +13088,16 @@
               <w:sz w:val="12"/>
               <w:lang w:val="de-DE" w:eastAsia="de-DE" w:bidi="de-DE"/>
             </w:rPr>
-            <w:t>BCK Architektur GmbH</w:t>
+            <w:t xml:space="preserve">BCK </w:t>
+          </w:r>
+          <w:r>
+            <w:rPr>
+              <w:rFonts w:ascii="Neue Hans Kendrick Light" w:eastAsia="Neue Hans Kendrick Light" w:hAnsi="Neue Hans Kendrick Light" w:cs="Neue Hans Kendrick Light"/>
+              <w:b/>
+              <w:sz w:val="12"/>
+              <w:lang w:val="de-DE" w:eastAsia="de-DE" w:bidi="de-DE"/>
+            </w:rPr>
+            <w:t>Architektur GmbH</w:t>
           </w:r>
         </w:p>
         <w:p>
@@ -13313,6 +14047,7 @@
   <w:style w:type="character" w:default="1" w:styleId="DefaultParagraphFont">
     <w:name w:val="Default Paragraph Font"/>
     <w:uiPriority w:val="1"/>
+    <w:semiHidden/>
     <w:unhideWhenUsed/>
   </w:style>
   <w:style w:type="table" w:default="1" w:styleId="TableNormal">
@@ -14073,15 +14808,16 @@
 </file>
 
 <file path=customXml/item1.xml><?xml version="1.0" encoding="utf-8"?>
-<?mso-contentType ?>
-<FormTemplates xmlns="http://schemas.microsoft.com/sharepoint/v3/contenttype/forms">
-  <Display>DocumentLibraryForm</Display>
-  <Edit>DocumentLibraryForm</Edit>
-  <New>DocumentLibraryForm</New>
-</FormTemplates>
+<p:properties xmlns:p="http://schemas.microsoft.com/office/2006/metadata/properties" xmlns:xsi="http://www.w3.org/2001/XMLSchema-instance" xmlns:pc="http://schemas.microsoft.com/office/infopath/2007/PartnerControls">
+  <documentManagement/>
+</p:properties>
 </file>
 
 <file path=customXml/item2.xml><?xml version="1.0" encoding="utf-8"?>
+<b:Sources xmlns:b="http://schemas.openxmlformats.org/officeDocument/2006/bibliography" xmlns="http://schemas.openxmlformats.org/officeDocument/2006/bibliography" SelectedStyle="\APASixthEditionOfficeOnline.xsl" StyleName="APA" Version="6"/>
+</file>
+
+<file path=customXml/item3.xml><?xml version="1.0" encoding="utf-8"?>
 <ct:contentTypeSchema xmlns:ct="http://schemas.microsoft.com/office/2006/metadata/contentType" xmlns:ma="http://schemas.microsoft.com/office/2006/metadata/properties/metaAttributes" ct:_="" ma:_="" ma:contentTypeName="Dokument" ma:contentTypeID="0x0101006D9E405D3FD26F44A64A121B22F6ED00" ma:contentTypeVersion="4" ma:contentTypeDescription="Ein neues Dokument erstellen." ma:contentTypeScope="" ma:versionID="c6040cdc09756960d307e89a88fb656f">
   <xsd:schema xmlns:xsd="http://www.w3.org/2001/XMLSchema" xmlns:xs="http://www.w3.org/2001/XMLSchema" xmlns:p="http://schemas.microsoft.com/office/2006/metadata/properties" xmlns:ns2="8333de1c-ce45-4634-ae5c-edc640266045" targetNamespace="http://schemas.microsoft.com/office/2006/metadata/properties" ma:root="true" ma:fieldsID="c776fe58d0c7680c702f71e2117b1f21" ns2:_="">
     <xsd:import namespace="8333de1c-ce45-4634-ae5c-edc640266045"/>
@@ -14225,25 +14961,33 @@
 </ct:contentTypeSchema>
 </file>
 
-<file path=customXml/item3.xml><?xml version="1.0" encoding="utf-8"?>
-<b:Sources xmlns:b="http://schemas.openxmlformats.org/officeDocument/2006/bibliography" xmlns="http://schemas.openxmlformats.org/officeDocument/2006/bibliography" SelectedStyle="\APASixthEditionOfficeOnline.xsl" StyleName="APA" Version="6"/>
-</file>
-
 <file path=customXml/item4.xml><?xml version="1.0" encoding="utf-8"?>
-<p:properties xmlns:p="http://schemas.microsoft.com/office/2006/metadata/properties" xmlns:xsi="http://www.w3.org/2001/XMLSchema-instance" xmlns:pc="http://schemas.microsoft.com/office/infopath/2007/PartnerControls">
-  <documentManagement/>
-</p:properties>
+<?mso-contentType ?>
+<FormTemplates xmlns="http://schemas.microsoft.com/sharepoint/v3/contenttype/forms">
+  <Display>DocumentLibraryForm</Display>
+  <Edit>DocumentLibraryForm</Edit>
+  <New>DocumentLibraryForm</New>
+</FormTemplates>
 </file>
 
 <file path=customXml/itemProps1.xml><?xml version="1.0" encoding="utf-8"?>
-<ds:datastoreItem xmlns:ds="http://schemas.openxmlformats.org/officeDocument/2006/customXml" ds:itemID="{4328AE4D-3502-4F20-9A2E-5004E7B583CA}">
+<ds:datastoreItem xmlns:ds="http://schemas.openxmlformats.org/officeDocument/2006/customXml" ds:itemID="{3F1AB29C-3A3E-4AC0-BDFC-8A8F22DF1B1E}">
   <ds:schemaRefs>
-    <ds:schemaRef ds:uri="http://schemas.microsoft.com/sharepoint/v3/contenttype/forms"/>
+    <ds:schemaRef ds:uri="http://schemas.microsoft.com/office/2006/metadata/properties"/>
+    <ds:schemaRef ds:uri="http://schemas.microsoft.com/office/infopath/2007/PartnerControls"/>
   </ds:schemaRefs>
 </ds:datastoreItem>
 </file>
 
 <file path=customXml/itemProps2.xml><?xml version="1.0" encoding="utf-8"?>
+<ds:datastoreItem xmlns:ds="http://schemas.openxmlformats.org/officeDocument/2006/customXml" ds:itemID="{0B5BAC2C-DE41-4A68-9A8F-7E752891DAB5}">
+  <ds:schemaRefs>
+    <ds:schemaRef ds:uri="http://schemas.openxmlformats.org/officeDocument/2006/bibliography"/>
+  </ds:schemaRefs>
+</ds:datastoreItem>
+</file>
+
+<file path=customXml/itemProps3.xml><?xml version="1.0" encoding="utf-8"?>
 <ds:datastoreItem xmlns:ds="http://schemas.openxmlformats.org/officeDocument/2006/customXml" ds:itemID="{3E4679C7-E6DD-4C2A-A54C-EB8570600451}">
   <ds:schemaRefs>
     <ds:schemaRef ds:uri="http://schemas.microsoft.com/office/2006/metadata/contentType"/>
@@ -14261,19 +15005,10 @@
 </ds:datastoreItem>
 </file>
 
-<file path=customXml/itemProps3.xml><?xml version="1.0" encoding="utf-8"?>
-<ds:datastoreItem xmlns:ds="http://schemas.openxmlformats.org/officeDocument/2006/customXml" ds:itemID="{0B5BAC2C-DE41-4A68-9A8F-7E752891DAB5}">
+<file path=customXml/itemProps4.xml><?xml version="1.0" encoding="utf-8"?>
+<ds:datastoreItem xmlns:ds="http://schemas.openxmlformats.org/officeDocument/2006/customXml" ds:itemID="{4328AE4D-3502-4F20-9A2E-5004E7B583CA}">
   <ds:schemaRefs>
-    <ds:schemaRef ds:uri="http://schemas.openxmlformats.org/officeDocument/2006/bibliography"/>
-  </ds:schemaRefs>
-</ds:datastoreItem>
-</file>
-
-<file path=customXml/itemProps4.xml><?xml version="1.0" encoding="utf-8"?>
-<ds:datastoreItem xmlns:ds="http://schemas.openxmlformats.org/officeDocument/2006/customXml" ds:itemID="{3F1AB29C-3A3E-4AC0-BDFC-8A8F22DF1B1E}">
-  <ds:schemaRefs>
-    <ds:schemaRef ds:uri="http://schemas.microsoft.com/office/2006/metadata/properties"/>
-    <ds:schemaRef ds:uri="http://schemas.microsoft.com/office/infopath/2007/PartnerControls"/>
+    <ds:schemaRef ds:uri="http://schemas.microsoft.com/sharepoint/v3/contenttype/forms"/>
   </ds:schemaRefs>
 </ds:datastoreItem>
 </file>
--- a/templates/invoices/inv_Kost_De.docx
+++ b/templates/invoices/inv_Kost_De.docx
@@ -6589,9 +6589,9 @@
       </w:tblPr>
       <w:tblGrid>
         <w:gridCol w:w="3060"/>
-        <w:gridCol w:w="1530"/>
-        <w:gridCol w:w="1890"/>
-        <w:gridCol w:w="1440"/>
+        <w:gridCol w:w="1260"/>
+        <w:gridCol w:w="1800"/>
+        <w:gridCol w:w="1800"/>
         <w:gridCol w:w="1573"/>
       </w:tblGrid>
       <w:tr>
@@ -6641,7 +6641,7 @@
         </w:tc>
         <w:tc>
           <w:tcPr>
-            <w:tcW w:w="1530" w:type="dxa"/>
+            <w:tcW w:w="1260" w:type="dxa"/>
             <w:shd w:val="clear" w:color="auto" w:fill="C0C0C0"/>
           </w:tcPr>
           <w:p>
@@ -6690,7 +6690,7 @@
         </w:tc>
         <w:tc>
           <w:tcPr>
-            <w:tcW w:w="1890" w:type="dxa"/>
+            <w:tcW w:w="1800" w:type="dxa"/>
             <w:shd w:val="clear" w:color="auto" w:fill="C0C0C0"/>
           </w:tcPr>
           <w:p>
@@ -6755,7 +6755,7 @@
         </w:tc>
         <w:tc>
           <w:tcPr>
-            <w:tcW w:w="1440" w:type="dxa"/>
+            <w:tcW w:w="1800" w:type="dxa"/>
             <w:shd w:val="clear" w:color="auto" w:fill="C0C0C0"/>
           </w:tcPr>
           <w:p>
@@ -6972,9 +6972,9 @@
       <w:tblGrid>
         <w:gridCol w:w="2700"/>
         <w:gridCol w:w="360"/>
-        <w:gridCol w:w="1530"/>
-        <w:gridCol w:w="1890"/>
-        <w:gridCol w:w="1440"/>
+        <w:gridCol w:w="1260"/>
+        <w:gridCol w:w="1800"/>
+        <w:gridCol w:w="1800"/>
         <w:gridCol w:w="1573"/>
       </w:tblGrid>
       <w:tr>
@@ -7121,7 +7121,7 @@
         </w:tc>
         <w:tc>
           <w:tcPr>
-            <w:tcW w:w="1530" w:type="dxa"/>
+            <w:tcW w:w="1260" w:type="dxa"/>
             <w:shd w:val="clear" w:color="auto" w:fill="DBDBDB" w:themeFill="accent3" w:themeFillTint="66"/>
           </w:tcPr>
           <w:p>
@@ -7222,7 +7222,7 @@
         </w:tc>
         <w:tc>
           <w:tcPr>
-            <w:tcW w:w="1890" w:type="dxa"/>
+            <w:tcW w:w="1800" w:type="dxa"/>
             <w:shd w:val="clear" w:color="auto" w:fill="DBDBDB" w:themeFill="accent3" w:themeFillTint="66"/>
           </w:tcPr>
           <w:p>
@@ -7323,7 +7323,7 @@
         </w:tc>
         <w:tc>
           <w:tcPr>
-            <w:tcW w:w="1440" w:type="dxa"/>
+            <w:tcW w:w="1800" w:type="dxa"/>
             <w:shd w:val="clear" w:color="auto" w:fill="DBDBDB" w:themeFill="accent3" w:themeFillTint="66"/>
           </w:tcPr>
           <w:p>
@@ -7579,9 +7579,9 @@
       </w:tblPr>
       <w:tblGrid>
         <w:gridCol w:w="3060"/>
-        <w:gridCol w:w="1530"/>
-        <w:gridCol w:w="1890"/>
-        <w:gridCol w:w="1440"/>
+        <w:gridCol w:w="1260"/>
+        <w:gridCol w:w="1800"/>
+        <w:gridCol w:w="1800"/>
         <w:gridCol w:w="1583"/>
       </w:tblGrid>
       <w:tr>
@@ -7648,7 +7648,7 @@
         </w:tc>
         <w:tc>
           <w:tcPr>
-            <w:tcW w:w="1530" w:type="dxa"/>
+            <w:tcW w:w="1260" w:type="dxa"/>
             <w:tcBorders>
               <w:top w:val="single" w:sz="2" w:space="0" w:color="auto"/>
             </w:tcBorders>
@@ -7692,7 +7692,7 @@
         </w:tc>
         <w:tc>
           <w:tcPr>
-            <w:tcW w:w="1890" w:type="dxa"/>
+            <w:tcW w:w="1800" w:type="dxa"/>
             <w:tcBorders>
               <w:top w:val="single" w:sz="2" w:space="0" w:color="auto"/>
             </w:tcBorders>
@@ -7736,7 +7736,7 @@
         </w:tc>
         <w:tc>
           <w:tcPr>
-            <w:tcW w:w="1440" w:type="dxa"/>
+            <w:tcW w:w="1800" w:type="dxa"/>
             <w:tcBorders>
               <w:top w:val="single" w:sz="2" w:space="0" w:color="auto"/>
             </w:tcBorders>
@@ -7980,10 +7980,10 @@
       </w:tblPr>
       <w:tblGrid>
         <w:gridCol w:w="3060"/>
-        <w:gridCol w:w="1530"/>
-        <w:gridCol w:w="990"/>
+        <w:gridCol w:w="1260"/>
         <w:gridCol w:w="900"/>
-        <w:gridCol w:w="1440"/>
+        <w:gridCol w:w="900"/>
+        <w:gridCol w:w="1800"/>
         <w:gridCol w:w="1573"/>
       </w:tblGrid>
       <w:tr>
@@ -8033,7 +8033,7 @@
         </w:tc>
         <w:tc>
           <w:tcPr>
-            <w:tcW w:w="1530" w:type="dxa"/>
+            <w:tcW w:w="1260" w:type="dxa"/>
             <w:shd w:val="clear" w:color="auto" w:fill="C0C0C0"/>
           </w:tcPr>
           <w:p>
@@ -8082,7 +8082,7 @@
         </w:tc>
         <w:tc>
           <w:tcPr>
-            <w:tcW w:w="990" w:type="dxa"/>
+            <w:tcW w:w="900" w:type="dxa"/>
             <w:shd w:val="clear" w:color="auto" w:fill="C0C0C0"/>
           </w:tcPr>
           <w:p>
@@ -8215,7 +8215,7 @@
         </w:tc>
         <w:tc>
           <w:tcPr>
-            <w:tcW w:w="1440" w:type="dxa"/>
+            <w:tcW w:w="1800" w:type="dxa"/>
             <w:shd w:val="clear" w:color="auto" w:fill="C0C0C0"/>
           </w:tcPr>
           <w:p>
@@ -8383,8 +8383,8 @@
       </w:tblPr>
       <w:tblGrid>
         <w:gridCol w:w="3060"/>
-        <w:gridCol w:w="1530"/>
-        <w:gridCol w:w="3330"/>
+        <w:gridCol w:w="1260"/>
+        <w:gridCol w:w="3600"/>
         <w:gridCol w:w="1573"/>
       </w:tblGrid>
       <w:tr>
@@ -8504,7 +8504,7 @@
         </w:tc>
         <w:tc>
           <w:tcPr>
-            <w:tcW w:w="1530" w:type="dxa"/>
+            <w:tcW w:w="1260" w:type="dxa"/>
             <w:shd w:val="clear" w:color="auto" w:fill="E5E5E5"/>
           </w:tcPr>
           <w:p>
@@ -8576,7 +8576,7 @@
         </w:tc>
         <w:tc>
           <w:tcPr>
-            <w:tcW w:w="3330" w:type="dxa"/>
+            <w:tcW w:w="3600" w:type="dxa"/>
             <w:shd w:val="clear" w:color="auto" w:fill="E5E5E5"/>
           </w:tcPr>
           <w:p>
@@ -8724,10 +8724,10 @@
       <w:tblGrid>
         <w:gridCol w:w="432"/>
         <w:gridCol w:w="2628"/>
-        <w:gridCol w:w="1530"/>
-        <w:gridCol w:w="990"/>
+        <w:gridCol w:w="1260"/>
         <w:gridCol w:w="900"/>
-        <w:gridCol w:w="1440"/>
+        <w:gridCol w:w="900"/>
+        <w:gridCol w:w="1800"/>
         <w:gridCol w:w="1573"/>
       </w:tblGrid>
       <w:tr>
@@ -8860,7 +8860,7 @@
         </w:tc>
         <w:tc>
           <w:tcPr>
-            <w:tcW w:w="1530" w:type="dxa"/>
+            <w:tcW w:w="1260" w:type="dxa"/>
           </w:tcPr>
           <w:p>
             <w:pPr>
@@ -8889,7 +8889,7 @@
         </w:tc>
         <w:tc>
           <w:tcPr>
-            <w:tcW w:w="990" w:type="dxa"/>
+            <w:tcW w:w="900" w:type="dxa"/>
           </w:tcPr>
           <w:p>
             <w:pPr>
@@ -8963,7 +8963,7 @@
         </w:tc>
         <w:tc>
           <w:tcPr>
-            <w:tcW w:w="1440" w:type="dxa"/>
+            <w:tcW w:w="1800" w:type="dxa"/>
           </w:tcPr>
           <w:p>
             <w:pPr>
@@ -9329,8 +9329,8 @@
       </w:tblPr>
       <w:tblGrid>
         <w:gridCol w:w="3060"/>
-        <w:gridCol w:w="1530"/>
-        <w:gridCol w:w="3330"/>
+        <w:gridCol w:w="1260"/>
+        <w:gridCol w:w="3600"/>
         <w:gridCol w:w="1583"/>
       </w:tblGrid>
       <w:tr>
@@ -9381,7 +9381,7 @@
         </w:tc>
         <w:tc>
           <w:tcPr>
-            <w:tcW w:w="1530" w:type="dxa"/>
+            <w:tcW w:w="1260" w:type="dxa"/>
             <w:tcBorders>
               <w:top w:val="single" w:sz="2" w:space="0" w:color="auto"/>
             </w:tcBorders>
@@ -9484,7 +9484,7 @@
         </w:tc>
         <w:tc>
           <w:tcPr>
-            <w:tcW w:w="3330" w:type="dxa"/>
+            <w:tcW w:w="3600" w:type="dxa"/>
             <w:tcBorders>
               <w:top w:val="single" w:sz="2" w:space="0" w:color="auto"/>
             </w:tcBorders>
@@ -9831,7 +9831,7 @@
                 <w:tab w:val="left" w:pos="14742"/>
                 <w:tab w:val="left" w:pos="15876"/>
               </w:tabs>
-              <w:jc w:val="center"/>
+              <w:jc w:val="right"/>
               <w:rPr>
                 <w:rFonts w:ascii="Neue Hans Kendrick" w:eastAsia="Neue Hans Kendrick Light" w:hAnsi="Neue Hans Kendrick" w:cs="Neue Hans Kendrick Light"/>
                 <w:lang w:eastAsia="de-DE" w:bidi="de-DE"/>
@@ -9863,7 +9863,7 @@
                 <w:tab w:val="left" w:pos="14742"/>
                 <w:tab w:val="left" w:pos="15876"/>
               </w:tabs>
-              <w:jc w:val="center"/>
+              <w:jc w:val="right"/>
               <w:rPr>
                 <w:rFonts w:ascii="Neue Hans Kendrick" w:eastAsia="Neue Hans Kendrick Light" w:hAnsi="Neue Hans Kendrick" w:cs="Neue Hans Kendrick Light"/>
                 <w:bCs/>
@@ -10323,30 +10323,58 @@
               <w:rPr>
                 <w:rFonts w:ascii="Neue Hans Kendrick" w:eastAsia="Neue Hans Kendrick Light" w:hAnsi="Neue Hans Kendrick" w:cs="Neue Hans Kendrick Light"/>
                 <w:bCs/>
-                <w:lang w:eastAsia="de-DE" w:bidi="de-DE"/>
+                <w:lang w:val="en-US" w:eastAsia="de-DE" w:bidi="de-DE"/>
               </w:rPr>
             </w:pPr>
             <w:r>
               <w:rPr>
                 <w:rFonts w:ascii="Neue Hans Kendrick" w:eastAsia="Neue Hans Kendrick Light" w:hAnsi="Neue Hans Kendrick" w:cs="Neue Hans Kendrick Light"/>
                 <w:bCs/>
-                <w:lang w:eastAsia="de-DE" w:bidi="de-DE"/>
+                <w:lang w:val="en-US" w:eastAsia="de-DE" w:bidi="de-DE"/>
+              </w:rPr>
+              <w:t xml:space="preserve">Auf </w:t>
+            </w:r>
+            <w:proofErr w:type="gramStart"/>
+            <w:r>
+              <w:rPr>
+                <w:rFonts w:ascii="Neue Hans Kendrick" w:eastAsia="Neue Hans Kendrick Light" w:hAnsi="Neue Hans Kendrick" w:cs="Neue Hans Kendrick Light"/>
+                <w:bCs/>
+                <w:lang w:val="en-US" w:eastAsia="de-DE" w:bidi="de-DE"/>
+              </w:rPr>
+              <w:t>Pos.</w:t>
+            </w:r>
+            <w:r>
+              <w:rPr>
+                <w:rFonts w:ascii="Neue Hans Kendrick" w:eastAsia="Neue Hans Kendrick Light" w:hAnsi="Neue Hans Kendrick" w:cs="Neue Hans Kendrick Light"/>
+                <w:bCs/>
+                <w:lang w:val="en-US" w:eastAsia="de-DE" w:bidi="de-DE"/>
+              </w:rPr>
+              <w:t xml:space="preserve"> </w:t>
+            </w:r>
+            <w:r>
+              <w:rPr>
+                <w:rFonts w:ascii="Neue Hans Kendrick" w:eastAsia="Neue Hans Kendrick Light" w:hAnsi="Neue Hans Kendrick" w:cs="Neue Hans Kendrick Light"/>
+                <w:bCs/>
+                <w:lang w:val="en-US" w:eastAsia="de-DE" w:bidi="de-DE"/>
               </w:rPr>
               <w:t>{{</w:t>
             </w:r>
+            <w:proofErr w:type="spellStart"/>
+            <w:proofErr w:type="gramEnd"/>
             <w:r>
               <w:rPr>
                 <w:rFonts w:ascii="Neue Hans Kendrick" w:eastAsia="Neue Hans Kendrick Light" w:hAnsi="Neue Hans Kendrick" w:cs="Neue Hans Kendrick Light"/>
                 <w:bCs/>
-                <w:lang w:eastAsia="de-DE" w:bidi="de-DE"/>
+                <w:lang w:val="en-US" w:eastAsia="de-DE" w:bidi="de-DE"/>
               </w:rPr>
               <w:t>nachlass_applied_items</w:t>
             </w:r>
+            <w:proofErr w:type="spellEnd"/>
             <w:r>
               <w:rPr>
                 <w:rFonts w:ascii="Neue Hans Kendrick" w:eastAsia="Neue Hans Kendrick Light" w:hAnsi="Neue Hans Kendrick" w:cs="Neue Hans Kendrick Light"/>
                 <w:bCs/>
-                <w:lang w:eastAsia="de-DE" w:bidi="de-DE"/>
+                <w:lang w:val="en-US" w:eastAsia="de-DE" w:bidi="de-DE"/>
               </w:rPr>
               <w:t>}}</w:t>
             </w:r>
@@ -10373,7 +10401,7 @@
               <w:rPr>
                 <w:rFonts w:ascii="Neue Hans Kendrick" w:eastAsia="Neue Hans Kendrick Light" w:hAnsi="Neue Hans Kendrick" w:cs="Neue Hans Kendrick Light"/>
                 <w:bCs/>
-                <w:lang w:eastAsia="de-DE" w:bidi="de-DE"/>
+                <w:lang w:val="en-US" w:eastAsia="de-DE" w:bidi="de-DE"/>
               </w:rPr>
             </w:pPr>
           </w:p>
@@ -10401,7 +10429,7 @@
                 <w:tab w:val="left" w:pos="15876"/>
               </w:tabs>
               <w:spacing w:line="259" w:lineRule="auto"/>
-              <w:jc w:val="center"/>
+              <w:jc w:val="right"/>
               <w:rPr>
                 <w:rFonts w:ascii="Neue Hans Kendrick" w:eastAsia="Neue Hans Kendrick Light" w:hAnsi="Neue Hans Kendrick" w:cs="Neue Hans Kendrick Light"/>
                 <w:bCs/>
@@ -10413,6 +10441,13 @@
                 <w:rFonts w:ascii="Neue Hans Kendrick" w:eastAsia="Neue Hans Kendrick Light" w:hAnsi="Neue Hans Kendrick" w:cs="Neue Hans Kendrick Light"/>
                 <w:lang w:eastAsia="de-DE" w:bidi="de-DE"/>
               </w:rPr>
+              <w:t xml:space="preserve">(entspricht </w:t>
+            </w:r>
+            <w:r>
+              <w:rPr>
+                <w:rFonts w:ascii="Neue Hans Kendrick" w:eastAsia="Neue Hans Kendrick Light" w:hAnsi="Neue Hans Kendrick" w:cs="Neue Hans Kendrick Light"/>
+                <w:lang w:eastAsia="de-DE" w:bidi="de-DE"/>
+              </w:rPr>
               <w:t xml:space="preserve">{{ </w:t>
             </w:r>
             <w:r>
@@ -10442,6 +10477,13 @@
                 <w:lang w:eastAsia="de-DE" w:bidi="de-DE"/>
               </w:rPr>
               <w:t>%</w:t>
+            </w:r>
+            <w:r>
+              <w:rPr>
+                <w:rFonts w:ascii="Neue Hans Kendrick" w:eastAsia="Neue Hans Kendrick Light" w:hAnsi="Neue Hans Kendrick" w:cs="Neue Hans Kendrick Light"/>
+                <w:lang w:eastAsia="de-DE" w:bidi="de-DE"/>
+              </w:rPr>
+              <w:t>)</w:t>
             </w:r>
           </w:p>
         </w:tc>

--- a/templates/invoices/inv_Kost_De.docx
+++ b/templates/invoices/inv_Kost_De.docx
@@ -110,7 +110,6 @@
                 <w:lang w:val="en-US"/>
               </w:rPr>
             </w:pPr>
-            <w:proofErr w:type="gramStart"/>
             <w:r>
               <w:rPr>
                 <w:rFonts w:ascii="Neue Hans Kendrick" w:hAnsi="Neue Hans Kendrick"/>
@@ -118,9 +117,8 @@
                 <w:szCs w:val="16"/>
                 <w:lang w:val="en-US"/>
               </w:rPr>
-              <w:t xml:space="preserve">{{ </w:t>
-            </w:r>
-            <w:proofErr w:type="spellStart"/>
+              <w:t>{{ client_</w:t>
+            </w:r>
             <w:r>
               <w:rPr>
                 <w:rFonts w:ascii="Neue Hans Kendrick" w:hAnsi="Neue Hans Kendrick"/>
@@ -128,9 +126,8 @@
                 <w:szCs w:val="16"/>
                 <w:lang w:val="en-US"/>
               </w:rPr>
-              <w:t>client</w:t>
-            </w:r>
-            <w:proofErr w:type="gramEnd"/>
+              <w:t>firm</w:t>
+            </w:r>
             <w:r>
               <w:rPr>
                 <w:rFonts w:ascii="Neue Hans Kendrick" w:hAnsi="Neue Hans Kendrick"/>
@@ -138,9 +135,19 @@
                 <w:szCs w:val="16"/>
                 <w:lang w:val="en-US"/>
               </w:rPr>
-              <w:t>_</w:t>
-            </w:r>
-            <w:proofErr w:type="gramStart"/>
+              <w:t xml:space="preserve"> }}</w:t>
+            </w:r>
+          </w:p>
+          <w:p>
+            <w:pPr>
+              <w:pStyle w:val="Tabelleninhalt"/>
+              <w:rPr>
+                <w:rFonts w:ascii="Neue Hans Kendrick" w:eastAsia="Neue Hans Kendrick Light" w:hAnsi="Neue Hans Kendrick" w:cs="Neue Hans Kendrick Light"/>
+                <w:sz w:val="8"/>
+                <w:szCs w:val="8"/>
+                <w:lang w:val="en-US" w:eastAsia="de-DE" w:bidi="de-DE"/>
+              </w:rPr>
+            </w:pPr>
             <w:r>
               <w:rPr>
                 <w:rFonts w:ascii="Neue Hans Kendrick" w:hAnsi="Neue Hans Kendrick"/>
@@ -148,98 +155,7 @@
                 <w:szCs w:val="16"/>
                 <w:lang w:val="en-US"/>
               </w:rPr>
-              <w:t>firm</w:t>
-            </w:r>
-            <w:proofErr w:type="spellEnd"/>
-            <w:r>
-              <w:rPr>
-                <w:rFonts w:ascii="Neue Hans Kendrick" w:hAnsi="Neue Hans Kendrick"/>
-                <w:sz w:val="16"/>
-                <w:szCs w:val="16"/>
-                <w:lang w:val="en-US"/>
-              </w:rPr>
-              <w:t xml:space="preserve"> }</w:t>
-            </w:r>
-            <w:proofErr w:type="gramEnd"/>
-            <w:r>
-              <w:rPr>
-                <w:rFonts w:ascii="Neue Hans Kendrick" w:hAnsi="Neue Hans Kendrick"/>
-                <w:sz w:val="16"/>
-                <w:szCs w:val="16"/>
-                <w:lang w:val="en-US"/>
-              </w:rPr>
-              <w:t>}</w:t>
-            </w:r>
-          </w:p>
-          <w:p>
-            <w:pPr>
-              <w:pStyle w:val="Tabelleninhalt"/>
-              <w:rPr>
-                <w:rFonts w:ascii="Neue Hans Kendrick" w:eastAsia="Neue Hans Kendrick Light" w:hAnsi="Neue Hans Kendrick" w:cs="Neue Hans Kendrick Light"/>
-                <w:sz w:val="8"/>
-                <w:szCs w:val="8"/>
-                <w:lang w:val="en-US" w:eastAsia="de-DE" w:bidi="de-DE"/>
-              </w:rPr>
-            </w:pPr>
-            <w:proofErr w:type="gramStart"/>
-            <w:r>
-              <w:rPr>
-                <w:rFonts w:ascii="Neue Hans Kendrick" w:hAnsi="Neue Hans Kendrick"/>
-                <w:sz w:val="16"/>
-                <w:szCs w:val="16"/>
-                <w:lang w:val="en-US"/>
-              </w:rPr>
-              <w:t xml:space="preserve">{{ </w:t>
-            </w:r>
-            <w:proofErr w:type="spellStart"/>
-            <w:r>
-              <w:rPr>
-                <w:rFonts w:ascii="Neue Hans Kendrick" w:hAnsi="Neue Hans Kendrick"/>
-                <w:sz w:val="16"/>
-                <w:szCs w:val="16"/>
-                <w:lang w:val="en-US"/>
-              </w:rPr>
-              <w:t>client</w:t>
-            </w:r>
-            <w:proofErr w:type="gramEnd"/>
-            <w:r>
-              <w:rPr>
-                <w:rFonts w:ascii="Neue Hans Kendrick" w:hAnsi="Neue Hans Kendrick"/>
-                <w:sz w:val="16"/>
-                <w:szCs w:val="16"/>
-                <w:lang w:val="en-US"/>
-              </w:rPr>
-              <w:t>_</w:t>
-            </w:r>
-            <w:proofErr w:type="gramStart"/>
-            <w:r>
-              <w:rPr>
-                <w:rFonts w:ascii="Neue Hans Kendrick" w:hAnsi="Neue Hans Kendrick"/>
-                <w:sz w:val="16"/>
-                <w:szCs w:val="16"/>
-                <w:lang w:val="en-US"/>
-              </w:rPr>
-              <w:t>address</w:t>
-            </w:r>
-            <w:proofErr w:type="spellEnd"/>
-            <w:r>
-              <w:rPr>
-                <w:rFonts w:ascii="Neue Hans Kendrick" w:hAnsi="Neue Hans Kendrick"/>
-                <w:sz w:val="16"/>
-                <w:szCs w:val="16"/>
-                <w:lang w:val="en-US"/>
-              </w:rPr>
-              <w:t xml:space="preserve"> }</w:t>
-            </w:r>
-            <w:proofErr w:type="gramEnd"/>
-            <w:r>
-              <w:rPr>
-                <w:rFonts w:ascii="Neue Hans Kendrick" w:hAnsi="Neue Hans Kendrick"/>
-                <w:sz w:val="16"/>
-                <w:szCs w:val="16"/>
-                <w:lang w:val="en-US"/>
-              </w:rPr>
-              <w:t>}</w:t>
+              <w:t>{{ client_address }}</w:t>
             </w:r>
           </w:p>
           <w:p>
@@ -526,7 +442,6 @@
                 <w:lang w:val="en-US"/>
               </w:rPr>
             </w:pPr>
-            <w:proofErr w:type="gramStart"/>
             <w:r>
               <w:rPr>
                 <w:rFonts w:ascii="Neue Hans Kendrick" w:hAnsi="Neue Hans Kendrick"/>
@@ -534,37 +449,7 @@
                 <w:szCs w:val="16"/>
                 <w:lang w:val="en-US"/>
               </w:rPr>
-              <w:t xml:space="preserve">{{ </w:t>
-            </w:r>
-            <w:proofErr w:type="spellStart"/>
-            <w:r>
-              <w:rPr>
-                <w:rFonts w:ascii="Neue Hans Kendrick" w:hAnsi="Neue Hans Kendrick"/>
-                <w:sz w:val="16"/>
-                <w:szCs w:val="16"/>
-                <w:lang w:val="en-US"/>
-              </w:rPr>
-              <w:t>created</w:t>
-            </w:r>
-            <w:proofErr w:type="gramEnd"/>
-            <w:r>
-              <w:rPr>
-                <w:rFonts w:ascii="Neue Hans Kendrick" w:hAnsi="Neue Hans Kendrick"/>
-                <w:sz w:val="16"/>
-                <w:szCs w:val="16"/>
-                <w:lang w:val="en-US"/>
-              </w:rPr>
-              <w:t>_at</w:t>
-            </w:r>
-            <w:proofErr w:type="spellEnd"/>
-            <w:r>
-              <w:rPr>
-                <w:rFonts w:ascii="Neue Hans Kendrick" w:hAnsi="Neue Hans Kendrick"/>
-                <w:sz w:val="16"/>
-                <w:szCs w:val="16"/>
-                <w:lang w:val="en-US"/>
-              </w:rPr>
-              <w:t>}}</w:t>
+              <w:t>{{ created_at}}</w:t>
             </w:r>
           </w:p>
           <w:p>
@@ -637,7 +522,6 @@
                 <w:lang w:val="de-DE"/>
               </w:rPr>
             </w:pPr>
-            <w:proofErr w:type="gramStart"/>
             <w:r>
               <w:rPr>
                 <w:rFonts w:ascii="Neue Hans Kendrick" w:hAnsi="Neue Hans Kendrick"/>
@@ -645,122 +529,15 @@
                 <w:szCs w:val="16"/>
                 <w:lang w:val="en-US"/>
               </w:rPr>
-              <w:t xml:space="preserve">{{ </w:t>
-            </w:r>
-            <w:proofErr w:type="spellStart"/>
+              <w:t>{{ invoice_title}} {% if invoice_type == 'AR' %}</w:t>
+            </w:r>
             <w:r>
               <w:rPr>
                 <w:rFonts w:ascii="Neue Hans Kendrick" w:hAnsi="Neue Hans Kendrick"/>
                 <w:sz w:val="16"/>
                 <w:szCs w:val="16"/>
-                <w:lang w:val="en-US"/>
-              </w:rPr>
-              <w:t>invoice</w:t>
-            </w:r>
-            <w:proofErr w:type="gramEnd"/>
-            <w:r>
-              <w:rPr>
-                <w:rFonts w:ascii="Neue Hans Kendrick" w:hAnsi="Neue Hans Kendrick"/>
-                <w:sz w:val="16"/>
-                <w:szCs w:val="16"/>
-                <w:lang w:val="en-US"/>
-              </w:rPr>
-              <w:t>_</w:t>
-            </w:r>
-            <w:proofErr w:type="gramStart"/>
-            <w:r>
-              <w:rPr>
-                <w:rFonts w:ascii="Neue Hans Kendrick" w:hAnsi="Neue Hans Kendrick"/>
-                <w:sz w:val="16"/>
-                <w:szCs w:val="16"/>
-                <w:lang w:val="en-US"/>
-              </w:rPr>
-              <w:t>title</w:t>
-            </w:r>
-            <w:proofErr w:type="spellEnd"/>
-            <w:r>
-              <w:rPr>
-                <w:rFonts w:ascii="Neue Hans Kendrick" w:hAnsi="Neue Hans Kendrick"/>
-                <w:sz w:val="16"/>
-                <w:szCs w:val="16"/>
-                <w:lang w:val="en-US"/>
-              </w:rPr>
-              <w:t>}} {%</w:t>
-            </w:r>
-            <w:proofErr w:type="gramEnd"/>
-            <w:r>
-              <w:rPr>
-                <w:rFonts w:ascii="Neue Hans Kendrick" w:hAnsi="Neue Hans Kendrick"/>
-                <w:sz w:val="16"/>
-                <w:szCs w:val="16"/>
-                <w:lang w:val="en-US"/>
-              </w:rPr>
-              <w:t xml:space="preserve"> if </w:t>
-            </w:r>
-            <w:proofErr w:type="spellStart"/>
-            <w:r>
-              <w:rPr>
-                <w:rFonts w:ascii="Neue Hans Kendrick" w:hAnsi="Neue Hans Kendrick"/>
-                <w:sz w:val="16"/>
-                <w:szCs w:val="16"/>
-                <w:lang w:val="en-US"/>
-              </w:rPr>
-              <w:t>invoice_type</w:t>
-            </w:r>
-            <w:proofErr w:type="spellEnd"/>
-            <w:r>
-              <w:rPr>
-                <w:rFonts w:ascii="Neue Hans Kendrick" w:hAnsi="Neue Hans Kendrick"/>
-                <w:sz w:val="16"/>
-                <w:szCs w:val="16"/>
-                <w:lang w:val="en-US"/>
-              </w:rPr>
-              <w:t xml:space="preserve"> == 'AR' </w:t>
-            </w:r>
-            <w:proofErr w:type="gramStart"/>
-            <w:r>
-              <w:rPr>
-                <w:rFonts w:ascii="Neue Hans Kendrick" w:hAnsi="Neue Hans Kendrick"/>
-                <w:sz w:val="16"/>
-                <w:szCs w:val="16"/>
-                <w:lang w:val="en-US"/>
-              </w:rPr>
-              <w:t>%}</w:t>
-            </w:r>
-            <w:r>
-              <w:rPr>
-                <w:rFonts w:ascii="Neue Hans Kendrick" w:hAnsi="Neue Hans Kendrick"/>
-                <w:sz w:val="16"/>
-                <w:szCs w:val="16"/>
-              </w:rPr>
-              <w:t>{{ current</w:t>
-            </w:r>
-            <w:proofErr w:type="gramEnd"/>
-            <w:r>
-              <w:rPr>
-                <w:rFonts w:ascii="Neue Hans Kendrick" w:hAnsi="Neue Hans Kendrick"/>
-                <w:sz w:val="16"/>
-                <w:szCs w:val="16"/>
-              </w:rPr>
-              <w:t>_ar_</w:t>
-            </w:r>
-            <w:proofErr w:type="gramStart"/>
-            <w:r>
-              <w:rPr>
-                <w:rFonts w:ascii="Neue Hans Kendrick" w:hAnsi="Neue Hans Kendrick"/>
-                <w:sz w:val="16"/>
-                <w:szCs w:val="16"/>
-              </w:rPr>
-              <w:t>number }</w:t>
-            </w:r>
-            <w:proofErr w:type="gramEnd"/>
-            <w:r>
-              <w:rPr>
-                <w:rFonts w:ascii="Neue Hans Kendrick" w:hAnsi="Neue Hans Kendrick"/>
-                <w:sz w:val="16"/>
-                <w:szCs w:val="16"/>
-              </w:rPr>
-              <w:t>}</w:t>
+              </w:rPr>
+              <w:t>{{ current_ar_number }}</w:t>
             </w:r>
             <w:r>
               <w:rPr>
@@ -879,7 +656,7 @@
                 <w:rFonts w:ascii="Neue Hans Kendrick" w:eastAsia="Neue Hans Kendrick Light" w:hAnsi="Neue Hans Kendrick"/>
                 <w:b/>
                 <w:sz w:val="16"/>
-                <w:lang w:val="de-DE" w:eastAsia="de-DE" w:bidi="de-DE"/>
+                <w:lang w:val="en-US" w:eastAsia="de-DE" w:bidi="de-DE"/>
               </w:rPr>
             </w:pPr>
             <w:r>
@@ -887,7 +664,7 @@
                 <w:rFonts w:ascii="Neue Hans Kendrick" w:eastAsia="Neue Hans Kendrick Light" w:hAnsi="Neue Hans Kendrick"/>
                 <w:b/>
                 <w:sz w:val="16"/>
-                <w:lang w:val="de-DE" w:eastAsia="de-DE" w:bidi="de-DE"/>
+                <w:lang w:val="en-US" w:eastAsia="de-DE" w:bidi="de-DE"/>
               </w:rPr>
               <w:t>PROJEKT</w:t>
             </w:r>
@@ -899,7 +676,7 @@
                 <w:rFonts w:ascii="Neue Hans Kendrick" w:hAnsi="Neue Hans Kendrick"/>
                 <w:sz w:val="16"/>
                 <w:szCs w:val="16"/>
-                <w:lang w:val="de-DE"/>
+                <w:lang w:val="en-US"/>
               </w:rPr>
             </w:pPr>
             <w:r>
@@ -907,7 +684,7 @@
                 <w:rFonts w:ascii="Neue Hans Kendrick" w:hAnsi="Neue Hans Kendrick"/>
                 <w:sz w:val="16"/>
                 <w:szCs w:val="16"/>
-                <w:lang w:val="de-DE"/>
+                <w:lang w:val="en-US"/>
               </w:rPr>
               <w:t>{{ project_no}}</w:t>
             </w:r>
@@ -919,7 +696,7 @@
                 <w:rFonts w:ascii="Neue Hans Kendrick" w:hAnsi="Neue Hans Kendrick"/>
                 <w:sz w:val="16"/>
                 <w:szCs w:val="16"/>
-                <w:lang w:val="de-DE"/>
+                <w:lang w:val="en-US"/>
               </w:rPr>
             </w:pPr>
             <w:r>
@@ -927,7 +704,7 @@
                 <w:rFonts w:ascii="Neue Hans Kendrick" w:hAnsi="Neue Hans Kendrick"/>
                 <w:sz w:val="16"/>
                 <w:szCs w:val="16"/>
-                <w:lang w:val="de-DE"/>
+                <w:lang w:val="en-US"/>
               </w:rPr>
               <w:t>{{ project_name}}</w:t>
             </w:r>
@@ -939,7 +716,7 @@
                 <w:rFonts w:ascii="Neue Hans Kendrick" w:eastAsia="Neue Hans Kendrick Light" w:hAnsi="Neue Hans Kendrick"/>
                 <w:color w:val="000000"/>
                 <w:sz w:val="16"/>
-                <w:lang w:val="de-DE" w:eastAsia="de-DE" w:bidi="de-DE"/>
+                <w:lang w:val="en-US" w:eastAsia="de-DE" w:bidi="de-DE"/>
               </w:rPr>
             </w:pPr>
           </w:p>
@@ -966,21 +743,21 @@
               <w:rPr>
                 <w:rFonts w:ascii="Neue Hans Kendrick" w:eastAsia="Neue Hans Kendrick Light" w:hAnsi="Neue Hans Kendrick"/>
                 <w:color w:val="000000"/>
-                <w:lang w:eastAsia="de-DE" w:bidi="de-DE"/>
+                <w:lang w:val="en-US" w:eastAsia="de-DE" w:bidi="de-DE"/>
               </w:rPr>
             </w:pPr>
             <w:r>
               <w:rPr>
                 <w:rFonts w:ascii="Neue Hans Kendrick" w:eastAsia="Neue Hans Kendrick Light" w:hAnsi="Neue Hans Kendrick"/>
                 <w:b/>
-                <w:lang w:eastAsia="de-DE" w:bidi="de-DE"/>
+                <w:lang w:val="en-US" w:eastAsia="de-DE" w:bidi="de-DE"/>
               </w:rPr>
               <w:t>RECHNUNG</w:t>
             </w:r>
             <w:r>
               <w:rPr>
                 <w:rFonts w:ascii="Neue Hans Kendrick" w:eastAsia="Neue Hans Kendrick Light" w:hAnsi="Neue Hans Kendrick"/>
-                <w:lang w:eastAsia="de-DE" w:bidi="de-DE"/>
+                <w:lang w:val="en-US" w:eastAsia="de-DE" w:bidi="de-DE"/>
               </w:rPr>
               <w:t xml:space="preserve"> </w:t>
             </w:r>
@@ -995,7 +772,6 @@
                 <w:lang w:val="en-US"/>
               </w:rPr>
             </w:pPr>
-            <w:proofErr w:type="gramStart"/>
             <w:r>
               <w:rPr>
                 <w:rFonts w:ascii="Neue Hans Kendrick" w:hAnsi="Neue Hans Kendrick"/>
@@ -1003,9 +779,8 @@
                 <w:szCs w:val="16"/>
                 <w:lang w:val="en-US"/>
               </w:rPr>
-              <w:t xml:space="preserve">{{ </w:t>
-            </w:r>
-            <w:proofErr w:type="spellStart"/>
+              <w:t>{{ invoice_title}}</w:t>
+            </w:r>
             <w:r>
               <w:rPr>
                 <w:rFonts w:ascii="Neue Hans Kendrick" w:hAnsi="Neue Hans Kendrick"/>
@@ -1013,19 +788,19 @@
                 <w:szCs w:val="16"/>
                 <w:lang w:val="en-US"/>
               </w:rPr>
-              <w:t>invoice</w:t>
-            </w:r>
-            <w:proofErr w:type="gramEnd"/>
-            <w:r>
+              <w:t xml:space="preserve"> </w:t>
+            </w:r>
+          </w:p>
+          <w:p>
+            <w:pPr>
+              <w:pStyle w:val="Tabelleninhalt"/>
               <w:rPr>
                 <w:rFonts w:ascii="Neue Hans Kendrick" w:hAnsi="Neue Hans Kendrick"/>
                 <w:sz w:val="16"/>
                 <w:szCs w:val="16"/>
                 <w:lang w:val="en-US"/>
               </w:rPr>
-              <w:t>_title</w:t>
-            </w:r>
-            <w:proofErr w:type="spellEnd"/>
+            </w:pPr>
             <w:r>
               <w:rPr>
                 <w:rFonts w:ascii="Neue Hans Kendrick" w:hAnsi="Neue Hans Kendrick"/>
@@ -1033,7 +808,39 @@
                 <w:szCs w:val="16"/>
                 <w:lang w:val="en-US"/>
               </w:rPr>
-              <w:t>}}</w:t>
+              <w:t>{% if invoice_type == 'AR' %}</w:t>
+            </w:r>
+            <w:r>
+              <w:rPr>
+                <w:rFonts w:ascii="Neue Hans Kendrick" w:hAnsi="Neue Hans Kendrick"/>
+                <w:sz w:val="16"/>
+                <w:szCs w:val="16"/>
+              </w:rPr>
+              <w:t>{% if current_ar_number %}{{ current_ar_number }}</w:t>
+            </w:r>
+            <w:r>
+              <w:rPr>
+                <w:rFonts w:ascii="Neue Hans Kendrick" w:hAnsi="Neue Hans Kendrick"/>
+                <w:sz w:val="16"/>
+                <w:szCs w:val="16"/>
+              </w:rPr>
+              <w:t xml:space="preserve">. </w:t>
+            </w:r>
+            <w:r>
+              <w:rPr>
+                <w:rFonts w:ascii="Neue Hans Kendrick" w:hAnsi="Neue Hans Kendrick"/>
+                <w:sz w:val="16"/>
+                <w:szCs w:val="16"/>
+              </w:rPr>
+              <w:t>{% endif %}</w:t>
+            </w:r>
+            <w:r>
+              <w:rPr>
+                <w:rFonts w:ascii="Neue Hans Kendrick" w:hAnsi="Neue Hans Kendrick"/>
+                <w:sz w:val="16"/>
+                <w:szCs w:val="16"/>
+              </w:rPr>
+              <w:t>Abschlagsrechnung</w:t>
             </w:r>
             <w:r>
               <w:rPr>
@@ -1042,263 +849,7 @@
                 <w:szCs w:val="16"/>
                 <w:lang w:val="en-US"/>
               </w:rPr>
-              <w:t xml:space="preserve"> </w:t>
-            </w:r>
-          </w:p>
-          <w:p>
-            <w:pPr>
-              <w:pStyle w:val="Tabelleninhalt"/>
-              <w:rPr>
-                <w:rFonts w:ascii="Neue Hans Kendrick" w:hAnsi="Neue Hans Kendrick"/>
-                <w:sz w:val="16"/>
-                <w:szCs w:val="16"/>
-                <w:lang w:val="en-US"/>
-              </w:rPr>
-            </w:pPr>
-            <w:r>
-              <w:rPr>
-                <w:rFonts w:ascii="Neue Hans Kendrick" w:hAnsi="Neue Hans Kendrick"/>
-                <w:sz w:val="16"/>
-                <w:szCs w:val="16"/>
-                <w:lang w:val="en-US"/>
-              </w:rPr>
-              <w:t xml:space="preserve">{% if </w:t>
-            </w:r>
-            <w:proofErr w:type="spellStart"/>
-            <w:r>
-              <w:rPr>
-                <w:rFonts w:ascii="Neue Hans Kendrick" w:hAnsi="Neue Hans Kendrick"/>
-                <w:sz w:val="16"/>
-                <w:szCs w:val="16"/>
-                <w:lang w:val="en-US"/>
-              </w:rPr>
-              <w:t>invoice_type</w:t>
-            </w:r>
-            <w:proofErr w:type="spellEnd"/>
-            <w:r>
-              <w:rPr>
-                <w:rFonts w:ascii="Neue Hans Kendrick" w:hAnsi="Neue Hans Kendrick"/>
-                <w:sz w:val="16"/>
-                <w:szCs w:val="16"/>
-                <w:lang w:val="en-US"/>
-              </w:rPr>
-              <w:t xml:space="preserve"> == 'AR' </w:t>
-            </w:r>
-            <w:proofErr w:type="gramStart"/>
-            <w:r>
-              <w:rPr>
-                <w:rFonts w:ascii="Neue Hans Kendrick" w:hAnsi="Neue Hans Kendrick"/>
-                <w:sz w:val="16"/>
-                <w:szCs w:val="16"/>
-                <w:lang w:val="en-US"/>
-              </w:rPr>
-              <w:t>%}</w:t>
-            </w:r>
-            <w:r>
-              <w:rPr>
-                <w:rFonts w:ascii="Neue Hans Kendrick" w:hAnsi="Neue Hans Kendrick"/>
-                <w:sz w:val="16"/>
-                <w:szCs w:val="16"/>
-              </w:rPr>
-              <w:t>{</w:t>
-            </w:r>
-            <w:proofErr w:type="gramEnd"/>
-            <w:r>
-              <w:rPr>
-                <w:rFonts w:ascii="Neue Hans Kendrick" w:hAnsi="Neue Hans Kendrick"/>
-                <w:sz w:val="16"/>
-                <w:szCs w:val="16"/>
-              </w:rPr>
-              <w:t xml:space="preserve">% if current_ar_number </w:t>
-            </w:r>
-            <w:proofErr w:type="gramStart"/>
-            <w:r>
-              <w:rPr>
-                <w:rFonts w:ascii="Neue Hans Kendrick" w:hAnsi="Neue Hans Kendrick"/>
-                <w:sz w:val="16"/>
-                <w:szCs w:val="16"/>
-              </w:rPr>
-              <w:t>%}{{ current</w:t>
-            </w:r>
-            <w:proofErr w:type="gramEnd"/>
-            <w:r>
-              <w:rPr>
-                <w:rFonts w:ascii="Neue Hans Kendrick" w:hAnsi="Neue Hans Kendrick"/>
-                <w:sz w:val="16"/>
-                <w:szCs w:val="16"/>
-              </w:rPr>
-              <w:t>_ar_</w:t>
-            </w:r>
-            <w:proofErr w:type="gramStart"/>
-            <w:r>
-              <w:rPr>
-                <w:rFonts w:ascii="Neue Hans Kendrick" w:hAnsi="Neue Hans Kendrick"/>
-                <w:sz w:val="16"/>
-                <w:szCs w:val="16"/>
-              </w:rPr>
-              <w:t>number }</w:t>
-            </w:r>
-            <w:proofErr w:type="gramEnd"/>
-            <w:r>
-              <w:rPr>
-                <w:rFonts w:ascii="Neue Hans Kendrick" w:hAnsi="Neue Hans Kendrick"/>
-                <w:sz w:val="16"/>
-                <w:szCs w:val="16"/>
-              </w:rPr>
-              <w:t>}</w:t>
-            </w:r>
-            <w:r>
-              <w:rPr>
-                <w:rFonts w:ascii="Neue Hans Kendrick" w:hAnsi="Neue Hans Kendrick"/>
-                <w:sz w:val="16"/>
-                <w:szCs w:val="16"/>
-              </w:rPr>
-              <w:t xml:space="preserve">. </w:t>
-            </w:r>
-            <w:r>
-              <w:rPr>
-                <w:rFonts w:ascii="Neue Hans Kendrick" w:hAnsi="Neue Hans Kendrick"/>
-                <w:sz w:val="16"/>
-                <w:szCs w:val="16"/>
-              </w:rPr>
-              <w:t>{% endif %}</w:t>
-            </w:r>
-            <w:r>
-              <w:rPr>
-                <w:rFonts w:ascii="Neue Hans Kendrick" w:hAnsi="Neue Hans Kendrick"/>
-                <w:sz w:val="16"/>
-                <w:szCs w:val="16"/>
-              </w:rPr>
-              <w:t>Abschlagsrechnung</w:t>
-            </w:r>
-            <w:r>
-              <w:rPr>
-                <w:rFonts w:ascii="Neue Hans Kendrick" w:hAnsi="Neue Hans Kendrick"/>
-                <w:sz w:val="16"/>
-                <w:szCs w:val="16"/>
-                <w:lang w:val="en-US"/>
-              </w:rPr>
-              <w:t xml:space="preserve">{% </w:t>
-            </w:r>
-            <w:proofErr w:type="spellStart"/>
-            <w:r>
-              <w:rPr>
-                <w:rFonts w:ascii="Neue Hans Kendrick" w:hAnsi="Neue Hans Kendrick"/>
-                <w:sz w:val="16"/>
-                <w:szCs w:val="16"/>
-                <w:lang w:val="en-US"/>
-              </w:rPr>
-              <w:t>elif</w:t>
-            </w:r>
-            <w:proofErr w:type="spellEnd"/>
-            <w:r>
-              <w:rPr>
-                <w:rFonts w:ascii="Neue Hans Kendrick" w:hAnsi="Neue Hans Kendrick"/>
-                <w:sz w:val="16"/>
-                <w:szCs w:val="16"/>
-                <w:lang w:val="en-US"/>
-              </w:rPr>
-              <w:t xml:space="preserve"> </w:t>
-            </w:r>
-            <w:proofErr w:type="spellStart"/>
-            <w:r>
-              <w:rPr>
-                <w:rFonts w:ascii="Neue Hans Kendrick" w:hAnsi="Neue Hans Kendrick"/>
-                <w:sz w:val="16"/>
-                <w:szCs w:val="16"/>
-                <w:lang w:val="en-US"/>
-              </w:rPr>
-              <w:t>invoice_type</w:t>
-            </w:r>
-            <w:proofErr w:type="spellEnd"/>
-            <w:r>
-              <w:rPr>
-                <w:rFonts w:ascii="Neue Hans Kendrick" w:hAnsi="Neue Hans Kendrick"/>
-                <w:sz w:val="16"/>
-                <w:szCs w:val="16"/>
-                <w:lang w:val="en-US"/>
-              </w:rPr>
-              <w:t xml:space="preserve"> == 'ZR' %}</w:t>
-            </w:r>
-            <w:proofErr w:type="spellStart"/>
-            <w:r>
-              <w:rPr>
-                <w:rFonts w:ascii="Neue Hans Kendrick" w:hAnsi="Neue Hans Kendrick"/>
-                <w:sz w:val="16"/>
-                <w:szCs w:val="16"/>
-                <w:lang w:val="en-US"/>
-              </w:rPr>
-              <w:t>Anzahlungsrechnung</w:t>
-            </w:r>
-            <w:proofErr w:type="spellEnd"/>
-            <w:r>
-              <w:rPr>
-                <w:rFonts w:ascii="Neue Hans Kendrick" w:hAnsi="Neue Hans Kendrick"/>
-                <w:sz w:val="16"/>
-                <w:szCs w:val="16"/>
-                <w:lang w:val="en-US"/>
-              </w:rPr>
-              <w:t xml:space="preserve">{% </w:t>
-            </w:r>
-            <w:proofErr w:type="spellStart"/>
-            <w:r>
-              <w:rPr>
-                <w:rFonts w:ascii="Neue Hans Kendrick" w:hAnsi="Neue Hans Kendrick"/>
-                <w:sz w:val="16"/>
-                <w:szCs w:val="16"/>
-                <w:lang w:val="en-US"/>
-              </w:rPr>
-              <w:t>elif</w:t>
-            </w:r>
-            <w:proofErr w:type="spellEnd"/>
-            <w:r>
-              <w:rPr>
-                <w:rFonts w:ascii="Neue Hans Kendrick" w:hAnsi="Neue Hans Kendrick"/>
-                <w:sz w:val="16"/>
-                <w:szCs w:val="16"/>
-                <w:lang w:val="en-US"/>
-              </w:rPr>
-              <w:t xml:space="preserve"> </w:t>
-            </w:r>
-            <w:proofErr w:type="spellStart"/>
-            <w:r>
-              <w:rPr>
-                <w:rFonts w:ascii="Neue Hans Kendrick" w:hAnsi="Neue Hans Kendrick"/>
-                <w:sz w:val="16"/>
-                <w:szCs w:val="16"/>
-                <w:lang w:val="en-US"/>
-              </w:rPr>
-              <w:t>invoice_type</w:t>
-            </w:r>
-            <w:proofErr w:type="spellEnd"/>
-            <w:r>
-              <w:rPr>
-                <w:rFonts w:ascii="Neue Hans Kendrick" w:hAnsi="Neue Hans Kendrick"/>
-                <w:sz w:val="16"/>
-                <w:szCs w:val="16"/>
-                <w:lang w:val="en-US"/>
-              </w:rPr>
-              <w:t xml:space="preserve"> == 'ER' %}</w:t>
-            </w:r>
-            <w:proofErr w:type="spellStart"/>
-            <w:r>
-              <w:rPr>
-                <w:rFonts w:ascii="Neue Hans Kendrick" w:hAnsi="Neue Hans Kendrick"/>
-                <w:sz w:val="16"/>
-                <w:szCs w:val="16"/>
-                <w:lang w:val="en-US"/>
-              </w:rPr>
-              <w:t>Rechnung</w:t>
-            </w:r>
-            <w:proofErr w:type="spellEnd"/>
-            <w:r>
-              <w:rPr>
-                <w:rFonts w:ascii="Neue Hans Kendrick" w:hAnsi="Neue Hans Kendrick"/>
-                <w:sz w:val="16"/>
-                <w:szCs w:val="16"/>
-                <w:lang w:val="en-US"/>
-              </w:rPr>
-              <w:t xml:space="preserve">{% else %} </w:t>
+              <w:t xml:space="preserve">{% elif invoice_type == 'ZR' %}Anzahlungsrechnung{% elif invoice_type == 'ER' %}Rechnung{% else %} </w:t>
             </w:r>
             <w:r>
               <w:rPr>
@@ -2757,65 +2308,8 @@
                 <w:rFonts w:ascii="Neue Hans Kendrick" w:eastAsia="Neue Hans Kendrick Light" w:hAnsi="Neue Hans Kendrick"/>
                 <w:lang w:val="en-US" w:eastAsia="de-DE" w:bidi="de-DE"/>
               </w:rPr>
-              <w:t xml:space="preserve">{% </w:t>
-            </w:r>
-            <w:proofErr w:type="spellStart"/>
-            <w:r>
-              <w:rPr>
-                <w:rFonts w:ascii="Neue Hans Kendrick" w:eastAsia="Neue Hans Kendrick Light" w:hAnsi="Neue Hans Kendrick"/>
-                <w:lang w:val="en-US" w:eastAsia="de-DE" w:bidi="de-DE"/>
-              </w:rPr>
-              <w:t>elif</w:t>
-            </w:r>
-            <w:proofErr w:type="spellEnd"/>
-            <w:r>
-              <w:rPr>
-                <w:rFonts w:ascii="Neue Hans Kendrick" w:eastAsia="Neue Hans Kendrick Light" w:hAnsi="Neue Hans Kendrick"/>
-                <w:lang w:val="en-US" w:eastAsia="de-DE" w:bidi="de-DE"/>
-              </w:rPr>
-              <w:t xml:space="preserve"> </w:t>
-            </w:r>
-            <w:proofErr w:type="spellStart"/>
-            <w:r>
-              <w:rPr>
-                <w:rFonts w:ascii="Neue Hans Kendrick" w:eastAsia="Neue Hans Kendrick Light" w:hAnsi="Neue Hans Kendrick"/>
-                <w:lang w:val="en-US" w:eastAsia="de-DE" w:bidi="de-DE"/>
-              </w:rPr>
-              <w:t>invoice_type</w:t>
-            </w:r>
-            <w:proofErr w:type="spellEnd"/>
-            <w:r>
-              <w:rPr>
-                <w:rFonts w:ascii="Neue Hans Kendrick" w:eastAsia="Neue Hans Kendrick Light" w:hAnsi="Neue Hans Kendrick"/>
-                <w:lang w:val="en-US" w:eastAsia="de-DE" w:bidi="de-DE"/>
-              </w:rPr>
-              <w:t xml:space="preserve"> == 'AR' or </w:t>
-            </w:r>
-            <w:proofErr w:type="spellStart"/>
-            <w:r>
-              <w:rPr>
-                <w:rFonts w:ascii="Neue Hans Kendrick" w:eastAsia="Neue Hans Kendrick Light" w:hAnsi="Neue Hans Kendrick"/>
-                <w:lang w:val="en-US" w:eastAsia="de-DE" w:bidi="de-DE"/>
-              </w:rPr>
-              <w:t>invoice_type</w:t>
-            </w:r>
-            <w:proofErr w:type="spellEnd"/>
-            <w:r>
-              <w:rPr>
-                <w:rFonts w:ascii="Neue Hans Kendrick" w:eastAsia="Neue Hans Kendrick Light" w:hAnsi="Neue Hans Kendrick"/>
-                <w:lang w:val="en-US" w:eastAsia="de-DE" w:bidi="de-DE"/>
-              </w:rPr>
-              <w:t xml:space="preserve"> == 'ER</w:t>
-            </w:r>
-            <w:proofErr w:type="gramStart"/>
-            <w:r>
-              <w:rPr>
-                <w:rFonts w:ascii="Neue Hans Kendrick" w:eastAsia="Neue Hans Kendrick Light" w:hAnsi="Neue Hans Kendrick"/>
-                <w:lang w:val="en-US" w:eastAsia="de-DE" w:bidi="de-DE"/>
-              </w:rPr>
-              <w:t>' %}</w:t>
-            </w:r>
-            <w:proofErr w:type="gramEnd"/>
+              <w:t>{% elif invoice_type == 'AR' or invoice_type == 'ER' %}</w:t>
+            </w:r>
           </w:p>
           <w:p>
             <w:pPr>
@@ -3455,7 +2949,6 @@
         </w:rPr>
         <w:t xml:space="preserve">{% if </w:t>
       </w:r>
-      <w:proofErr w:type="spellStart"/>
       <w:r>
         <w:rPr>
           <w:rFonts w:ascii="Neue Hans Kendrick" w:eastAsia="Neue Hans Kendrick Light" w:hAnsi="Neue Hans Kendrick" w:cs="Neue Hans Kendrick Light"/>
@@ -3465,9 +2958,8 @@
           <w:u w:val="single"/>
           <w:lang w:val="en-US" w:eastAsia="de-DE" w:bidi="de-DE"/>
         </w:rPr>
-        <w:t>is_hoai_</w:t>
+        <w:t xml:space="preserve">is_hoai_contract </w:t>
       </w:r>
-      <w:proofErr w:type="gramStart"/>
       <w:r>
         <w:rPr>
           <w:rFonts w:ascii="Neue Hans Kendrick" w:eastAsia="Neue Hans Kendrick Light" w:hAnsi="Neue Hans Kendrick" w:cs="Neue Hans Kendrick Light"/>
@@ -3477,32 +2969,8 @@
           <w:u w:val="single"/>
           <w:lang w:val="en-US" w:eastAsia="de-DE" w:bidi="de-DE"/>
         </w:rPr>
-        <w:t>contract</w:t>
-      </w:r>
-      <w:proofErr w:type="spellEnd"/>
-      <w:r>
-        <w:rPr>
-          <w:rFonts w:ascii="Neue Hans Kendrick" w:eastAsia="Neue Hans Kendrick Light" w:hAnsi="Neue Hans Kendrick" w:cs="Neue Hans Kendrick Light"/>
-          <w:b/>
-          <w:color w:val="000000"/>
-          <w:sz w:val="18"/>
-          <w:u w:val="single"/>
-          <w:lang w:val="en-US" w:eastAsia="de-DE" w:bidi="de-DE"/>
-        </w:rPr>
-        <w:t xml:space="preserve"> </w:t>
-      </w:r>
-      <w:r>
-        <w:rPr>
-          <w:rFonts w:ascii="Neue Hans Kendrick" w:eastAsia="Neue Hans Kendrick Light" w:hAnsi="Neue Hans Kendrick" w:cs="Neue Hans Kendrick Light"/>
-          <w:b/>
-          <w:color w:val="000000"/>
-          <w:sz w:val="18"/>
-          <w:u w:val="single"/>
-          <w:lang w:val="en-US" w:eastAsia="de-DE" w:bidi="de-DE"/>
-        </w:rPr>
         <w:t>%}</w:t>
       </w:r>
-      <w:proofErr w:type="gramEnd"/>
     </w:p>
     <w:p>
       <w:pPr>
@@ -3590,48 +3058,8 @@
           <w:lang w:val="en-US" w:eastAsia="de-DE" w:bidi="de-DE"/>
         </w:rPr>
         <w:lastRenderedPageBreak/>
-        <w:t xml:space="preserve">{% if </w:t>
+        <w:t>{% if is_hoai_contract %}</w:t>
       </w:r>
-      <w:proofErr w:type="spellStart"/>
-      <w:r>
-        <w:rPr>
-          <w:rFonts w:ascii="Neue Hans Kendrick" w:eastAsia="Neue Hans Kendrick Light" w:hAnsi="Neue Hans Kendrick" w:cs="Neue Hans Kendrick Light"/>
-          <w:b/>
-          <w:color w:val="000000"/>
-          <w:sz w:val="2"/>
-          <w:szCs w:val="2"/>
-          <w:u w:val="single"/>
-          <w:lang w:val="en-US" w:eastAsia="de-DE" w:bidi="de-DE"/>
-        </w:rPr>
-        <w:t>is_hoai_</w:t>
-      </w:r>
-      <w:proofErr w:type="gramStart"/>
-      <w:r>
-        <w:rPr>
-          <w:rFonts w:ascii="Neue Hans Kendrick" w:eastAsia="Neue Hans Kendrick Light" w:hAnsi="Neue Hans Kendrick" w:cs="Neue Hans Kendrick Light"/>
-          <w:b/>
-          <w:color w:val="000000"/>
-          <w:sz w:val="2"/>
-          <w:szCs w:val="2"/>
-          <w:u w:val="single"/>
-          <w:lang w:val="en-US" w:eastAsia="de-DE" w:bidi="de-DE"/>
-        </w:rPr>
-        <w:t>contract</w:t>
-      </w:r>
-      <w:proofErr w:type="spellEnd"/>
-      <w:r>
-        <w:rPr>
-          <w:rFonts w:ascii="Neue Hans Kendrick" w:eastAsia="Neue Hans Kendrick Light" w:hAnsi="Neue Hans Kendrick" w:cs="Neue Hans Kendrick Light"/>
-          <w:b/>
-          <w:color w:val="000000"/>
-          <w:sz w:val="2"/>
-          <w:szCs w:val="2"/>
-          <w:u w:val="single"/>
-          <w:lang w:val="en-US" w:eastAsia="de-DE" w:bidi="de-DE"/>
-        </w:rPr>
-        <w:t xml:space="preserve"> %}</w:t>
-      </w:r>
-      <w:proofErr w:type="gramEnd"/>
     </w:p>
     <w:p>
       <w:pPr>
@@ -3647,7 +3075,6 @@
           <w:lang w:val="en-US" w:eastAsia="de-DE" w:bidi="de-DE"/>
         </w:rPr>
       </w:pPr>
-      <w:proofErr w:type="spellStart"/>
       <w:r>
         <w:rPr>
           <w:rFonts w:ascii="Neue Hans Kendrick" w:hAnsi="Neue Hans Kendrick"/>
@@ -3660,7 +3087,6 @@
         </w:rPr>
         <w:t>Honoraransatz</w:t>
       </w:r>
-      <w:proofErr w:type="spellEnd"/>
     </w:p>
     <w:p>
       <w:pPr>
@@ -6629,6 +6055,7 @@
                 <w:lang w:eastAsia="de-DE" w:bidi="de-DE"/>
               </w:rPr>
             </w:pPr>
+            <w:bookmarkStart w:id="5" w:name="_Hlk209778930"/>
             <w:r>
               <w:rPr>
                 <w:rFonts w:ascii="Neue Hans Kendrick" w:eastAsia="Neue Hans Kendrick Light" w:hAnsi="Neue Hans Kendrick" w:cs="Neue Hans Kendrick Light"/>
@@ -6904,59 +6331,8 @@
           <w:szCs w:val="2"/>
           <w:lang w:val="en-US"/>
         </w:rPr>
-        <w:t xml:space="preserve">{% for </w:t>
+        <w:t>{% for lp in lp_sections %}</w:t>
       </w:r>
-      <w:proofErr w:type="spellStart"/>
-      <w:r>
-        <w:rPr>
-          <w:rFonts w:ascii="Neue Hans Kendrick" w:hAnsi="Neue Hans Kendrick"/>
-          <w:sz w:val="2"/>
-          <w:szCs w:val="2"/>
-          <w:lang w:val="en-US"/>
-        </w:rPr>
-        <w:t>lp</w:t>
-      </w:r>
-      <w:proofErr w:type="spellEnd"/>
-      <w:r>
-        <w:rPr>
-          <w:rFonts w:ascii="Neue Hans Kendrick" w:hAnsi="Neue Hans Kendrick"/>
-          <w:sz w:val="2"/>
-          <w:szCs w:val="2"/>
-          <w:lang w:val="en-US"/>
-        </w:rPr>
-        <w:t xml:space="preserve"> in </w:t>
-      </w:r>
-      <w:proofErr w:type="spellStart"/>
-      <w:r>
-        <w:rPr>
-          <w:rFonts w:ascii="Neue Hans Kendrick" w:hAnsi="Neue Hans Kendrick"/>
-          <w:sz w:val="2"/>
-          <w:szCs w:val="2"/>
-          <w:lang w:val="en-US"/>
-        </w:rPr>
-        <w:t>lp_</w:t>
-      </w:r>
-      <w:proofErr w:type="gramStart"/>
-      <w:r>
-        <w:rPr>
-          <w:rFonts w:ascii="Neue Hans Kendrick" w:hAnsi="Neue Hans Kendrick"/>
-          <w:sz w:val="2"/>
-          <w:szCs w:val="2"/>
-          <w:lang w:val="en-US"/>
-        </w:rPr>
-        <w:t>sections</w:t>
-      </w:r>
-      <w:proofErr w:type="spellEnd"/>
-      <w:r>
-        <w:rPr>
-          <w:rFonts w:ascii="Neue Hans Kendrick" w:hAnsi="Neue Hans Kendrick"/>
-          <w:sz w:val="2"/>
-          <w:szCs w:val="2"/>
-          <w:lang w:val="en-US"/>
-        </w:rPr>
-        <w:t xml:space="preserve"> %}</w:t>
-      </w:r>
-      <w:proofErr w:type="gramEnd"/>
     </w:p>
     <w:tbl>
       <w:tblPr>
@@ -7009,38 +6385,13 @@
                 <w:lang w:val="en-US" w:eastAsia="de-DE" w:bidi="de-DE"/>
               </w:rPr>
             </w:pPr>
-            <w:bookmarkStart w:id="5" w:name="_Hlk190349867"/>
-            <w:proofErr w:type="gramStart"/>
+            <w:bookmarkStart w:id="6" w:name="_Hlk190349867"/>
             <w:r>
               <w:rPr>
                 <w:rFonts w:ascii="Neue Hans Kendrick" w:eastAsia="Neue Hans Kendrick Light" w:hAnsi="Neue Hans Kendrick" w:cs="Neue Hans Kendrick Light"/>
                 <w:lang w:val="en-US" w:eastAsia="de-DE" w:bidi="de-DE"/>
               </w:rPr>
-              <w:t xml:space="preserve">{{ </w:t>
-            </w:r>
-            <w:proofErr w:type="spellStart"/>
-            <w:r>
-              <w:rPr>
-                <w:rFonts w:ascii="Neue Hans Kendrick" w:eastAsia="Neue Hans Kendrick Light" w:hAnsi="Neue Hans Kendrick" w:cs="Neue Hans Kendrick Light"/>
-                <w:lang w:val="en-US" w:eastAsia="de-DE" w:bidi="de-DE"/>
-              </w:rPr>
-              <w:t>lp</w:t>
-            </w:r>
-            <w:proofErr w:type="gramEnd"/>
-            <w:r>
-              <w:rPr>
-                <w:rFonts w:ascii="Neue Hans Kendrick" w:eastAsia="Neue Hans Kendrick Light" w:hAnsi="Neue Hans Kendrick" w:cs="Neue Hans Kendrick Light"/>
-                <w:lang w:val="en-US" w:eastAsia="de-DE" w:bidi="de-DE"/>
-              </w:rPr>
-              <w:t>.lp_name</w:t>
-            </w:r>
-            <w:proofErr w:type="spellEnd"/>
-            <w:r>
-              <w:rPr>
-                <w:rFonts w:ascii="Neue Hans Kendrick" w:eastAsia="Neue Hans Kendrick Light" w:hAnsi="Neue Hans Kendrick" w:cs="Neue Hans Kendrick Light"/>
-                <w:lang w:val="en-US" w:eastAsia="de-DE" w:bidi="de-DE"/>
-              </w:rPr>
-              <w:t xml:space="preserve"> }}</w:t>
+              <w:t>{{ lp.lp_name }}</w:t>
             </w:r>
           </w:p>
         </w:tc>
@@ -7091,31 +6442,7 @@
                 <w:szCs w:val="2"/>
                 <w:lang w:val="en-US" w:eastAsia="de-DE" w:bidi="de-DE"/>
               </w:rPr>
-              <w:t xml:space="preserve">% for item in </w:t>
-            </w:r>
-            <w:proofErr w:type="spellStart"/>
-            <w:proofErr w:type="gramStart"/>
-            <w:r>
-              <w:rPr>
-                <w:rFonts w:ascii="Neue Hans Kendrick" w:eastAsia="Neue Hans Kendrick Light" w:hAnsi="Neue Hans Kendrick" w:cs="Neue Hans Kendrick Light"/>
-                <w:bCs/>
-                <w:sz w:val="2"/>
-                <w:szCs w:val="2"/>
-                <w:lang w:val="en-US" w:eastAsia="de-DE" w:bidi="de-DE"/>
-              </w:rPr>
-              <w:t>lp.Item</w:t>
-            </w:r>
-            <w:proofErr w:type="spellEnd"/>
-            <w:proofErr w:type="gramEnd"/>
-            <w:r>
-              <w:rPr>
-                <w:rFonts w:ascii="Neue Hans Kendrick" w:eastAsia="Neue Hans Kendrick Light" w:hAnsi="Neue Hans Kendrick" w:cs="Neue Hans Kendrick Light"/>
-                <w:bCs/>
-                <w:sz w:val="2"/>
-                <w:szCs w:val="2"/>
-                <w:lang w:val="en-US" w:eastAsia="de-DE" w:bidi="de-DE"/>
-              </w:rPr>
-              <w:t xml:space="preserve"> %}</w:t>
+              <w:t>% for item in lp.Item %}</w:t>
             </w:r>
           </w:p>
         </w:tc>
@@ -7153,23 +6480,7 @@
                 <w:rFonts w:ascii="Neue Hans Kendrick" w:eastAsia="Neue Hans Kendrick Light" w:hAnsi="Neue Hans Kendrick" w:cs="Neue Hans Kendrick Light"/>
                 <w:lang w:val="en-US" w:eastAsia="de-DE" w:bidi="de-DE"/>
               </w:rPr>
-              <w:t>{{</w:t>
-            </w:r>
-            <w:proofErr w:type="spellStart"/>
-            <w:r>
-              <w:rPr>
-                <w:rFonts w:ascii="Neue Hans Kendrick" w:eastAsia="Neue Hans Kendrick Light" w:hAnsi="Neue Hans Kendrick" w:cs="Neue Hans Kendrick Light"/>
-                <w:lang w:val="en-US" w:eastAsia="de-DE" w:bidi="de-DE"/>
-              </w:rPr>
-              <w:t>lp</w:t>
-            </w:r>
-            <w:proofErr w:type="spellEnd"/>
-            <w:r>
-              <w:rPr>
-                <w:rFonts w:ascii="Neue Hans Kendrick" w:eastAsia="Neue Hans Kendrick Light" w:hAnsi="Neue Hans Kendrick" w:cs="Neue Hans Kendrick Light"/>
-                <w:lang w:val="en-US" w:eastAsia="de-DE" w:bidi="de-DE"/>
-              </w:rPr>
-              <w:t>.</w:t>
+              <w:t>{{lp.</w:t>
             </w:r>
             <w:r>
               <w:rPr>
@@ -7178,37 +6489,12 @@
               </w:rPr>
               <w:t xml:space="preserve"> </w:t>
             </w:r>
-            <w:proofErr w:type="spellStart"/>
             <w:r>
               <w:rPr>
                 <w:rFonts w:ascii="Neue Hans Kendrick" w:eastAsia="Neue Hans Kendrick Light" w:hAnsi="Neue Hans Kendrick" w:cs="Neue Hans Kendrick Light"/>
                 <w:lang w:val="en-US" w:eastAsia="de-DE" w:bidi="de-DE"/>
               </w:rPr>
-              <w:t>lp_</w:t>
-            </w:r>
-            <w:proofErr w:type="gramStart"/>
-            <w:r>
-              <w:rPr>
-                <w:rFonts w:ascii="Neue Hans Kendrick" w:eastAsia="Neue Hans Kendrick Light" w:hAnsi="Neue Hans Kendrick" w:cs="Neue Hans Kendrick Light"/>
-                <w:lang w:val="en-US" w:eastAsia="de-DE" w:bidi="de-DE"/>
-              </w:rPr>
-              <w:t>percentage</w:t>
-            </w:r>
-            <w:proofErr w:type="spellEnd"/>
-            <w:r>
-              <w:rPr>
-                <w:rFonts w:ascii="Neue Hans Kendrick" w:eastAsia="Neue Hans Kendrick Light" w:hAnsi="Neue Hans Kendrick" w:cs="Neue Hans Kendrick Light"/>
-                <w:lang w:val="en-US" w:eastAsia="de-DE" w:bidi="de-DE"/>
-              </w:rPr>
-              <w:t xml:space="preserve"> }</w:t>
-            </w:r>
-            <w:proofErr w:type="gramEnd"/>
-            <w:r>
-              <w:rPr>
-                <w:rFonts w:ascii="Neue Hans Kendrick" w:eastAsia="Neue Hans Kendrick Light" w:hAnsi="Neue Hans Kendrick" w:cs="Neue Hans Kendrick Light"/>
-                <w:lang w:val="en-US" w:eastAsia="de-DE" w:bidi="de-DE"/>
-              </w:rPr>
-              <w:t xml:space="preserve">} </w:t>
+              <w:t xml:space="preserve">lp_percentage }} </w:t>
             </w:r>
             <w:r>
               <w:rPr>
@@ -7254,23 +6540,7 @@
                 <w:rFonts w:ascii="Neue Hans Kendrick" w:eastAsia="Neue Hans Kendrick Light" w:hAnsi="Neue Hans Kendrick" w:cs="Neue Hans Kendrick Light"/>
                 <w:lang w:val="en-US" w:eastAsia="de-DE" w:bidi="de-DE"/>
               </w:rPr>
-              <w:t>{{</w:t>
-            </w:r>
-            <w:proofErr w:type="spellStart"/>
-            <w:r>
-              <w:rPr>
-                <w:rFonts w:ascii="Neue Hans Kendrick" w:eastAsia="Neue Hans Kendrick Light" w:hAnsi="Neue Hans Kendrick" w:cs="Neue Hans Kendrick Light"/>
-                <w:lang w:val="en-US" w:eastAsia="de-DE" w:bidi="de-DE"/>
-              </w:rPr>
-              <w:t>lp</w:t>
-            </w:r>
-            <w:proofErr w:type="spellEnd"/>
-            <w:r>
-              <w:rPr>
-                <w:rFonts w:ascii="Neue Hans Kendrick" w:eastAsia="Neue Hans Kendrick Light" w:hAnsi="Neue Hans Kendrick" w:cs="Neue Hans Kendrick Light"/>
-                <w:lang w:val="en-US" w:eastAsia="de-DE" w:bidi="de-DE"/>
-              </w:rPr>
-              <w:t>.</w:t>
+              <w:t>{{lp.</w:t>
             </w:r>
             <w:r>
               <w:rPr>
@@ -7279,37 +6549,12 @@
               </w:rPr>
               <w:t xml:space="preserve"> </w:t>
             </w:r>
-            <w:proofErr w:type="spellStart"/>
             <w:r>
               <w:rPr>
                 <w:rFonts w:ascii="Neue Hans Kendrick" w:eastAsia="Neue Hans Kendrick Light" w:hAnsi="Neue Hans Kendrick" w:cs="Neue Hans Kendrick Light"/>
                 <w:lang w:val="en-US" w:eastAsia="de-DE" w:bidi="de-DE"/>
               </w:rPr>
-              <w:t>lp_</w:t>
-            </w:r>
-            <w:proofErr w:type="gramStart"/>
-            <w:r>
-              <w:rPr>
-                <w:rFonts w:ascii="Neue Hans Kendrick" w:eastAsia="Neue Hans Kendrick Light" w:hAnsi="Neue Hans Kendrick" w:cs="Neue Hans Kendrick Light"/>
-                <w:lang w:val="en-US" w:eastAsia="de-DE" w:bidi="de-DE"/>
-              </w:rPr>
-              <w:t>beauftragt</w:t>
-            </w:r>
-            <w:proofErr w:type="spellEnd"/>
-            <w:r>
-              <w:rPr>
-                <w:rFonts w:ascii="Neue Hans Kendrick" w:eastAsia="Neue Hans Kendrick Light" w:hAnsi="Neue Hans Kendrick" w:cs="Neue Hans Kendrick Light"/>
-                <w:lang w:val="en-US" w:eastAsia="de-DE" w:bidi="de-DE"/>
-              </w:rPr>
-              <w:t xml:space="preserve"> }</w:t>
-            </w:r>
-            <w:proofErr w:type="gramEnd"/>
-            <w:r>
-              <w:rPr>
-                <w:rFonts w:ascii="Neue Hans Kendrick" w:eastAsia="Neue Hans Kendrick Light" w:hAnsi="Neue Hans Kendrick" w:cs="Neue Hans Kendrick Light"/>
-                <w:lang w:val="en-US" w:eastAsia="de-DE" w:bidi="de-DE"/>
-              </w:rPr>
-              <w:t xml:space="preserve">} </w:t>
+              <w:t xml:space="preserve">lp_beauftragt }} </w:t>
             </w:r>
             <w:r>
               <w:rPr>
@@ -7350,53 +6595,12 @@
                 <w:lang w:eastAsia="de-DE" w:bidi="de-DE"/>
               </w:rPr>
             </w:pPr>
-            <w:proofErr w:type="gramStart"/>
             <w:r>
               <w:rPr>
                 <w:rFonts w:ascii="Neue Hans Kendrick" w:eastAsia="Neue Hans Kendrick Light" w:hAnsi="Neue Hans Kendrick" w:cs="Neue Hans Kendrick Light"/>
                 <w:lang w:val="en-US" w:eastAsia="de-DE" w:bidi="de-DE"/>
               </w:rPr>
-              <w:t xml:space="preserve">{{ </w:t>
-            </w:r>
-            <w:proofErr w:type="spellStart"/>
-            <w:r>
-              <w:rPr>
-                <w:rFonts w:ascii="Neue Hans Kendrick" w:eastAsia="Neue Hans Kendrick Light" w:hAnsi="Neue Hans Kendrick" w:cs="Neue Hans Kendrick Light"/>
-                <w:lang w:val="en-US" w:eastAsia="de-DE" w:bidi="de-DE"/>
-              </w:rPr>
-              <w:t>item</w:t>
-            </w:r>
-            <w:proofErr w:type="gramEnd"/>
-            <w:r>
-              <w:rPr>
-                <w:rFonts w:ascii="Neue Hans Kendrick" w:eastAsia="Neue Hans Kendrick Light" w:hAnsi="Neue Hans Kendrick" w:cs="Neue Hans Kendrick Light"/>
-                <w:lang w:val="en-US" w:eastAsia="de-DE" w:bidi="de-DE"/>
-              </w:rPr>
-              <w:t>.</w:t>
-            </w:r>
-            <w:proofErr w:type="gramStart"/>
-            <w:r>
-              <w:rPr>
-                <w:rFonts w:ascii="Neue Hans Kendrick" w:eastAsia="Neue Hans Kendrick Light" w:hAnsi="Neue Hans Kendrick" w:cs="Neue Hans Kendrick Light"/>
-                <w:lang w:val="en-US" w:eastAsia="de-DE" w:bidi="de-DE"/>
-              </w:rPr>
-              <w:t>quantity</w:t>
-            </w:r>
-            <w:proofErr w:type="spellEnd"/>
-            <w:r>
-              <w:rPr>
-                <w:rFonts w:ascii="Neue Hans Kendrick" w:eastAsia="Neue Hans Kendrick Light" w:hAnsi="Neue Hans Kendrick" w:cs="Neue Hans Kendrick Light"/>
-                <w:lang w:val="en-US" w:eastAsia="de-DE" w:bidi="de-DE"/>
-              </w:rPr>
-              <w:t xml:space="preserve"> }</w:t>
-            </w:r>
-            <w:proofErr w:type="gramEnd"/>
-            <w:r>
-              <w:rPr>
-                <w:rFonts w:ascii="Neue Hans Kendrick" w:eastAsia="Neue Hans Kendrick Light" w:hAnsi="Neue Hans Kendrick" w:cs="Neue Hans Kendrick Light"/>
-                <w:lang w:val="en-US" w:eastAsia="de-DE" w:bidi="de-DE"/>
-              </w:rPr>
-              <w:t xml:space="preserve">} </w:t>
+              <w:t xml:space="preserve">{{ item.quantity }} </w:t>
             </w:r>
             <w:r>
               <w:rPr>
@@ -7456,7 +6660,7 @@
         </w:tc>
       </w:tr>
     </w:tbl>
-    <w:bookmarkEnd w:id="5"/>
+    <w:bookmarkEnd w:id="6"/>
     <w:p>
       <w:pPr>
         <w:tabs>
@@ -7492,76 +6696,8 @@
           <w:szCs w:val="2"/>
           <w:lang w:val="en-US" w:eastAsia="de-DE" w:bidi="de-DE"/>
         </w:rPr>
-        <w:t xml:space="preserve">{% </w:t>
+        <w:t>{% endfor %}{% endfor %}</w:t>
       </w:r>
-      <w:proofErr w:type="spellStart"/>
-      <w:r>
-        <w:rPr>
-          <w:rFonts w:ascii="Neue Hans Kendrick" w:eastAsia="Neue Hans Kendrick Light" w:hAnsi="Neue Hans Kendrick" w:cs="Neue Hans Kendrick Light"/>
-          <w:b/>
-          <w:sz w:val="2"/>
-          <w:szCs w:val="2"/>
-          <w:lang w:val="en-US" w:eastAsia="de-DE" w:bidi="de-DE"/>
-        </w:rPr>
-        <w:t>endfor</w:t>
-      </w:r>
-      <w:proofErr w:type="spellEnd"/>
-      <w:r>
-        <w:rPr>
-          <w:rFonts w:ascii="Neue Hans Kendrick" w:eastAsia="Neue Hans Kendrick Light" w:hAnsi="Neue Hans Kendrick" w:cs="Neue Hans Kendrick Light"/>
-          <w:b/>
-          <w:sz w:val="2"/>
-          <w:szCs w:val="2"/>
-          <w:lang w:val="en-US" w:eastAsia="de-DE" w:bidi="de-DE"/>
-        </w:rPr>
-        <w:t xml:space="preserve"> </w:t>
-      </w:r>
-      <w:proofErr w:type="gramStart"/>
-      <w:r>
-        <w:rPr>
-          <w:rFonts w:ascii="Neue Hans Kendrick" w:eastAsia="Neue Hans Kendrick Light" w:hAnsi="Neue Hans Kendrick" w:cs="Neue Hans Kendrick Light"/>
-          <w:b/>
-          <w:sz w:val="2"/>
-          <w:szCs w:val="2"/>
-          <w:lang w:val="en-US" w:eastAsia="de-DE" w:bidi="de-DE"/>
-        </w:rPr>
-        <w:t>%}{</w:t>
-      </w:r>
-      <w:proofErr w:type="gramEnd"/>
-      <w:r>
-        <w:rPr>
-          <w:rFonts w:ascii="Neue Hans Kendrick" w:eastAsia="Neue Hans Kendrick Light" w:hAnsi="Neue Hans Kendrick" w:cs="Neue Hans Kendrick Light"/>
-          <w:b/>
-          <w:sz w:val="2"/>
-          <w:szCs w:val="2"/>
-          <w:lang w:val="en-US" w:eastAsia="de-DE" w:bidi="de-DE"/>
-        </w:rPr>
-        <w:t xml:space="preserve">% </w:t>
-      </w:r>
-      <w:proofErr w:type="spellStart"/>
-      <w:proofErr w:type="gramStart"/>
-      <w:r>
-        <w:rPr>
-          <w:rFonts w:ascii="Neue Hans Kendrick" w:eastAsia="Neue Hans Kendrick Light" w:hAnsi="Neue Hans Kendrick" w:cs="Neue Hans Kendrick Light"/>
-          <w:b/>
-          <w:sz w:val="2"/>
-          <w:szCs w:val="2"/>
-          <w:lang w:val="en-US" w:eastAsia="de-DE" w:bidi="de-DE"/>
-        </w:rPr>
-        <w:t>endfor</w:t>
-      </w:r>
-      <w:proofErr w:type="spellEnd"/>
-      <w:r>
-        <w:rPr>
-          <w:rFonts w:ascii="Neue Hans Kendrick" w:eastAsia="Neue Hans Kendrick Light" w:hAnsi="Neue Hans Kendrick" w:cs="Neue Hans Kendrick Light"/>
-          <w:b/>
-          <w:sz w:val="2"/>
-          <w:szCs w:val="2"/>
-          <w:lang w:val="en-US" w:eastAsia="de-DE" w:bidi="de-DE"/>
-        </w:rPr>
-        <w:t xml:space="preserve"> %}</w:t>
-      </w:r>
-      <w:proofErr w:type="gramEnd"/>
     </w:p>
     <w:tbl>
       <w:tblPr>
@@ -7894,6 +7030,7 @@
         <w:t>{% if contract_sections %}</w:t>
       </w:r>
     </w:p>
+    <w:bookmarkEnd w:id="5"/>
     <w:p>
       <w:pPr>
         <w:tabs>
@@ -7931,16 +7068,6 @@
       </w:r>
       <w:r>
         <w:rPr>
-          <w:b/>
-          <w:bCs/>
-          <w:color w:val="000000"/>
-          <w:u w:val="single"/>
-          <w:shd w:val="clear" w:color="auto" w:fill="FFFFFF"/>
-        </w:rPr>
-        <w:t xml:space="preserve"> </w:t>
-      </w:r>
-      <w:r>
-        <w:rPr>
           <w:rFonts w:ascii="Neue Hans Kendrick" w:eastAsia="Neue Hans Kendrick Light" w:hAnsi="Neue Hans Kendrick" w:cs="Neue Hans Kendrick Light"/>
           <w:b/>
           <w:bCs/>
@@ -7951,21 +7078,12 @@
       </w:r>
       <w:r>
         <w:rPr>
-          <w:rFonts w:ascii="Calibri" w:eastAsia="Neue Hans Kendrick Light" w:hAnsi="Calibri" w:cs="Calibri"/>
-          <w:b/>
-          <w:u w:val="single"/>
-          <w:lang w:eastAsia="de-DE" w:bidi="de-DE"/>
-        </w:rPr>
-        <w:t> </w:t>
-      </w:r>
-      <w:r>
-        <w:rPr>
           <w:rFonts w:ascii="Neue Hans Kendrick" w:eastAsia="Neue Hans Kendrick Light" w:hAnsi="Neue Hans Kendrick" w:cs="Neue Hans Kendrick Light"/>
           <w:b/>
           <w:u w:val="single"/>
           <w:lang w:eastAsia="de-DE" w:bidi="de-DE"/>
         </w:rPr>
-        <w:t xml:space="preserve"> {% else  %} Berechnung der Leistungen {% endif %}</w:t>
+        <w:t>{% else  %}Berechnung der Leistungen{% endif %}</w:t>
       </w:r>
     </w:p>
     <w:tbl>
@@ -8021,6 +7139,7 @@
                 <w:lang w:eastAsia="de-DE" w:bidi="de-DE"/>
               </w:rPr>
             </w:pPr>
+            <w:bookmarkStart w:id="7" w:name="_Hlk209778945"/>
             <w:r>
               <w:rPr>
                 <w:rFonts w:ascii="Neue Hans Kendrick" w:eastAsia="Neue Hans Kendrick Light" w:hAnsi="Neue Hans Kendrick" w:cs="Neue Hans Kendrick Light"/>
@@ -8337,39 +7456,8 @@
           <w:szCs w:val="8"/>
           <w:lang w:val="en-US"/>
         </w:rPr>
-        <w:t xml:space="preserve">{% for section in </w:t>
+        <w:t>{% for section in contract_sections %}</w:t>
       </w:r>
-      <w:proofErr w:type="spellStart"/>
-      <w:r>
-        <w:rPr>
-          <w:rFonts w:ascii="Neue Hans Kendrick" w:hAnsi="Neue Hans Kendrick"/>
-          <w:sz w:val="2"/>
-          <w:szCs w:val="8"/>
-          <w:lang w:val="en-US"/>
-        </w:rPr>
-        <w:t>contract_</w:t>
-      </w:r>
-      <w:proofErr w:type="gramStart"/>
-      <w:r>
-        <w:rPr>
-          <w:rFonts w:ascii="Neue Hans Kendrick" w:hAnsi="Neue Hans Kendrick"/>
-          <w:sz w:val="2"/>
-          <w:szCs w:val="8"/>
-          <w:lang w:val="en-US"/>
-        </w:rPr>
-        <w:t>sections</w:t>
-      </w:r>
-      <w:proofErr w:type="spellEnd"/>
-      <w:r>
-        <w:rPr>
-          <w:rFonts w:ascii="Neue Hans Kendrick" w:hAnsi="Neue Hans Kendrick"/>
-          <w:sz w:val="2"/>
-          <w:szCs w:val="8"/>
-          <w:lang w:val="en-US"/>
-        </w:rPr>
-        <w:t xml:space="preserve"> %}</w:t>
-      </w:r>
-      <w:proofErr w:type="gramEnd"/>
     </w:p>
     <w:tbl>
       <w:tblPr>
@@ -8425,80 +7513,7 @@
                 <w:rFonts w:ascii="Neue Hans Kendrick" w:eastAsia="Neue Hans Kendrick Light" w:hAnsi="Neue Hans Kendrick" w:cs="Neue Hans Kendrick Light"/>
                 <w:lang w:val="en-US" w:eastAsia="de-DE" w:bidi="de-DE"/>
               </w:rPr>
-              <w:t>{{</w:t>
-            </w:r>
-            <w:proofErr w:type="spellStart"/>
-            <w:proofErr w:type="gramStart"/>
-            <w:r>
-              <w:rPr>
-                <w:rFonts w:ascii="Neue Hans Kendrick" w:eastAsia="Neue Hans Kendrick Light" w:hAnsi="Neue Hans Kendrick" w:cs="Neue Hans Kendrick Light"/>
-                <w:lang w:val="en-US" w:eastAsia="de-DE" w:bidi="de-DE"/>
-              </w:rPr>
-              <w:t>section.section</w:t>
-            </w:r>
-            <w:proofErr w:type="gramEnd"/>
-            <w:r>
-              <w:rPr>
-                <w:rFonts w:ascii="Neue Hans Kendrick" w:eastAsia="Neue Hans Kendrick Light" w:hAnsi="Neue Hans Kendrick" w:cs="Neue Hans Kendrick Light"/>
-                <w:lang w:val="en-US" w:eastAsia="de-DE" w:bidi="de-DE"/>
-              </w:rPr>
-              <w:t>_</w:t>
-            </w:r>
-            <w:proofErr w:type="gramStart"/>
-            <w:r>
-              <w:rPr>
-                <w:rFonts w:ascii="Neue Hans Kendrick" w:eastAsia="Neue Hans Kendrick Light" w:hAnsi="Neue Hans Kendrick" w:cs="Neue Hans Kendrick Light"/>
-                <w:lang w:val="en-US" w:eastAsia="de-DE" w:bidi="de-DE"/>
-              </w:rPr>
-              <w:t>serial</w:t>
-            </w:r>
-            <w:proofErr w:type="spellEnd"/>
-            <w:r>
-              <w:rPr>
-                <w:rFonts w:ascii="Neue Hans Kendrick" w:eastAsia="Neue Hans Kendrick Light" w:hAnsi="Neue Hans Kendrick" w:cs="Neue Hans Kendrick Light"/>
-                <w:lang w:val="en-US" w:eastAsia="de-DE" w:bidi="de-DE"/>
-              </w:rPr>
-              <w:t xml:space="preserve"> }</w:t>
-            </w:r>
-            <w:proofErr w:type="gramEnd"/>
-            <w:r>
-              <w:rPr>
-                <w:rFonts w:ascii="Neue Hans Kendrick" w:eastAsia="Neue Hans Kendrick Light" w:hAnsi="Neue Hans Kendrick" w:cs="Neue Hans Kendrick Light"/>
-                <w:lang w:val="en-US" w:eastAsia="de-DE" w:bidi="de-DE"/>
-              </w:rPr>
-              <w:t xml:space="preserve">}. </w:t>
-            </w:r>
-            <w:proofErr w:type="gramStart"/>
-            <w:r>
-              <w:rPr>
-                <w:rFonts w:ascii="Neue Hans Kendrick" w:eastAsia="Neue Hans Kendrick Light" w:hAnsi="Neue Hans Kendrick" w:cs="Neue Hans Kendrick Light"/>
-                <w:lang w:val="en-US" w:eastAsia="de-DE" w:bidi="de-DE"/>
-              </w:rPr>
-              <w:t xml:space="preserve">{{ </w:t>
-            </w:r>
-            <w:proofErr w:type="spellStart"/>
-            <w:r>
-              <w:rPr>
-                <w:rFonts w:ascii="Neue Hans Kendrick" w:eastAsia="Neue Hans Kendrick Light" w:hAnsi="Neue Hans Kendrick" w:cs="Neue Hans Kendrick Light"/>
-                <w:lang w:val="en-US" w:eastAsia="de-DE" w:bidi="de-DE"/>
-              </w:rPr>
-              <w:t>section</w:t>
-            </w:r>
-            <w:proofErr w:type="gramEnd"/>
-            <w:r>
-              <w:rPr>
-                <w:rFonts w:ascii="Neue Hans Kendrick" w:eastAsia="Neue Hans Kendrick Light" w:hAnsi="Neue Hans Kendrick" w:cs="Neue Hans Kendrick Light"/>
-                <w:lang w:val="en-US" w:eastAsia="de-DE" w:bidi="de-DE"/>
-              </w:rPr>
-              <w:t>.section_name</w:t>
-            </w:r>
-            <w:proofErr w:type="spellEnd"/>
-            <w:r>
-              <w:rPr>
-                <w:rFonts w:ascii="Neue Hans Kendrick" w:eastAsia="Neue Hans Kendrick Light" w:hAnsi="Neue Hans Kendrick" w:cs="Neue Hans Kendrick Light"/>
-                <w:lang w:val="en-US" w:eastAsia="de-DE" w:bidi="de-DE"/>
-              </w:rPr>
-              <w:t xml:space="preserve"> }}</w:t>
+              <w:t>{{section.section_serial }}. {{ section.section_name }}</w:t>
             </w:r>
           </w:p>
         </w:tc>
@@ -8542,7 +7557,6 @@
             <w:r>
               <w:t xml:space="preserve"> </w:t>
             </w:r>
-            <w:proofErr w:type="spellStart"/>
             <w:r>
               <w:rPr>
                 <w:rFonts w:ascii="Neue Hans Kendrick" w:eastAsia="Neue Hans Kendrick Light" w:hAnsi="Neue Hans Kendrick" w:cs="Neue Hans Kendrick Light"/>
@@ -8557,7 +7571,6 @@
               </w:rPr>
               <w:t>eauftragt</w:t>
             </w:r>
-            <w:proofErr w:type="spellEnd"/>
             <w:r>
               <w:rPr>
                 <w:rFonts w:ascii="Neue Hans Kendrick" w:eastAsia="Neue Hans Kendrick Light" w:hAnsi="Neue Hans Kendrick" w:cs="Neue Hans Kendrick Light"/>
@@ -8684,31 +7697,7 @@
           <w:szCs w:val="4"/>
           <w:lang w:val="en-US" w:eastAsia="de-DE" w:bidi="de-DE"/>
         </w:rPr>
-        <w:t xml:space="preserve">{% for item in </w:t>
-      </w:r>
-      <w:proofErr w:type="spellStart"/>
-      <w:proofErr w:type="gramStart"/>
-      <w:r>
-        <w:rPr>
-          <w:rFonts w:ascii="Neue Hans Kendrick" w:eastAsia="Neue Hans Kendrick Light" w:hAnsi="Neue Hans Kendrick" w:cs="Neue Hans Kendrick Light"/>
-          <w:b/>
-          <w:sz w:val="2"/>
-          <w:szCs w:val="4"/>
-          <w:lang w:val="en-US" w:eastAsia="de-DE" w:bidi="de-DE"/>
-        </w:rPr>
-        <w:t>section.Item</w:t>
-      </w:r>
-      <w:proofErr w:type="spellEnd"/>
-      <w:proofErr w:type="gramEnd"/>
-      <w:r>
-        <w:rPr>
-          <w:rFonts w:ascii="Neue Hans Kendrick" w:eastAsia="Neue Hans Kendrick Light" w:hAnsi="Neue Hans Kendrick" w:cs="Neue Hans Kendrick Light"/>
-          <w:b/>
-          <w:sz w:val="2"/>
-          <w:szCs w:val="4"/>
-          <w:lang w:val="en-US" w:eastAsia="de-DE" w:bidi="de-DE"/>
-        </w:rPr>
-        <w:t xml:space="preserve"> %}</w:t>
+        <w:t>{% for item in section.Item %}</w:t>
       </w:r>
     </w:p>
     <w:tbl>
@@ -8763,37 +7752,12 @@
                 <w:lang w:val="en-US" w:eastAsia="de-DE" w:bidi="de-DE"/>
               </w:rPr>
             </w:pPr>
-            <w:proofErr w:type="gramStart"/>
             <w:r>
               <w:rPr>
                 <w:rFonts w:ascii="Neue Hans Kendrick" w:eastAsia="Neue Hans Kendrick Light" w:hAnsi="Neue Hans Kendrick" w:cs="Neue Hans Kendrick Light"/>
                 <w:lang w:val="en-US" w:eastAsia="de-DE" w:bidi="de-DE"/>
               </w:rPr>
-              <w:t xml:space="preserve">{{ </w:t>
-            </w:r>
-            <w:proofErr w:type="spellStart"/>
-            <w:r>
-              <w:rPr>
-                <w:rFonts w:ascii="Neue Hans Kendrick" w:eastAsia="Neue Hans Kendrick Light" w:hAnsi="Neue Hans Kendrick" w:cs="Neue Hans Kendrick Light"/>
-                <w:lang w:val="en-US" w:eastAsia="de-DE" w:bidi="de-DE"/>
-              </w:rPr>
-              <w:t>item</w:t>
-            </w:r>
-            <w:proofErr w:type="gramEnd"/>
-            <w:r>
-              <w:rPr>
-                <w:rFonts w:ascii="Neue Hans Kendrick" w:eastAsia="Neue Hans Kendrick Light" w:hAnsi="Neue Hans Kendrick" w:cs="Neue Hans Kendrick Light"/>
-                <w:lang w:val="en-US" w:eastAsia="de-DE" w:bidi="de-DE"/>
-              </w:rPr>
-              <w:t>.Item_serial</w:t>
-            </w:r>
-            <w:proofErr w:type="spellEnd"/>
-            <w:r>
-              <w:rPr>
-                <w:rFonts w:ascii="Neue Hans Kendrick" w:eastAsia="Neue Hans Kendrick Light" w:hAnsi="Neue Hans Kendrick" w:cs="Neue Hans Kendrick Light"/>
-                <w:lang w:val="en-US" w:eastAsia="de-DE" w:bidi="de-DE"/>
-              </w:rPr>
-              <w:t xml:space="preserve"> }}</w:t>
+              <w:t>{{ item.Item_serial }}</w:t>
             </w:r>
           </w:p>
         </w:tc>
@@ -8824,37 +7788,12 @@
                 <w:lang w:val="en-US" w:eastAsia="de-DE" w:bidi="de-DE"/>
               </w:rPr>
             </w:pPr>
-            <w:proofErr w:type="gramStart"/>
             <w:r>
               <w:rPr>
                 <w:rFonts w:ascii="Neue Hans Kendrick" w:eastAsia="Neue Hans Kendrick Light" w:hAnsi="Neue Hans Kendrick" w:cs="Neue Hans Kendrick Light"/>
                 <w:lang w:val="en-US" w:eastAsia="de-DE" w:bidi="de-DE"/>
               </w:rPr>
-              <w:t xml:space="preserve">{{ </w:t>
-            </w:r>
-            <w:proofErr w:type="spellStart"/>
-            <w:r>
-              <w:rPr>
-                <w:rFonts w:ascii="Neue Hans Kendrick" w:eastAsia="Neue Hans Kendrick Light" w:hAnsi="Neue Hans Kendrick" w:cs="Neue Hans Kendrick Light"/>
-                <w:lang w:val="en-US" w:eastAsia="de-DE" w:bidi="de-DE"/>
-              </w:rPr>
-              <w:t>item</w:t>
-            </w:r>
-            <w:proofErr w:type="gramEnd"/>
-            <w:r>
-              <w:rPr>
-                <w:rFonts w:ascii="Neue Hans Kendrick" w:eastAsia="Neue Hans Kendrick Light" w:hAnsi="Neue Hans Kendrick" w:cs="Neue Hans Kendrick Light"/>
-                <w:lang w:val="en-US" w:eastAsia="de-DE" w:bidi="de-DE"/>
-              </w:rPr>
-              <w:t>.Item_name</w:t>
-            </w:r>
-            <w:proofErr w:type="spellEnd"/>
-            <w:r>
-              <w:rPr>
-                <w:rFonts w:ascii="Neue Hans Kendrick" w:eastAsia="Neue Hans Kendrick Light" w:hAnsi="Neue Hans Kendrick" w:cs="Neue Hans Kendrick Light"/>
-                <w:lang w:val="en-US" w:eastAsia="de-DE" w:bidi="de-DE"/>
-              </w:rPr>
-              <w:t xml:space="preserve"> }}</w:t>
+              <w:t>{{ item.Item_name }}</w:t>
             </w:r>
           </w:p>
         </w:tc>
@@ -9266,51 +8205,7 @@
           <w:szCs w:val="6"/>
           <w:lang w:val="en-US" w:eastAsia="de-DE" w:bidi="de-DE"/>
         </w:rPr>
-        <w:t xml:space="preserve">{% endif %}{% </w:t>
-      </w:r>
-      <w:proofErr w:type="spellStart"/>
-      <w:r>
-        <w:rPr>
-          <w:rFonts w:ascii="Neue Hans Kendrick" w:eastAsia="Neue Hans Kendrick Light" w:hAnsi="Neue Hans Kendrick" w:cs="Neue Hans Kendrick Light"/>
-          <w:b/>
-          <w:sz w:val="2"/>
-          <w:szCs w:val="6"/>
-          <w:lang w:val="en-US" w:eastAsia="de-DE" w:bidi="de-DE"/>
-        </w:rPr>
-        <w:t>endfor</w:t>
-      </w:r>
-      <w:proofErr w:type="spellEnd"/>
-      <w:r>
-        <w:rPr>
-          <w:rFonts w:ascii="Neue Hans Kendrick" w:eastAsia="Neue Hans Kendrick Light" w:hAnsi="Neue Hans Kendrick" w:cs="Neue Hans Kendrick Light"/>
-          <w:b/>
-          <w:sz w:val="2"/>
-          <w:szCs w:val="6"/>
-          <w:lang w:val="en-US" w:eastAsia="de-DE" w:bidi="de-DE"/>
-        </w:rPr>
-        <w:t xml:space="preserve"> %}{% </w:t>
-      </w:r>
-      <w:proofErr w:type="spellStart"/>
-      <w:r>
-        <w:rPr>
-          <w:rFonts w:ascii="Neue Hans Kendrick" w:eastAsia="Neue Hans Kendrick Light" w:hAnsi="Neue Hans Kendrick" w:cs="Neue Hans Kendrick Light"/>
-          <w:b/>
-          <w:sz w:val="2"/>
-          <w:szCs w:val="6"/>
-          <w:lang w:val="en-US" w:eastAsia="de-DE" w:bidi="de-DE"/>
-        </w:rPr>
-        <w:t>endfor</w:t>
-      </w:r>
-      <w:proofErr w:type="spellEnd"/>
-      <w:r>
-        <w:rPr>
-          <w:rFonts w:ascii="Neue Hans Kendrick" w:eastAsia="Neue Hans Kendrick Light" w:hAnsi="Neue Hans Kendrick" w:cs="Neue Hans Kendrick Light"/>
-          <w:b/>
-          <w:sz w:val="2"/>
-          <w:szCs w:val="6"/>
-          <w:lang w:val="en-US" w:eastAsia="de-DE" w:bidi="de-DE"/>
-        </w:rPr>
-        <w:t xml:space="preserve"> %}</w:t>
+        <w:t>{% endif %}{% endfor %}{% endfor %}</w:t>
       </w:r>
     </w:p>
     <w:tbl>
@@ -9638,43 +8533,10 @@
           <w:u w:val="single"/>
           <w:lang w:val="en-US" w:eastAsia="de-DE" w:bidi="de-DE"/>
         </w:rPr>
-        <w:t xml:space="preserve">{% if </w:t>
+        <w:t>{% if additional_fee_percentage %}</w:t>
       </w:r>
-      <w:proofErr w:type="spellStart"/>
-      <w:r>
-        <w:rPr>
-          <w:rFonts w:ascii="Neue Hans Kendrick" w:eastAsia="Neue Hans Kendrick Light" w:hAnsi="Neue Hans Kendrick" w:cs="Neue Hans Kendrick Light"/>
-          <w:b/>
-          <w:color w:val="000000"/>
-          <w:u w:val="single"/>
-          <w:lang w:val="en-US" w:eastAsia="de-DE" w:bidi="de-DE"/>
-        </w:rPr>
-        <w:t>additional_fee_</w:t>
-      </w:r>
-      <w:proofErr w:type="gramStart"/>
-      <w:r>
-        <w:rPr>
-          <w:rFonts w:ascii="Neue Hans Kendrick" w:eastAsia="Neue Hans Kendrick Light" w:hAnsi="Neue Hans Kendrick" w:cs="Neue Hans Kendrick Light"/>
-          <w:b/>
-          <w:color w:val="000000"/>
-          <w:u w:val="single"/>
-          <w:lang w:val="en-US" w:eastAsia="de-DE" w:bidi="de-DE"/>
-        </w:rPr>
-        <w:t>percentage</w:t>
-      </w:r>
-      <w:proofErr w:type="spellEnd"/>
-      <w:r>
-        <w:rPr>
-          <w:rFonts w:ascii="Neue Hans Kendrick" w:eastAsia="Neue Hans Kendrick Light" w:hAnsi="Neue Hans Kendrick" w:cs="Neue Hans Kendrick Light"/>
-          <w:b/>
-          <w:color w:val="000000"/>
-          <w:u w:val="single"/>
-          <w:lang w:val="en-US" w:eastAsia="de-DE" w:bidi="de-DE"/>
-        </w:rPr>
-        <w:t xml:space="preserve"> %}</w:t>
-      </w:r>
-      <w:proofErr w:type="gramEnd"/>
     </w:p>
+    <w:bookmarkEnd w:id="7"/>
     <w:p>
       <w:pPr>
         <w:widowControl w:val="0"/>
@@ -10332,16 +9194,15 @@
                 <w:bCs/>
                 <w:lang w:val="en-US" w:eastAsia="de-DE" w:bidi="de-DE"/>
               </w:rPr>
-              <w:t xml:space="preserve">Auf </w:t>
-            </w:r>
-            <w:proofErr w:type="gramStart"/>
+              <w:t>Auf Pos.</w:t>
+            </w:r>
             <w:r>
               <w:rPr>
                 <w:rFonts w:ascii="Neue Hans Kendrick" w:eastAsia="Neue Hans Kendrick Light" w:hAnsi="Neue Hans Kendrick" w:cs="Neue Hans Kendrick Light"/>
                 <w:bCs/>
                 <w:lang w:val="en-US" w:eastAsia="de-DE" w:bidi="de-DE"/>
               </w:rPr>
-              <w:t>Pos.</w:t>
+              <w:t xml:space="preserve"> </w:t>
             </w:r>
             <w:r>
               <w:rPr>
@@ -10349,34 +9210,7 @@
                 <w:bCs/>
                 <w:lang w:val="en-US" w:eastAsia="de-DE" w:bidi="de-DE"/>
               </w:rPr>
-              <w:t xml:space="preserve"> </w:t>
-            </w:r>
-            <w:r>
-              <w:rPr>
-                <w:rFonts w:ascii="Neue Hans Kendrick" w:eastAsia="Neue Hans Kendrick Light" w:hAnsi="Neue Hans Kendrick" w:cs="Neue Hans Kendrick Light"/>
-                <w:bCs/>
-                <w:lang w:val="en-US" w:eastAsia="de-DE" w:bidi="de-DE"/>
-              </w:rPr>
-              <w:t>{{</w:t>
-            </w:r>
-            <w:proofErr w:type="spellStart"/>
-            <w:proofErr w:type="gramEnd"/>
-            <w:r>
-              <w:rPr>
-                <w:rFonts w:ascii="Neue Hans Kendrick" w:eastAsia="Neue Hans Kendrick Light" w:hAnsi="Neue Hans Kendrick" w:cs="Neue Hans Kendrick Light"/>
-                <w:bCs/>
-                <w:lang w:val="en-US" w:eastAsia="de-DE" w:bidi="de-DE"/>
-              </w:rPr>
-              <w:t>nachlass_applied_items</w:t>
-            </w:r>
-            <w:proofErr w:type="spellEnd"/>
-            <w:r>
-              <w:rPr>
-                <w:rFonts w:ascii="Neue Hans Kendrick" w:eastAsia="Neue Hans Kendrick Light" w:hAnsi="Neue Hans Kendrick" w:cs="Neue Hans Kendrick Light"/>
-                <w:bCs/>
-                <w:lang w:val="en-US" w:eastAsia="de-DE" w:bidi="de-DE"/>
-              </w:rPr>
-              <w:t>}}</w:t>
+              <w:t>{{nachlass_applied_items}}</w:t>
             </w:r>
           </w:p>
           <w:p>
@@ -10593,6 +9427,7 @@
           <w:lang w:eastAsia="de-DE" w:bidi="de-DE"/>
         </w:rPr>
       </w:pPr>
+      <w:bookmarkStart w:id="8" w:name="_Hlk209778964"/>
       <w:r>
         <w:rPr>
           <w:rFonts w:ascii="Neue Hans Kendrick" w:eastAsia="Neue Hans Kendrick Light" w:hAnsi="Neue Hans Kendrick" w:cs="Neue Hans Kendrick Light"/>
@@ -10618,27 +9453,7 @@
           <w:szCs w:val="14"/>
           <w:lang w:val="en-GB"/>
         </w:rPr>
-        <w:t xml:space="preserve">{% if </w:t>
-      </w:r>
-      <w:proofErr w:type="spellStart"/>
-      <w:r>
-        <w:rPr>
-          <w:rFonts w:ascii="Neue Hans Kendrick" w:hAnsi="Neue Hans Kendrick"/>
-          <w:sz w:val="14"/>
-          <w:szCs w:val="14"/>
-          <w:lang w:val="en-GB"/>
-        </w:rPr>
-        <w:t>previous_invoices</w:t>
-      </w:r>
-      <w:proofErr w:type="spellEnd"/>
-      <w:r>
-        <w:rPr>
-          <w:rFonts w:ascii="Neue Hans Kendrick" w:hAnsi="Neue Hans Kendrick"/>
-          <w:sz w:val="14"/>
-          <w:szCs w:val="14"/>
-          <w:lang w:val="en-GB"/>
-        </w:rPr>
-        <w:t xml:space="preserve"> %} </w:t>
+        <w:t xml:space="preserve">{% if previous_invoices %} </w:t>
       </w:r>
     </w:p>
     <w:p>
@@ -10653,39 +9468,7 @@
           <w:rFonts w:ascii="Neue Hans Kendrick" w:eastAsia="Liberation Serif" w:hAnsi="Neue Hans Kendrick" w:cs="Liberation Serif"/>
           <w:lang w:val="en-US" w:eastAsia="x-none"/>
         </w:rPr>
-        <w:t xml:space="preserve">{% if </w:t>
-      </w:r>
-      <w:proofErr w:type="spellStart"/>
-      <w:r>
-        <w:rPr>
-          <w:rFonts w:ascii="Neue Hans Kendrick" w:eastAsia="Liberation Serif" w:hAnsi="Neue Hans Kendrick" w:cs="Liberation Serif"/>
-          <w:lang w:val="en-US" w:eastAsia="x-none"/>
-        </w:rPr>
-        <w:t>invoice_type</w:t>
-      </w:r>
-      <w:proofErr w:type="spellEnd"/>
-      <w:r>
-        <w:rPr>
-          <w:rFonts w:ascii="Neue Hans Kendrick" w:eastAsia="Liberation Serif" w:hAnsi="Neue Hans Kendrick" w:cs="Liberation Serif"/>
-          <w:lang w:val="en-US" w:eastAsia="x-none"/>
-        </w:rPr>
-        <w:t xml:space="preserve"> == 'AR' or </w:t>
-      </w:r>
-      <w:proofErr w:type="spellStart"/>
-      <w:r>
-        <w:rPr>
-          <w:rFonts w:ascii="Neue Hans Kendrick" w:eastAsia="Liberation Serif" w:hAnsi="Neue Hans Kendrick" w:cs="Liberation Serif"/>
-          <w:lang w:val="en-US" w:eastAsia="x-none"/>
-        </w:rPr>
-        <w:t>invoice_type</w:t>
-      </w:r>
-      <w:proofErr w:type="spellEnd"/>
-      <w:r>
-        <w:rPr>
-          <w:rFonts w:ascii="Neue Hans Kendrick" w:eastAsia="Liberation Serif" w:hAnsi="Neue Hans Kendrick" w:cs="Liberation Serif"/>
-          <w:lang w:val="en-US" w:eastAsia="x-none"/>
-        </w:rPr>
-        <w:t xml:space="preserve"> == '</w:t>
+        <w:t>{% if invoice_type == 'AR' or invoice_type == '</w:t>
       </w:r>
       <w:r>
         <w:rPr>
@@ -10699,18 +9482,10 @@
           <w:rFonts w:ascii="Neue Hans Kendrick" w:eastAsia="Liberation Serif" w:hAnsi="Neue Hans Kendrick" w:cs="Liberation Serif"/>
           <w:lang w:val="en-US" w:eastAsia="x-none"/>
         </w:rPr>
-        <w:t>R</w:t>
+        <w:t>R' %}</w:t>
       </w:r>
-      <w:proofErr w:type="gramStart"/>
-      <w:r>
-        <w:rPr>
-          <w:rFonts w:ascii="Neue Hans Kendrick" w:eastAsia="Liberation Serif" w:hAnsi="Neue Hans Kendrick" w:cs="Liberation Serif"/>
-          <w:lang w:val="en-US" w:eastAsia="x-none"/>
-        </w:rPr>
-        <w:t>' %}</w:t>
-      </w:r>
-      <w:proofErr w:type="gramEnd"/>
     </w:p>
+    <w:bookmarkEnd w:id="8"/>
     <w:p>
       <w:pPr>
         <w:widowControl w:val="0"/>
@@ -10964,39 +9739,8 @@
           <w:szCs w:val="8"/>
           <w:lang w:val="en-US"/>
         </w:rPr>
-        <w:t xml:space="preserve">{% for inv in </w:t>
+        <w:t>{% for inv in previous_invoices %}</w:t>
       </w:r>
-      <w:proofErr w:type="spellStart"/>
-      <w:r>
-        <w:rPr>
-          <w:rFonts w:ascii="Neue Hans Kendrick" w:hAnsi="Neue Hans Kendrick"/>
-          <w:sz w:val="2"/>
-          <w:szCs w:val="8"/>
-          <w:lang w:val="en-US"/>
-        </w:rPr>
-        <w:t>previous_</w:t>
-      </w:r>
-      <w:proofErr w:type="gramStart"/>
-      <w:r>
-        <w:rPr>
-          <w:rFonts w:ascii="Neue Hans Kendrick" w:hAnsi="Neue Hans Kendrick"/>
-          <w:sz w:val="2"/>
-          <w:szCs w:val="8"/>
-          <w:lang w:val="en-US"/>
-        </w:rPr>
-        <w:t>invoices</w:t>
-      </w:r>
-      <w:proofErr w:type="spellEnd"/>
-      <w:r>
-        <w:rPr>
-          <w:rFonts w:ascii="Neue Hans Kendrick" w:hAnsi="Neue Hans Kendrick"/>
-          <w:sz w:val="2"/>
-          <w:szCs w:val="8"/>
-          <w:lang w:val="en-US"/>
-        </w:rPr>
-        <w:t xml:space="preserve"> %}</w:t>
-      </w:r>
-      <w:proofErr w:type="gramEnd"/>
     </w:p>
     <w:tbl>
       <w:tblPr>
@@ -11048,138 +9792,54 @@
                 <w:lang w:val="en-US"/>
               </w:rPr>
             </w:pPr>
-            <w:proofErr w:type="gramStart"/>
             <w:r>
               <w:rPr>
                 <w:rFonts w:ascii="Neue Hans Kendrick" w:hAnsi="Neue Hans Kendrick"/>
                 <w:lang w:val="en-US"/>
               </w:rPr>
-              <w:t xml:space="preserve">{{ </w:t>
-            </w:r>
-            <w:proofErr w:type="spellStart"/>
+              <w:t>{{ inv.</w:t>
+            </w:r>
             <w:r>
               <w:rPr>
                 <w:rFonts w:ascii="Neue Hans Kendrick" w:hAnsi="Neue Hans Kendrick"/>
                 <w:lang w:val="en-US"/>
               </w:rPr>
-              <w:t>inv.</w:t>
+              <w:t>get_invoice_label</w:t>
             </w:r>
             <w:r>
               <w:rPr>
                 <w:rFonts w:ascii="Neue Hans Kendrick" w:hAnsi="Neue Hans Kendrick"/>
                 <w:lang w:val="en-US"/>
               </w:rPr>
-              <w:t>get</w:t>
-            </w:r>
-            <w:proofErr w:type="gramEnd"/>
+              <w:t>}}/</w:t>
+            </w:r>
             <w:r>
               <w:rPr>
                 <w:rFonts w:ascii="Neue Hans Kendrick" w:hAnsi="Neue Hans Kendrick"/>
                 <w:lang w:val="en-US"/>
               </w:rPr>
-              <w:t>_invoice_label</w:t>
-            </w:r>
-            <w:proofErr w:type="spellEnd"/>
+              <w:t xml:space="preserve">  </w:t>
+            </w:r>
             <w:r>
               <w:rPr>
                 <w:rFonts w:ascii="Neue Hans Kendrick" w:hAnsi="Neue Hans Kendrick"/>
                 <w:lang w:val="en-US"/>
               </w:rPr>
-              <w:t>}}</w:t>
-            </w:r>
-            <w:proofErr w:type="gramStart"/>
+              <w:t>{{ inv.invoice_title }}/</w:t>
+            </w:r>
             <w:r>
               <w:rPr>
                 <w:rFonts w:ascii="Neue Hans Kendrick" w:hAnsi="Neue Hans Kendrick"/>
                 <w:lang w:val="en-US"/>
               </w:rPr>
-              <w:t>/</w:t>
+              <w:t xml:space="preserve">  </w:t>
             </w:r>
             <w:r>
               <w:rPr>
                 <w:rFonts w:ascii="Neue Hans Kendrick" w:hAnsi="Neue Hans Kendrick"/>
                 <w:lang w:val="en-US"/>
               </w:rPr>
-              <w:t xml:space="preserve">  </w:t>
-            </w:r>
-            <w:r>
-              <w:rPr>
-                <w:rFonts w:ascii="Neue Hans Kendrick" w:hAnsi="Neue Hans Kendrick"/>
-                <w:lang w:val="en-US"/>
-              </w:rPr>
-              <w:t xml:space="preserve">{{ </w:t>
-            </w:r>
-            <w:proofErr w:type="spellStart"/>
-            <w:r>
-              <w:rPr>
-                <w:rFonts w:ascii="Neue Hans Kendrick" w:hAnsi="Neue Hans Kendrick"/>
-                <w:lang w:val="en-US"/>
-              </w:rPr>
-              <w:t>inv</w:t>
-            </w:r>
-            <w:proofErr w:type="gramEnd"/>
-            <w:r>
-              <w:rPr>
-                <w:rFonts w:ascii="Neue Hans Kendrick" w:hAnsi="Neue Hans Kendrick"/>
-                <w:lang w:val="en-US"/>
-              </w:rPr>
-              <w:t>.invoice_</w:t>
-            </w:r>
-            <w:proofErr w:type="gramStart"/>
-            <w:r>
-              <w:rPr>
-                <w:rFonts w:ascii="Neue Hans Kendrick" w:hAnsi="Neue Hans Kendrick"/>
-                <w:lang w:val="en-US"/>
-              </w:rPr>
-              <w:t>title</w:t>
-            </w:r>
-            <w:proofErr w:type="spellEnd"/>
-            <w:r>
-              <w:rPr>
-                <w:rFonts w:ascii="Neue Hans Kendrick" w:hAnsi="Neue Hans Kendrick"/>
-                <w:lang w:val="en-US"/>
-              </w:rPr>
-              <w:t xml:space="preserve"> }}/</w:t>
-            </w:r>
-            <w:proofErr w:type="gramEnd"/>
-            <w:r>
-              <w:rPr>
-                <w:rFonts w:ascii="Neue Hans Kendrick" w:hAnsi="Neue Hans Kendrick"/>
-                <w:lang w:val="en-US"/>
-              </w:rPr>
-              <w:t xml:space="preserve">  </w:t>
-            </w:r>
-            <w:proofErr w:type="gramStart"/>
-            <w:r>
-              <w:rPr>
-                <w:rFonts w:ascii="Neue Hans Kendrick" w:hAnsi="Neue Hans Kendrick"/>
-                <w:lang w:val="en-US"/>
-              </w:rPr>
-              <w:t xml:space="preserve">{{ </w:t>
-            </w:r>
-            <w:proofErr w:type="spellStart"/>
-            <w:r>
-              <w:rPr>
-                <w:rFonts w:ascii="Neue Hans Kendrick" w:hAnsi="Neue Hans Kendrick"/>
-                <w:lang w:val="en-US"/>
-              </w:rPr>
-              <w:t>inv</w:t>
-            </w:r>
-            <w:proofErr w:type="gramEnd"/>
-            <w:r>
-              <w:rPr>
-                <w:rFonts w:ascii="Neue Hans Kendrick" w:hAnsi="Neue Hans Kendrick"/>
-                <w:lang w:val="en-US"/>
-              </w:rPr>
-              <w:t>.created_at</w:t>
-            </w:r>
-            <w:proofErr w:type="spellEnd"/>
-            <w:r>
-              <w:rPr>
-                <w:rFonts w:ascii="Neue Hans Kendrick" w:hAnsi="Neue Hans Kendrick"/>
-                <w:lang w:val="en-US"/>
-              </w:rPr>
-              <w:t>}}</w:t>
+              <w:t>{{ inv.created_at}}</w:t>
             </w:r>
           </w:p>
         </w:tc>
@@ -11264,53 +9924,12 @@
                 <w:lang w:eastAsia="de-DE" w:bidi="de-DE"/>
               </w:rPr>
             </w:pPr>
-            <w:proofErr w:type="gramStart"/>
             <w:r>
               <w:rPr>
                 <w:rFonts w:ascii="Neue Hans Kendrick" w:hAnsi="Neue Hans Kendrick"/>
                 <w:lang w:val="en-US"/>
               </w:rPr>
-              <w:t xml:space="preserve">{{ </w:t>
-            </w:r>
-            <w:proofErr w:type="spellStart"/>
-            <w:r>
-              <w:rPr>
-                <w:rFonts w:ascii="Neue Hans Kendrick" w:hAnsi="Neue Hans Kendrick"/>
-                <w:lang w:val="en-US"/>
-              </w:rPr>
-              <w:t>inv</w:t>
-            </w:r>
-            <w:proofErr w:type="gramEnd"/>
-            <w:r>
-              <w:rPr>
-                <w:rFonts w:ascii="Neue Hans Kendrick" w:hAnsi="Neue Hans Kendrick"/>
-                <w:lang w:val="en-US"/>
-              </w:rPr>
-              <w:t>.invoice_</w:t>
-            </w:r>
-            <w:proofErr w:type="gramStart"/>
-            <w:r>
-              <w:rPr>
-                <w:rFonts w:ascii="Neue Hans Kendrick" w:hAnsi="Neue Hans Kendrick"/>
-                <w:lang w:val="en-US"/>
-              </w:rPr>
-              <w:t>gross</w:t>
-            </w:r>
-            <w:proofErr w:type="spellEnd"/>
-            <w:r>
-              <w:rPr>
-                <w:rFonts w:ascii="Neue Hans Kendrick" w:hAnsi="Neue Hans Kendrick"/>
-                <w:lang w:val="en-US"/>
-              </w:rPr>
-              <w:t xml:space="preserve"> }</w:t>
-            </w:r>
-            <w:proofErr w:type="gramEnd"/>
-            <w:r>
-              <w:rPr>
-                <w:rFonts w:ascii="Neue Hans Kendrick" w:hAnsi="Neue Hans Kendrick"/>
-                <w:lang w:val="en-US"/>
-              </w:rPr>
-              <w:t xml:space="preserve">} </w:t>
+              <w:t xml:space="preserve">{{ inv.invoice_gross }} </w:t>
             </w:r>
             <w:r>
               <w:rPr>
@@ -11353,53 +9972,12 @@
                 <w:lang w:val="en-US" w:eastAsia="de-DE" w:bidi="de-DE"/>
               </w:rPr>
             </w:pPr>
-            <w:proofErr w:type="gramStart"/>
             <w:r>
               <w:rPr>
                 <w:rFonts w:ascii="Neue Hans Kendrick" w:hAnsi="Neue Hans Kendrick"/>
                 <w:lang w:val="en-US"/>
               </w:rPr>
-              <w:t xml:space="preserve">{{ </w:t>
-            </w:r>
-            <w:proofErr w:type="spellStart"/>
-            <w:r>
-              <w:rPr>
-                <w:rFonts w:ascii="Neue Hans Kendrick" w:hAnsi="Neue Hans Kendrick"/>
-                <w:lang w:val="en-US"/>
-              </w:rPr>
-              <w:t>inv</w:t>
-            </w:r>
-            <w:proofErr w:type="gramEnd"/>
-            <w:r>
-              <w:rPr>
-                <w:rFonts w:ascii="Neue Hans Kendrick" w:hAnsi="Neue Hans Kendrick"/>
-                <w:lang w:val="en-US"/>
-              </w:rPr>
-              <w:t>.invoice_</w:t>
-            </w:r>
-            <w:proofErr w:type="gramStart"/>
-            <w:r>
-              <w:rPr>
-                <w:rFonts w:ascii="Neue Hans Kendrick" w:hAnsi="Neue Hans Kendrick"/>
-                <w:lang w:val="en-US"/>
-              </w:rPr>
-              <w:t>net</w:t>
-            </w:r>
-            <w:proofErr w:type="spellEnd"/>
-            <w:r>
-              <w:rPr>
-                <w:rFonts w:ascii="Neue Hans Kendrick" w:hAnsi="Neue Hans Kendrick"/>
-                <w:lang w:val="en-US"/>
-              </w:rPr>
-              <w:t xml:space="preserve"> }</w:t>
-            </w:r>
-            <w:proofErr w:type="gramEnd"/>
-            <w:r>
-              <w:rPr>
-                <w:rFonts w:ascii="Neue Hans Kendrick" w:hAnsi="Neue Hans Kendrick"/>
-                <w:lang w:val="en-US"/>
-              </w:rPr>
-              <w:t xml:space="preserve">} </w:t>
+              <w:t xml:space="preserve">{{ inv.invoice_net }} </w:t>
             </w:r>
             <w:r>
               <w:rPr>
@@ -11619,59 +10197,13 @@
                 <w:lang w:val="en-US" w:eastAsia="de-DE" w:bidi="de-DE"/>
               </w:rPr>
             </w:pPr>
-            <w:proofErr w:type="gramStart"/>
             <w:r>
               <w:rPr>
                 <w:rFonts w:ascii="Neue Hans Kendrick" w:eastAsia="Neue Hans Kendrick Light" w:hAnsi="Neue Hans Kendrick"/>
                 <w:b/>
                 <w:lang w:val="en-US" w:eastAsia="de-DE" w:bidi="de-DE"/>
               </w:rPr>
-              <w:t xml:space="preserve">{{ </w:t>
-            </w:r>
-            <w:proofErr w:type="spellStart"/>
-            <w:r>
-              <w:rPr>
-                <w:rFonts w:ascii="Neue Hans Kendrick" w:eastAsia="Neue Hans Kendrick Light" w:hAnsi="Neue Hans Kendrick"/>
-                <w:b/>
-                <w:lang w:val="en-US" w:eastAsia="de-DE" w:bidi="de-DE"/>
-              </w:rPr>
-              <w:t>total</w:t>
-            </w:r>
-            <w:proofErr w:type="gramEnd"/>
-            <w:r>
-              <w:rPr>
-                <w:rFonts w:ascii="Neue Hans Kendrick" w:eastAsia="Neue Hans Kendrick Light" w:hAnsi="Neue Hans Kendrick"/>
-                <w:b/>
-                <w:lang w:val="en-US" w:eastAsia="de-DE" w:bidi="de-DE"/>
-              </w:rPr>
-              <w:t>_invoice_</w:t>
-            </w:r>
-            <w:proofErr w:type="gramStart"/>
-            <w:r>
-              <w:rPr>
-                <w:rFonts w:ascii="Neue Hans Kendrick" w:eastAsia="Neue Hans Kendrick Light" w:hAnsi="Neue Hans Kendrick"/>
-                <w:b/>
-                <w:lang w:val="en-US" w:eastAsia="de-DE" w:bidi="de-DE"/>
-              </w:rPr>
-              <w:t>gross</w:t>
-            </w:r>
-            <w:proofErr w:type="spellEnd"/>
-            <w:r>
-              <w:rPr>
-                <w:rFonts w:ascii="Neue Hans Kendrick" w:eastAsia="Neue Hans Kendrick Light" w:hAnsi="Neue Hans Kendrick"/>
-                <w:b/>
-                <w:lang w:val="en-US" w:eastAsia="de-DE" w:bidi="de-DE"/>
-              </w:rPr>
-              <w:t xml:space="preserve"> }</w:t>
-            </w:r>
-            <w:proofErr w:type="gramEnd"/>
-            <w:r>
-              <w:rPr>
-                <w:rFonts w:ascii="Neue Hans Kendrick" w:eastAsia="Neue Hans Kendrick Light" w:hAnsi="Neue Hans Kendrick"/>
-                <w:b/>
-                <w:lang w:val="en-US" w:eastAsia="de-DE" w:bidi="de-DE"/>
-              </w:rPr>
-              <w:t>} €</w:t>
+              <w:t>{{ total_invoice_gross }} €</w:t>
             </w:r>
           </w:p>
         </w:tc>
@@ -11706,59 +10238,13 @@
                 <w:lang w:val="en-US" w:eastAsia="de-DE" w:bidi="de-DE"/>
               </w:rPr>
             </w:pPr>
-            <w:proofErr w:type="gramStart"/>
             <w:r>
               <w:rPr>
                 <w:rFonts w:ascii="Neue Hans Kendrick" w:eastAsia="Neue Hans Kendrick Light" w:hAnsi="Neue Hans Kendrick"/>
                 <w:b/>
                 <w:lang w:val="en-US" w:eastAsia="de-DE" w:bidi="de-DE"/>
               </w:rPr>
-              <w:t xml:space="preserve">{{ </w:t>
-            </w:r>
-            <w:proofErr w:type="spellStart"/>
-            <w:r>
-              <w:rPr>
-                <w:rFonts w:ascii="Neue Hans Kendrick" w:eastAsia="Neue Hans Kendrick Light" w:hAnsi="Neue Hans Kendrick"/>
-                <w:b/>
-                <w:lang w:val="en-US" w:eastAsia="de-DE" w:bidi="de-DE"/>
-              </w:rPr>
-              <w:t>total</w:t>
-            </w:r>
-            <w:proofErr w:type="gramEnd"/>
-            <w:r>
-              <w:rPr>
-                <w:rFonts w:ascii="Neue Hans Kendrick" w:eastAsia="Neue Hans Kendrick Light" w:hAnsi="Neue Hans Kendrick"/>
-                <w:b/>
-                <w:lang w:val="en-US" w:eastAsia="de-DE" w:bidi="de-DE"/>
-              </w:rPr>
-              <w:t>_invoice_</w:t>
-            </w:r>
-            <w:proofErr w:type="gramStart"/>
-            <w:r>
-              <w:rPr>
-                <w:rFonts w:ascii="Neue Hans Kendrick" w:eastAsia="Neue Hans Kendrick Light" w:hAnsi="Neue Hans Kendrick"/>
-                <w:b/>
-                <w:lang w:val="en-US" w:eastAsia="de-DE" w:bidi="de-DE"/>
-              </w:rPr>
-              <w:t>net</w:t>
-            </w:r>
-            <w:proofErr w:type="spellEnd"/>
-            <w:r>
-              <w:rPr>
-                <w:rFonts w:ascii="Neue Hans Kendrick" w:eastAsia="Neue Hans Kendrick Light" w:hAnsi="Neue Hans Kendrick"/>
-                <w:b/>
-                <w:lang w:val="en-US" w:eastAsia="de-DE" w:bidi="de-DE"/>
-              </w:rPr>
-              <w:t xml:space="preserve"> }</w:t>
-            </w:r>
-            <w:proofErr w:type="gramEnd"/>
-            <w:r>
-              <w:rPr>
-                <w:rFonts w:ascii="Neue Hans Kendrick" w:eastAsia="Neue Hans Kendrick Light" w:hAnsi="Neue Hans Kendrick"/>
-                <w:b/>
-                <w:lang w:val="en-US" w:eastAsia="de-DE" w:bidi="de-DE"/>
-              </w:rPr>
-              <w:t>} €</w:t>
+              <w:t>{{ total_invoice_net }} €</w:t>
             </w:r>
           </w:p>
         </w:tc>
@@ -13130,16 +11616,7 @@
               <w:sz w:val="12"/>
               <w:lang w:val="de-DE" w:eastAsia="de-DE" w:bidi="de-DE"/>
             </w:rPr>
-            <w:t xml:space="preserve">BCK </w:t>
-          </w:r>
-          <w:r>
-            <w:rPr>
-              <w:rFonts w:ascii="Neue Hans Kendrick Light" w:eastAsia="Neue Hans Kendrick Light" w:hAnsi="Neue Hans Kendrick Light" w:cs="Neue Hans Kendrick Light"/>
-              <w:b/>
-              <w:sz w:val="12"/>
-              <w:lang w:val="de-DE" w:eastAsia="de-DE" w:bidi="de-DE"/>
-            </w:rPr>
-            <w:t>Architektur GmbH</w:t>
+            <w:t>BCK Architektur GmbH</w:t>
           </w:r>
         </w:p>
         <w:p>
@@ -13575,6 +12052,7 @@
         <w:szCs w:val="16"/>
       </w:rPr>
     </w:pPr>
+    <w:bookmarkStart w:id="9" w:name="_Hlk209779090"/>
     <w:r>
       <w:rPr>
         <w:rFonts w:ascii="Neue Hans Kendrick" w:hAnsi="Neue Hans Kendrick"/>
@@ -13600,6 +12078,7 @@
       <w:t>{{ invoice_type}} {{ invoice_title}}</w:t>
     </w:r>
   </w:p>
+  <w:bookmarkEnd w:id="9"/>
   <w:p>
     <w:pPr>
       <w:pStyle w:val="Kopfzeile1"/>
@@ -14850,16 +13329,6 @@
 </file>
 
 <file path=customXml/item1.xml><?xml version="1.0" encoding="utf-8"?>
-<p:properties xmlns:p="http://schemas.microsoft.com/office/2006/metadata/properties" xmlns:xsi="http://www.w3.org/2001/XMLSchema-instance" xmlns:pc="http://schemas.microsoft.com/office/infopath/2007/PartnerControls">
-  <documentManagement/>
-</p:properties>
-</file>
-
-<file path=customXml/item2.xml><?xml version="1.0" encoding="utf-8"?>
-<b:Sources xmlns:b="http://schemas.openxmlformats.org/officeDocument/2006/bibliography" xmlns="http://schemas.openxmlformats.org/officeDocument/2006/bibliography" SelectedStyle="\APASixthEditionOfficeOnline.xsl" StyleName="APA" Version="6"/>
-</file>
-
-<file path=customXml/item3.xml><?xml version="1.0" encoding="utf-8"?>
 <ct:contentTypeSchema xmlns:ct="http://schemas.microsoft.com/office/2006/metadata/contentType" xmlns:ma="http://schemas.microsoft.com/office/2006/metadata/properties/metaAttributes" ct:_="" ma:_="" ma:contentTypeName="Dokument" ma:contentTypeID="0x0101006D9E405D3FD26F44A64A121B22F6ED00" ma:contentTypeVersion="4" ma:contentTypeDescription="Ein neues Dokument erstellen." ma:contentTypeScope="" ma:versionID="c6040cdc09756960d307e89a88fb656f">
   <xsd:schema xmlns:xsd="http://www.w3.org/2001/XMLSchema" xmlns:xs="http://www.w3.org/2001/XMLSchema" xmlns:p="http://schemas.microsoft.com/office/2006/metadata/properties" xmlns:ns2="8333de1c-ce45-4634-ae5c-edc640266045" targetNamespace="http://schemas.microsoft.com/office/2006/metadata/properties" ma:root="true" ma:fieldsID="c776fe58d0c7680c702f71e2117b1f21" ns2:_="">
     <xsd:import namespace="8333de1c-ce45-4634-ae5c-edc640266045"/>
@@ -15003,7 +13472,7 @@
 </ct:contentTypeSchema>
 </file>
 
-<file path=customXml/item4.xml><?xml version="1.0" encoding="utf-8"?>
+<file path=customXml/item2.xml><?xml version="1.0" encoding="utf-8"?>
 <?mso-contentType ?>
 <FormTemplates xmlns="http://schemas.microsoft.com/sharepoint/v3/contenttype/forms">
   <Display>DocumentLibraryForm</Display>
@@ -15012,24 +13481,17 @@
 </FormTemplates>
 </file>
 
-<file path=customXml/itemProps1.xml><?xml version="1.0" encoding="utf-8"?>
-<ds:datastoreItem xmlns:ds="http://schemas.openxmlformats.org/officeDocument/2006/customXml" ds:itemID="{3F1AB29C-3A3E-4AC0-BDFC-8A8F22DF1B1E}">
-  <ds:schemaRefs>
-    <ds:schemaRef ds:uri="http://schemas.microsoft.com/office/2006/metadata/properties"/>
-    <ds:schemaRef ds:uri="http://schemas.microsoft.com/office/infopath/2007/PartnerControls"/>
-  </ds:schemaRefs>
-</ds:datastoreItem>
+<file path=customXml/item3.xml><?xml version="1.0" encoding="utf-8"?>
+<p:properties xmlns:p="http://schemas.microsoft.com/office/2006/metadata/properties" xmlns:xsi="http://www.w3.org/2001/XMLSchema-instance" xmlns:pc="http://schemas.microsoft.com/office/infopath/2007/PartnerControls">
+  <documentManagement/>
+</p:properties>
 </file>
 
-<file path=customXml/itemProps2.xml><?xml version="1.0" encoding="utf-8"?>
-<ds:datastoreItem xmlns:ds="http://schemas.openxmlformats.org/officeDocument/2006/customXml" ds:itemID="{0B5BAC2C-DE41-4A68-9A8F-7E752891DAB5}">
-  <ds:schemaRefs>
-    <ds:schemaRef ds:uri="http://schemas.openxmlformats.org/officeDocument/2006/bibliography"/>
-  </ds:schemaRefs>
-</ds:datastoreItem>
+<file path=customXml/item4.xml><?xml version="1.0" encoding="utf-8"?>
+<b:Sources xmlns:b="http://schemas.openxmlformats.org/officeDocument/2006/bibliography" xmlns="http://schemas.openxmlformats.org/officeDocument/2006/bibliography" SelectedStyle="\APASixthEditionOfficeOnline.xsl" StyleName="APA" Version="6"/>
 </file>
 
-<file path=customXml/itemProps3.xml><?xml version="1.0" encoding="utf-8"?>
+<file path=customXml/itemProps1.xml><?xml version="1.0" encoding="utf-8"?>
 <ds:datastoreItem xmlns:ds="http://schemas.openxmlformats.org/officeDocument/2006/customXml" ds:itemID="{3E4679C7-E6DD-4C2A-A54C-EB8570600451}">
   <ds:schemaRefs>
     <ds:schemaRef ds:uri="http://schemas.microsoft.com/office/2006/metadata/contentType"/>
@@ -15047,10 +13509,27 @@
 </ds:datastoreItem>
 </file>
 
-<file path=customXml/itemProps4.xml><?xml version="1.0" encoding="utf-8"?>
+<file path=customXml/itemProps2.xml><?xml version="1.0" encoding="utf-8"?>
 <ds:datastoreItem xmlns:ds="http://schemas.openxmlformats.org/officeDocument/2006/customXml" ds:itemID="{4328AE4D-3502-4F20-9A2E-5004E7B583CA}">
   <ds:schemaRefs>
     <ds:schemaRef ds:uri="http://schemas.microsoft.com/sharepoint/v3/contenttype/forms"/>
   </ds:schemaRefs>
 </ds:datastoreItem>
+</file>
+
+<file path=customXml/itemProps3.xml><?xml version="1.0" encoding="utf-8"?>
+<ds:datastoreItem xmlns:ds="http://schemas.openxmlformats.org/officeDocument/2006/customXml" ds:itemID="{3F1AB29C-3A3E-4AC0-BDFC-8A8F22DF1B1E}">
+  <ds:schemaRefs>
+    <ds:schemaRef ds:uri="http://schemas.microsoft.com/office/2006/metadata/properties"/>
+    <ds:schemaRef ds:uri="http://schemas.microsoft.com/office/infopath/2007/PartnerControls"/>
+  </ds:schemaRefs>
+</ds:datastoreItem>
+</file>
+
+<file path=customXml/itemProps4.xml><?xml version="1.0" encoding="utf-8"?>
+<ds:datastoreItem xmlns:ds="http://schemas.openxmlformats.org/officeDocument/2006/customXml" ds:itemID="{0B5BAC2C-DE41-4A68-9A8F-7E752891DAB5}">
+  <ds:schemaRefs>
+    <ds:schemaRef ds:uri="http://schemas.openxmlformats.org/officeDocument/2006/bibliography"/>
+  </ds:schemaRefs>
+</ds:datastoreItem>
 </file>
--- a/templates/invoices/inv_Kost_De.docx
+++ b/templates/invoices/inv_Kost_De.docx
@@ -545,7 +545,7 @@
                 <w:sz w:val="16"/>
                 <w:szCs w:val="16"/>
               </w:rPr>
-              <w:t xml:space="preserve">. </w:t>
+              <w:t xml:space="preserve"> </w:t>
             </w:r>
             <w:r>
               <w:rPr>
@@ -824,7 +824,7 @@
                 <w:sz w:val="16"/>
                 <w:szCs w:val="16"/>
               </w:rPr>
-              <w:t xml:space="preserve">. </w:t>
+              <w:t xml:space="preserve"> </w:t>
             </w:r>
             <w:r>
               <w:rPr>
@@ -1118,7 +1118,7 @@
                 <w:sz w:val="16"/>
                 <w:szCs w:val="16"/>
               </w:rPr>
-              <w:t xml:space="preserve">. </w:t>
+              <w:t xml:space="preserve"> </w:t>
             </w:r>
             <w:r>
               <w:rPr>
@@ -7320,7 +7320,7 @@
                 <w:b/>
                 <w:lang w:eastAsia="de-DE" w:bidi="de-DE"/>
               </w:rPr>
-              <w:t>e</w:t>
+              <w:t>E</w:t>
             </w:r>
             <w:r>
               <w:rPr>
@@ -7369,7 +7369,7 @@
                 <w:b/>
                 <w:lang w:eastAsia="de-DE" w:bidi="de-DE"/>
               </w:rPr>
-              <w:t>h</w:t>
+              <w:t>H</w:t>
             </w:r>
             <w:r>
               <w:rPr>
@@ -7385,7 +7385,7 @@
                 <w:b/>
                 <w:lang w:eastAsia="de-DE" w:bidi="de-DE"/>
               </w:rPr>
-              <w:t>e</w:t>
+              <w:t>E</w:t>
             </w:r>
             <w:r>
               <w:rPr>
@@ -12067,7 +12067,7 @@
         <w:sz w:val="16"/>
         <w:szCs w:val="16"/>
       </w:rPr>
-      <w:t xml:space="preserve">. </w:t>
+      <w:t xml:space="preserve"> </w:t>
     </w:r>
     <w:r>
       <w:rPr>
@@ -13329,6 +13329,25 @@
 </file>
 
 <file path=customXml/item1.xml><?xml version="1.0" encoding="utf-8"?>
+<b:Sources xmlns:b="http://schemas.openxmlformats.org/officeDocument/2006/bibliography" xmlns="http://schemas.openxmlformats.org/officeDocument/2006/bibliography" SelectedStyle="\APASixthEditionOfficeOnline.xsl" StyleName="APA" Version="6"/>
+</file>
+
+<file path=customXml/item2.xml><?xml version="1.0" encoding="utf-8"?>
+<p:properties xmlns:p="http://schemas.microsoft.com/office/2006/metadata/properties" xmlns:xsi="http://www.w3.org/2001/XMLSchema-instance" xmlns:pc="http://schemas.microsoft.com/office/infopath/2007/PartnerControls">
+  <documentManagement/>
+</p:properties>
+</file>
+
+<file path=customXml/item3.xml><?xml version="1.0" encoding="utf-8"?>
+<?mso-contentType ?>
+<FormTemplates xmlns="http://schemas.microsoft.com/sharepoint/v3/contenttype/forms">
+  <Display>DocumentLibraryForm</Display>
+  <Edit>DocumentLibraryForm</Edit>
+  <New>DocumentLibraryForm</New>
+</FormTemplates>
+</file>
+
+<file path=customXml/item4.xml><?xml version="1.0" encoding="utf-8"?>
 <ct:contentTypeSchema xmlns:ct="http://schemas.microsoft.com/office/2006/metadata/contentType" xmlns:ma="http://schemas.microsoft.com/office/2006/metadata/properties/metaAttributes" ct:_="" ma:_="" ma:contentTypeName="Dokument" ma:contentTypeID="0x0101006D9E405D3FD26F44A64A121B22F6ED00" ma:contentTypeVersion="4" ma:contentTypeDescription="Ein neues Dokument erstellen." ma:contentTypeScope="" ma:versionID="c6040cdc09756960d307e89a88fb656f">
   <xsd:schema xmlns:xsd="http://www.w3.org/2001/XMLSchema" xmlns:xs="http://www.w3.org/2001/XMLSchema" xmlns:p="http://schemas.microsoft.com/office/2006/metadata/properties" xmlns:ns2="8333de1c-ce45-4634-ae5c-edc640266045" targetNamespace="http://schemas.microsoft.com/office/2006/metadata/properties" ma:root="true" ma:fieldsID="c776fe58d0c7680c702f71e2117b1f21" ns2:_="">
     <xsd:import namespace="8333de1c-ce45-4634-ae5c-edc640266045"/>
@@ -13472,26 +13491,32 @@
 </ct:contentTypeSchema>
 </file>
 
-<file path=customXml/item2.xml><?xml version="1.0" encoding="utf-8"?>
-<?mso-contentType ?>
-<FormTemplates xmlns="http://schemas.microsoft.com/sharepoint/v3/contenttype/forms">
-  <Display>DocumentLibraryForm</Display>
-  <Edit>DocumentLibraryForm</Edit>
-  <New>DocumentLibraryForm</New>
-</FormTemplates>
+<file path=customXml/itemProps1.xml><?xml version="1.0" encoding="utf-8"?>
+<ds:datastoreItem xmlns:ds="http://schemas.openxmlformats.org/officeDocument/2006/customXml" ds:itemID="{0B5BAC2C-DE41-4A68-9A8F-7E752891DAB5}">
+  <ds:schemaRefs>
+    <ds:schemaRef ds:uri="http://schemas.openxmlformats.org/officeDocument/2006/bibliography"/>
+  </ds:schemaRefs>
+</ds:datastoreItem>
 </file>
 
-<file path=customXml/item3.xml><?xml version="1.0" encoding="utf-8"?>
-<p:properties xmlns:p="http://schemas.microsoft.com/office/2006/metadata/properties" xmlns:xsi="http://www.w3.org/2001/XMLSchema-instance" xmlns:pc="http://schemas.microsoft.com/office/infopath/2007/PartnerControls">
-  <documentManagement/>
-</p:properties>
+<file path=customXml/itemProps2.xml><?xml version="1.0" encoding="utf-8"?>
+<ds:datastoreItem xmlns:ds="http://schemas.openxmlformats.org/officeDocument/2006/customXml" ds:itemID="{3F1AB29C-3A3E-4AC0-BDFC-8A8F22DF1B1E}">
+  <ds:schemaRefs>
+    <ds:schemaRef ds:uri="http://schemas.microsoft.com/office/2006/metadata/properties"/>
+    <ds:schemaRef ds:uri="http://schemas.microsoft.com/office/infopath/2007/PartnerControls"/>
+  </ds:schemaRefs>
+</ds:datastoreItem>
 </file>
 
-<file path=customXml/item4.xml><?xml version="1.0" encoding="utf-8"?>
-<b:Sources xmlns:b="http://schemas.openxmlformats.org/officeDocument/2006/bibliography" xmlns="http://schemas.openxmlformats.org/officeDocument/2006/bibliography" SelectedStyle="\APASixthEditionOfficeOnline.xsl" StyleName="APA" Version="6"/>
+<file path=customXml/itemProps3.xml><?xml version="1.0" encoding="utf-8"?>
+<ds:datastoreItem xmlns:ds="http://schemas.openxmlformats.org/officeDocument/2006/customXml" ds:itemID="{4328AE4D-3502-4F20-9A2E-5004E7B583CA}">
+  <ds:schemaRefs>
+    <ds:schemaRef ds:uri="http://schemas.microsoft.com/sharepoint/v3/contenttype/forms"/>
+  </ds:schemaRefs>
+</ds:datastoreItem>
 </file>
 
-<file path=customXml/itemProps1.xml><?xml version="1.0" encoding="utf-8"?>
+<file path=customXml/itemProps4.xml><?xml version="1.0" encoding="utf-8"?>
 <ds:datastoreItem xmlns:ds="http://schemas.openxmlformats.org/officeDocument/2006/customXml" ds:itemID="{3E4679C7-E6DD-4C2A-A54C-EB8570600451}">
   <ds:schemaRefs>
     <ds:schemaRef ds:uri="http://schemas.microsoft.com/office/2006/metadata/contentType"/>
@@ -13507,29 +13532,4 @@
     <ds:schemaRef ds:uri="http://schemas.microsoft.com/internal/obd"/>
   </ds:schemaRefs>
 </ds:datastoreItem>
-</file>
-
-<file path=customXml/itemProps2.xml><?xml version="1.0" encoding="utf-8"?>
-<ds:datastoreItem xmlns:ds="http://schemas.openxmlformats.org/officeDocument/2006/customXml" ds:itemID="{4328AE4D-3502-4F20-9A2E-5004E7B583CA}">
-  <ds:schemaRefs>
-    <ds:schemaRef ds:uri="http://schemas.microsoft.com/sharepoint/v3/contenttype/forms"/>
-  </ds:schemaRefs>
-</ds:datastoreItem>
-</file>
-
-<file path=customXml/itemProps3.xml><?xml version="1.0" encoding="utf-8"?>
-<ds:datastoreItem xmlns:ds="http://schemas.openxmlformats.org/officeDocument/2006/customXml" ds:itemID="{3F1AB29C-3A3E-4AC0-BDFC-8A8F22DF1B1E}">
-  <ds:schemaRefs>
-    <ds:schemaRef ds:uri="http://schemas.microsoft.com/office/2006/metadata/properties"/>
-    <ds:schemaRef ds:uri="http://schemas.microsoft.com/office/infopath/2007/PartnerControls"/>
-  </ds:schemaRefs>
-</ds:datastoreItem>
-</file>
-
-<file path=customXml/itemProps4.xml><?xml version="1.0" encoding="utf-8"?>
-<ds:datastoreItem xmlns:ds="http://schemas.openxmlformats.org/officeDocument/2006/customXml" ds:itemID="{0B5BAC2C-DE41-4A68-9A8F-7E752891DAB5}">
-  <ds:schemaRefs>
-    <ds:schemaRef ds:uri="http://schemas.openxmlformats.org/officeDocument/2006/bibliography"/>
-  </ds:schemaRefs>
-</ds:datastoreItem>
 </file>
--- a/templates/invoices/inv_Kost_De.docx
+++ b/templates/invoices/inv_Kost_De.docx
@@ -110,6 +110,7 @@
                 <w:lang w:val="en-US"/>
               </w:rPr>
             </w:pPr>
+            <w:proofErr w:type="gramStart"/>
             <w:r>
               <w:rPr>
                 <w:rFonts w:ascii="Neue Hans Kendrick" w:hAnsi="Neue Hans Kendrick"/>
@@ -117,8 +118,9 @@
                 <w:szCs w:val="16"/>
                 <w:lang w:val="en-US"/>
               </w:rPr>
-              <w:t>{{ client_</w:t>
-            </w:r>
+              <w:t>{{ client</w:t>
+            </w:r>
+            <w:proofErr w:type="gramEnd"/>
             <w:r>
               <w:rPr>
                 <w:rFonts w:ascii="Neue Hans Kendrick" w:hAnsi="Neue Hans Kendrick"/>
@@ -126,8 +128,9 @@
                 <w:szCs w:val="16"/>
                 <w:lang w:val="en-US"/>
               </w:rPr>
-              <w:t>firm</w:t>
-            </w:r>
+              <w:t>_</w:t>
+            </w:r>
+            <w:proofErr w:type="gramStart"/>
             <w:r>
               <w:rPr>
                 <w:rFonts w:ascii="Neue Hans Kendrick" w:hAnsi="Neue Hans Kendrick"/>
@@ -135,7 +138,26 @@
                 <w:szCs w:val="16"/>
                 <w:lang w:val="en-US"/>
               </w:rPr>
-              <w:t xml:space="preserve"> }}</w:t>
+              <w:t>firm</w:t>
+            </w:r>
+            <w:r>
+              <w:rPr>
+                <w:rFonts w:ascii="Neue Hans Kendrick" w:hAnsi="Neue Hans Kendrick"/>
+                <w:sz w:val="16"/>
+                <w:szCs w:val="16"/>
+                <w:lang w:val="en-US"/>
+              </w:rPr>
+              <w:t xml:space="preserve"> }</w:t>
+            </w:r>
+            <w:proofErr w:type="gramEnd"/>
+            <w:r>
+              <w:rPr>
+                <w:rFonts w:ascii="Neue Hans Kendrick" w:hAnsi="Neue Hans Kendrick"/>
+                <w:sz w:val="16"/>
+                <w:szCs w:val="16"/>
+                <w:lang w:val="en-US"/>
+              </w:rPr>
+              <w:t>}</w:t>
             </w:r>
           </w:p>
           <w:p>
@@ -148,6 +170,7 @@
                 <w:lang w:val="en-US" w:eastAsia="de-DE" w:bidi="de-DE"/>
               </w:rPr>
             </w:pPr>
+            <w:proofErr w:type="gramStart"/>
             <w:r>
               <w:rPr>
                 <w:rFonts w:ascii="Neue Hans Kendrick" w:hAnsi="Neue Hans Kendrick"/>
@@ -155,7 +178,37 @@
                 <w:szCs w:val="16"/>
                 <w:lang w:val="en-US"/>
               </w:rPr>
-              <w:t>{{ client_address }}</w:t>
+              <w:t>{{ client</w:t>
+            </w:r>
+            <w:proofErr w:type="gramEnd"/>
+            <w:r>
+              <w:rPr>
+                <w:rFonts w:ascii="Neue Hans Kendrick" w:hAnsi="Neue Hans Kendrick"/>
+                <w:sz w:val="16"/>
+                <w:szCs w:val="16"/>
+                <w:lang w:val="en-US"/>
+              </w:rPr>
+              <w:t>_</w:t>
+            </w:r>
+            <w:proofErr w:type="gramStart"/>
+            <w:r>
+              <w:rPr>
+                <w:rFonts w:ascii="Neue Hans Kendrick" w:hAnsi="Neue Hans Kendrick"/>
+                <w:sz w:val="16"/>
+                <w:szCs w:val="16"/>
+                <w:lang w:val="en-US"/>
+              </w:rPr>
+              <w:t>address }</w:t>
+            </w:r>
+            <w:proofErr w:type="gramEnd"/>
+            <w:r>
+              <w:rPr>
+                <w:rFonts w:ascii="Neue Hans Kendrick" w:hAnsi="Neue Hans Kendrick"/>
+                <w:sz w:val="16"/>
+                <w:szCs w:val="16"/>
+                <w:lang w:val="en-US"/>
+              </w:rPr>
+              <w:t>}</w:t>
             </w:r>
           </w:p>
           <w:p>
@@ -442,6 +495,7 @@
                 <w:lang w:val="en-US"/>
               </w:rPr>
             </w:pPr>
+            <w:proofErr w:type="gramStart"/>
             <w:r>
               <w:rPr>
                 <w:rFonts w:ascii="Neue Hans Kendrick" w:hAnsi="Neue Hans Kendrick"/>
@@ -449,7 +503,17 @@
                 <w:szCs w:val="16"/>
                 <w:lang w:val="en-US"/>
               </w:rPr>
-              <w:t>{{ created_at}}</w:t>
+              <w:t>{{ created</w:t>
+            </w:r>
+            <w:proofErr w:type="gramEnd"/>
+            <w:r>
+              <w:rPr>
+                <w:rFonts w:ascii="Neue Hans Kendrick" w:hAnsi="Neue Hans Kendrick"/>
+                <w:sz w:val="16"/>
+                <w:szCs w:val="16"/>
+                <w:lang w:val="en-US"/>
+              </w:rPr>
+              <w:t>_at}}</w:t>
             </w:r>
           </w:p>
           <w:p>
@@ -499,7 +563,7 @@
                 <w:rFonts w:ascii="Neue Hans Kendrick" w:eastAsia="Neue Hans Kendrick Light" w:hAnsi="Neue Hans Kendrick"/>
                 <w:b/>
                 <w:sz w:val="16"/>
-                <w:lang w:val="en-US" w:eastAsia="de-DE" w:bidi="de-DE"/>
+                <w:lang w:val="de-DE" w:eastAsia="de-DE" w:bidi="de-DE"/>
               </w:rPr>
             </w:pPr>
             <w:r>
@@ -507,7 +571,7 @@
                 <w:rFonts w:ascii="Neue Hans Kendrick" w:eastAsia="Neue Hans Kendrick Light" w:hAnsi="Neue Hans Kendrick"/>
                 <w:b/>
                 <w:sz w:val="16"/>
-                <w:lang w:val="en-US" w:eastAsia="de-DE" w:bidi="de-DE"/>
+                <w:lang w:val="de-DE" w:eastAsia="de-DE" w:bidi="de-DE"/>
               </w:rPr>
               <w:t>BETREFF</w:t>
             </w:r>
@@ -527,7 +591,7 @@
                 <w:rFonts w:ascii="Neue Hans Kendrick" w:hAnsi="Neue Hans Kendrick"/>
                 <w:sz w:val="16"/>
                 <w:szCs w:val="16"/>
-                <w:lang w:val="en-US"/>
+                <w:lang w:val="de-DE"/>
               </w:rPr>
               <w:t>{{ invoice_title}} {% if invoice_type == 'AR' %}</w:t>
             </w:r>
@@ -679,6 +743,7 @@
                 <w:lang w:val="en-US"/>
               </w:rPr>
             </w:pPr>
+            <w:proofErr w:type="gramStart"/>
             <w:r>
               <w:rPr>
                 <w:rFonts w:ascii="Neue Hans Kendrick" w:hAnsi="Neue Hans Kendrick"/>
@@ -686,27 +751,48 @@
                 <w:szCs w:val="16"/>
                 <w:lang w:val="en-US"/>
               </w:rPr>
-              <w:t>{{ project_no}}</w:t>
-            </w:r>
-          </w:p>
-          <w:p>
-            <w:pPr>
-              <w:pStyle w:val="Tabelleninhalt"/>
+              <w:t>{{ project</w:t>
+            </w:r>
+            <w:proofErr w:type="gramEnd"/>
+            <w:r>
               <w:rPr>
                 <w:rFonts w:ascii="Neue Hans Kendrick" w:hAnsi="Neue Hans Kendrick"/>
                 <w:sz w:val="16"/>
                 <w:szCs w:val="16"/>
                 <w:lang w:val="en-US"/>
               </w:rPr>
-            </w:pPr>
-            <w:r>
+              <w:t>_no}}</w:t>
+            </w:r>
+          </w:p>
+          <w:p>
+            <w:pPr>
+              <w:pStyle w:val="Tabelleninhalt"/>
               <w:rPr>
                 <w:rFonts w:ascii="Neue Hans Kendrick" w:hAnsi="Neue Hans Kendrick"/>
                 <w:sz w:val="16"/>
                 <w:szCs w:val="16"/>
                 <w:lang w:val="en-US"/>
               </w:rPr>
-              <w:t>{{ project_name}}</w:t>
+            </w:pPr>
+            <w:proofErr w:type="gramStart"/>
+            <w:r>
+              <w:rPr>
+                <w:rFonts w:ascii="Neue Hans Kendrick" w:hAnsi="Neue Hans Kendrick"/>
+                <w:sz w:val="16"/>
+                <w:szCs w:val="16"/>
+                <w:lang w:val="en-US"/>
+              </w:rPr>
+              <w:t>{{ project</w:t>
+            </w:r>
+            <w:proofErr w:type="gramEnd"/>
+            <w:r>
+              <w:rPr>
+                <w:rFonts w:ascii="Neue Hans Kendrick" w:hAnsi="Neue Hans Kendrick"/>
+                <w:sz w:val="16"/>
+                <w:szCs w:val="16"/>
+                <w:lang w:val="en-US"/>
+              </w:rPr>
+              <w:t>_name}}</w:t>
             </w:r>
           </w:p>
           <w:p>
@@ -772,6 +858,7 @@
                 <w:lang w:val="en-US"/>
               </w:rPr>
             </w:pPr>
+            <w:proofErr w:type="gramStart"/>
             <w:r>
               <w:rPr>
                 <w:rFonts w:ascii="Neue Hans Kendrick" w:hAnsi="Neue Hans Kendrick"/>
@@ -779,8 +866,9 @@
                 <w:szCs w:val="16"/>
                 <w:lang w:val="en-US"/>
               </w:rPr>
-              <w:t>{{ invoice_title}}</w:t>
-            </w:r>
+              <w:t>{{ invoice</w:t>
+            </w:r>
+            <w:proofErr w:type="gramEnd"/>
             <w:r>
               <w:rPr>
                 <w:rFonts w:ascii="Neue Hans Kendrick" w:hAnsi="Neue Hans Kendrick"/>
@@ -788,60 +876,28 @@
                 <w:szCs w:val="16"/>
                 <w:lang w:val="en-US"/>
               </w:rPr>
-              <w:t xml:space="preserve"> </w:t>
-            </w:r>
-          </w:p>
-          <w:p>
-            <w:pPr>
-              <w:pStyle w:val="Tabelleninhalt"/>
+              <w:t>_title}}</w:t>
+            </w:r>
+            <w:r>
               <w:rPr>
                 <w:rFonts w:ascii="Neue Hans Kendrick" w:hAnsi="Neue Hans Kendrick"/>
                 <w:sz w:val="16"/>
                 <w:szCs w:val="16"/>
                 <w:lang w:val="en-US"/>
               </w:rPr>
-            </w:pPr>
-            <w:r>
+              <w:t xml:space="preserve"> </w:t>
+            </w:r>
+          </w:p>
+          <w:p>
+            <w:pPr>
+              <w:pStyle w:val="Tabelleninhalt"/>
               <w:rPr>
                 <w:rFonts w:ascii="Neue Hans Kendrick" w:hAnsi="Neue Hans Kendrick"/>
                 <w:sz w:val="16"/>
                 <w:szCs w:val="16"/>
                 <w:lang w:val="en-US"/>
               </w:rPr>
-              <w:t>{% if invoice_type == 'AR' %}</w:t>
-            </w:r>
-            <w:r>
-              <w:rPr>
-                <w:rFonts w:ascii="Neue Hans Kendrick" w:hAnsi="Neue Hans Kendrick"/>
-                <w:sz w:val="16"/>
-                <w:szCs w:val="16"/>
-              </w:rPr>
-              <w:t>{% if current_ar_number %}{{ current_ar_number }}</w:t>
-            </w:r>
-            <w:r>
-              <w:rPr>
-                <w:rFonts w:ascii="Neue Hans Kendrick" w:hAnsi="Neue Hans Kendrick"/>
-                <w:sz w:val="16"/>
-                <w:szCs w:val="16"/>
-              </w:rPr>
-              <w:t xml:space="preserve"> </w:t>
-            </w:r>
-            <w:r>
-              <w:rPr>
-                <w:rFonts w:ascii="Neue Hans Kendrick" w:hAnsi="Neue Hans Kendrick"/>
-                <w:sz w:val="16"/>
-                <w:szCs w:val="16"/>
-              </w:rPr>
-              <w:t>{% endif %}</w:t>
-            </w:r>
-            <w:r>
-              <w:rPr>
-                <w:rFonts w:ascii="Neue Hans Kendrick" w:hAnsi="Neue Hans Kendrick"/>
-                <w:sz w:val="16"/>
-                <w:szCs w:val="16"/>
-              </w:rPr>
-              <w:t>Abschlagsrechnung</w:t>
-            </w:r>
+            </w:pPr>
             <w:r>
               <w:rPr>
                 <w:rFonts w:ascii="Neue Hans Kendrick" w:hAnsi="Neue Hans Kendrick"/>
@@ -849,16 +905,9 @@
                 <w:szCs w:val="16"/>
                 <w:lang w:val="en-US"/>
               </w:rPr>
-              <w:t xml:space="preserve">{% elif invoice_type == 'ZR' %}Anzahlungsrechnung{% elif invoice_type == 'ER' %}Rechnung{% else %} </w:t>
-            </w:r>
-            <w:r>
-              <w:rPr>
-                <w:rFonts w:ascii="Neue Hans Kendrick" w:hAnsi="Neue Hans Kendrick"/>
-                <w:sz w:val="16"/>
-                <w:szCs w:val="16"/>
-              </w:rPr>
-              <w:t>Schlussrechnung</w:t>
-            </w:r>
+              <w:t xml:space="preserve">{% if invoice_type == 'AR' </w:t>
+            </w:r>
+            <w:proofErr w:type="gramStart"/>
             <w:r>
               <w:rPr>
                 <w:rFonts w:ascii="Neue Hans Kendrick" w:hAnsi="Neue Hans Kendrick"/>
@@ -866,8 +915,203 @@
                 <w:szCs w:val="16"/>
                 <w:lang w:val="en-US"/>
               </w:rPr>
-              <w:t>{% endif %}</w:t>
-            </w:r>
+              <w:t>%}</w:t>
+            </w:r>
+            <w:r>
+              <w:rPr>
+                <w:rFonts w:ascii="Neue Hans Kendrick" w:hAnsi="Neue Hans Kendrick"/>
+                <w:sz w:val="16"/>
+                <w:szCs w:val="16"/>
+              </w:rPr>
+              <w:t>{</w:t>
+            </w:r>
+            <w:proofErr w:type="gramEnd"/>
+            <w:r>
+              <w:rPr>
+                <w:rFonts w:ascii="Neue Hans Kendrick" w:hAnsi="Neue Hans Kendrick"/>
+                <w:sz w:val="16"/>
+                <w:szCs w:val="16"/>
+              </w:rPr>
+              <w:t xml:space="preserve">% if current_ar_number </w:t>
+            </w:r>
+            <w:proofErr w:type="gramStart"/>
+            <w:r>
+              <w:rPr>
+                <w:rFonts w:ascii="Neue Hans Kendrick" w:hAnsi="Neue Hans Kendrick"/>
+                <w:sz w:val="16"/>
+                <w:szCs w:val="16"/>
+              </w:rPr>
+              <w:t>%}{{ current</w:t>
+            </w:r>
+            <w:proofErr w:type="gramEnd"/>
+            <w:r>
+              <w:rPr>
+                <w:rFonts w:ascii="Neue Hans Kendrick" w:hAnsi="Neue Hans Kendrick"/>
+                <w:sz w:val="16"/>
+                <w:szCs w:val="16"/>
+              </w:rPr>
+              <w:t>_ar_</w:t>
+            </w:r>
+            <w:proofErr w:type="gramStart"/>
+            <w:r>
+              <w:rPr>
+                <w:rFonts w:ascii="Neue Hans Kendrick" w:hAnsi="Neue Hans Kendrick"/>
+                <w:sz w:val="16"/>
+                <w:szCs w:val="16"/>
+              </w:rPr>
+              <w:t>number }</w:t>
+            </w:r>
+            <w:proofErr w:type="gramEnd"/>
+            <w:r>
+              <w:rPr>
+                <w:rFonts w:ascii="Neue Hans Kendrick" w:hAnsi="Neue Hans Kendrick"/>
+                <w:sz w:val="16"/>
+                <w:szCs w:val="16"/>
+              </w:rPr>
+              <w:t>}</w:t>
+            </w:r>
+            <w:r>
+              <w:rPr>
+                <w:rFonts w:ascii="Neue Hans Kendrick" w:hAnsi="Neue Hans Kendrick"/>
+                <w:sz w:val="16"/>
+                <w:szCs w:val="16"/>
+              </w:rPr>
+              <w:t xml:space="preserve"> </w:t>
+            </w:r>
+            <w:r>
+              <w:rPr>
+                <w:rFonts w:ascii="Neue Hans Kendrick" w:hAnsi="Neue Hans Kendrick"/>
+                <w:sz w:val="16"/>
+                <w:szCs w:val="16"/>
+              </w:rPr>
+              <w:t xml:space="preserve">{% endif </w:t>
+            </w:r>
+            <w:proofErr w:type="gramStart"/>
+            <w:r>
+              <w:rPr>
+                <w:rFonts w:ascii="Neue Hans Kendrick" w:hAnsi="Neue Hans Kendrick"/>
+                <w:sz w:val="16"/>
+                <w:szCs w:val="16"/>
+              </w:rPr>
+              <w:t>%}</w:t>
+            </w:r>
+            <w:r>
+              <w:rPr>
+                <w:rFonts w:ascii="Neue Hans Kendrick" w:hAnsi="Neue Hans Kendrick"/>
+                <w:sz w:val="16"/>
+                <w:szCs w:val="16"/>
+              </w:rPr>
+              <w:t>Abschlagsrechnung</w:t>
+            </w:r>
+            <w:proofErr w:type="gramEnd"/>
+            <w:r>
+              <w:rPr>
+                <w:rFonts w:ascii="Neue Hans Kendrick" w:hAnsi="Neue Hans Kendrick"/>
+                <w:sz w:val="16"/>
+                <w:szCs w:val="16"/>
+                <w:lang w:val="en-US"/>
+              </w:rPr>
+              <w:t xml:space="preserve">{% elif invoice_type == 'ZR' </w:t>
+            </w:r>
+            <w:proofErr w:type="gramStart"/>
+            <w:r>
+              <w:rPr>
+                <w:rFonts w:ascii="Neue Hans Kendrick" w:hAnsi="Neue Hans Kendrick"/>
+                <w:sz w:val="16"/>
+                <w:szCs w:val="16"/>
+                <w:lang w:val="en-US"/>
+              </w:rPr>
+              <w:t>%}Anzahlungsrechnung</w:t>
+            </w:r>
+            <w:proofErr w:type="gramEnd"/>
+            <w:r>
+              <w:rPr>
+                <w:rFonts w:ascii="Neue Hans Kendrick" w:hAnsi="Neue Hans Kendrick"/>
+                <w:sz w:val="16"/>
+                <w:szCs w:val="16"/>
+                <w:lang w:val="en-US"/>
+              </w:rPr>
+              <w:t xml:space="preserve">{% elif invoice_type == 'ER' </w:t>
+            </w:r>
+            <w:proofErr w:type="gramStart"/>
+            <w:r>
+              <w:rPr>
+                <w:rFonts w:ascii="Neue Hans Kendrick" w:hAnsi="Neue Hans Kendrick"/>
+                <w:sz w:val="16"/>
+                <w:szCs w:val="16"/>
+                <w:lang w:val="en-US"/>
+              </w:rPr>
+              <w:t>%}Rechnung</w:t>
+            </w:r>
+            <w:proofErr w:type="gramEnd"/>
+            <w:r>
+              <w:rPr>
+                <w:rFonts w:ascii="Neue Hans Kendrick" w:hAnsi="Neue Hans Kendrick"/>
+                <w:sz w:val="16"/>
+                <w:szCs w:val="16"/>
+                <w:lang w:val="en-US"/>
+              </w:rPr>
+              <w:t xml:space="preserve">{% </w:t>
+            </w:r>
+            <w:proofErr w:type="gramStart"/>
+            <w:r>
+              <w:rPr>
+                <w:rFonts w:ascii="Neue Hans Kendrick" w:hAnsi="Neue Hans Kendrick"/>
+                <w:sz w:val="16"/>
+                <w:szCs w:val="16"/>
+                <w:lang w:val="en-US"/>
+              </w:rPr>
+              <w:t>else %}</w:t>
+            </w:r>
+            <w:proofErr w:type="gramEnd"/>
+            <w:r>
+              <w:rPr>
+                <w:rFonts w:ascii="Neue Hans Kendrick" w:hAnsi="Neue Hans Kendrick"/>
+                <w:sz w:val="16"/>
+                <w:szCs w:val="16"/>
+                <w:lang w:val="en-US"/>
+              </w:rPr>
+              <w:t xml:space="preserve"> </w:t>
+            </w:r>
+            <w:proofErr w:type="gramStart"/>
+            <w:r>
+              <w:rPr>
+                <w:rFonts w:ascii="Neue Hans Kendrick" w:hAnsi="Neue Hans Kendrick"/>
+                <w:sz w:val="16"/>
+                <w:szCs w:val="16"/>
+              </w:rPr>
+              <w:t>Schlussrechnung</w:t>
+            </w:r>
+            <w:r>
+              <w:rPr>
+                <w:rFonts w:ascii="Neue Hans Kendrick" w:hAnsi="Neue Hans Kendrick"/>
+                <w:sz w:val="16"/>
+                <w:szCs w:val="16"/>
+                <w:lang w:val="en-US"/>
+              </w:rPr>
+              <w:t>{</w:t>
+            </w:r>
+            <w:proofErr w:type="gramEnd"/>
+            <w:r>
+              <w:rPr>
+                <w:rFonts w:ascii="Neue Hans Kendrick" w:hAnsi="Neue Hans Kendrick"/>
+                <w:sz w:val="16"/>
+                <w:szCs w:val="16"/>
+                <w:lang w:val="en-US"/>
+              </w:rPr>
+              <w:t xml:space="preserve">% </w:t>
+            </w:r>
+            <w:proofErr w:type="gramStart"/>
+            <w:r>
+              <w:rPr>
+                <w:rFonts w:ascii="Neue Hans Kendrick" w:hAnsi="Neue Hans Kendrick"/>
+                <w:sz w:val="16"/>
+                <w:szCs w:val="16"/>
+                <w:lang w:val="en-US"/>
+              </w:rPr>
+              <w:t>endif %}</w:t>
+            </w:r>
+            <w:proofErr w:type="gramEnd"/>
           </w:p>
           <w:p>
             <w:pPr>
@@ -2308,8 +2552,17 @@
                 <w:rFonts w:ascii="Neue Hans Kendrick" w:eastAsia="Neue Hans Kendrick Light" w:hAnsi="Neue Hans Kendrick"/>
                 <w:lang w:val="en-US" w:eastAsia="de-DE" w:bidi="de-DE"/>
               </w:rPr>
-              <w:t>{% elif invoice_type == 'AR' or invoice_type == 'ER' %}</w:t>
-            </w:r>
+              <w:t>{% elif invoice_type == 'AR' or invoice_type == 'ER</w:t>
+            </w:r>
+            <w:proofErr w:type="gramStart"/>
+            <w:r>
+              <w:rPr>
+                <w:rFonts w:ascii="Neue Hans Kendrick" w:eastAsia="Neue Hans Kendrick Light" w:hAnsi="Neue Hans Kendrick"/>
+                <w:lang w:val="en-US" w:eastAsia="de-DE" w:bidi="de-DE"/>
+              </w:rPr>
+              <w:t>' %}</w:t>
+            </w:r>
+            <w:proofErr w:type="gramEnd"/>
           </w:p>
           <w:p>
             <w:pPr>
@@ -2958,8 +3211,9 @@
           <w:u w:val="single"/>
           <w:lang w:val="en-US" w:eastAsia="de-DE" w:bidi="de-DE"/>
         </w:rPr>
-        <w:t xml:space="preserve">is_hoai_contract </w:t>
+        <w:t>is_hoai_</w:t>
       </w:r>
+      <w:proofErr w:type="gramStart"/>
       <w:r>
         <w:rPr>
           <w:rFonts w:ascii="Neue Hans Kendrick" w:eastAsia="Neue Hans Kendrick Light" w:hAnsi="Neue Hans Kendrick" w:cs="Neue Hans Kendrick Light"/>
@@ -2969,8 +3223,20 @@
           <w:u w:val="single"/>
           <w:lang w:val="en-US" w:eastAsia="de-DE" w:bidi="de-DE"/>
         </w:rPr>
+        <w:t xml:space="preserve">contract </w:t>
+      </w:r>
+      <w:r>
+        <w:rPr>
+          <w:rFonts w:ascii="Neue Hans Kendrick" w:eastAsia="Neue Hans Kendrick Light" w:hAnsi="Neue Hans Kendrick" w:cs="Neue Hans Kendrick Light"/>
+          <w:b/>
+          <w:color w:val="000000"/>
+          <w:sz w:val="18"/>
+          <w:u w:val="single"/>
+          <w:lang w:val="en-US" w:eastAsia="de-DE" w:bidi="de-DE"/>
+        </w:rPr>
         <w:t>%}</w:t>
       </w:r>
+      <w:proofErr w:type="gramEnd"/>
     </w:p>
     <w:p>
       <w:pPr>
@@ -3058,8 +3324,22 @@
           <w:lang w:val="en-US" w:eastAsia="de-DE" w:bidi="de-DE"/>
         </w:rPr>
         <w:lastRenderedPageBreak/>
-        <w:t>{% if is_hoai_contract %}</w:t>
+        <w:t>{% if is_hoai_</w:t>
       </w:r>
+      <w:proofErr w:type="gramStart"/>
+      <w:r>
+        <w:rPr>
+          <w:rFonts w:ascii="Neue Hans Kendrick" w:eastAsia="Neue Hans Kendrick Light" w:hAnsi="Neue Hans Kendrick" w:cs="Neue Hans Kendrick Light"/>
+          <w:b/>
+          <w:color w:val="000000"/>
+          <w:sz w:val="2"/>
+          <w:szCs w:val="2"/>
+          <w:u w:val="single"/>
+          <w:lang w:val="en-US" w:eastAsia="de-DE" w:bidi="de-DE"/>
+        </w:rPr>
+        <w:t>contract %}</w:t>
+      </w:r>
+      <w:proofErr w:type="gramEnd"/>
     </w:p>
     <w:p>
       <w:pPr>
@@ -6331,8 +6611,19 @@
           <w:szCs w:val="2"/>
           <w:lang w:val="en-US"/>
         </w:rPr>
-        <w:t>{% for lp in lp_sections %}</w:t>
+        <w:t>{% for lp in lp_</w:t>
       </w:r>
+      <w:proofErr w:type="gramStart"/>
+      <w:r>
+        <w:rPr>
+          <w:rFonts w:ascii="Neue Hans Kendrick" w:hAnsi="Neue Hans Kendrick"/>
+          <w:sz w:val="2"/>
+          <w:szCs w:val="2"/>
+          <w:lang w:val="en-US"/>
+        </w:rPr>
+        <w:t>sections %}</w:t>
+      </w:r>
+      <w:proofErr w:type="gramEnd"/>
     </w:p>
     <w:tbl>
       <w:tblPr>
@@ -6386,12 +6677,21 @@
               </w:rPr>
             </w:pPr>
             <w:bookmarkStart w:id="6" w:name="_Hlk190349867"/>
+            <w:proofErr w:type="gramStart"/>
             <w:r>
               <w:rPr>
                 <w:rFonts w:ascii="Neue Hans Kendrick" w:eastAsia="Neue Hans Kendrick Light" w:hAnsi="Neue Hans Kendrick" w:cs="Neue Hans Kendrick Light"/>
                 <w:lang w:val="en-US" w:eastAsia="de-DE" w:bidi="de-DE"/>
               </w:rPr>
-              <w:t>{{ lp.lp_name }}</w:t>
+              <w:t>{{ lp</w:t>
+            </w:r>
+            <w:proofErr w:type="gramEnd"/>
+            <w:r>
+              <w:rPr>
+                <w:rFonts w:ascii="Neue Hans Kendrick" w:eastAsia="Neue Hans Kendrick Light" w:hAnsi="Neue Hans Kendrick" w:cs="Neue Hans Kendrick Light"/>
+                <w:lang w:val="en-US" w:eastAsia="de-DE" w:bidi="de-DE"/>
+              </w:rPr>
+              <w:t>.lp_name }}</w:t>
             </w:r>
           </w:p>
         </w:tc>
@@ -6442,7 +6742,29 @@
                 <w:szCs w:val="2"/>
                 <w:lang w:val="en-US" w:eastAsia="de-DE" w:bidi="de-DE"/>
               </w:rPr>
-              <w:t>% for item in lp.Item %}</w:t>
+              <w:t xml:space="preserve">% for item in </w:t>
+            </w:r>
+            <w:proofErr w:type="gramStart"/>
+            <w:r>
+              <w:rPr>
+                <w:rFonts w:ascii="Neue Hans Kendrick" w:eastAsia="Neue Hans Kendrick Light" w:hAnsi="Neue Hans Kendrick" w:cs="Neue Hans Kendrick Light"/>
+                <w:bCs/>
+                <w:sz w:val="2"/>
+                <w:szCs w:val="2"/>
+                <w:lang w:val="en-US" w:eastAsia="de-DE" w:bidi="de-DE"/>
+              </w:rPr>
+              <w:t>lp.Item</w:t>
+            </w:r>
+            <w:proofErr w:type="gramEnd"/>
+            <w:r>
+              <w:rPr>
+                <w:rFonts w:ascii="Neue Hans Kendrick" w:eastAsia="Neue Hans Kendrick Light" w:hAnsi="Neue Hans Kendrick" w:cs="Neue Hans Kendrick Light"/>
+                <w:bCs/>
+                <w:sz w:val="2"/>
+                <w:szCs w:val="2"/>
+                <w:lang w:val="en-US" w:eastAsia="de-DE" w:bidi="de-DE"/>
+              </w:rPr>
+              <w:t xml:space="preserve"> %}</w:t>
             </w:r>
           </w:p>
         </w:tc>
@@ -6494,7 +6816,23 @@
                 <w:rFonts w:ascii="Neue Hans Kendrick" w:eastAsia="Neue Hans Kendrick Light" w:hAnsi="Neue Hans Kendrick" w:cs="Neue Hans Kendrick Light"/>
                 <w:lang w:val="en-US" w:eastAsia="de-DE" w:bidi="de-DE"/>
               </w:rPr>
-              <w:t xml:space="preserve">lp_percentage }} </w:t>
+              <w:t>lp_</w:t>
+            </w:r>
+            <w:proofErr w:type="gramStart"/>
+            <w:r>
+              <w:rPr>
+                <w:rFonts w:ascii="Neue Hans Kendrick" w:eastAsia="Neue Hans Kendrick Light" w:hAnsi="Neue Hans Kendrick" w:cs="Neue Hans Kendrick Light"/>
+                <w:lang w:val="en-US" w:eastAsia="de-DE" w:bidi="de-DE"/>
+              </w:rPr>
+              <w:t>percentage }</w:t>
+            </w:r>
+            <w:proofErr w:type="gramEnd"/>
+            <w:r>
+              <w:rPr>
+                <w:rFonts w:ascii="Neue Hans Kendrick" w:eastAsia="Neue Hans Kendrick Light" w:hAnsi="Neue Hans Kendrick" w:cs="Neue Hans Kendrick Light"/>
+                <w:lang w:val="en-US" w:eastAsia="de-DE" w:bidi="de-DE"/>
+              </w:rPr>
+              <w:t xml:space="preserve">} </w:t>
             </w:r>
             <w:r>
               <w:rPr>
@@ -6554,7 +6892,23 @@
                 <w:rFonts w:ascii="Neue Hans Kendrick" w:eastAsia="Neue Hans Kendrick Light" w:hAnsi="Neue Hans Kendrick" w:cs="Neue Hans Kendrick Light"/>
                 <w:lang w:val="en-US" w:eastAsia="de-DE" w:bidi="de-DE"/>
               </w:rPr>
-              <w:t xml:space="preserve">lp_beauftragt }} </w:t>
+              <w:t>lp_</w:t>
+            </w:r>
+            <w:proofErr w:type="gramStart"/>
+            <w:r>
+              <w:rPr>
+                <w:rFonts w:ascii="Neue Hans Kendrick" w:eastAsia="Neue Hans Kendrick Light" w:hAnsi="Neue Hans Kendrick" w:cs="Neue Hans Kendrick Light"/>
+                <w:lang w:val="en-US" w:eastAsia="de-DE" w:bidi="de-DE"/>
+              </w:rPr>
+              <w:t>beauftragt }</w:t>
+            </w:r>
+            <w:proofErr w:type="gramEnd"/>
+            <w:r>
+              <w:rPr>
+                <w:rFonts w:ascii="Neue Hans Kendrick" w:eastAsia="Neue Hans Kendrick Light" w:hAnsi="Neue Hans Kendrick" w:cs="Neue Hans Kendrick Light"/>
+                <w:lang w:val="en-US" w:eastAsia="de-DE" w:bidi="de-DE"/>
+              </w:rPr>
+              <w:t xml:space="preserve">} </w:t>
             </w:r>
             <w:r>
               <w:rPr>
@@ -6595,12 +6949,37 @@
                 <w:lang w:eastAsia="de-DE" w:bidi="de-DE"/>
               </w:rPr>
             </w:pPr>
+            <w:proofErr w:type="gramStart"/>
             <w:r>
               <w:rPr>
                 <w:rFonts w:ascii="Neue Hans Kendrick" w:eastAsia="Neue Hans Kendrick Light" w:hAnsi="Neue Hans Kendrick" w:cs="Neue Hans Kendrick Light"/>
                 <w:lang w:val="en-US" w:eastAsia="de-DE" w:bidi="de-DE"/>
               </w:rPr>
-              <w:t xml:space="preserve">{{ item.quantity }} </w:t>
+              <w:t>{{ item</w:t>
+            </w:r>
+            <w:proofErr w:type="gramEnd"/>
+            <w:r>
+              <w:rPr>
+                <w:rFonts w:ascii="Neue Hans Kendrick" w:eastAsia="Neue Hans Kendrick Light" w:hAnsi="Neue Hans Kendrick" w:cs="Neue Hans Kendrick Light"/>
+                <w:lang w:val="en-US" w:eastAsia="de-DE" w:bidi="de-DE"/>
+              </w:rPr>
+              <w:t>.</w:t>
+            </w:r>
+            <w:proofErr w:type="gramStart"/>
+            <w:r>
+              <w:rPr>
+                <w:rFonts w:ascii="Neue Hans Kendrick" w:eastAsia="Neue Hans Kendrick Light" w:hAnsi="Neue Hans Kendrick" w:cs="Neue Hans Kendrick Light"/>
+                <w:lang w:val="en-US" w:eastAsia="de-DE" w:bidi="de-DE"/>
+              </w:rPr>
+              <w:t>quantity }</w:t>
+            </w:r>
+            <w:proofErr w:type="gramEnd"/>
+            <w:r>
+              <w:rPr>
+                <w:rFonts w:ascii="Neue Hans Kendrick" w:eastAsia="Neue Hans Kendrick Light" w:hAnsi="Neue Hans Kendrick" w:cs="Neue Hans Kendrick Light"/>
+                <w:lang w:val="en-US" w:eastAsia="de-DE" w:bidi="de-DE"/>
+              </w:rPr>
+              <w:t xml:space="preserve">} </w:t>
             </w:r>
             <w:r>
               <w:rPr>
@@ -6696,8 +7075,42 @@
           <w:szCs w:val="2"/>
           <w:lang w:val="en-US" w:eastAsia="de-DE" w:bidi="de-DE"/>
         </w:rPr>
-        <w:t>{% endfor %}{% endfor %}</w:t>
+        <w:t xml:space="preserve">{% endfor </w:t>
       </w:r>
+      <w:proofErr w:type="gramStart"/>
+      <w:r>
+        <w:rPr>
+          <w:rFonts w:ascii="Neue Hans Kendrick" w:eastAsia="Neue Hans Kendrick Light" w:hAnsi="Neue Hans Kendrick" w:cs="Neue Hans Kendrick Light"/>
+          <w:b/>
+          <w:sz w:val="2"/>
+          <w:szCs w:val="2"/>
+          <w:lang w:val="en-US" w:eastAsia="de-DE" w:bidi="de-DE"/>
+        </w:rPr>
+        <w:t>%}{</w:t>
+      </w:r>
+      <w:proofErr w:type="gramEnd"/>
+      <w:r>
+        <w:rPr>
+          <w:rFonts w:ascii="Neue Hans Kendrick" w:eastAsia="Neue Hans Kendrick Light" w:hAnsi="Neue Hans Kendrick" w:cs="Neue Hans Kendrick Light"/>
+          <w:b/>
+          <w:sz w:val="2"/>
+          <w:szCs w:val="2"/>
+          <w:lang w:val="en-US" w:eastAsia="de-DE" w:bidi="de-DE"/>
+        </w:rPr>
+        <w:t xml:space="preserve">% </w:t>
+      </w:r>
+      <w:proofErr w:type="gramStart"/>
+      <w:r>
+        <w:rPr>
+          <w:rFonts w:ascii="Neue Hans Kendrick" w:eastAsia="Neue Hans Kendrick Light" w:hAnsi="Neue Hans Kendrick" w:cs="Neue Hans Kendrick Light"/>
+          <w:b/>
+          <w:sz w:val="2"/>
+          <w:szCs w:val="2"/>
+          <w:lang w:val="en-US" w:eastAsia="de-DE" w:bidi="de-DE"/>
+        </w:rPr>
+        <w:t>endfor %}</w:t>
+      </w:r>
+      <w:proofErr w:type="gramEnd"/>
     </w:p>
     <w:tbl>
       <w:tblPr>
@@ -7195,7 +7608,23 @@
                 <w:b/>
                 <w:lang w:eastAsia="de-DE" w:bidi="de-DE"/>
               </w:rPr>
-              <w:t>euftragt (€)</w:t>
+              <w:t>e</w:t>
+            </w:r>
+            <w:r>
+              <w:rPr>
+                <w:rFonts w:ascii="Neue Hans Kendrick" w:eastAsia="Neue Hans Kendrick Light" w:hAnsi="Neue Hans Kendrick" w:cs="Neue Hans Kendrick Light"/>
+                <w:b/>
+                <w:lang w:eastAsia="de-DE" w:bidi="de-DE"/>
+              </w:rPr>
+              <w:t>a</w:t>
+            </w:r>
+            <w:r>
+              <w:rPr>
+                <w:rFonts w:ascii="Neue Hans Kendrick" w:eastAsia="Neue Hans Kendrick Light" w:hAnsi="Neue Hans Kendrick" w:cs="Neue Hans Kendrick Light"/>
+                <w:b/>
+                <w:lang w:eastAsia="de-DE" w:bidi="de-DE"/>
+              </w:rPr>
+              <w:t>uftragt (€)</w:t>
             </w:r>
           </w:p>
         </w:tc>
@@ -7456,8 +7885,19 @@
           <w:szCs w:val="8"/>
           <w:lang w:val="en-US"/>
         </w:rPr>
-        <w:t>{% for section in contract_sections %}</w:t>
+        <w:t>{% for section in contract_</w:t>
       </w:r>
+      <w:proofErr w:type="gramStart"/>
+      <w:r>
+        <w:rPr>
+          <w:rFonts w:ascii="Neue Hans Kendrick" w:hAnsi="Neue Hans Kendrick"/>
+          <w:sz w:val="2"/>
+          <w:szCs w:val="8"/>
+          <w:lang w:val="en-US"/>
+        </w:rPr>
+        <w:t>sections %}</w:t>
+      </w:r>
+      <w:proofErr w:type="gramEnd"/>
     </w:p>
     <w:tbl>
       <w:tblPr>
@@ -7513,7 +7953,55 @@
                 <w:rFonts w:ascii="Neue Hans Kendrick" w:eastAsia="Neue Hans Kendrick Light" w:hAnsi="Neue Hans Kendrick" w:cs="Neue Hans Kendrick Light"/>
                 <w:lang w:val="en-US" w:eastAsia="de-DE" w:bidi="de-DE"/>
               </w:rPr>
-              <w:t>{{section.section_serial }}. {{ section.section_name }}</w:t>
+              <w:t>{{</w:t>
+            </w:r>
+            <w:proofErr w:type="gramStart"/>
+            <w:r>
+              <w:rPr>
+                <w:rFonts w:ascii="Neue Hans Kendrick" w:eastAsia="Neue Hans Kendrick Light" w:hAnsi="Neue Hans Kendrick" w:cs="Neue Hans Kendrick Light"/>
+                <w:lang w:val="en-US" w:eastAsia="de-DE" w:bidi="de-DE"/>
+              </w:rPr>
+              <w:t>section.section</w:t>
+            </w:r>
+            <w:proofErr w:type="gramEnd"/>
+            <w:r>
+              <w:rPr>
+                <w:rFonts w:ascii="Neue Hans Kendrick" w:eastAsia="Neue Hans Kendrick Light" w:hAnsi="Neue Hans Kendrick" w:cs="Neue Hans Kendrick Light"/>
+                <w:lang w:val="en-US" w:eastAsia="de-DE" w:bidi="de-DE"/>
+              </w:rPr>
+              <w:t>_</w:t>
+            </w:r>
+            <w:proofErr w:type="gramStart"/>
+            <w:r>
+              <w:rPr>
+                <w:rFonts w:ascii="Neue Hans Kendrick" w:eastAsia="Neue Hans Kendrick Light" w:hAnsi="Neue Hans Kendrick" w:cs="Neue Hans Kendrick Light"/>
+                <w:lang w:val="en-US" w:eastAsia="de-DE" w:bidi="de-DE"/>
+              </w:rPr>
+              <w:t>serial }</w:t>
+            </w:r>
+            <w:proofErr w:type="gramEnd"/>
+            <w:r>
+              <w:rPr>
+                <w:rFonts w:ascii="Neue Hans Kendrick" w:eastAsia="Neue Hans Kendrick Light" w:hAnsi="Neue Hans Kendrick" w:cs="Neue Hans Kendrick Light"/>
+                <w:lang w:val="en-US" w:eastAsia="de-DE" w:bidi="de-DE"/>
+              </w:rPr>
+              <w:t xml:space="preserve">}. </w:t>
+            </w:r>
+            <w:proofErr w:type="gramStart"/>
+            <w:r>
+              <w:rPr>
+                <w:rFonts w:ascii="Neue Hans Kendrick" w:eastAsia="Neue Hans Kendrick Light" w:hAnsi="Neue Hans Kendrick" w:cs="Neue Hans Kendrick Light"/>
+                <w:lang w:val="en-US" w:eastAsia="de-DE" w:bidi="de-DE"/>
+              </w:rPr>
+              <w:t>{{ section</w:t>
+            </w:r>
+            <w:proofErr w:type="gramEnd"/>
+            <w:r>
+              <w:rPr>
+                <w:rFonts w:ascii="Neue Hans Kendrick" w:eastAsia="Neue Hans Kendrick Light" w:hAnsi="Neue Hans Kendrick" w:cs="Neue Hans Kendrick Light"/>
+                <w:lang w:val="en-US" w:eastAsia="de-DE" w:bidi="de-DE"/>
+              </w:rPr>
+              <w:t>.section_name }}</w:t>
             </w:r>
           </w:p>
         </w:tc>
@@ -7697,7 +8185,29 @@
           <w:szCs w:val="4"/>
           <w:lang w:val="en-US" w:eastAsia="de-DE" w:bidi="de-DE"/>
         </w:rPr>
-        <w:t>{% for item in section.Item %}</w:t>
+        <w:t xml:space="preserve">{% for item in </w:t>
+      </w:r>
+      <w:proofErr w:type="gramStart"/>
+      <w:r>
+        <w:rPr>
+          <w:rFonts w:ascii="Neue Hans Kendrick" w:eastAsia="Neue Hans Kendrick Light" w:hAnsi="Neue Hans Kendrick" w:cs="Neue Hans Kendrick Light"/>
+          <w:b/>
+          <w:sz w:val="2"/>
+          <w:szCs w:val="4"/>
+          <w:lang w:val="en-US" w:eastAsia="de-DE" w:bidi="de-DE"/>
+        </w:rPr>
+        <w:t>section.Item</w:t>
+      </w:r>
+      <w:proofErr w:type="gramEnd"/>
+      <w:r>
+        <w:rPr>
+          <w:rFonts w:ascii="Neue Hans Kendrick" w:eastAsia="Neue Hans Kendrick Light" w:hAnsi="Neue Hans Kendrick" w:cs="Neue Hans Kendrick Light"/>
+          <w:b/>
+          <w:sz w:val="2"/>
+          <w:szCs w:val="4"/>
+          <w:lang w:val="en-US" w:eastAsia="de-DE" w:bidi="de-DE"/>
+        </w:rPr>
+        <w:t xml:space="preserve"> %}</w:t>
       </w:r>
     </w:p>
     <w:tbl>
@@ -7752,12 +8262,21 @@
                 <w:lang w:val="en-US" w:eastAsia="de-DE" w:bidi="de-DE"/>
               </w:rPr>
             </w:pPr>
+            <w:proofErr w:type="gramStart"/>
             <w:r>
               <w:rPr>
                 <w:rFonts w:ascii="Neue Hans Kendrick" w:eastAsia="Neue Hans Kendrick Light" w:hAnsi="Neue Hans Kendrick" w:cs="Neue Hans Kendrick Light"/>
                 <w:lang w:val="en-US" w:eastAsia="de-DE" w:bidi="de-DE"/>
               </w:rPr>
-              <w:t>{{ item.Item_serial }}</w:t>
+              <w:t>{{ item</w:t>
+            </w:r>
+            <w:proofErr w:type="gramEnd"/>
+            <w:r>
+              <w:rPr>
+                <w:rFonts w:ascii="Neue Hans Kendrick" w:eastAsia="Neue Hans Kendrick Light" w:hAnsi="Neue Hans Kendrick" w:cs="Neue Hans Kendrick Light"/>
+                <w:lang w:val="en-US" w:eastAsia="de-DE" w:bidi="de-DE"/>
+              </w:rPr>
+              <w:t>.Item_serial }}</w:t>
             </w:r>
           </w:p>
         </w:tc>
@@ -7788,12 +8307,21 @@
                 <w:lang w:val="en-US" w:eastAsia="de-DE" w:bidi="de-DE"/>
               </w:rPr>
             </w:pPr>
+            <w:proofErr w:type="gramStart"/>
             <w:r>
               <w:rPr>
                 <w:rFonts w:ascii="Neue Hans Kendrick" w:eastAsia="Neue Hans Kendrick Light" w:hAnsi="Neue Hans Kendrick" w:cs="Neue Hans Kendrick Light"/>
                 <w:lang w:val="en-US" w:eastAsia="de-DE" w:bidi="de-DE"/>
               </w:rPr>
-              <w:t>{{ item.Item_name }}</w:t>
+              <w:t>{{ item</w:t>
+            </w:r>
+            <w:proofErr w:type="gramEnd"/>
+            <w:r>
+              <w:rPr>
+                <w:rFonts w:ascii="Neue Hans Kendrick" w:eastAsia="Neue Hans Kendrick Light" w:hAnsi="Neue Hans Kendrick" w:cs="Neue Hans Kendrick Light"/>
+                <w:lang w:val="en-US" w:eastAsia="de-DE" w:bidi="de-DE"/>
+              </w:rPr>
+              <w:t>.Item_name }}</w:t>
             </w:r>
           </w:p>
         </w:tc>
@@ -8533,8 +9061,20 @@
           <w:u w:val="single"/>
           <w:lang w:val="en-US" w:eastAsia="de-DE" w:bidi="de-DE"/>
         </w:rPr>
-        <w:t>{% if additional_fee_percentage %}</w:t>
+        <w:t>{% if additional_fee_</w:t>
       </w:r>
+      <w:proofErr w:type="gramStart"/>
+      <w:r>
+        <w:rPr>
+          <w:rFonts w:ascii="Neue Hans Kendrick" w:eastAsia="Neue Hans Kendrick Light" w:hAnsi="Neue Hans Kendrick" w:cs="Neue Hans Kendrick Light"/>
+          <w:b/>
+          <w:color w:val="000000"/>
+          <w:u w:val="single"/>
+          <w:lang w:val="en-US" w:eastAsia="de-DE" w:bidi="de-DE"/>
+        </w:rPr>
+        <w:t>percentage %}</w:t>
+      </w:r>
+      <w:proofErr w:type="gramEnd"/>
     </w:p>
     <w:bookmarkEnd w:id="7"/>
     <w:p>
@@ -9194,15 +9734,16 @@
                 <w:bCs/>
                 <w:lang w:val="en-US" w:eastAsia="de-DE" w:bidi="de-DE"/>
               </w:rPr>
-              <w:t>Auf Pos.</w:t>
-            </w:r>
+              <w:t xml:space="preserve">Auf </w:t>
+            </w:r>
+            <w:proofErr w:type="gramStart"/>
             <w:r>
               <w:rPr>
                 <w:rFonts w:ascii="Neue Hans Kendrick" w:eastAsia="Neue Hans Kendrick Light" w:hAnsi="Neue Hans Kendrick" w:cs="Neue Hans Kendrick Light"/>
                 <w:bCs/>
                 <w:lang w:val="en-US" w:eastAsia="de-DE" w:bidi="de-DE"/>
               </w:rPr>
-              <w:t xml:space="preserve"> </w:t>
+              <w:t>Pos.</w:t>
             </w:r>
             <w:r>
               <w:rPr>
@@ -9210,7 +9751,24 @@
                 <w:bCs/>
                 <w:lang w:val="en-US" w:eastAsia="de-DE" w:bidi="de-DE"/>
               </w:rPr>
-              <w:t>{{nachlass_applied_items}}</w:t>
+              <w:t xml:space="preserve"> </w:t>
+            </w:r>
+            <w:r>
+              <w:rPr>
+                <w:rFonts w:ascii="Neue Hans Kendrick" w:eastAsia="Neue Hans Kendrick Light" w:hAnsi="Neue Hans Kendrick" w:cs="Neue Hans Kendrick Light"/>
+                <w:bCs/>
+                <w:lang w:val="en-US" w:eastAsia="de-DE" w:bidi="de-DE"/>
+              </w:rPr>
+              <w:t>{{</w:t>
+            </w:r>
+            <w:proofErr w:type="gramEnd"/>
+            <w:r>
+              <w:rPr>
+                <w:rFonts w:ascii="Neue Hans Kendrick" w:eastAsia="Neue Hans Kendrick Light" w:hAnsi="Neue Hans Kendrick" w:cs="Neue Hans Kendrick Light"/>
+                <w:bCs/>
+                <w:lang w:val="en-US" w:eastAsia="de-DE" w:bidi="de-DE"/>
+              </w:rPr>
+              <w:t>nachlass_applied_items}}</w:t>
             </w:r>
           </w:p>
           <w:p>
@@ -9482,8 +10040,17 @@
           <w:rFonts w:ascii="Neue Hans Kendrick" w:eastAsia="Liberation Serif" w:hAnsi="Neue Hans Kendrick" w:cs="Liberation Serif"/>
           <w:lang w:val="en-US" w:eastAsia="x-none"/>
         </w:rPr>
-        <w:t>R' %}</w:t>
+        <w:t>R</w:t>
       </w:r>
+      <w:proofErr w:type="gramStart"/>
+      <w:r>
+        <w:rPr>
+          <w:rFonts w:ascii="Neue Hans Kendrick" w:eastAsia="Liberation Serif" w:hAnsi="Neue Hans Kendrick" w:cs="Liberation Serif"/>
+          <w:lang w:val="en-US" w:eastAsia="x-none"/>
+        </w:rPr>
+        <w:t>' %}</w:t>
+      </w:r>
+      <w:proofErr w:type="gramEnd"/>
     </w:p>
     <w:bookmarkEnd w:id="8"/>
     <w:p>
@@ -9739,8 +10306,19 @@
           <w:szCs w:val="8"/>
           <w:lang w:val="en-US"/>
         </w:rPr>
-        <w:t>{% for inv in previous_invoices %}</w:t>
+        <w:t>{% for inv in previous_</w:t>
       </w:r>
+      <w:proofErr w:type="gramStart"/>
+      <w:r>
+        <w:rPr>
+          <w:rFonts w:ascii="Neue Hans Kendrick" w:hAnsi="Neue Hans Kendrick"/>
+          <w:sz w:val="2"/>
+          <w:szCs w:val="8"/>
+          <w:lang w:val="en-US"/>
+        </w:rPr>
+        <w:t>invoices %}</w:t>
+      </w:r>
+      <w:proofErr w:type="gramEnd"/>
     </w:p>
     <w:tbl>
       <w:tblPr>
@@ -9792,6 +10370,7 @@
                 <w:lang w:val="en-US"/>
               </w:rPr>
             </w:pPr>
+            <w:proofErr w:type="gramStart"/>
             <w:r>
               <w:rPr>
                 <w:rFonts w:ascii="Neue Hans Kendrick" w:hAnsi="Neue Hans Kendrick"/>
@@ -9804,20 +10383,36 @@
                 <w:rFonts w:ascii="Neue Hans Kendrick" w:hAnsi="Neue Hans Kendrick"/>
                 <w:lang w:val="en-US"/>
               </w:rPr>
-              <w:t>get_invoice_label</w:t>
-            </w:r>
+              <w:t>get</w:t>
+            </w:r>
+            <w:proofErr w:type="gramEnd"/>
             <w:r>
               <w:rPr>
                 <w:rFonts w:ascii="Neue Hans Kendrick" w:hAnsi="Neue Hans Kendrick"/>
                 <w:lang w:val="en-US"/>
               </w:rPr>
-              <w:t>}}/</w:t>
+              <w:t>_invoice_label</w:t>
             </w:r>
             <w:r>
               <w:rPr>
                 <w:rFonts w:ascii="Neue Hans Kendrick" w:hAnsi="Neue Hans Kendrick"/>
                 <w:lang w:val="en-US"/>
               </w:rPr>
+              <w:t>}}</w:t>
+            </w:r>
+            <w:proofErr w:type="gramStart"/>
+            <w:r>
+              <w:rPr>
+                <w:rFonts w:ascii="Neue Hans Kendrick" w:hAnsi="Neue Hans Kendrick"/>
+                <w:lang w:val="en-US"/>
+              </w:rPr>
+              <w:t>/</w:t>
+            </w:r>
+            <w:r>
+              <w:rPr>
+                <w:rFonts w:ascii="Neue Hans Kendrick" w:hAnsi="Neue Hans Kendrick"/>
+                <w:lang w:val="en-US"/>
+              </w:rPr>
               <w:t xml:space="preserve">  </w:t>
             </w:r>
             <w:r>
@@ -9825,21 +10420,47 @@
                 <w:rFonts w:ascii="Neue Hans Kendrick" w:hAnsi="Neue Hans Kendrick"/>
                 <w:lang w:val="en-US"/>
               </w:rPr>
-              <w:t>{{ inv.invoice_title }}/</w:t>
-            </w:r>
+              <w:t>{{ inv</w:t>
+            </w:r>
+            <w:proofErr w:type="gramEnd"/>
             <w:r>
               <w:rPr>
                 <w:rFonts w:ascii="Neue Hans Kendrick" w:hAnsi="Neue Hans Kendrick"/>
                 <w:lang w:val="en-US"/>
               </w:rPr>
+              <w:t>.invoice_</w:t>
+            </w:r>
+            <w:proofErr w:type="gramStart"/>
+            <w:r>
+              <w:rPr>
+                <w:rFonts w:ascii="Neue Hans Kendrick" w:hAnsi="Neue Hans Kendrick"/>
+                <w:lang w:val="en-US"/>
+              </w:rPr>
+              <w:t>title }}/</w:t>
+            </w:r>
+            <w:proofErr w:type="gramEnd"/>
+            <w:r>
+              <w:rPr>
+                <w:rFonts w:ascii="Neue Hans Kendrick" w:hAnsi="Neue Hans Kendrick"/>
+                <w:lang w:val="en-US"/>
+              </w:rPr>
               <w:t xml:space="preserve">  </w:t>
             </w:r>
+            <w:proofErr w:type="gramStart"/>
             <w:r>
               <w:rPr>
                 <w:rFonts w:ascii="Neue Hans Kendrick" w:hAnsi="Neue Hans Kendrick"/>
                 <w:lang w:val="en-US"/>
               </w:rPr>
-              <w:t>{{ inv.created_at}}</w:t>
+              <w:t>{{ inv</w:t>
+            </w:r>
+            <w:proofErr w:type="gramEnd"/>
+            <w:r>
+              <w:rPr>
+                <w:rFonts w:ascii="Neue Hans Kendrick" w:hAnsi="Neue Hans Kendrick"/>
+                <w:lang w:val="en-US"/>
+              </w:rPr>
+              <w:t>.created_at}}</w:t>
             </w:r>
           </w:p>
         </w:tc>
@@ -9924,12 +10545,37 @@
                 <w:lang w:eastAsia="de-DE" w:bidi="de-DE"/>
               </w:rPr>
             </w:pPr>
+            <w:proofErr w:type="gramStart"/>
             <w:r>
               <w:rPr>
                 <w:rFonts w:ascii="Neue Hans Kendrick" w:hAnsi="Neue Hans Kendrick"/>
                 <w:lang w:val="en-US"/>
               </w:rPr>
-              <w:t xml:space="preserve">{{ inv.invoice_gross }} </w:t>
+              <w:t>{{ inv</w:t>
+            </w:r>
+            <w:proofErr w:type="gramEnd"/>
+            <w:r>
+              <w:rPr>
+                <w:rFonts w:ascii="Neue Hans Kendrick" w:hAnsi="Neue Hans Kendrick"/>
+                <w:lang w:val="en-US"/>
+              </w:rPr>
+              <w:t>.invoice_</w:t>
+            </w:r>
+            <w:proofErr w:type="gramStart"/>
+            <w:r>
+              <w:rPr>
+                <w:rFonts w:ascii="Neue Hans Kendrick" w:hAnsi="Neue Hans Kendrick"/>
+                <w:lang w:val="en-US"/>
+              </w:rPr>
+              <w:t>gross }</w:t>
+            </w:r>
+            <w:proofErr w:type="gramEnd"/>
+            <w:r>
+              <w:rPr>
+                <w:rFonts w:ascii="Neue Hans Kendrick" w:hAnsi="Neue Hans Kendrick"/>
+                <w:lang w:val="en-US"/>
+              </w:rPr>
+              <w:t xml:space="preserve">} </w:t>
             </w:r>
             <w:r>
               <w:rPr>
@@ -9972,12 +10618,37 @@
                 <w:lang w:val="en-US" w:eastAsia="de-DE" w:bidi="de-DE"/>
               </w:rPr>
             </w:pPr>
+            <w:proofErr w:type="gramStart"/>
             <w:r>
               <w:rPr>
                 <w:rFonts w:ascii="Neue Hans Kendrick" w:hAnsi="Neue Hans Kendrick"/>
                 <w:lang w:val="en-US"/>
               </w:rPr>
-              <w:t xml:space="preserve">{{ inv.invoice_net }} </w:t>
+              <w:t>{{ inv</w:t>
+            </w:r>
+            <w:proofErr w:type="gramEnd"/>
+            <w:r>
+              <w:rPr>
+                <w:rFonts w:ascii="Neue Hans Kendrick" w:hAnsi="Neue Hans Kendrick"/>
+                <w:lang w:val="en-US"/>
+              </w:rPr>
+              <w:t>.invoice_</w:t>
+            </w:r>
+            <w:proofErr w:type="gramStart"/>
+            <w:r>
+              <w:rPr>
+                <w:rFonts w:ascii="Neue Hans Kendrick" w:hAnsi="Neue Hans Kendrick"/>
+                <w:lang w:val="en-US"/>
+              </w:rPr>
+              <w:t>net }</w:t>
+            </w:r>
+            <w:proofErr w:type="gramEnd"/>
+            <w:r>
+              <w:rPr>
+                <w:rFonts w:ascii="Neue Hans Kendrick" w:hAnsi="Neue Hans Kendrick"/>
+                <w:lang w:val="en-US"/>
+              </w:rPr>
+              <w:t xml:space="preserve">} </w:t>
             </w:r>
             <w:r>
               <w:rPr>
@@ -10197,13 +10868,41 @@
                 <w:lang w:val="en-US" w:eastAsia="de-DE" w:bidi="de-DE"/>
               </w:rPr>
             </w:pPr>
+            <w:proofErr w:type="gramStart"/>
             <w:r>
               <w:rPr>
                 <w:rFonts w:ascii="Neue Hans Kendrick" w:eastAsia="Neue Hans Kendrick Light" w:hAnsi="Neue Hans Kendrick"/>
                 <w:b/>
                 <w:lang w:val="en-US" w:eastAsia="de-DE" w:bidi="de-DE"/>
               </w:rPr>
-              <w:t>{{ total_invoice_gross }} €</w:t>
+              <w:t>{{ total</w:t>
+            </w:r>
+            <w:proofErr w:type="gramEnd"/>
+            <w:r>
+              <w:rPr>
+                <w:rFonts w:ascii="Neue Hans Kendrick" w:eastAsia="Neue Hans Kendrick Light" w:hAnsi="Neue Hans Kendrick"/>
+                <w:b/>
+                <w:lang w:val="en-US" w:eastAsia="de-DE" w:bidi="de-DE"/>
+              </w:rPr>
+              <w:t>_invoice_</w:t>
+            </w:r>
+            <w:proofErr w:type="gramStart"/>
+            <w:r>
+              <w:rPr>
+                <w:rFonts w:ascii="Neue Hans Kendrick" w:eastAsia="Neue Hans Kendrick Light" w:hAnsi="Neue Hans Kendrick"/>
+                <w:b/>
+                <w:lang w:val="en-US" w:eastAsia="de-DE" w:bidi="de-DE"/>
+              </w:rPr>
+              <w:t>gross }</w:t>
+            </w:r>
+            <w:proofErr w:type="gramEnd"/>
+            <w:r>
+              <w:rPr>
+                <w:rFonts w:ascii="Neue Hans Kendrick" w:eastAsia="Neue Hans Kendrick Light" w:hAnsi="Neue Hans Kendrick"/>
+                <w:b/>
+                <w:lang w:val="en-US" w:eastAsia="de-DE" w:bidi="de-DE"/>
+              </w:rPr>
+              <w:t>} €</w:t>
             </w:r>
           </w:p>
         </w:tc>
@@ -10238,13 +10937,41 @@
                 <w:lang w:val="en-US" w:eastAsia="de-DE" w:bidi="de-DE"/>
               </w:rPr>
             </w:pPr>
+            <w:proofErr w:type="gramStart"/>
             <w:r>
               <w:rPr>
                 <w:rFonts w:ascii="Neue Hans Kendrick" w:eastAsia="Neue Hans Kendrick Light" w:hAnsi="Neue Hans Kendrick"/>
                 <w:b/>
                 <w:lang w:val="en-US" w:eastAsia="de-DE" w:bidi="de-DE"/>
               </w:rPr>
-              <w:t>{{ total_invoice_net }} €</w:t>
+              <w:t>{{ total</w:t>
+            </w:r>
+            <w:proofErr w:type="gramEnd"/>
+            <w:r>
+              <w:rPr>
+                <w:rFonts w:ascii="Neue Hans Kendrick" w:eastAsia="Neue Hans Kendrick Light" w:hAnsi="Neue Hans Kendrick"/>
+                <w:b/>
+                <w:lang w:val="en-US" w:eastAsia="de-DE" w:bidi="de-DE"/>
+              </w:rPr>
+              <w:t>_invoice_</w:t>
+            </w:r>
+            <w:proofErr w:type="gramStart"/>
+            <w:r>
+              <w:rPr>
+                <w:rFonts w:ascii="Neue Hans Kendrick" w:eastAsia="Neue Hans Kendrick Light" w:hAnsi="Neue Hans Kendrick"/>
+                <w:b/>
+                <w:lang w:val="en-US" w:eastAsia="de-DE" w:bidi="de-DE"/>
+              </w:rPr>
+              <w:t>net }</w:t>
+            </w:r>
+            <w:proofErr w:type="gramEnd"/>
+            <w:r>
+              <w:rPr>
+                <w:rFonts w:ascii="Neue Hans Kendrick" w:eastAsia="Neue Hans Kendrick Light" w:hAnsi="Neue Hans Kendrick"/>
+                <w:b/>
+                <w:lang w:val="en-US" w:eastAsia="de-DE" w:bidi="de-DE"/>
+              </w:rPr>
+              <w:t>} €</w:t>
             </w:r>
           </w:p>
         </w:tc>
@@ -13329,25 +14056,6 @@
 </file>
 
 <file path=customXml/item1.xml><?xml version="1.0" encoding="utf-8"?>
-<b:Sources xmlns:b="http://schemas.openxmlformats.org/officeDocument/2006/bibliography" xmlns="http://schemas.openxmlformats.org/officeDocument/2006/bibliography" SelectedStyle="\APASixthEditionOfficeOnline.xsl" StyleName="APA" Version="6"/>
-</file>
-
-<file path=customXml/item2.xml><?xml version="1.0" encoding="utf-8"?>
-<p:properties xmlns:p="http://schemas.microsoft.com/office/2006/metadata/properties" xmlns:xsi="http://www.w3.org/2001/XMLSchema-instance" xmlns:pc="http://schemas.microsoft.com/office/infopath/2007/PartnerControls">
-  <documentManagement/>
-</p:properties>
-</file>
-
-<file path=customXml/item3.xml><?xml version="1.0" encoding="utf-8"?>
-<?mso-contentType ?>
-<FormTemplates xmlns="http://schemas.microsoft.com/sharepoint/v3/contenttype/forms">
-  <Display>DocumentLibraryForm</Display>
-  <Edit>DocumentLibraryForm</Edit>
-  <New>DocumentLibraryForm</New>
-</FormTemplates>
-</file>
-
-<file path=customXml/item4.xml><?xml version="1.0" encoding="utf-8"?>
 <ct:contentTypeSchema xmlns:ct="http://schemas.microsoft.com/office/2006/metadata/contentType" xmlns:ma="http://schemas.microsoft.com/office/2006/metadata/properties/metaAttributes" ct:_="" ma:_="" ma:contentTypeName="Dokument" ma:contentTypeID="0x0101006D9E405D3FD26F44A64A121B22F6ED00" ma:contentTypeVersion="4" ma:contentTypeDescription="Ein neues Dokument erstellen." ma:contentTypeScope="" ma:versionID="c6040cdc09756960d307e89a88fb656f">
   <xsd:schema xmlns:xsd="http://www.w3.org/2001/XMLSchema" xmlns:xs="http://www.w3.org/2001/XMLSchema" xmlns:p="http://schemas.microsoft.com/office/2006/metadata/properties" xmlns:ns2="8333de1c-ce45-4634-ae5c-edc640266045" targetNamespace="http://schemas.microsoft.com/office/2006/metadata/properties" ma:root="true" ma:fieldsID="c776fe58d0c7680c702f71e2117b1f21" ns2:_="">
     <xsd:import namespace="8333de1c-ce45-4634-ae5c-edc640266045"/>
@@ -13491,32 +14199,26 @@
 </ct:contentTypeSchema>
 </file>
 
-<file path=customXml/itemProps1.xml><?xml version="1.0" encoding="utf-8"?>
-<ds:datastoreItem xmlns:ds="http://schemas.openxmlformats.org/officeDocument/2006/customXml" ds:itemID="{0B5BAC2C-DE41-4A68-9A8F-7E752891DAB5}">
-  <ds:schemaRefs>
-    <ds:schemaRef ds:uri="http://schemas.openxmlformats.org/officeDocument/2006/bibliography"/>
-  </ds:schemaRefs>
-</ds:datastoreItem>
+<file path=customXml/item2.xml><?xml version="1.0" encoding="utf-8"?>
+<?mso-contentType ?>
+<FormTemplates xmlns="http://schemas.microsoft.com/sharepoint/v3/contenttype/forms">
+  <Display>DocumentLibraryForm</Display>
+  <Edit>DocumentLibraryForm</Edit>
+  <New>DocumentLibraryForm</New>
+</FormTemplates>
 </file>
 
-<file path=customXml/itemProps2.xml><?xml version="1.0" encoding="utf-8"?>
-<ds:datastoreItem xmlns:ds="http://schemas.openxmlformats.org/officeDocument/2006/customXml" ds:itemID="{3F1AB29C-3A3E-4AC0-BDFC-8A8F22DF1B1E}">
-  <ds:schemaRefs>
-    <ds:schemaRef ds:uri="http://schemas.microsoft.com/office/2006/metadata/properties"/>
-    <ds:schemaRef ds:uri="http://schemas.microsoft.com/office/infopath/2007/PartnerControls"/>
-  </ds:schemaRefs>
-</ds:datastoreItem>
+<file path=customXml/item3.xml><?xml version="1.0" encoding="utf-8"?>
+<p:properties xmlns:p="http://schemas.microsoft.com/office/2006/metadata/properties" xmlns:xsi="http://www.w3.org/2001/XMLSchema-instance" xmlns:pc="http://schemas.microsoft.com/office/infopath/2007/PartnerControls">
+  <documentManagement/>
+</p:properties>
 </file>
 
-<file path=customXml/itemProps3.xml><?xml version="1.0" encoding="utf-8"?>
-<ds:datastoreItem xmlns:ds="http://schemas.openxmlformats.org/officeDocument/2006/customXml" ds:itemID="{4328AE4D-3502-4F20-9A2E-5004E7B583CA}">
-  <ds:schemaRefs>
-    <ds:schemaRef ds:uri="http://schemas.microsoft.com/sharepoint/v3/contenttype/forms"/>
-  </ds:schemaRefs>
-</ds:datastoreItem>
+<file path=customXml/item4.xml><?xml version="1.0" encoding="utf-8"?>
+<b:Sources xmlns:b="http://schemas.openxmlformats.org/officeDocument/2006/bibliography" xmlns="http://schemas.openxmlformats.org/officeDocument/2006/bibliography" SelectedStyle="\APASixthEditionOfficeOnline.xsl" StyleName="APA" Version="6"/>
 </file>
 
-<file path=customXml/itemProps4.xml><?xml version="1.0" encoding="utf-8"?>
+<file path=customXml/itemProps1.xml><?xml version="1.0" encoding="utf-8"?>
 <ds:datastoreItem xmlns:ds="http://schemas.openxmlformats.org/officeDocument/2006/customXml" ds:itemID="{3E4679C7-E6DD-4C2A-A54C-EB8570600451}">
   <ds:schemaRefs>
     <ds:schemaRef ds:uri="http://schemas.microsoft.com/office/2006/metadata/contentType"/>
@@ -13532,4 +14234,29 @@
     <ds:schemaRef ds:uri="http://schemas.microsoft.com/internal/obd"/>
   </ds:schemaRefs>
 </ds:datastoreItem>
+</file>
+
+<file path=customXml/itemProps2.xml><?xml version="1.0" encoding="utf-8"?>
+<ds:datastoreItem xmlns:ds="http://schemas.openxmlformats.org/officeDocument/2006/customXml" ds:itemID="{4328AE4D-3502-4F20-9A2E-5004E7B583CA}">
+  <ds:schemaRefs>
+    <ds:schemaRef ds:uri="http://schemas.microsoft.com/sharepoint/v3/contenttype/forms"/>
+  </ds:schemaRefs>
+</ds:datastoreItem>
+</file>
+
+<file path=customXml/itemProps3.xml><?xml version="1.0" encoding="utf-8"?>
+<ds:datastoreItem xmlns:ds="http://schemas.openxmlformats.org/officeDocument/2006/customXml" ds:itemID="{3F1AB29C-3A3E-4AC0-BDFC-8A8F22DF1B1E}">
+  <ds:schemaRefs>
+    <ds:schemaRef ds:uri="http://schemas.microsoft.com/office/2006/metadata/properties"/>
+    <ds:schemaRef ds:uri="http://schemas.microsoft.com/office/infopath/2007/PartnerControls"/>
+  </ds:schemaRefs>
+</ds:datastoreItem>
+</file>
+
+<file path=customXml/itemProps4.xml><?xml version="1.0" encoding="utf-8"?>
+<ds:datastoreItem xmlns:ds="http://schemas.openxmlformats.org/officeDocument/2006/customXml" ds:itemID="{0B5BAC2C-DE41-4A68-9A8F-7E752891DAB5}">
+  <ds:schemaRefs>
+    <ds:schemaRef ds:uri="http://schemas.openxmlformats.org/officeDocument/2006/bibliography"/>
+  </ds:schemaRefs>
+</ds:datastoreItem>
 </file>